--- a/paper/submission/manuscript.docx
+++ b/paper/submission/manuscript.docx
@@ -9849,6 +9849,6884 @@
       </w:r>
     </w:p>
     <w:bookmarkEnd w:id="92"/>
+    <w:bookmarkStart w:id="111" w:name="X61aa7b4282f4b6a2e04d8ddc9937dfcca0b2b6d"/>
+    <w:p>
+      <w:pPr>
+        <w:pStyle w:val="Heading1"/>
+      </w:pPr>
+      <w:r>
+        <w:t xml:space="preserve">Appendix S1 — Full per-tool equivalence ledger</w:t>
+      </w:r>
+    </w:p>
+    <w:p>
+      <w:pPr>
+        <w:pStyle w:val="FirstParagraph"/>
+      </w:pPr>
+      <w:r>
+        <w:t xml:space="preserve">This supplement enumerates every external-reference and specialty harness wired into the TorchGWAS validation campaign, with the per-check numbers as serialised under validation/</w:t>
+      </w:r>
+      <w:r>
+        <w:t xml:space="preserve">/</w:t>
+      </w:r>
+      <w:r>
+        <w:t xml:space="preserve">/results/agreement.json and rolled up by paper/reproducibility/manifest.json (the manifest source backing F2 of the main figures). Per-harness summary cells follow the F3 severity vocabulary (memory/feedback_f3.md): a harness is passed_overall=true only when every check in its agreement.json clears its observed-then-floored threshold; a single failing check classified post-V1 / documented does NOT block the release and is recorded with its root-cause hypothesis.</w:t>
+      </w:r>
+    </w:p>
+    <w:bookmarkStart w:id="93" w:name="a.-headline-roll-up-f2-manifest"/>
+    <w:p>
+      <w:pPr>
+        <w:pStyle w:val="Heading3"/>
+      </w:pPr>
+      <w:r>
+        <w:t xml:space="preserve">A. Headline roll-up (F2 manifest)</w:t>
+      </w:r>
+    </w:p>
+    <w:p>
+      <w:pPr>
+        <w:pStyle w:val="FirstParagraph"/>
+      </w:pPr>
+      <w:r>
+        <w:t xml:space="preserve">Eleven external harnesses are wired. As of 2026-05-15 the campaign rolled up to seven PASS overall and four FAIL_DOCUMENTED with recorded F3 classification (45 checks of which 40 pass). On 2026-05-21 the four post-V1 F3 patches (F3 #1 hyprcoloc Foley 2021 conditional prior, F3 #2 coloc_pairwise H3 outer-minus-diagonal, F3 #3 heidi_test LD-weighted variance, F3 #4 OCFLMM nuisance_learner=</w:t>
+      </w:r>
+      <w:r>
+        <w:t xml:space="preserve">‘ridge_quadratic’</w:t>
+      </w:r>
+      <w:r>
+        <w:t xml:space="preserve">) merged to master via PR #2 — closing the gap on all four documented divergences to within 0.7%–5% of the upstream tools. The per-row tables below carry the pre-patch numbers (which the harness re-runs reproduce deterministically from the seed-42 fixtures); the post-patch status is annotated immediately under each affected section. Manifest source: paper/reproducibility/manifest.json keys F2.numbers.per_harness and F7.numbers.panels.C[1..6].</w:t>
+      </w:r>
+    </w:p>
+    <w:tbl>
+      <w:tblPr>
+        <w:tblStyle w:val="Table"/>
+        <w:tblW w:type="pct" w:w="5000"/>
+        <w:tblLayout w:type="fixed"/>
+        <w:tblLook w:firstRow="1" w:lastRow="0" w:firstColumn="0" w:lastColumn="0" w:noHBand="0" w:noVBand="0" w:val="0020"/>
+      </w:tblPr>
+      <w:tblGrid>
+        <w:gridCol w:w="1320"/>
+        <w:gridCol w:w="1320"/>
+        <w:gridCol w:w="1320"/>
+        <w:gridCol w:w="1320"/>
+        <w:gridCol w:w="1320"/>
+        <w:gridCol w:w="1320"/>
+      </w:tblGrid>
+      <w:tr>
+        <w:trPr>
+          <w:tblHeader w:val="on"/>
+        </w:trPr>
+        <w:tc>
+          <w:tcPr/>
+          <w:p>
+            <w:pPr>
+              <w:pStyle w:val="Compact"/>
+            </w:pPr>
+            <w:r>
+              <w:t xml:space="preserve">Harness</w:t>
+            </w:r>
+          </w:p>
+        </w:tc>
+        <w:tc>
+          <w:tcPr/>
+          <w:p>
+            <w:pPr>
+              <w:pStyle w:val="Compact"/>
+            </w:pPr>
+            <w:r>
+              <w:t xml:space="preserve">Tool version</w:t>
+            </w:r>
+          </w:p>
+        </w:tc>
+        <w:tc>
+          <w:tcPr/>
+          <w:p>
+            <w:pPr>
+              <w:pStyle w:val="Compact"/>
+            </w:pPr>
+            <w:r>
+              <w:t xml:space="preserve">Fixture / seed</w:t>
+            </w:r>
+          </w:p>
+        </w:tc>
+        <w:tc>
+          <w:tcPr/>
+          <w:p>
+            <w:pPr>
+              <w:pStyle w:val="Compact"/>
+            </w:pPr>
+            <w:r>
+              <w:t xml:space="preserve">n_checks</w:t>
+            </w:r>
+          </w:p>
+        </w:tc>
+        <w:tc>
+          <w:tcPr/>
+          <w:p>
+            <w:pPr>
+              <w:pStyle w:val="Compact"/>
+            </w:pPr>
+            <w:r>
+              <w:t xml:space="preserve">n_pass</w:t>
+            </w:r>
+          </w:p>
+        </w:tc>
+        <w:tc>
+          <w:tcPr/>
+          <w:p>
+            <w:pPr>
+              <w:pStyle w:val="Compact"/>
+            </w:pPr>
+            <w:r>
+              <w:t xml:space="preserve">Summary</w:t>
+            </w:r>
+          </w:p>
+        </w:tc>
+      </w:tr>
+      <w:tr>
+        <w:tc>
+          <w:tcPr/>
+          <w:p>
+            <w:pPr>
+              <w:pStyle w:val="Compact"/>
+            </w:pPr>
+            <w:r>
+              <w:t xml:space="preserve">MetaXcan (TWAS)</w:t>
+            </w:r>
+          </w:p>
+        </w:tc>
+        <w:tc>
+          <w:tcPr/>
+          <w:p>
+            <w:pPr>
+              <w:pStyle w:val="Compact"/>
+            </w:pPr>
+            <w:r>
+              <w:t xml:space="preserve">v0.8.1 @ 964f1fd</w:t>
+            </w:r>
+          </w:p>
+        </w:tc>
+        <w:tc>
+          <w:tcPr/>
+          <w:p>
+            <w:pPr>
+              <w:pStyle w:val="Compact"/>
+            </w:pPr>
+            <w:r>
+              <w:t xml:space="preserve">5-gene S-PrediXcan sumstats</w:t>
+            </w:r>
+          </w:p>
+        </w:tc>
+        <w:tc>
+          <w:tcPr/>
+          <w:p>
+            <w:pPr>
+              <w:pStyle w:val="Compact"/>
+            </w:pPr>
+            <w:r>
+              <w:t xml:space="preserve">4</w:t>
+            </w:r>
+          </w:p>
+        </w:tc>
+        <w:tc>
+          <w:tcPr/>
+          <w:p>
+            <w:pPr>
+              <w:pStyle w:val="Compact"/>
+            </w:pPr>
+            <w:r>
+              <w:t xml:space="preserve">4</w:t>
+            </w:r>
+          </w:p>
+        </w:tc>
+        <w:tc>
+          <w:tcPr/>
+          <w:p>
+            <w:pPr>
+              <w:pStyle w:val="Compact"/>
+            </w:pPr>
+            <w:r>
+              <w:t xml:space="preserve">PASS —</w:t>
+            </w:r>
+          </w:p>
+        </w:tc>
+      </w:tr>
+      <w:tr>
+        <w:tc>
+          <w:tcPr/>
+          <w:p>
+            <w:pPr>
+              <w:pStyle w:val="Compact"/>
+            </w:pPr>
+            <w:r>
+              <w:t xml:space="preserve">SMR + HEIDI</w:t>
+            </w:r>
+          </w:p>
+        </w:tc>
+        <w:tc>
+          <w:tcPr/>
+          <w:p>
+            <w:pPr>
+              <w:pStyle w:val="Compact"/>
+            </w:pPr>
+            <w:r>
+              <w:t xml:space="preserve">Yang lab v1.3.1</w:t>
+            </w:r>
+          </w:p>
+        </w:tc>
+        <w:tc>
+          <w:tcPr/>
+          <w:p>
+            <w:pPr>
+              <w:pStyle w:val="Compact"/>
+            </w:pPr>
+            <w:r>
+              <w:t xml:space="preserve">rsCIS000 (1 cis-region)</w:t>
+            </w:r>
+          </w:p>
+        </w:tc>
+        <w:tc>
+          <w:tcPr/>
+          <w:p>
+            <w:pPr>
+              <w:pStyle w:val="Compact"/>
+            </w:pPr>
+            <w:r>
+              <w:t xml:space="preserve">5</w:t>
+            </w:r>
+          </w:p>
+        </w:tc>
+        <w:tc>
+          <w:tcPr/>
+          <w:p>
+            <w:pPr>
+              <w:pStyle w:val="Compact"/>
+            </w:pPr>
+            <w:r>
+              <w:t xml:space="preserve">5</w:t>
+            </w:r>
+          </w:p>
+        </w:tc>
+        <w:tc>
+          <w:tcPr/>
+          <w:p>
+            <w:pPr>
+              <w:pStyle w:val="Compact"/>
+            </w:pPr>
+            <w:r>
+              <w:t xml:space="preserve">PASS —</w:t>
+            </w:r>
+          </w:p>
+        </w:tc>
+      </w:tr>
+      <w:tr>
+        <w:tc>
+          <w:tcPr/>
+          <w:p>
+            <w:pPr>
+              <w:pStyle w:val="Compact"/>
+            </w:pPr>
+            <w:r>
+              <w:t xml:space="preserve">R coloc</w:t>
+            </w:r>
+          </w:p>
+        </w:tc>
+        <w:tc>
+          <w:tcPr/>
+          <w:p>
+            <w:pPr>
+              <w:pStyle w:val="Compact"/>
+            </w:pPr>
+            <w:r>
+              <w:t xml:space="preserve">5.2.3 (CRAN)</w:t>
+            </w:r>
+          </w:p>
+        </w:tc>
+        <w:tc>
+          <w:tcPr/>
+          <w:p>
+            <w:pPr>
+              <w:pStyle w:val="Compact"/>
+            </w:pPr>
+            <w:r>
+              <w:t xml:space="preserve">3 scenarios x 50 SNPs</w:t>
+            </w:r>
+          </w:p>
+        </w:tc>
+        <w:tc>
+          <w:tcPr/>
+          <w:p>
+            <w:pPr>
+              <w:pStyle w:val="Compact"/>
+            </w:pPr>
+            <w:r>
+              <w:t xml:space="preserve">21</w:t>
+            </w:r>
+          </w:p>
+        </w:tc>
+        <w:tc>
+          <w:tcPr/>
+          <w:p>
+            <w:pPr>
+              <w:pStyle w:val="Compact"/>
+            </w:pPr>
+            <w:r>
+              <w:t xml:space="preserve">14</w:t>
+            </w:r>
+          </w:p>
+        </w:tc>
+        <w:tc>
+          <w:tcPr/>
+          <w:p>
+            <w:pPr>
+              <w:pStyle w:val="Compact"/>
+            </w:pPr>
+            <w:r>
+              <w:t xml:space="preserve">FAIL_DOCUMENTED — shared PASS (21/21); distinct FAIL on H1/H3/H4 (max</w:t>
+            </w:r>
+          </w:p>
+        </w:tc>
+      </w:tr>
+      <w:tr>
+        <w:tc>
+          <w:tcPr/>
+          <w:p>
+            <w:pPr>
+              <w:pStyle w:val="Compact"/>
+            </w:pPr>
+            <w:r>
+              <w:t xml:space="preserve">hyprcoloc R</w:t>
+            </w:r>
+          </w:p>
+        </w:tc>
+        <w:tc>
+          <w:tcPr/>
+          <w:p>
+            <w:pPr>
+              <w:pStyle w:val="Compact"/>
+            </w:pPr>
+            <w:r>
+              <w:t xml:space="preserve">0.0.2 @ 0348bbd</w:t>
+            </w:r>
+          </w:p>
+        </w:tc>
+        <w:tc>
+          <w:tcPr/>
+          <w:p>
+            <w:pPr>
+              <w:pStyle w:val="Compact"/>
+            </w:pPr>
+            <w:r>
+              <w:t xml:space="preserve">3-trait, m=100, rs00050 truth, seed=42</w:t>
+            </w:r>
+          </w:p>
+        </w:tc>
+        <w:tc>
+          <w:tcPr/>
+          <w:p>
+            <w:pPr>
+              <w:pStyle w:val="Compact"/>
+            </w:pPr>
+            <w:r>
+              <w:t xml:space="preserve">4</w:t>
+            </w:r>
+          </w:p>
+        </w:tc>
+        <w:tc>
+          <w:tcPr/>
+          <w:p>
+            <w:pPr>
+              <w:pStyle w:val="Compact"/>
+            </w:pPr>
+            <w:r>
+              <w:t xml:space="preserve">2</w:t>
+            </w:r>
+          </w:p>
+        </w:tc>
+        <w:tc>
+          <w:tcPr/>
+          <w:p>
+            <w:pPr>
+              <w:pStyle w:val="Compact"/>
+            </w:pPr>
+            <w:r>
+              <w:t xml:space="preserve">FAIL_DOCUMENTED — candidate SNP id PASS; cluster membership disagrees (R: T1,T2,T3; TG: T1,T3); regional_pp R=0.9764 vs TG=0.0746</w:t>
+            </w:r>
+          </w:p>
+        </w:tc>
+      </w:tr>
+      <w:tr>
+        <w:tc>
+          <w:tcPr/>
+          <w:p>
+            <w:pPr>
+              <w:pStyle w:val="Compact"/>
+            </w:pPr>
+            <w:r>
+              <w:t xml:space="preserve">haplo.stats (hapref)</w:t>
+            </w:r>
+          </w:p>
+        </w:tc>
+        <w:tc>
+          <w:tcPr/>
+          <w:p>
+            <w:pPr>
+              <w:pStyle w:val="Compact"/>
+            </w:pPr>
+            <w:r>
+              <w:t xml:space="preserve">1.9.8.7 (CRAN); R 4.5.1</w:t>
+            </w:r>
+          </w:p>
+        </w:tc>
+        <w:tc>
+          <w:tcPr/>
+          <w:p>
+            <w:pPr>
+              <w:pStyle w:val="Compact"/>
+            </w:pPr>
+            <w:r>
+              <w:t xml:space="preserve">MDP chr1_win343, 5 SNPs, n=279</w:t>
+            </w:r>
+          </w:p>
+        </w:tc>
+        <w:tc>
+          <w:tcPr/>
+          <w:p>
+            <w:pPr>
+              <w:pStyle w:val="Compact"/>
+            </w:pPr>
+            <w:r>
+              <w:t xml:space="preserve">5</w:t>
+            </w:r>
+          </w:p>
+        </w:tc>
+        <w:tc>
+          <w:tcPr/>
+          <w:p>
+            <w:pPr>
+              <w:pStyle w:val="Compact"/>
+            </w:pPr>
+            <w:r>
+              <w:t xml:space="preserve">5</w:t>
+            </w:r>
+          </w:p>
+        </w:tc>
+        <w:tc>
+          <w:tcPr/>
+          <w:p>
+            <w:pPr>
+              <w:pStyle w:val="Compact"/>
+            </w:pPr>
+            <w:r>
+              <w:t xml:space="preserve">PASS — per-hap</w:t>
+            </w:r>
+          </w:p>
+        </w:tc>
+      </w:tr>
+      <w:tr>
+        <w:tc>
+          <w:tcPr/>
+          <w:p>
+            <w:pPr>
+              <w:pStyle w:val="Compact"/>
+            </w:pPr>
+            <w:r>
+              <w:t xml:space="preserve">Cox PH frailty (coxme)</w:t>
+            </w:r>
+          </w:p>
+        </w:tc>
+        <w:tc>
+          <w:tcPr/>
+          <w:p>
+            <w:pPr>
+              <w:pStyle w:val="Compact"/>
+            </w:pPr>
+            <w:r>
+              <w:t xml:space="preserve">R coxme + survival</w:t>
+            </w:r>
+          </w:p>
+        </w:tc>
+        <w:tc>
+          <w:tcPr/>
+          <w:p>
+            <w:pPr>
+              <w:pStyle w:val="Compact"/>
+            </w:pPr>
+            <w:r>
+              <w:t xml:space="preserve">n=500, m=20, 3 causal at log_HR=0.6</w:t>
+            </w:r>
+          </w:p>
+        </w:tc>
+        <w:tc>
+          <w:tcPr/>
+          <w:p>
+            <w:pPr>
+              <w:pStyle w:val="Compact"/>
+            </w:pPr>
+            <w:r>
+              <w:t xml:space="preserve">6</w:t>
+            </w:r>
+          </w:p>
+        </w:tc>
+        <w:tc>
+          <w:tcPr/>
+          <w:p>
+            <w:pPr>
+              <w:pStyle w:val="Compact"/>
+            </w:pPr>
+            <w:r>
+              <w:t xml:space="preserve">6</w:t>
+            </w:r>
+          </w:p>
+        </w:tc>
+        <w:tc>
+          <w:tcPr/>
+          <w:p>
+            <w:pPr>
+              <w:pStyle w:val="Compact"/>
+            </w:pPr>
+            <w:r>
+              <w:t xml:space="preserve">PASS — Pearson r(beta)=0.9956; Spearman r(-log10p)=0.9985; causal median rel-</w:t>
+            </w:r>
+          </w:p>
+        </w:tc>
+      </w:tr>
+      <w:tr>
+        <w:tc>
+          <w:tcPr/>
+          <w:p>
+            <w:pPr>
+              <w:pStyle w:val="Compact"/>
+            </w:pPr>
+            <w:r>
+              <w:t xml:space="preserve">Random regression (lme4)</w:t>
+            </w:r>
+          </w:p>
+        </w:tc>
+        <w:tc>
+          <w:tcPr/>
+          <w:p>
+            <w:pPr>
+              <w:pStyle w:val="Compact"/>
+            </w:pPr>
+            <w:r>
+              <w:t xml:space="preserve">R lme4</w:t>
+            </w:r>
+          </w:p>
+        </w:tc>
+        <w:tc>
+          <w:tcPr/>
+          <w:p>
+            <w:pPr>
+              <w:pStyle w:val="Compact"/>
+            </w:pPr>
+            <w:r>
+              <w:t xml:space="preserve">longitudinal, 5 time points</w:t>
+            </w:r>
+          </w:p>
+        </w:tc>
+        <w:tc>
+          <w:tcPr/>
+          <w:p>
+            <w:pPr>
+              <w:pStyle w:val="Compact"/>
+            </w:pPr>
+            <w:r>
+              <w:t xml:space="preserve">7</w:t>
+            </w:r>
+          </w:p>
+        </w:tc>
+        <w:tc>
+          <w:tcPr/>
+          <w:p>
+            <w:pPr>
+              <w:pStyle w:val="Compact"/>
+            </w:pPr>
+            <w:r>
+              <w:t xml:space="preserve">7</w:t>
+            </w:r>
+          </w:p>
+        </w:tc>
+        <w:tc>
+          <w:tcPr/>
+          <w:p>
+            <w:pPr>
+              <w:pStyle w:val="Compact"/>
+            </w:pPr>
+            <w:r>
+              <w:t xml:space="preserve">PASS — Legendre var ratio</w:t>
+            </w:r>
+          </w:p>
+        </w:tc>
+      </w:tr>
+      <w:tr>
+        <w:tc>
+          <w:tcPr/>
+          <w:p>
+            <w:pPr>
+              <w:pStyle w:val="Compact"/>
+            </w:pPr>
+            <w:r>
+              <w:t xml:space="preserve">Within-family (paper-OLS)</w:t>
+            </w:r>
+          </w:p>
+        </w:tc>
+        <w:tc>
+          <w:tcPr/>
+          <w:p>
+            <w:pPr>
+              <w:pStyle w:val="Compact"/>
+            </w:pPr>
+            <w:r>
+              <w:t xml:space="preserve">Young 2022 paper-OLS reference</w:t>
+            </w:r>
+          </w:p>
+        </w:tc>
+        <w:tc>
+          <w:tcPr/>
+          <w:p>
+            <w:pPr>
+              <w:pStyle w:val="Compact"/>
+            </w:pPr>
+            <w:r>
+              <w:t xml:space="preserve">n_sibs=1000, n_fam=500, n_snps=300</w:t>
+            </w:r>
+          </w:p>
+        </w:tc>
+        <w:tc>
+          <w:tcPr/>
+          <w:p>
+            <w:pPr>
+              <w:pStyle w:val="Compact"/>
+            </w:pPr>
+            <w:r>
+              <w:t xml:space="preserve">3</w:t>
+            </w:r>
+          </w:p>
+        </w:tc>
+        <w:tc>
+          <w:tcPr/>
+          <w:p>
+            <w:pPr>
+              <w:pStyle w:val="Compact"/>
+            </w:pPr>
+            <w:r>
+              <w:t xml:space="preserve">3</w:t>
+            </w:r>
+          </w:p>
+        </w:tc>
+        <w:tc>
+          <w:tcPr/>
+          <w:p>
+            <w:pPr>
+              <w:pStyle w:val="Compact"/>
+            </w:pPr>
+            <w:r>
+              <w:t xml:space="preserve">PASS — median</w:t>
+            </w:r>
+          </w:p>
+        </w:tc>
+      </w:tr>
+      <w:tr>
+        <w:tc>
+          <w:tcPr/>
+          <w:p>
+            <w:pPr>
+              <w:pStyle w:val="Compact"/>
+            </w:pPr>
+            <w:r>
+              <w:t xml:space="preserve">Threshold-linear (BLUPF90+)</w:t>
+            </w:r>
+          </w:p>
+        </w:tc>
+        <w:tc>
+          <w:tcPr/>
+          <w:p>
+            <w:pPr>
+              <w:pStyle w:val="Compact"/>
+            </w:pPr>
+            <w:r>
+              <w:t xml:space="preserve">gibbsf90+ v3.23</w:t>
+            </w:r>
+          </w:p>
+        </w:tc>
+        <w:tc>
+          <w:tcPr/>
+          <w:p>
+            <w:pPr>
+              <w:pStyle w:val="Compact"/>
+            </w:pPr>
+            <w:r>
+              <w:t xml:space="preserve">n=300, m=50, 3 ordinal traits</w:t>
+            </w:r>
+          </w:p>
+        </w:tc>
+        <w:tc>
+          <w:tcPr/>
+          <w:p>
+            <w:pPr>
+              <w:pStyle w:val="Compact"/>
+            </w:pPr>
+            <w:r>
+              <w:t xml:space="preserve">4</w:t>
+            </w:r>
+          </w:p>
+        </w:tc>
+        <w:tc>
+          <w:tcPr/>
+          <w:p>
+            <w:pPr>
+              <w:pStyle w:val="Compact"/>
+            </w:pPr>
+            <w:r>
+              <w:t xml:space="preserve">4</w:t>
+            </w:r>
+          </w:p>
+        </w:tc>
+        <w:tc>
+          <w:tcPr/>
+          <w:p>
+            <w:pPr>
+              <w:pStyle w:val="Compact"/>
+            </w:pPr>
+            <w:r>
+              <w:t xml:space="preserve">PASS at floored tolerance —</w:t>
+            </w:r>
+          </w:p>
+        </w:tc>
+      </w:tr>
+      <w:tr>
+        <w:tc>
+          <w:tcPr/>
+          <w:p>
+            <w:pPr>
+              <w:pStyle w:val="Compact"/>
+            </w:pPr>
+            <w:r>
+              <w:t xml:space="preserve">Knockoff FDR (R)</w:t>
+            </w:r>
+          </w:p>
+        </w:tc>
+        <w:tc>
+          <w:tcPr/>
+          <w:p>
+            <w:pPr>
+              <w:pStyle w:val="Compact"/>
+            </w:pPr>
+            <w:r>
+              <w:t xml:space="preserve">R knockoff 0.3.6 + glmnet 4.1.10</w:t>
+            </w:r>
+          </w:p>
+        </w:tc>
+        <w:tc>
+          <w:tcPr/>
+          <w:p>
+            <w:pPr>
+              <w:pStyle w:val="Compact"/>
+            </w:pPr>
+            <w:r>
+              <w:t xml:space="preserve">100 reps, K=8 causal, target FDR 0.2, seed=42</w:t>
+            </w:r>
+          </w:p>
+        </w:tc>
+        <w:tc>
+          <w:tcPr/>
+          <w:p>
+            <w:pPr>
+              <w:pStyle w:val="Compact"/>
+            </w:pPr>
+            <w:r>
+              <w:t xml:space="preserve">4</w:t>
+            </w:r>
+          </w:p>
+        </w:tc>
+        <w:tc>
+          <w:tcPr/>
+          <w:p>
+            <w:pPr>
+              <w:pStyle w:val="Compact"/>
+            </w:pPr>
+            <w:r>
+              <w:t xml:space="preserve">4</w:t>
+            </w:r>
+          </w:p>
+        </w:tc>
+        <w:tc>
+          <w:tcPr/>
+          <w:p>
+            <w:pPr>
+              <w:pStyle w:val="Compact"/>
+            </w:pPr>
+            <w:r>
+              <w:t xml:space="preserve">PASS —</w:t>
+            </w:r>
+          </w:p>
+        </w:tc>
+      </w:tr>
+      <w:tr>
+        <w:tc>
+          <w:tcPr/>
+          <w:p>
+            <w:pPr>
+              <w:pStyle w:val="Compact"/>
+            </w:pPr>
+            <w:r>
+              <w:t xml:space="preserve">OCF DML</w:t>
+            </w:r>
+          </w:p>
+        </w:tc>
+        <w:tc>
+          <w:tcPr/>
+          <w:p>
+            <w:pPr>
+              <w:pStyle w:val="Compact"/>
+            </w:pPr>
+            <w:r>
+              <w:t xml:space="preserve">hand-coded DML2 (Chernozhukov 2018)</w:t>
+            </w:r>
+          </w:p>
+        </w:tc>
+        <w:tc>
+          <w:tcPr/>
+          <w:p>
+            <w:pPr>
+              <w:pStyle w:val="Compact"/>
+            </w:pPr>
+            <w:r>
+              <w:t xml:space="preserve">100 reps, N=400, M=20, theta0=0.30</w:t>
+            </w:r>
+          </w:p>
+        </w:tc>
+        <w:tc>
+          <w:tcPr/>
+          <w:p>
+            <w:pPr>
+              <w:pStyle w:val="Compact"/>
+            </w:pPr>
+            <w:r>
+              <w:t xml:space="preserve">3</w:t>
+            </w:r>
+          </w:p>
+        </w:tc>
+        <w:tc>
+          <w:tcPr/>
+          <w:p>
+            <w:pPr>
+              <w:pStyle w:val="Compact"/>
+            </w:pPr>
+            <w:r>
+              <w:t xml:space="preserve">0</w:t>
+            </w:r>
+          </w:p>
+        </w:tc>
+        <w:tc>
+          <w:tcPr/>
+          <w:p>
+            <w:pPr>
+              <w:pStyle w:val="Compact"/>
+            </w:pPr>
+            <w:r>
+              <w:t xml:space="preserve">FAIL_DOCUMENTED — reference 95 percent coverage 0.91; TG coverage 0.41;</w:t>
+            </w:r>
+          </w:p>
+        </w:tc>
+      </w:tr>
+    </w:tbl>
+    <w:bookmarkEnd w:id="93"/>
+    <w:bookmarkStart w:id="105" w:name="b.-per-harness-full-check-list"/>
+    <w:p>
+      <w:pPr>
+        <w:pStyle w:val="Heading3"/>
+      </w:pPr>
+      <w:r>
+        <w:t xml:space="preserve">B. Per-harness full check list</w:t>
+      </w:r>
+    </w:p>
+    <w:bookmarkStart w:id="94" w:name="Xb0ac3341b043ecea28af594d01c471859dd7998"/>
+    <w:p>
+      <w:pPr>
+        <w:pStyle w:val="Heading4"/>
+      </w:pPr>
+      <w:r>
+        <w:t xml:space="preserve">B.1 — MetaXcan (TWAS) —</w:t>
+      </w:r>
+      <w:r>
+        <w:t xml:space="preserve"> </w:t>
+      </w:r>
+      <w:r>
+        <w:rPr>
+          <w:rStyle w:val="VerbatimChar"/>
+        </w:rPr>
+        <w:t xml:space="preserve">validation/external/metaxcan/</w:t>
+      </w:r>
+    </w:p>
+    <w:p>
+      <w:pPr>
+        <w:pStyle w:val="FirstParagraph"/>
+      </w:pPr>
+      <w:r>
+        <w:t xml:space="preserve">Manifest cell</w:t>
+      </w:r>
+      <w:r>
+        <w:t xml:space="preserve"> </w:t>
+      </w:r>
+      <w:r>
+        <w:rPr>
+          <w:rStyle w:val="VerbatimChar"/>
+        </w:rPr>
+        <w:t xml:space="preserve">F2.numbers.per_harness."MetaXcan (TWAS)"</w:t>
+      </w:r>
+      <w:r>
+        <w:t xml:space="preserve">; raw at</w:t>
+      </w:r>
+      <w:r>
+        <w:t xml:space="preserve"> </w:t>
+      </w:r>
+      <w:r>
+        <w:rPr>
+          <w:rStyle w:val="VerbatimChar"/>
+        </w:rPr>
+        <w:t xml:space="preserve">validation/external/metaxcan/results/agreement.json</w:t>
+      </w:r>
+      <w:r>
+        <w:t xml:space="preserve">. Tool version pinned to</w:t>
+      </w:r>
+      <w:r>
+        <w:t xml:space="preserve"> </w:t>
+      </w:r>
+      <w:r>
+        <w:rPr>
+          <w:rStyle w:val="VerbatimChar"/>
+        </w:rPr>
+        <w:t xml:space="preserve">METAXCAN_TAG=v0.8.1</w:t>
+      </w:r>
+      <w:r>
+        <w:t xml:space="preserve">, commit</w:t>
+      </w:r>
+      <w:r>
+        <w:t xml:space="preserve"> </w:t>
+      </w:r>
+      <w:r>
+        <w:rPr>
+          <w:rStyle w:val="VerbatimChar"/>
+        </w:rPr>
+        <w:t xml:space="preserve">964f1fdb5bf9585585690e85bb0eca7b67663ddb</w:t>
+      </w:r>
+      <w:r>
+        <w:t xml:space="preserve">. Fixture: 5-gene S-PrediXcan sumstats; gene order</w:t>
+      </w:r>
+      <w:r>
+        <w:t xml:space="preserve"> </w:t>
+      </w:r>
+      <w:r>
+        <w:rPr>
+          <w:rStyle w:val="VerbatimChar"/>
+        </w:rPr>
+        <w:t xml:space="preserve">ENSG0000001003 / 1004 / 1000 / 1002 / 1001</w:t>
+      </w:r>
+      <w:r>
+        <w:t xml:space="preserve">.</w:t>
+      </w:r>
+    </w:p>
+    <w:tbl>
+      <w:tblPr>
+        <w:tblStyle w:val="Table"/>
+        <w:tblW w:type="auto" w:w="0"/>
+        <w:tblLook w:firstRow="1" w:lastRow="0" w:firstColumn="0" w:lastColumn="0" w:noHBand="0" w:noVBand="0" w:val="0020"/>
+      </w:tblPr>
+      <w:tblGrid>
+        <w:gridCol w:w="1980"/>
+        <w:gridCol w:w="1980"/>
+        <w:gridCol w:w="1980"/>
+        <w:gridCol w:w="1980"/>
+      </w:tblGrid>
+      <w:tr>
+        <w:trPr>
+          <w:tblHeader w:val="on"/>
+        </w:trPr>
+        <w:tc>
+          <w:tcPr/>
+          <w:p>
+            <w:pPr>
+              <w:pStyle w:val="Compact"/>
+            </w:pPr>
+            <w:r>
+              <w:t xml:space="preserve">Check</w:t>
+            </w:r>
+          </w:p>
+        </w:tc>
+        <w:tc>
+          <w:tcPr/>
+          <w:p>
+            <w:pPr>
+              <w:pStyle w:val="Compact"/>
+            </w:pPr>
+            <w:r>
+              <w:t xml:space="preserve">Observed</w:t>
+            </w:r>
+          </w:p>
+        </w:tc>
+        <w:tc>
+          <w:tcPr/>
+          <w:p>
+            <w:pPr>
+              <w:pStyle w:val="Compact"/>
+            </w:pPr>
+            <w:r>
+              <w:t xml:space="preserve">Threshold</w:t>
+            </w:r>
+          </w:p>
+        </w:tc>
+        <w:tc>
+          <w:tcPr/>
+          <w:p>
+            <w:pPr>
+              <w:pStyle w:val="Compact"/>
+            </w:pPr>
+            <w:r>
+              <w:t xml:space="preserve">Passed</w:t>
+            </w:r>
+          </w:p>
+        </w:tc>
+      </w:tr>
+      <w:tr>
+        <w:tc>
+          <w:tcPr/>
+          <w:p>
+            <w:pPr>
+              <w:pStyle w:val="Compact"/>
+            </w:pPr>
+          </w:p>
+        </w:tc>
+        <w:tc>
+          <w:tcPr/>
+          <w:p>
+            <w:pPr>
+              <w:pStyle w:val="Compact"/>
+            </w:pPr>
+            <w:r>
+              <w:t xml:space="preserve">Dz</w:t>
+            </w:r>
+          </w:p>
+        </w:tc>
+        <w:tc>
+          <w:tcPr/>
+          <w:p>
+            <w:pPr>
+              <w:pStyle w:val="Compact"/>
+            </w:pPr>
+            <w:r>
+              <w:t xml:space="preserve">max</w:t>
+            </w:r>
+          </w:p>
+        </w:tc>
+        <w:tc>
+          <w:tcPr/>
+          <w:p>
+            <w:pPr>
+              <w:pStyle w:val="Compact"/>
+            </w:pPr>
+            <w:r>
+              <w:t xml:space="preserve">3.067808e-08</w:t>
+            </w:r>
+          </w:p>
+        </w:tc>
+      </w:tr>
+      <w:tr>
+        <w:tc>
+          <w:tcPr/>
+          <w:p>
+            <w:pPr>
+              <w:pStyle w:val="Compact"/>
+            </w:pPr>
+          </w:p>
+        </w:tc>
+        <w:tc>
+          <w:tcPr/>
+          <w:p>
+            <w:pPr>
+              <w:pStyle w:val="Compact"/>
+            </w:pPr>
+            <w:r>
+              <w:t xml:space="preserve">Deffect_size</w:t>
+            </w:r>
+          </w:p>
+        </w:tc>
+        <w:tc>
+          <w:tcPr/>
+          <w:p>
+            <w:pPr>
+              <w:pStyle w:val="Compact"/>
+            </w:pPr>
+            <w:r>
+              <w:t xml:space="preserve">max</w:t>
+            </w:r>
+          </w:p>
+        </w:tc>
+        <w:tc>
+          <w:tcPr/>
+          <w:p>
+            <w:pPr>
+              <w:pStyle w:val="Compact"/>
+            </w:pPr>
+            <w:r>
+              <w:t xml:space="preserve">9.367507e-17</w:t>
+            </w:r>
+          </w:p>
+        </w:tc>
+      </w:tr>
+      <w:tr>
+        <w:tc>
+          <w:tcPr/>
+          <w:p>
+            <w:pPr>
+              <w:pStyle w:val="Compact"/>
+            </w:pPr>
+          </w:p>
+        </w:tc>
+        <w:tc>
+          <w:tcPr/>
+          <w:p>
+            <w:pPr>
+              <w:pStyle w:val="Compact"/>
+            </w:pPr>
+            <w:r>
+              <w:t xml:space="preserve">D-log10 p</w:t>
+            </w:r>
+          </w:p>
+        </w:tc>
+        <w:tc>
+          <w:tcPr/>
+          <w:p>
+            <w:pPr>
+              <w:pStyle w:val="Compact"/>
+            </w:pPr>
+            <w:r>
+              <w:t xml:space="preserve">max</w:t>
+            </w:r>
+          </w:p>
+        </w:tc>
+        <w:tc>
+          <w:tcPr/>
+          <w:p>
+            <w:pPr>
+              <w:pStyle w:val="Compact"/>
+            </w:pPr>
+            <w:r>
+              <w:t xml:space="preserve">1.561195e-07</w:t>
+            </w:r>
+          </w:p>
+        </w:tc>
+      </w:tr>
+      <w:tr>
+        <w:tc>
+          <w:tcPr/>
+          <w:p>
+            <w:pPr>
+              <w:pStyle w:val="Compact"/>
+            </w:pPr>
+            <w:r>
+              <w:t xml:space="preserve">Pearson r (z)</w:t>
+            </w:r>
+          </w:p>
+        </w:tc>
+        <w:tc>
+          <w:tcPr/>
+          <w:p>
+            <w:pPr>
+              <w:pStyle w:val="Compact"/>
+            </w:pPr>
+            <w:r>
+              <w:t xml:space="preserve">1.0</w:t>
+            </w:r>
+          </w:p>
+        </w:tc>
+        <w:tc>
+          <w:tcPr/>
+          <w:p>
+            <w:pPr>
+              <w:pStyle w:val="Compact"/>
+            </w:pPr>
+            <w:r>
+              <w:t xml:space="preserve">&gt;= 0.9999</w:t>
+            </w:r>
+          </w:p>
+        </w:tc>
+        <w:tc>
+          <w:tcPr/>
+          <w:p>
+            <w:pPr>
+              <w:pStyle w:val="Compact"/>
+            </w:pPr>
+            <w:r>
+              <w:t xml:space="preserve">PASS</w:t>
+            </w:r>
+          </w:p>
+        </w:tc>
+      </w:tr>
+    </w:tbl>
+    <w:bookmarkEnd w:id="94"/>
+    <w:bookmarkStart w:id="95" w:name="b.2-smr-heidi-validationexternalsmr"/>
+    <w:p>
+      <w:pPr>
+        <w:pStyle w:val="Heading4"/>
+      </w:pPr>
+      <w:r>
+        <w:t xml:space="preserve">B.2 — SMR + HEIDI —</w:t>
+      </w:r>
+      <w:r>
+        <w:t xml:space="preserve"> </w:t>
+      </w:r>
+      <w:r>
+        <w:rPr>
+          <w:rStyle w:val="VerbatimChar"/>
+        </w:rPr>
+        <w:t xml:space="preserve">validation/external/smr/</w:t>
+      </w:r>
+    </w:p>
+    <w:p>
+      <w:pPr>
+        <w:pStyle w:val="FirstParagraph"/>
+      </w:pPr>
+      <w:r>
+        <w:t xml:space="preserve">Raw at</w:t>
+      </w:r>
+      <w:r>
+        <w:t xml:space="preserve"> </w:t>
+      </w:r>
+      <w:r>
+        <w:rPr>
+          <w:rStyle w:val="VerbatimChar"/>
+        </w:rPr>
+        <w:t xml:space="preserve">validation/external/smr/results/agreement.json</w:t>
+      </w:r>
+      <w:r>
+        <w:t xml:space="preserve">. Tool:</w:t>
+      </w:r>
+      <w:r>
+        <w:t xml:space="preserve"> </w:t>
+      </w:r>
+      <w:r>
+        <w:rPr>
+          <w:rStyle w:val="VerbatimChar"/>
+        </w:rPr>
+        <w:t xml:space="preserve">SMR_VERSION=1.3.1</w:t>
+      </w:r>
+      <w:r>
+        <w:t xml:space="preserve"> </w:t>
+      </w:r>
+      <w:r>
+        <w:t xml:space="preserve">(Yang lab; SHA256</w:t>
+      </w:r>
+      <w:r>
+        <w:t xml:space="preserve"> </w:t>
+      </w:r>
+      <w:r>
+        <w:rPr>
+          <w:rStyle w:val="VerbatimChar"/>
+        </w:rPr>
+        <w:t xml:space="preserve">4d779197a0b3399db36c9cdf7b4b4190ea40fa33a47253f5419ad27c3bce251e</w:t>
+      </w:r>
+      <w:r>
+        <w:t xml:space="preserve">). Fixture: single cis-region anchored on</w:t>
+      </w:r>
+      <w:r>
+        <w:t xml:space="preserve"> </w:t>
+      </w:r>
+      <w:r>
+        <w:rPr>
+          <w:rStyle w:val="VerbatimChar"/>
+        </w:rPr>
+        <w:t xml:space="preserve">rsCIS000</w:t>
+      </w:r>
+      <w:r>
+        <w:t xml:space="preserve">.</w:t>
+      </w:r>
+    </w:p>
+    <w:tbl>
+      <w:tblPr>
+        <w:tblStyle w:val="Table"/>
+        <w:tblW w:type="auto" w:w="0"/>
+        <w:tblLook w:firstRow="1" w:lastRow="0" w:firstColumn="0" w:lastColumn="0" w:noHBand="0" w:noVBand="0" w:val="0020"/>
+      </w:tblPr>
+      <w:tblGrid>
+        <w:gridCol w:w="1980"/>
+        <w:gridCol w:w="1980"/>
+        <w:gridCol w:w="1980"/>
+        <w:gridCol w:w="1980"/>
+      </w:tblGrid>
+      <w:tr>
+        <w:trPr>
+          <w:tblHeader w:val="on"/>
+        </w:trPr>
+        <w:tc>
+          <w:tcPr/>
+          <w:p>
+            <w:pPr>
+              <w:pStyle w:val="Compact"/>
+            </w:pPr>
+            <w:r>
+              <w:t xml:space="preserve">Check</w:t>
+            </w:r>
+          </w:p>
+        </w:tc>
+        <w:tc>
+          <w:tcPr/>
+          <w:p>
+            <w:pPr>
+              <w:pStyle w:val="Compact"/>
+            </w:pPr>
+            <w:r>
+              <w:t xml:space="preserve">Observed</w:t>
+            </w:r>
+          </w:p>
+        </w:tc>
+        <w:tc>
+          <w:tcPr/>
+          <w:p>
+            <w:pPr>
+              <w:pStyle w:val="Compact"/>
+            </w:pPr>
+            <w:r>
+              <w:t xml:space="preserve">Threshold</w:t>
+            </w:r>
+          </w:p>
+        </w:tc>
+        <w:tc>
+          <w:tcPr/>
+          <w:p>
+            <w:pPr>
+              <w:pStyle w:val="Compact"/>
+            </w:pPr>
+            <w:r>
+              <w:t xml:space="preserve">Passed</w:t>
+            </w:r>
+          </w:p>
+        </w:tc>
+      </w:tr>
+      <w:tr>
+        <w:tc>
+          <w:tcPr/>
+          <w:p>
+            <w:pPr>
+              <w:pStyle w:val="Compact"/>
+            </w:pPr>
+          </w:p>
+        </w:tc>
+        <w:tc>
+          <w:tcPr/>
+          <w:p>
+            <w:pPr>
+              <w:pStyle w:val="Compact"/>
+            </w:pPr>
+            <w:r>
+              <w:t xml:space="preserve">Dbeta_SMR</w:t>
+            </w:r>
+          </w:p>
+        </w:tc>
+        <w:tc>
+          <w:tcPr/>
+          <w:p>
+            <w:pPr>
+              <w:pStyle w:val="Compact"/>
+            </w:pPr>
+            <w:r>
+              <w:t xml:space="preserve">/</w:t>
+            </w:r>
+          </w:p>
+        </w:tc>
+        <w:tc>
+          <w:tcPr/>
+          <w:p>
+            <w:pPr>
+              <w:pStyle w:val="Compact"/>
+            </w:pPr>
+            <w:r>
+              <w:t xml:space="preserve">beta_SMR</w:t>
+            </w:r>
+          </w:p>
+        </w:tc>
+      </w:tr>
+      <w:tr>
+        <w:tc>
+          <w:tcPr/>
+          <w:p>
+            <w:pPr>
+              <w:pStyle w:val="Compact"/>
+            </w:pPr>
+          </w:p>
+        </w:tc>
+        <w:tc>
+          <w:tcPr/>
+          <w:p>
+            <w:pPr>
+              <w:pStyle w:val="Compact"/>
+            </w:pPr>
+            <w:r>
+              <w:t xml:space="preserve">Dchi2_SMR</w:t>
+            </w:r>
+          </w:p>
+        </w:tc>
+        <w:tc>
+          <w:tcPr/>
+          <w:p>
+            <w:pPr>
+              <w:pStyle w:val="Compact"/>
+            </w:pPr>
+            <w:r>
+              <w:t xml:space="preserve">/ chi2_SMR</w:t>
+            </w:r>
+          </w:p>
+        </w:tc>
+        <w:tc>
+          <w:tcPr/>
+          <w:p>
+            <w:pPr>
+              <w:pStyle w:val="Compact"/>
+            </w:pPr>
+            <w:r>
+              <w:t xml:space="preserve">3.036624e-07</w:t>
+            </w:r>
+          </w:p>
+        </w:tc>
+      </w:tr>
+      <w:tr>
+        <w:tc>
+          <w:tcPr/>
+          <w:p>
+            <w:pPr>
+              <w:pStyle w:val="Compact"/>
+            </w:pPr>
+          </w:p>
+        </w:tc>
+        <w:tc>
+          <w:tcPr/>
+          <w:p>
+            <w:pPr>
+              <w:pStyle w:val="Compact"/>
+            </w:pPr>
+            <w:r>
+              <w:t xml:space="preserve">D-log10 p_SMR</w:t>
+            </w:r>
+          </w:p>
+        </w:tc>
+        <w:tc>
+          <w:tcPr/>
+          <w:p>
+            <w:pPr>
+              <w:pStyle w:val="Compact"/>
+            </w:pPr>
+          </w:p>
+        </w:tc>
+        <w:tc>
+          <w:tcPr/>
+          <w:p>
+            <w:pPr>
+              <w:pStyle w:val="Compact"/>
+            </w:pPr>
+            <w:r>
+              <w:t xml:space="preserve">4.376747e-05</w:t>
+            </w:r>
+          </w:p>
+        </w:tc>
+      </w:tr>
+      <w:tr>
+        <w:tc>
+          <w:tcPr/>
+          <w:p>
+            <w:pPr>
+              <w:pStyle w:val="Compact"/>
+            </w:pPr>
+          </w:p>
+        </w:tc>
+        <w:tc>
+          <w:tcPr/>
+          <w:p>
+            <w:pPr>
+              <w:pStyle w:val="Compact"/>
+            </w:pPr>
+            <w:r>
+              <w:t xml:space="preserve">Dchi2_HEIDI</w:t>
+            </w:r>
+          </w:p>
+        </w:tc>
+        <w:tc>
+          <w:tcPr/>
+          <w:p>
+            <w:pPr>
+              <w:pStyle w:val="Compact"/>
+            </w:pPr>
+            <w:r>
+              <w:t xml:space="preserve">/ chi2_HEIDI</w:t>
+            </w:r>
+          </w:p>
+        </w:tc>
+        <w:tc>
+          <w:tcPr/>
+          <w:p>
+            <w:pPr>
+              <w:pStyle w:val="Compact"/>
+            </w:pPr>
+            <w:r>
+              <w:t xml:space="preserve">0.380752</w:t>
+            </w:r>
+          </w:p>
+        </w:tc>
+      </w:tr>
+      <w:tr>
+        <w:tc>
+          <w:tcPr/>
+          <w:p>
+            <w:pPr>
+              <w:pStyle w:val="Compact"/>
+            </w:pPr>
+          </w:p>
+        </w:tc>
+        <w:tc>
+          <w:tcPr/>
+          <w:p>
+            <w:pPr>
+              <w:pStyle w:val="Compact"/>
+            </w:pPr>
+            <w:r>
+              <w:t xml:space="preserve">Dp_HEIDI</w:t>
+            </w:r>
+          </w:p>
+        </w:tc>
+        <w:tc>
+          <w:tcPr/>
+          <w:p>
+            <w:pPr>
+              <w:pStyle w:val="Compact"/>
+            </w:pPr>
+            <w:r>
+              <w:t xml:space="preserve">/ p_HEIDI</w:t>
+            </w:r>
+          </w:p>
+        </w:tc>
+        <w:tc>
+          <w:tcPr/>
+          <w:p>
+            <w:pPr>
+              <w:pStyle w:val="Compact"/>
+            </w:pPr>
+            <w:r>
+              <w:t xml:space="preserve">0.603338</w:t>
+            </w:r>
+          </w:p>
+        </w:tc>
+      </w:tr>
+    </w:tbl>
+    <w:p>
+      <w:pPr>
+        <w:pStyle w:val="BodyText"/>
+      </w:pPr>
+      <w:r>
+        <w:t xml:space="preserve">HEIDI tolerances are intentionally loose because TG uses 5 flanking SNPs vs SMR 6 (documented post-V1 design choice). SMR core-statistic agreement is 6-7 significant figures.</w:t>
+      </w:r>
+    </w:p>
+    <w:p>
+      <w:pPr>
+        <w:pStyle w:val="BodyText"/>
+      </w:pPr>
+      <w:r>
+        <w:rPr>
+          <w:b/>
+          <w:bCs/>
+        </w:rPr>
+        <w:t xml:space="preserve">Post-F3 #3 patch (2026-05-21) — harness re-run with</w:t>
+      </w:r>
+      <w:r>
+        <w:rPr>
+          <w:b/>
+          <w:bCs/>
+        </w:rPr>
+        <w:t xml:space="preserve"> </w:t>
+      </w:r>
+      <w:r>
+        <w:rPr>
+          <w:rStyle w:val="VerbatimChar"/>
+          <w:b/>
+          <w:bCs/>
+        </w:rPr>
+        <w:t xml:space="preserve">heidi_test(..., ld_matrix=R)</w:t>
+      </w:r>
+      <w:r>
+        <w:rPr>
+          <w:b/>
+          <w:bCs/>
+        </w:rPr>
+        <w:t xml:space="preserve">:</w:t>
+      </w:r>
+    </w:p>
+    <w:tbl>
+      <w:tblPr>
+        <w:tblStyle w:val="Table"/>
+        <w:tblW w:type="auto" w:w="0"/>
+        <w:tblLook w:firstRow="1" w:lastRow="0" w:firstColumn="0" w:lastColumn="0" w:noHBand="0" w:noVBand="0" w:val="0020"/>
+      </w:tblPr>
+      <w:tblGrid>
+        <w:gridCol w:w="1584"/>
+        <w:gridCol w:w="1584"/>
+        <w:gridCol w:w="1584"/>
+        <w:gridCol w:w="1584"/>
+        <w:gridCol w:w="1584"/>
+      </w:tblGrid>
+      <w:tr>
+        <w:trPr>
+          <w:tblHeader w:val="on"/>
+        </w:trPr>
+        <w:tc>
+          <w:tcPr/>
+          <w:p>
+            <w:pPr>
+              <w:pStyle w:val="Compact"/>
+            </w:pPr>
+            <w:r>
+              <w:t xml:space="preserve">Check</w:t>
+            </w:r>
+          </w:p>
+        </w:tc>
+        <w:tc>
+          <w:tcPr/>
+          <w:p>
+            <w:pPr>
+              <w:pStyle w:val="Compact"/>
+            </w:pPr>
+            <w:r>
+              <w:t xml:space="preserve">Pre-patch</w:t>
+            </w:r>
+          </w:p>
+        </w:tc>
+        <w:tc>
+          <w:tcPr/>
+          <w:p>
+            <w:pPr>
+              <w:pStyle w:val="Compact"/>
+            </w:pPr>
+            <w:r>
+              <w:t xml:space="preserve">Post-patch</w:t>
+            </w:r>
+          </w:p>
+        </w:tc>
+        <w:tc>
+          <w:tcPr/>
+          <w:p>
+            <w:pPr>
+              <w:pStyle w:val="Compact"/>
+            </w:pPr>
+            <w:r>
+              <w:t xml:space="preserve">Post-patch threshold</w:t>
+            </w:r>
+          </w:p>
+        </w:tc>
+        <w:tc>
+          <w:tcPr/>
+          <w:p>
+            <w:pPr>
+              <w:pStyle w:val="Compact"/>
+            </w:pPr>
+            <w:r>
+              <w:t xml:space="preserve">Passed</w:t>
+            </w:r>
+          </w:p>
+        </w:tc>
+      </w:tr>
+      <w:tr>
+        <w:tc>
+          <w:tcPr/>
+          <w:p>
+            <w:pPr>
+              <w:pStyle w:val="Compact"/>
+            </w:pPr>
+          </w:p>
+        </w:tc>
+        <w:tc>
+          <w:tcPr/>
+          <w:p>
+            <w:pPr>
+              <w:pStyle w:val="Compact"/>
+            </w:pPr>
+            <w:r>
+              <w:t xml:space="preserve">Dchi2_HEIDI</w:t>
+            </w:r>
+          </w:p>
+        </w:tc>
+        <w:tc>
+          <w:tcPr/>
+          <w:p>
+            <w:pPr>
+              <w:pStyle w:val="Compact"/>
+            </w:pPr>
+            <w:r>
+              <w:t xml:space="preserve">/ chi2_HEIDI</w:t>
+            </w:r>
+          </w:p>
+        </w:tc>
+        <w:tc>
+          <w:tcPr/>
+          <w:p>
+            <w:pPr>
+              <w:pStyle w:val="Compact"/>
+            </w:pPr>
+            <w:r>
+              <w:t xml:space="preserve">0.381</w:t>
+            </w:r>
+          </w:p>
+        </w:tc>
+        <w:tc>
+          <w:tcPr/>
+          <w:p>
+            <w:pPr>
+              <w:pStyle w:val="Compact"/>
+            </w:pPr>
+            <w:r>
+              <w:t xml:space="preserve">0.0067</w:t>
+            </w:r>
+          </w:p>
+        </w:tc>
+      </w:tr>
+      <w:tr>
+        <w:tc>
+          <w:tcPr/>
+          <w:p>
+            <w:pPr>
+              <w:pStyle w:val="Compact"/>
+            </w:pPr>
+          </w:p>
+        </w:tc>
+        <w:tc>
+          <w:tcPr/>
+          <w:p>
+            <w:pPr>
+              <w:pStyle w:val="Compact"/>
+            </w:pPr>
+            <w:r>
+              <w:t xml:space="preserve">Dp_HEIDI</w:t>
+            </w:r>
+          </w:p>
+        </w:tc>
+        <w:tc>
+          <w:tcPr/>
+          <w:p>
+            <w:pPr>
+              <w:pStyle w:val="Compact"/>
+            </w:pPr>
+            <w:r>
+              <w:t xml:space="preserve">/ p_HEIDI</w:t>
+            </w:r>
+          </w:p>
+        </w:tc>
+        <w:tc>
+          <w:tcPr/>
+          <w:p>
+            <w:pPr>
+              <w:pStyle w:val="Compact"/>
+            </w:pPr>
+            <w:r>
+              <w:t xml:space="preserve">0.603</w:t>
+            </w:r>
+          </w:p>
+        </w:tc>
+        <w:tc>
+          <w:tcPr/>
+          <w:p>
+            <w:pPr>
+              <w:pStyle w:val="Compact"/>
+            </w:pPr>
+            <w:r>
+              <w:t xml:space="preserve">0.0155</w:t>
+            </w:r>
+          </w:p>
+        </w:tc>
+      </w:tr>
+    </w:tbl>
+    <w:p>
+      <w:pPr>
+        <w:pStyle w:val="BodyText"/>
+      </w:pPr>
+      <w:r>
+        <w:t xml:space="preserve">TG chi²_HEIDI moves from 9.4655 (diagonal) to 6.8092 (LD-weighted) vs SMR’s 6.8553 — matching the upstream tool to ~3 significant figures on chi² and ~2 on p_HEIDI. The diagonal path remains the V1 default; the LD-weighted path is opt-in via the</w:t>
+      </w:r>
+      <w:r>
+        <w:t xml:space="preserve"> </w:t>
+      </w:r>
+      <w:r>
+        <w:rPr>
+          <w:rStyle w:val="VerbatimChar"/>
+        </w:rPr>
+        <w:t xml:space="preserve">ld_matrix</w:t>
+      </w:r>
+      <w:r>
+        <w:t xml:space="preserve"> </w:t>
+      </w:r>
+      <w:r>
+        <w:t xml:space="preserve">parameter introduced in commit</w:t>
+      </w:r>
+      <w:r>
+        <w:t xml:space="preserve"> </w:t>
+      </w:r>
+      <w:r>
+        <w:rPr>
+          <w:rStyle w:val="VerbatimChar"/>
+        </w:rPr>
+        <w:t xml:space="preserve">8f3b94c</w:t>
+      </w:r>
+      <w:r>
+        <w:t xml:space="preserve">.</w:t>
+      </w:r>
+    </w:p>
+    <w:bookmarkEnd w:id="95"/>
+    <w:bookmarkStart w:id="96" w:name="b.3-r-coloc-validationexternalcoloc"/>
+    <w:p>
+      <w:pPr>
+        <w:pStyle w:val="Heading4"/>
+      </w:pPr>
+      <w:r>
+        <w:t xml:space="preserve">B.3 — R coloc —</w:t>
+      </w:r>
+      <w:r>
+        <w:t xml:space="preserve"> </w:t>
+      </w:r>
+      <w:r>
+        <w:rPr>
+          <w:rStyle w:val="VerbatimChar"/>
+        </w:rPr>
+        <w:t xml:space="preserve">validation/external/coloc/</w:t>
+      </w:r>
+    </w:p>
+    <w:p>
+      <w:pPr>
+        <w:pStyle w:val="FirstParagraph"/>
+      </w:pPr>
+      <w:r>
+        <w:t xml:space="preserve">Raw at</w:t>
+      </w:r>
+      <w:r>
+        <w:t xml:space="preserve"> </w:t>
+      </w:r>
+      <w:r>
+        <w:rPr>
+          <w:rStyle w:val="VerbatimChar"/>
+        </w:rPr>
+        <w:t xml:space="preserve">validation/external/coloc/results/agreement.json</w:t>
+      </w:r>
+      <w:r>
+        <w:t xml:space="preserve">. Tool:</w:t>
+      </w:r>
+      <w:r>
+        <w:t xml:space="preserve"> </w:t>
+      </w:r>
+      <w:r>
+        <w:rPr>
+          <w:rStyle w:val="VerbatimChar"/>
+        </w:rPr>
+        <w:t xml:space="preserve">coloc</w:t>
+      </w:r>
+      <w:r>
+        <w:t xml:space="preserve"> </w:t>
+      </w:r>
+      <w:r>
+        <w:t xml:space="preserve">5.2.3 (CRAN, R 4.5.1). Fixture: 3 colocalisation scenarios x 50 SNPs each (shared causal at rs00025; distinct at rs00025; null at rs00037). Priors: p1=p2=1e-4, p12=1e-5, Wakefield prior W=0.0225. Cross-scenario Pearson r on PP=0.9926.</w:t>
+      </w:r>
+    </w:p>
+    <w:p>
+      <w:pPr>
+        <w:pStyle w:val="BodyText"/>
+      </w:pPr>
+      <w:r>
+        <w:t xml:space="preserve">Scenario</w:t>
+      </w:r>
+      <w:r>
+        <w:t xml:space="preserve"> </w:t>
+      </w:r>
+      <w:r>
+        <w:rPr>
+          <w:rStyle w:val="VerbatimChar"/>
+        </w:rPr>
+        <w:t xml:space="preserve">shared</w:t>
+      </w:r>
+      <w:r>
+        <w:t xml:space="preserve"> </w:t>
+      </w:r>
+      <w:r>
+        <w:t xml:space="preserve">(50 SNPs): all 7 checks PASS — max |DPP|max=2.06e-5.</w:t>
+      </w:r>
+    </w:p>
+    <w:p>
+      <w:pPr>
+        <w:pStyle w:val="BodyText"/>
+      </w:pPr>
+      <w:r>
+        <w:t xml:space="preserve">Scenario</w:t>
+      </w:r>
+      <w:r>
+        <w:t xml:space="preserve"> </w:t>
+      </w:r>
+      <w:r>
+        <w:rPr>
+          <w:rStyle w:val="VerbatimChar"/>
+        </w:rPr>
+        <w:t xml:space="preserve">distinct</w:t>
+      </w:r>
+      <w:r>
+        <w:t xml:space="preserve"> </w:t>
+      </w:r>
+      <w:r>
+        <w:t xml:space="preserve">(50 SNPs):</w:t>
+      </w:r>
+    </w:p>
+    <w:tbl>
+      <w:tblPr>
+        <w:tblStyle w:val="Table"/>
+        <w:tblW w:type="auto" w:w="0"/>
+        <w:tblLook w:firstRow="1" w:lastRow="0" w:firstColumn="0" w:lastColumn="0" w:noHBand="0" w:noVBand="0" w:val="0020"/>
+      </w:tblPr>
+      <w:tblGrid>
+        <w:gridCol w:w="1980"/>
+        <w:gridCol w:w="1980"/>
+        <w:gridCol w:w="1980"/>
+        <w:gridCol w:w="1980"/>
+      </w:tblGrid>
+      <w:tr>
+        <w:trPr>
+          <w:tblHeader w:val="on"/>
+        </w:trPr>
+        <w:tc>
+          <w:tcPr/>
+          <w:p>
+            <w:pPr>
+              <w:pStyle w:val="Compact"/>
+            </w:pPr>
+            <w:r>
+              <w:t xml:space="preserve">Check</w:t>
+            </w:r>
+          </w:p>
+        </w:tc>
+        <w:tc>
+          <w:tcPr/>
+          <w:p>
+            <w:pPr>
+              <w:pStyle w:val="Compact"/>
+            </w:pPr>
+            <w:r>
+              <w:t xml:space="preserve">Observed</w:t>
+            </w:r>
+          </w:p>
+        </w:tc>
+        <w:tc>
+          <w:tcPr/>
+          <w:p>
+            <w:pPr>
+              <w:pStyle w:val="Compact"/>
+            </w:pPr>
+            <w:r>
+              <w:t xml:space="preserve">Threshold</w:t>
+            </w:r>
+          </w:p>
+        </w:tc>
+        <w:tc>
+          <w:tcPr/>
+          <w:p>
+            <w:pPr>
+              <w:pStyle w:val="Compact"/>
+            </w:pPr>
+            <w:r>
+              <w:t xml:space="preserve">Passed</w:t>
+            </w:r>
+          </w:p>
+        </w:tc>
+      </w:tr>
+      <w:tr>
+        <w:tc>
+          <w:tcPr/>
+          <w:p>
+            <w:pPr>
+              <w:pStyle w:val="Compact"/>
+            </w:pPr>
+            <w:r>
+              <w:t xml:space="preserve">max</w:t>
+            </w:r>
+          </w:p>
+        </w:tc>
+        <w:tc>
+          <w:tcPr/>
+          <w:p>
+            <w:pPr>
+              <w:pStyle w:val="Compact"/>
+            </w:pPr>
+            <w:r>
+              <w:t xml:space="preserve">DPP.H0..H4</w:t>
+            </w:r>
+          </w:p>
+        </w:tc>
+        <w:tc>
+          <w:tcPr/>
+          <w:p>
+            <w:pPr>
+              <w:pStyle w:val="Compact"/>
+            </w:pPr>
+          </w:p>
+        </w:tc>
+        <w:tc>
+          <w:tcPr/>
+          <w:p>
+            <w:pPr>
+              <w:pStyle w:val="Compact"/>
+            </w:pPr>
+            <w:r>
+              <w:t xml:space="preserve">0.142776</w:t>
+            </w:r>
+          </w:p>
+        </w:tc>
+      </w:tr>
+      <w:tr>
+        <w:tc>
+          <w:tcPr/>
+          <w:p>
+            <w:pPr>
+              <w:pStyle w:val="Compact"/>
+            </w:pPr>
+          </w:p>
+        </w:tc>
+        <w:tc>
+          <w:tcPr/>
+          <w:p>
+            <w:pPr>
+              <w:pStyle w:val="Compact"/>
+            </w:pPr>
+            <w:r>
+              <w:t xml:space="preserve">DPP.H0</w:t>
+            </w:r>
+          </w:p>
+        </w:tc>
+        <w:tc>
+          <w:tcPr/>
+          <w:p>
+            <w:pPr>
+              <w:pStyle w:val="Compact"/>
+            </w:pPr>
+          </w:p>
+        </w:tc>
+        <w:tc>
+          <w:tcPr/>
+          <w:p>
+            <w:pPr>
+              <w:pStyle w:val="Compact"/>
+            </w:pPr>
+            <w:r>
+              <w:t xml:space="preserve">1.094e-06</w:t>
+            </w:r>
+          </w:p>
+        </w:tc>
+      </w:tr>
+      <w:tr>
+        <w:tc>
+          <w:tcPr/>
+          <w:p>
+            <w:pPr>
+              <w:pStyle w:val="Compact"/>
+            </w:pPr>
+          </w:p>
+        </w:tc>
+        <w:tc>
+          <w:tcPr/>
+          <w:p>
+            <w:pPr>
+              <w:pStyle w:val="Compact"/>
+            </w:pPr>
+            <w:r>
+              <w:t xml:space="preserve">DPP.H1</w:t>
+            </w:r>
+          </w:p>
+        </w:tc>
+        <w:tc>
+          <w:tcPr/>
+          <w:p>
+            <w:pPr>
+              <w:pStyle w:val="Compact"/>
+            </w:pPr>
+          </w:p>
+        </w:tc>
+        <w:tc>
+          <w:tcPr/>
+          <w:p>
+            <w:pPr>
+              <w:pStyle w:val="Compact"/>
+            </w:pPr>
+            <w:r>
+              <w:t xml:space="preserve">0.137717</w:t>
+            </w:r>
+          </w:p>
+        </w:tc>
+      </w:tr>
+      <w:tr>
+        <w:tc>
+          <w:tcPr/>
+          <w:p>
+            <w:pPr>
+              <w:pStyle w:val="Compact"/>
+            </w:pPr>
+          </w:p>
+        </w:tc>
+        <w:tc>
+          <w:tcPr/>
+          <w:p>
+            <w:pPr>
+              <w:pStyle w:val="Compact"/>
+            </w:pPr>
+            <w:r>
+              <w:t xml:space="preserve">DPP.H2</w:t>
+            </w:r>
+          </w:p>
+        </w:tc>
+        <w:tc>
+          <w:tcPr/>
+          <w:p>
+            <w:pPr>
+              <w:pStyle w:val="Compact"/>
+            </w:pPr>
+          </w:p>
+        </w:tc>
+        <w:tc>
+          <w:tcPr/>
+          <w:p>
+            <w:pPr>
+              <w:pStyle w:val="Compact"/>
+            </w:pPr>
+            <w:r>
+              <w:t xml:space="preserve">6.471e-06</w:t>
+            </w:r>
+          </w:p>
+        </w:tc>
+      </w:tr>
+      <w:tr>
+        <w:tc>
+          <w:tcPr/>
+          <w:p>
+            <w:pPr>
+              <w:pStyle w:val="Compact"/>
+            </w:pPr>
+          </w:p>
+        </w:tc>
+        <w:tc>
+          <w:tcPr/>
+          <w:p>
+            <w:pPr>
+              <w:pStyle w:val="Compact"/>
+            </w:pPr>
+            <w:r>
+              <w:t xml:space="preserve">DPP.H3</w:t>
+            </w:r>
+          </w:p>
+        </w:tc>
+        <w:tc>
+          <w:tcPr/>
+          <w:p>
+            <w:pPr>
+              <w:pStyle w:val="Compact"/>
+            </w:pPr>
+          </w:p>
+        </w:tc>
+        <w:tc>
+          <w:tcPr/>
+          <w:p>
+            <w:pPr>
+              <w:pStyle w:val="Compact"/>
+            </w:pPr>
+            <w:r>
+              <w:t xml:space="preserve">0.142776</w:t>
+            </w:r>
+          </w:p>
+        </w:tc>
+      </w:tr>
+      <w:tr>
+        <w:tc>
+          <w:tcPr/>
+          <w:p>
+            <w:pPr>
+              <w:pStyle w:val="Compact"/>
+            </w:pPr>
+          </w:p>
+        </w:tc>
+        <w:tc>
+          <w:tcPr/>
+          <w:p>
+            <w:pPr>
+              <w:pStyle w:val="Compact"/>
+            </w:pPr>
+            <w:r>
+              <w:t xml:space="preserve">DPP.H4</w:t>
+            </w:r>
+          </w:p>
+        </w:tc>
+        <w:tc>
+          <w:tcPr/>
+          <w:p>
+            <w:pPr>
+              <w:pStyle w:val="Compact"/>
+            </w:pPr>
+          </w:p>
+        </w:tc>
+        <w:tc>
+          <w:tcPr/>
+          <w:p>
+            <w:pPr>
+              <w:pStyle w:val="Compact"/>
+            </w:pPr>
+            <w:r>
+              <w:t xml:space="preserve">5.052e-03</w:t>
+            </w:r>
+          </w:p>
+        </w:tc>
+      </w:tr>
+      <w:tr>
+        <w:tc>
+          <w:tcPr/>
+          <w:p>
+            <w:pPr>
+              <w:pStyle w:val="Compact"/>
+            </w:pPr>
+            <w:r>
+              <w:t xml:space="preserve">candidate_snp id</w:t>
+            </w:r>
+          </w:p>
+        </w:tc>
+        <w:tc>
+          <w:tcPr/>
+          <w:p>
+            <w:pPr>
+              <w:pStyle w:val="Compact"/>
+            </w:pPr>
+            <w:r>
+              <w:t xml:space="preserve">rs00025</w:t>
+            </w:r>
+          </w:p>
+        </w:tc>
+        <w:tc>
+          <w:tcPr/>
+          <w:p>
+            <w:pPr>
+              <w:pStyle w:val="Compact"/>
+            </w:pPr>
+            <w:r>
+              <w:t xml:space="preserve">rs00025</w:t>
+            </w:r>
+          </w:p>
+        </w:tc>
+        <w:tc>
+          <w:tcPr/>
+          <w:p>
+            <w:pPr>
+              <w:pStyle w:val="Compact"/>
+            </w:pPr>
+            <w:r>
+              <w:t xml:space="preserve">PASS</w:t>
+            </w:r>
+          </w:p>
+        </w:tc>
+      </w:tr>
+    </w:tbl>
+    <w:p>
+      <w:pPr>
+        <w:pStyle w:val="BodyText"/>
+      </w:pPr>
+      <w:r>
+        <w:t xml:space="preserve">Scenario</w:t>
+      </w:r>
+      <w:r>
+        <w:t xml:space="preserve"> </w:t>
+      </w:r>
+      <w:r>
+        <w:rPr>
+          <w:rStyle w:val="VerbatimChar"/>
+        </w:rPr>
+        <w:t xml:space="preserve">null</w:t>
+      </w:r>
+      <w:r>
+        <w:t xml:space="preserve"> </w:t>
+      </w:r>
+      <w:r>
+        <w:t xml:space="preserve">(50 SNPs): 6 of 7 PASS; PP.H0 alone fails at 5.88e-3 (just above 5e-3) — both tools call H0 dominant. F3 classification: post-V1 documented (TG uses additive log-ABF normalisation; R coloc uses a slightly different cap when the dominant hypothesis prior weight is sub-1e-3 of the null mass).</w:t>
+      </w:r>
+    </w:p>
+    <w:p>
+      <w:pPr>
+        <w:pStyle w:val="BodyText"/>
+      </w:pPr>
+      <w:r>
+        <w:rPr>
+          <w:b/>
+          <w:bCs/>
+        </w:rPr>
+        <w:t xml:space="preserve">Post-F3 #2 patch (2026-05-21):</w:t>
+      </w:r>
+      <w:r>
+        <w:t xml:space="preserve"> </w:t>
+      </w:r>
+      <w:r>
+        <w:rPr>
+          <w:rStyle w:val="VerbatimChar"/>
+        </w:rPr>
+        <w:t xml:space="preserve">coloc_pairwise</w:t>
+      </w:r>
+      <w:r>
+        <w:t xml:space="preserve"> </w:t>
+      </w:r>
+      <w:r>
+        <w:t xml:space="preserve">H3 numerator rewritten to</w:t>
+      </w:r>
+      <w:r>
+        <w:t xml:space="preserve"> </w:t>
+      </w:r>
+      <w:r>
+        <w:rPr>
+          <w:i/>
+          <w:iCs/>
+        </w:rPr>
+        <w:t xml:space="preserve">outer − diagonal</w:t>
+      </w:r>
+      <w:r>
+        <w:t xml:space="preserve"> </w:t>
+      </w:r>
+      <w:r>
+        <w:t xml:space="preserve">of per-SNP weights; spurious</w:t>
+      </w:r>
+      <w:r>
+        <w:t xml:space="preserve"> </w:t>
+      </w:r>
+      <w:r>
+        <w:rPr>
+          <w:rStyle w:val="VerbatimChar"/>
+        </w:rPr>
+        <w:t xml:space="preserve">-log m</w:t>
+      </w:r>
+      <w:r>
+        <w:t xml:space="preserve"> </w:t>
+      </w:r>
+      <w:r>
+        <w:t xml:space="preserve">per-hypothesis factor removed (commit</w:t>
+      </w:r>
+      <w:r>
+        <w:t xml:space="preserve"> </w:t>
+      </w:r>
+      <w:r>
+        <w:rPr>
+          <w:rStyle w:val="VerbatimChar"/>
+        </w:rPr>
+        <w:t xml:space="preserve">c3bc22a</w:t>
+      </w:r>
+      <w:r>
+        <w:t xml:space="preserve">). Distinct-scenario harness re-run:</w:t>
+      </w:r>
+    </w:p>
+    <w:tbl>
+      <w:tblPr>
+        <w:tblStyle w:val="Table"/>
+        <w:tblW w:type="auto" w:w="0"/>
+        <w:tblLook w:firstRow="1" w:lastRow="0" w:firstColumn="0" w:lastColumn="0" w:noHBand="0" w:noVBand="0" w:val="0020"/>
+      </w:tblPr>
+      <w:tblGrid>
+        <w:gridCol w:w="1584"/>
+        <w:gridCol w:w="1584"/>
+        <w:gridCol w:w="1584"/>
+        <w:gridCol w:w="1584"/>
+        <w:gridCol w:w="1584"/>
+      </w:tblGrid>
+      <w:tr>
+        <w:trPr>
+          <w:tblHeader w:val="on"/>
+        </w:trPr>
+        <w:tc>
+          <w:tcPr/>
+          <w:p>
+            <w:pPr>
+              <w:pStyle w:val="Compact"/>
+            </w:pPr>
+            <w:r>
+              <w:t xml:space="preserve">Check</w:t>
+            </w:r>
+          </w:p>
+        </w:tc>
+        <w:tc>
+          <w:tcPr/>
+          <w:p>
+            <w:pPr>
+              <w:pStyle w:val="Compact"/>
+            </w:pPr>
+            <w:r>
+              <w:t xml:space="preserve">Pre-patch</w:t>
+            </w:r>
+          </w:p>
+        </w:tc>
+        <w:tc>
+          <w:tcPr/>
+          <w:p>
+            <w:pPr>
+              <w:pStyle w:val="Compact"/>
+            </w:pPr>
+            <w:r>
+              <w:t xml:space="preserve">Post-patch</w:t>
+            </w:r>
+          </w:p>
+        </w:tc>
+        <w:tc>
+          <w:tcPr/>
+          <w:p>
+            <w:pPr>
+              <w:pStyle w:val="Compact"/>
+            </w:pPr>
+            <w:r>
+              <w:t xml:space="preserve">Post-patch threshold</w:t>
+            </w:r>
+          </w:p>
+        </w:tc>
+        <w:tc>
+          <w:tcPr/>
+          <w:p>
+            <w:pPr>
+              <w:pStyle w:val="Compact"/>
+            </w:pPr>
+            <w:r>
+              <w:t xml:space="preserve">Passed</w:t>
+            </w:r>
+          </w:p>
+        </w:tc>
+      </w:tr>
+      <w:tr>
+        <w:tc>
+          <w:tcPr/>
+          <w:p>
+            <w:pPr>
+              <w:pStyle w:val="Compact"/>
+            </w:pPr>
+            <w:r>
+              <w:t xml:space="preserve">max</w:t>
+            </w:r>
+          </w:p>
+        </w:tc>
+        <w:tc>
+          <w:tcPr/>
+          <w:p>
+            <w:pPr>
+              <w:pStyle w:val="Compact"/>
+            </w:pPr>
+            <w:r>
+              <w:t xml:space="preserve">DPP.H0..H4</w:t>
+            </w:r>
+          </w:p>
+        </w:tc>
+        <w:tc>
+          <w:tcPr/>
+          <w:p>
+            <w:pPr>
+              <w:pStyle w:val="Compact"/>
+            </w:pPr>
+          </w:p>
+        </w:tc>
+        <w:tc>
+          <w:tcPr/>
+          <w:p>
+            <w:pPr>
+              <w:pStyle w:val="Compact"/>
+            </w:pPr>
+            <w:r>
+              <w:t xml:space="preserve">0.143</w:t>
+            </w:r>
+          </w:p>
+        </w:tc>
+        <w:tc>
+          <w:tcPr/>
+          <w:p>
+            <w:pPr>
+              <w:pStyle w:val="Compact"/>
+            </w:pPr>
+            <w:r>
+              <w:t xml:space="preserve">2.06e-5</w:t>
+            </w:r>
+          </w:p>
+        </w:tc>
+      </w:tr>
+      <w:tr>
+        <w:tc>
+          <w:tcPr/>
+          <w:p>
+            <w:pPr>
+              <w:pStyle w:val="Compact"/>
+            </w:pPr>
+          </w:p>
+        </w:tc>
+        <w:tc>
+          <w:tcPr/>
+          <w:p>
+            <w:pPr>
+              <w:pStyle w:val="Compact"/>
+            </w:pPr>
+            <w:r>
+              <w:t xml:space="preserve">DPP.H1</w:t>
+            </w:r>
+          </w:p>
+        </w:tc>
+        <w:tc>
+          <w:tcPr/>
+          <w:p>
+            <w:pPr>
+              <w:pStyle w:val="Compact"/>
+            </w:pPr>
+          </w:p>
+        </w:tc>
+        <w:tc>
+          <w:tcPr/>
+          <w:p>
+            <w:pPr>
+              <w:pStyle w:val="Compact"/>
+            </w:pPr>
+            <w:r>
+              <w:t xml:space="preserve">0.138</w:t>
+            </w:r>
+          </w:p>
+        </w:tc>
+        <w:tc>
+          <w:tcPr/>
+          <w:p>
+            <w:pPr>
+              <w:pStyle w:val="Compact"/>
+            </w:pPr>
+            <w:r>
+              <w:t xml:space="preserve">&lt;1e-4</w:t>
+            </w:r>
+          </w:p>
+        </w:tc>
+      </w:tr>
+      <w:tr>
+        <w:tc>
+          <w:tcPr/>
+          <w:p>
+            <w:pPr>
+              <w:pStyle w:val="Compact"/>
+            </w:pPr>
+          </w:p>
+        </w:tc>
+        <w:tc>
+          <w:tcPr/>
+          <w:p>
+            <w:pPr>
+              <w:pStyle w:val="Compact"/>
+            </w:pPr>
+            <w:r>
+              <w:t xml:space="preserve">DPP.H3</w:t>
+            </w:r>
+          </w:p>
+        </w:tc>
+        <w:tc>
+          <w:tcPr/>
+          <w:p>
+            <w:pPr>
+              <w:pStyle w:val="Compact"/>
+            </w:pPr>
+          </w:p>
+        </w:tc>
+        <w:tc>
+          <w:tcPr/>
+          <w:p>
+            <w:pPr>
+              <w:pStyle w:val="Compact"/>
+            </w:pPr>
+            <w:r>
+              <w:t xml:space="preserve">0.143</w:t>
+            </w:r>
+          </w:p>
+        </w:tc>
+        <w:tc>
+          <w:tcPr/>
+          <w:p>
+            <w:pPr>
+              <w:pStyle w:val="Compact"/>
+            </w:pPr>
+            <w:r>
+              <w:t xml:space="preserve">&lt;1e-4</w:t>
+            </w:r>
+          </w:p>
+        </w:tc>
+      </w:tr>
+      <w:tr>
+        <w:tc>
+          <w:tcPr/>
+          <w:p>
+            <w:pPr>
+              <w:pStyle w:val="Compact"/>
+            </w:pPr>
+          </w:p>
+        </w:tc>
+        <w:tc>
+          <w:tcPr/>
+          <w:p>
+            <w:pPr>
+              <w:pStyle w:val="Compact"/>
+            </w:pPr>
+            <w:r>
+              <w:t xml:space="preserve">DPP.H4</w:t>
+            </w:r>
+          </w:p>
+        </w:tc>
+        <w:tc>
+          <w:tcPr/>
+          <w:p>
+            <w:pPr>
+              <w:pStyle w:val="Compact"/>
+            </w:pPr>
+          </w:p>
+        </w:tc>
+        <w:tc>
+          <w:tcPr/>
+          <w:p>
+            <w:pPr>
+              <w:pStyle w:val="Compact"/>
+            </w:pPr>
+            <w:r>
+              <w:t xml:space="preserve">5.05e-03</w:t>
+            </w:r>
+          </w:p>
+        </w:tc>
+        <w:tc>
+          <w:tcPr/>
+          <w:p>
+            <w:pPr>
+              <w:pStyle w:val="Compact"/>
+            </w:pPr>
+            <w:r>
+              <w:t xml:space="preserve">&lt;1e-4</w:t>
+            </w:r>
+          </w:p>
+        </w:tc>
+      </w:tr>
+    </w:tbl>
+    <w:p>
+      <w:pPr>
+        <w:pStyle w:val="BodyText"/>
+      </w:pPr>
+      <w:r>
+        <w:t xml:space="preserve">PP.H3 moves from 0.85 (pre-patch) to 0.997 (post-patch), matching R</w:t>
+      </w:r>
+      <w:r>
+        <w:t xml:space="preserve"> </w:t>
+      </w:r>
+      <w:r>
+        <w:rPr>
+          <w:rStyle w:val="VerbatimChar"/>
+        </w:rPr>
+        <w:t xml:space="preserve">coloc::coloc.abf</w:t>
+      </w:r>
+      <w:r>
+        <w:t xml:space="preserve"> </w:t>
+      </w:r>
+      <w:r>
+        <w:t xml:space="preserve">to FP precision on the distinct-signal scenario. The companion null-scenario PP.H0 residual at 5.88e-3 is independent of the F3 #2 patch (rooted in log-ABF normalisation, not the H3 formula) and remains documented post-V1.</w:t>
+      </w:r>
+    </w:p>
+    <w:bookmarkEnd w:id="96"/>
+    <w:bookmarkStart w:id="97" w:name="X348aa2a90636c05b8e077a9e51d81eb104fe2bf"/>
+    <w:p>
+      <w:pPr>
+        <w:pStyle w:val="Heading4"/>
+      </w:pPr>
+      <w:r>
+        <w:t xml:space="preserve">B.4 — hyprcoloc R —</w:t>
+      </w:r>
+      <w:r>
+        <w:t xml:space="preserve"> </w:t>
+      </w:r>
+      <w:r>
+        <w:rPr>
+          <w:rStyle w:val="VerbatimChar"/>
+        </w:rPr>
+        <w:t xml:space="preserve">validation/external/hyprcoloc/</w:t>
+      </w:r>
+    </w:p>
+    <w:p>
+      <w:pPr>
+        <w:pStyle w:val="FirstParagraph"/>
+      </w:pPr>
+      <w:r>
+        <w:t xml:space="preserve">Raw at</w:t>
+      </w:r>
+      <w:r>
+        <w:t xml:space="preserve"> </w:t>
+      </w:r>
+      <w:r>
+        <w:rPr>
+          <w:rStyle w:val="VerbatimChar"/>
+        </w:rPr>
+        <w:t xml:space="preserve">validation/external/hyprcoloc/results/agreement.json</w:t>
+      </w:r>
+      <w:r>
+        <w:t xml:space="preserve">. Tool: hyprcoloc 0.0.2 (jrs95/hyprcoloc @ commit</w:t>
+      </w:r>
+      <w:r>
+        <w:t xml:space="preserve"> </w:t>
+      </w:r>
+      <w:r>
+        <w:rPr>
+          <w:rStyle w:val="VerbatimChar"/>
+        </w:rPr>
+        <w:t xml:space="preserve">0348bbd</w:t>
+      </w:r>
+      <w:r>
+        <w:t xml:space="preserve">; Rmpfr 1.1.2; gmp 0.7.5.1; RcppEigen 0.3.3.9.4; R 4.5.1). Fixture: 3-trait, m=100 variants, truth causal=rs00050, truth cluster=[T1, T2, T3]; seed=42.</w:t>
+      </w:r>
+    </w:p>
+    <w:tbl>
+      <w:tblPr>
+        <w:tblStyle w:val="Table"/>
+        <w:tblW w:type="auto" w:w="0"/>
+        <w:tblLook w:firstRow="1" w:lastRow="0" w:firstColumn="0" w:lastColumn="0" w:noHBand="0" w:noVBand="0" w:val="0020"/>
+      </w:tblPr>
+      <w:tblGrid>
+        <w:gridCol w:w="1980"/>
+        <w:gridCol w:w="1980"/>
+        <w:gridCol w:w="1980"/>
+        <w:gridCol w:w="1980"/>
+      </w:tblGrid>
+      <w:tr>
+        <w:trPr>
+          <w:tblHeader w:val="on"/>
+        </w:trPr>
+        <w:tc>
+          <w:tcPr/>
+          <w:p>
+            <w:pPr>
+              <w:pStyle w:val="Compact"/>
+            </w:pPr>
+            <w:r>
+              <w:t xml:space="preserve">Check</w:t>
+            </w:r>
+          </w:p>
+        </w:tc>
+        <w:tc>
+          <w:tcPr/>
+          <w:p>
+            <w:pPr>
+              <w:pStyle w:val="Compact"/>
+            </w:pPr>
+            <w:r>
+              <w:t xml:space="preserve">Observed</w:t>
+            </w:r>
+          </w:p>
+        </w:tc>
+        <w:tc>
+          <w:tcPr/>
+          <w:p>
+            <w:pPr>
+              <w:pStyle w:val="Compact"/>
+            </w:pPr>
+            <w:r>
+              <w:t xml:space="preserve">Threshold</w:t>
+            </w:r>
+          </w:p>
+        </w:tc>
+        <w:tc>
+          <w:tcPr/>
+          <w:p>
+            <w:pPr>
+              <w:pStyle w:val="Compact"/>
+            </w:pPr>
+            <w:r>
+              <w:t xml:space="preserve">Passed</w:t>
+            </w:r>
+          </w:p>
+        </w:tc>
+      </w:tr>
+      <w:tr>
+        <w:tc>
+          <w:tcPr/>
+          <w:p>
+            <w:pPr>
+              <w:pStyle w:val="Compact"/>
+            </w:pPr>
+            <w:r>
+              <w:t xml:space="preserve">cluster membership (zero-based)</w:t>
+            </w:r>
+          </w:p>
+        </w:tc>
+        <w:tc>
+          <w:tcPr/>
+          <w:p>
+            <w:pPr>
+              <w:pStyle w:val="Compact"/>
+            </w:pPr>
+            <w:r>
+              <w:t xml:space="preserve">[0, 2]</w:t>
+            </w:r>
+          </w:p>
+        </w:tc>
+        <w:tc>
+          <w:tcPr/>
+          <w:p>
+            <w:pPr>
+              <w:pStyle w:val="Compact"/>
+            </w:pPr>
+            <w:r>
+              <w:t xml:space="preserve">[0, 1, 2]</w:t>
+            </w:r>
+          </w:p>
+        </w:tc>
+        <w:tc>
+          <w:tcPr/>
+          <w:p>
+            <w:pPr>
+              <w:pStyle w:val="Compact"/>
+            </w:pPr>
+            <w:r>
+              <w:t xml:space="preserve">FAIL</w:t>
+            </w:r>
+          </w:p>
+        </w:tc>
+      </w:tr>
+      <w:tr>
+        <w:tc>
+          <w:tcPr/>
+          <w:p>
+            <w:pPr>
+              <w:pStyle w:val="Compact"/>
+            </w:pPr>
+          </w:p>
+        </w:tc>
+        <w:tc>
+          <w:tcPr/>
+          <w:p>
+            <w:pPr>
+              <w:pStyle w:val="Compact"/>
+            </w:pPr>
+            <w:r>
+              <w:t xml:space="preserve">D regional_pp</w:t>
+            </w:r>
+          </w:p>
+        </w:tc>
+        <w:tc>
+          <w:tcPr/>
+          <w:p>
+            <w:pPr>
+              <w:pStyle w:val="Compact"/>
+            </w:pPr>
+          </w:p>
+        </w:tc>
+        <w:tc>
+          <w:tcPr/>
+          <w:p>
+            <w:pPr>
+              <w:pStyle w:val="Compact"/>
+            </w:pPr>
+            <w:r>
+              <w:t xml:space="preserve">0.9018</w:t>
+            </w:r>
+          </w:p>
+        </w:tc>
+      </w:tr>
+      <w:tr>
+        <w:tc>
+          <w:tcPr/>
+          <w:p>
+            <w:pPr>
+              <w:pStyle w:val="Compact"/>
+            </w:pPr>
+          </w:p>
+        </w:tc>
+        <w:tc>
+          <w:tcPr/>
+          <w:p>
+            <w:pPr>
+              <w:pStyle w:val="Compact"/>
+            </w:pPr>
+            <w:r>
+              <w:t xml:space="preserve">D candidate_snp_pp</w:t>
+            </w:r>
+          </w:p>
+        </w:tc>
+        <w:tc>
+          <w:tcPr/>
+          <w:p>
+            <w:pPr>
+              <w:pStyle w:val="Compact"/>
+            </w:pPr>
+          </w:p>
+        </w:tc>
+        <w:tc>
+          <w:tcPr/>
+          <w:p>
+            <w:pPr>
+              <w:pStyle w:val="Compact"/>
+            </w:pPr>
+            <w:r>
+              <w:t xml:space="preserve">3.687e-06</w:t>
+            </w:r>
+          </w:p>
+        </w:tc>
+      </w:tr>
+      <w:tr>
+        <w:tc>
+          <w:tcPr/>
+          <w:p>
+            <w:pPr>
+              <w:pStyle w:val="Compact"/>
+            </w:pPr>
+            <w:r>
+              <w:t xml:space="preserve">candidate SNP id</w:t>
+            </w:r>
+          </w:p>
+        </w:tc>
+        <w:tc>
+          <w:tcPr/>
+          <w:p>
+            <w:pPr>
+              <w:pStyle w:val="Compact"/>
+            </w:pPr>
+            <w:r>
+              <w:t xml:space="preserve">rs00050</w:t>
+            </w:r>
+          </w:p>
+        </w:tc>
+        <w:tc>
+          <w:tcPr/>
+          <w:p>
+            <w:pPr>
+              <w:pStyle w:val="Compact"/>
+            </w:pPr>
+            <w:r>
+              <w:t xml:space="preserve">rs00050</w:t>
+            </w:r>
+          </w:p>
+        </w:tc>
+        <w:tc>
+          <w:tcPr/>
+          <w:p>
+            <w:pPr>
+              <w:pStyle w:val="Compact"/>
+            </w:pPr>
+            <w:r>
+              <w:t xml:space="preserve">PASS</w:t>
+            </w:r>
+          </w:p>
+        </w:tc>
+      </w:tr>
+    </w:tbl>
+    <w:p>
+      <w:pPr>
+        <w:pStyle w:val="BodyText"/>
+      </w:pPr>
+      <w:r>
+        <w:t xml:space="preserve">Both tools call rs00050 as the candidate SNP; the divergence is in cluster membership (TG drops T2 from the cluster while R keeps it) and the regional posterior. F3 classification: post-V1 documented.</w:t>
+      </w:r>
+    </w:p>
+    <w:p>
+      <w:pPr>
+        <w:pStyle w:val="BodyText"/>
+      </w:pPr>
+      <w:r>
+        <w:rPr>
+          <w:b/>
+          <w:bCs/>
+        </w:rPr>
+        <w:t xml:space="preserve">Post-F3 #1 patch (2026-05-21):</w:t>
+      </w:r>
+      <w:r>
+        <w:t xml:space="preserve"> </w:t>
+      </w:r>
+      <w:r>
+        <w:rPr>
+          <w:rStyle w:val="VerbatimChar"/>
+        </w:rPr>
+        <w:t xml:space="preserve">hyprcoloc._log_prior</w:t>
+      </w:r>
+      <w:r>
+        <w:t xml:space="preserve"> </w:t>
+      </w:r>
+      <w:r>
+        <w:t xml:space="preserve">rewritten to use Foley 2021 Eq. 2 hierarchical conditional prior</w:t>
+      </w:r>
+      <w:r>
+        <w:t xml:space="preserve"> </w:t>
+      </w:r>
+      <w:r>
+        <w:rPr>
+          <w:rStyle w:val="VerbatimChar"/>
+        </w:rPr>
+        <w:t xml:space="preserve">prior_1 · prior_2^(|S|−1) · (1 − prior_2)^(K − |S|)</w:t>
+      </w:r>
+      <w:r>
+        <w:t xml:space="preserve"> </w:t>
+      </w:r>
+      <w:r>
+        <w:t xml:space="preserve">(commit</w:t>
+      </w:r>
+      <w:r>
+        <w:t xml:space="preserve"> </w:t>
+      </w:r>
+      <w:r>
+        <w:rPr>
+          <w:rStyle w:val="VerbatimChar"/>
+        </w:rPr>
+        <w:t xml:space="preserve">bd6993c</w:t>
+      </w:r>
+      <w:r>
+        <w:t xml:space="preserve">). Harness re-run on the same fixture:</w:t>
+      </w:r>
+    </w:p>
+    <w:tbl>
+      <w:tblPr>
+        <w:tblStyle w:val="Table"/>
+        <w:tblW w:type="pct" w:w="5000"/>
+        <w:tblLayout w:type="fixed"/>
+        <w:tblLook w:firstRow="1" w:lastRow="0" w:firstColumn="0" w:lastColumn="0" w:noHBand="0" w:noVBand="0" w:val="0020"/>
+      </w:tblPr>
+      <w:tblGrid>
+        <w:gridCol w:w="1584"/>
+        <w:gridCol w:w="1584"/>
+        <w:gridCol w:w="1584"/>
+        <w:gridCol w:w="1584"/>
+        <w:gridCol w:w="1584"/>
+      </w:tblGrid>
+      <w:tr>
+        <w:trPr>
+          <w:tblHeader w:val="on"/>
+        </w:trPr>
+        <w:tc>
+          <w:tcPr/>
+          <w:p>
+            <w:pPr>
+              <w:pStyle w:val="Compact"/>
+            </w:pPr>
+            <w:r>
+              <w:t xml:space="preserve">Check</w:t>
+            </w:r>
+          </w:p>
+        </w:tc>
+        <w:tc>
+          <w:tcPr/>
+          <w:p>
+            <w:pPr>
+              <w:pStyle w:val="Compact"/>
+            </w:pPr>
+            <w:r>
+              <w:t xml:space="preserve">Pre-patch</w:t>
+            </w:r>
+          </w:p>
+        </w:tc>
+        <w:tc>
+          <w:tcPr/>
+          <w:p>
+            <w:pPr>
+              <w:pStyle w:val="Compact"/>
+            </w:pPr>
+            <w:r>
+              <w:t xml:space="preserve">Post-patch</w:t>
+            </w:r>
+          </w:p>
+        </w:tc>
+        <w:tc>
+          <w:tcPr/>
+          <w:p>
+            <w:pPr>
+              <w:pStyle w:val="Compact"/>
+            </w:pPr>
+            <w:r>
+              <w:t xml:space="preserve">Post-patch threshold</w:t>
+            </w:r>
+          </w:p>
+        </w:tc>
+        <w:tc>
+          <w:tcPr/>
+          <w:p>
+            <w:pPr>
+              <w:pStyle w:val="Compact"/>
+            </w:pPr>
+            <w:r>
+              <w:t xml:space="preserve">Passed</w:t>
+            </w:r>
+          </w:p>
+        </w:tc>
+      </w:tr>
+      <w:tr>
+        <w:tc>
+          <w:tcPr/>
+          <w:p>
+            <w:pPr>
+              <w:pStyle w:val="Compact"/>
+            </w:pPr>
+            <w:r>
+              <w:t xml:space="preserve">cluster membership (zero-based)</w:t>
+            </w:r>
+          </w:p>
+        </w:tc>
+        <w:tc>
+          <w:tcPr/>
+          <w:p>
+            <w:pPr>
+              <w:pStyle w:val="Compact"/>
+            </w:pPr>
+            <w:r>
+              <w:t xml:space="preserve">[0, 2]</w:t>
+            </w:r>
+          </w:p>
+        </w:tc>
+        <w:tc>
+          <w:tcPr/>
+          <w:p>
+            <w:pPr>
+              <w:pStyle w:val="Compact"/>
+            </w:pPr>
+            <w:r>
+              <w:t xml:space="preserve">[0, 1, 2]</w:t>
+            </w:r>
+          </w:p>
+        </w:tc>
+        <w:tc>
+          <w:tcPr/>
+          <w:p>
+            <w:pPr>
+              <w:pStyle w:val="Compact"/>
+            </w:pPr>
+            <w:r>
+              <w:t xml:space="preserve">[0, 1, 2]</w:t>
+            </w:r>
+          </w:p>
+        </w:tc>
+        <w:tc>
+          <w:tcPr/>
+          <w:p>
+            <w:pPr>
+              <w:pStyle w:val="Compact"/>
+            </w:pPr>
+            <w:r>
+              <w:t xml:space="preserve">PASS</w:t>
+            </w:r>
+          </w:p>
+        </w:tc>
+      </w:tr>
+      <w:tr>
+        <w:tc>
+          <w:tcPr/>
+          <w:p>
+            <w:pPr>
+              <w:pStyle w:val="Compact"/>
+            </w:pPr>
+          </w:p>
+        </w:tc>
+        <w:tc>
+          <w:tcPr/>
+          <w:p>
+            <w:pPr>
+              <w:pStyle w:val="Compact"/>
+            </w:pPr>
+            <w:r>
+              <w:t xml:space="preserve">D regional_pp</w:t>
+            </w:r>
+          </w:p>
+        </w:tc>
+        <w:tc>
+          <w:tcPr/>
+          <w:p>
+            <w:pPr>
+              <w:pStyle w:val="Compact"/>
+            </w:pPr>
+          </w:p>
+        </w:tc>
+        <w:tc>
+          <w:tcPr/>
+          <w:p>
+            <w:pPr>
+              <w:pStyle w:val="Compact"/>
+            </w:pPr>
+            <w:r>
+              <w:t xml:space="preserve">0.9018</w:t>
+            </w:r>
+          </w:p>
+        </w:tc>
+        <w:tc>
+          <w:tcPr/>
+          <w:p>
+            <w:pPr>
+              <w:pStyle w:val="Compact"/>
+            </w:pPr>
+            <w:r>
+              <w:t xml:space="preserve">~FP precision</w:t>
+            </w:r>
+          </w:p>
+        </w:tc>
+      </w:tr>
+      <w:tr>
+        <w:tc>
+          <w:tcPr/>
+          <w:p>
+            <w:pPr>
+              <w:pStyle w:val="Compact"/>
+            </w:pPr>
+          </w:p>
+        </w:tc>
+        <w:tc>
+          <w:tcPr/>
+          <w:p>
+            <w:pPr>
+              <w:pStyle w:val="Compact"/>
+            </w:pPr>
+            <w:r>
+              <w:t xml:space="preserve">D candidate_snp_pp</w:t>
+            </w:r>
+          </w:p>
+        </w:tc>
+        <w:tc>
+          <w:tcPr/>
+          <w:p>
+            <w:pPr>
+              <w:pStyle w:val="Compact"/>
+            </w:pPr>
+          </w:p>
+        </w:tc>
+        <w:tc>
+          <w:tcPr/>
+          <w:p>
+            <w:pPr>
+              <w:pStyle w:val="Compact"/>
+            </w:pPr>
+            <w:r>
+              <w:t xml:space="preserve">3.687e-06</w:t>
+            </w:r>
+          </w:p>
+        </w:tc>
+        <w:tc>
+          <w:tcPr/>
+          <w:p>
+            <w:pPr>
+              <w:pStyle w:val="Compact"/>
+            </w:pPr>
+            <w:r>
+              <w:t xml:space="preserve">3.687e-06</w:t>
+            </w:r>
+          </w:p>
+        </w:tc>
+      </w:tr>
+      <w:tr>
+        <w:tc>
+          <w:tcPr/>
+          <w:p>
+            <w:pPr>
+              <w:pStyle w:val="Compact"/>
+            </w:pPr>
+            <w:r>
+              <w:t xml:space="preserve">candidate SNP id</w:t>
+            </w:r>
+          </w:p>
+        </w:tc>
+        <w:tc>
+          <w:tcPr/>
+          <w:p>
+            <w:pPr>
+              <w:pStyle w:val="Compact"/>
+            </w:pPr>
+            <w:r>
+              <w:t xml:space="preserve">rs00050</w:t>
+            </w:r>
+          </w:p>
+        </w:tc>
+        <w:tc>
+          <w:tcPr/>
+          <w:p>
+            <w:pPr>
+              <w:pStyle w:val="Compact"/>
+            </w:pPr>
+            <w:r>
+              <w:t xml:space="preserve">rs00050</w:t>
+            </w:r>
+          </w:p>
+        </w:tc>
+        <w:tc>
+          <w:tcPr/>
+          <w:p>
+            <w:pPr>
+              <w:pStyle w:val="Compact"/>
+            </w:pPr>
+            <w:r>
+              <w:t xml:space="preserve">rs00050</w:t>
+            </w:r>
+          </w:p>
+        </w:tc>
+        <w:tc>
+          <w:tcPr/>
+          <w:p>
+            <w:pPr>
+              <w:pStyle w:val="Compact"/>
+            </w:pPr>
+            <w:r>
+              <w:t xml:space="preserve">PASS</w:t>
+            </w:r>
+          </w:p>
+        </w:tc>
+      </w:tr>
+    </w:tbl>
+    <w:p>
+      <w:pPr>
+        <w:pStyle w:val="BodyText"/>
+      </w:pPr>
+      <w:r>
+        <w:t xml:space="preserve">TG now matches R hyprcoloc on cluster membership exactly and on regional_pp to floating-point precision; all four checks PASS.</w:t>
+      </w:r>
+    </w:p>
+    <w:bookmarkEnd w:id="97"/>
+    <w:bookmarkStart w:id="98" w:name="X97d6ae11ff3ed7b8cb146ba9a3292ff079624c9"/>
+    <w:p>
+      <w:pPr>
+        <w:pStyle w:val="Heading4"/>
+      </w:pPr>
+      <w:r>
+        <w:t xml:space="preserve">B.5 — haplo.stats (hapref) —</w:t>
+      </w:r>
+      <w:r>
+        <w:t xml:space="preserve"> </w:t>
+      </w:r>
+      <w:r>
+        <w:rPr>
+          <w:rStyle w:val="VerbatimChar"/>
+        </w:rPr>
+        <w:t xml:space="preserve">validation/external/hapref/</w:t>
+      </w:r>
+    </w:p>
+    <w:p>
+      <w:pPr>
+        <w:pStyle w:val="FirstParagraph"/>
+      </w:pPr>
+      <w:r>
+        <w:t xml:space="preserve">Raw at</w:t>
+      </w:r>
+      <w:r>
+        <w:t xml:space="preserve"> </w:t>
+      </w:r>
+      <w:r>
+        <w:rPr>
+          <w:rStyle w:val="VerbatimChar"/>
+        </w:rPr>
+        <w:t xml:space="preserve">validation/external/hapref/results/agreement.json</w:t>
+      </w:r>
+      <w:r>
+        <w:t xml:space="preserve">. Tool:</w:t>
+      </w:r>
+      <w:r>
+        <w:t xml:space="preserve"> </w:t>
+      </w:r>
+      <w:r>
+        <w:rPr>
+          <w:rStyle w:val="VerbatimChar"/>
+        </w:rPr>
+        <w:t xml:space="preserve">haplo.stats</w:t>
+      </w:r>
+      <w:r>
+        <w:t xml:space="preserve"> </w:t>
+      </w:r>
+      <w:r>
+        <w:t xml:space="preserve">1.9.8.7 (CRAN, R 4.5.1, seed=42). Fixture: MDP chr1_win343, 5 SNPs (id1.6, id1.3, id1.2, PZB02144.4, PZB02144.5), n=279 observations. Reference haplotype is all-major-allele</w:t>
+      </w:r>
+      <w:r>
+        <w:t xml:space="preserve"> </w:t>
+      </w:r>
+      <w:r>
+        <w:rPr>
+          <w:rStyle w:val="VerbatimChar"/>
+        </w:rPr>
+        <w:t xml:space="preserve">00000</w:t>
+      </w:r>
+      <w:r>
+        <w:t xml:space="preserve"> </w:t>
+      </w:r>
+      <w:r>
+        <w:t xml:space="preserve">on both sides.</w:t>
+      </w:r>
+    </w:p>
+    <w:tbl>
+      <w:tblPr>
+        <w:tblStyle w:val="Table"/>
+        <w:tblW w:type="auto" w:w="0"/>
+        <w:tblLook w:firstRow="1" w:lastRow="0" w:firstColumn="0" w:lastColumn="0" w:noHBand="0" w:noVBand="0" w:val="0020"/>
+      </w:tblPr>
+      <w:tblGrid>
+        <w:gridCol w:w="1980"/>
+        <w:gridCol w:w="1980"/>
+        <w:gridCol w:w="1980"/>
+        <w:gridCol w:w="1980"/>
+      </w:tblGrid>
+      <w:tr>
+        <w:trPr>
+          <w:tblHeader w:val="on"/>
+        </w:trPr>
+        <w:tc>
+          <w:tcPr/>
+          <w:p>
+            <w:pPr>
+              <w:pStyle w:val="Compact"/>
+            </w:pPr>
+            <w:r>
+              <w:t xml:space="preserve">Check</w:t>
+            </w:r>
+          </w:p>
+        </w:tc>
+        <w:tc>
+          <w:tcPr/>
+          <w:p>
+            <w:pPr>
+              <w:pStyle w:val="Compact"/>
+            </w:pPr>
+            <w:r>
+              <w:t xml:space="preserve">Observed</w:t>
+            </w:r>
+          </w:p>
+        </w:tc>
+        <w:tc>
+          <w:tcPr/>
+          <w:p>
+            <w:pPr>
+              <w:pStyle w:val="Compact"/>
+            </w:pPr>
+            <w:r>
+              <w:t xml:space="preserve">Threshold</w:t>
+            </w:r>
+          </w:p>
+        </w:tc>
+        <w:tc>
+          <w:tcPr/>
+          <w:p>
+            <w:pPr>
+              <w:pStyle w:val="Compact"/>
+            </w:pPr>
+            <w:r>
+              <w:t xml:space="preserve">Passed</w:t>
+            </w:r>
+          </w:p>
+        </w:tc>
+      </w:tr>
+      <w:tr>
+        <w:tc>
+          <w:tcPr/>
+          <w:p>
+            <w:pPr>
+              <w:pStyle w:val="Compact"/>
+            </w:pPr>
+            <w:r>
+              <w:t xml:space="preserve">reference haplotype identity</w:t>
+            </w:r>
+          </w:p>
+        </w:tc>
+        <w:tc>
+          <w:tcPr/>
+          <w:p>
+            <w:pPr>
+              <w:pStyle w:val="Compact"/>
+            </w:pPr>
+            <w:r>
+              <w:t xml:space="preserve">00000</w:t>
+            </w:r>
+          </w:p>
+        </w:tc>
+        <w:tc>
+          <w:tcPr/>
+          <w:p>
+            <w:pPr>
+              <w:pStyle w:val="Compact"/>
+            </w:pPr>
+            <w:r>
+              <w:t xml:space="preserve">00000</w:t>
+            </w:r>
+          </w:p>
+        </w:tc>
+        <w:tc>
+          <w:tcPr/>
+          <w:p>
+            <w:pPr>
+              <w:pStyle w:val="Compact"/>
+            </w:pPr>
+            <w:r>
+              <w:t xml:space="preserve">PASS</w:t>
+            </w:r>
+          </w:p>
+        </w:tc>
+      </w:tr>
+      <w:tr>
+        <w:tc>
+          <w:tcPr/>
+          <w:p>
+            <w:pPr>
+              <w:pStyle w:val="Compact"/>
+            </w:pPr>
+            <w:r>
+              <w:t xml:space="preserve">max</w:t>
+            </w:r>
+          </w:p>
+        </w:tc>
+        <w:tc>
+          <w:tcPr/>
+          <w:p>
+            <w:pPr>
+              <w:pStyle w:val="Compact"/>
+            </w:pPr>
+            <w:r>
+              <w:t xml:space="preserve">D freq</w:t>
+            </w:r>
+          </w:p>
+        </w:tc>
+        <w:tc>
+          <w:tcPr/>
+          <w:p>
+            <w:pPr>
+              <w:pStyle w:val="Compact"/>
+            </w:pPr>
+            <w:r>
+              <w:t xml:space="preserve">(per-hap EM)</w:t>
+            </w:r>
+          </w:p>
+        </w:tc>
+        <w:tc>
+          <w:tcPr/>
+          <w:p>
+            <w:pPr>
+              <w:pStyle w:val="Compact"/>
+            </w:pPr>
+            <w:r>
+              <w:t xml:space="preserve">1.139074e-04</w:t>
+            </w:r>
+          </w:p>
+        </w:tc>
+      </w:tr>
+      <w:tr>
+        <w:tc>
+          <w:tcPr/>
+          <w:p>
+            <w:pPr>
+              <w:pStyle w:val="Compact"/>
+            </w:pPr>
+            <w:r>
+              <w:t xml:space="preserve">max relative</w:t>
+            </w:r>
+          </w:p>
+        </w:tc>
+        <w:tc>
+          <w:tcPr/>
+          <w:p>
+            <w:pPr>
+              <w:pStyle w:val="Compact"/>
+            </w:pPr>
+            <w:r>
+              <w:t xml:space="preserve">Dbeta</w:t>
+            </w:r>
+          </w:p>
+        </w:tc>
+        <w:tc>
+          <w:tcPr/>
+          <w:p>
+            <w:pPr>
+              <w:pStyle w:val="Compact"/>
+            </w:pPr>
+          </w:p>
+        </w:tc>
+        <w:tc>
+          <w:tcPr/>
+          <w:p>
+            <w:pPr>
+              <w:pStyle w:val="Compact"/>
+            </w:pPr>
+            <w:r>
+              <w:t xml:space="preserve">4.382864e-03</w:t>
+            </w:r>
+          </w:p>
+        </w:tc>
+      </w:tr>
+      <w:tr>
+        <w:tc>
+          <w:tcPr/>
+          <w:p>
+            <w:pPr>
+              <w:pStyle w:val="Compact"/>
+            </w:pPr>
+            <w:r>
+              <w:t xml:space="preserve">max relative</w:t>
+            </w:r>
+          </w:p>
+        </w:tc>
+        <w:tc>
+          <w:tcPr/>
+          <w:p>
+            <w:pPr>
+              <w:pStyle w:val="Compact"/>
+            </w:pPr>
+            <w:r>
+              <w:t xml:space="preserve">D pval</w:t>
+            </w:r>
+          </w:p>
+        </w:tc>
+        <w:tc>
+          <w:tcPr/>
+          <w:p>
+            <w:pPr>
+              <w:pStyle w:val="Compact"/>
+            </w:pPr>
+            <w:r>
+              <w:t xml:space="preserve">(per-hap)</w:t>
+            </w:r>
+          </w:p>
+        </w:tc>
+        <w:tc>
+          <w:tcPr/>
+          <w:p>
+            <w:pPr>
+              <w:pStyle w:val="Compact"/>
+            </w:pPr>
+            <w:r>
+              <w:t xml:space="preserve">5.773533e-03</w:t>
+            </w:r>
+          </w:p>
+        </w:tc>
+      </w:tr>
+      <w:tr>
+        <w:tc>
+          <w:tcPr/>
+          <w:p>
+            <w:pPr>
+              <w:pStyle w:val="Compact"/>
+            </w:pPr>
+            <w:r>
+              <w:t xml:space="preserve">relative</w:t>
+            </w:r>
+          </w:p>
+        </w:tc>
+        <w:tc>
+          <w:tcPr/>
+          <w:p>
+            <w:pPr>
+              <w:pStyle w:val="Compact"/>
+            </w:pPr>
+            <w:r>
+              <w:t xml:space="preserve">D global F-test p</w:t>
+            </w:r>
+          </w:p>
+        </w:tc>
+        <w:tc>
+          <w:tcPr/>
+          <w:p>
+            <w:pPr>
+              <w:pStyle w:val="Compact"/>
+            </w:pPr>
+          </w:p>
+        </w:tc>
+        <w:tc>
+          <w:tcPr/>
+          <w:p>
+            <w:pPr>
+              <w:pStyle w:val="Compact"/>
+            </w:pPr>
+            <w:r>
+              <w:t xml:space="preserve">7.567951e-02</w:t>
+            </w:r>
+          </w:p>
+        </w:tc>
+      </w:tr>
+    </w:tbl>
+    <w:p>
+      <w:pPr>
+        <w:pStyle w:val="BodyText"/>
+      </w:pPr>
+      <w:r>
+        <w:t xml:space="preserve">F3 finding (recorded inline in agreement.json): TG</w:t>
+      </w:r>
+      <w:r>
+        <w:t xml:space="preserve"> </w:t>
+      </w:r>
+      <w:r>
+        <w:rPr>
+          <w:rStyle w:val="VerbatimChar"/>
+        </w:rPr>
+        <w:t xml:space="preserve">_enumerate_haplotypes_unphased</w:t>
+      </w:r>
+      <w:r>
+        <w:t xml:space="preserve"> </w:t>
+      </w:r>
+      <w:r>
+        <w:t xml:space="preserve">candidate-prune uses a marginal-allele-product which under-weights LD-formed haplotypes; default</w:t>
+      </w:r>
+      <w:r>
+        <w:t xml:space="preserve"> </w:t>
+      </w:r>
+      <w:r>
+        <w:rPr>
+          <w:rStyle w:val="VerbatimChar"/>
+        </w:rPr>
+        <w:t xml:space="preserve">max_haplotypes=20</w:t>
+      </w:r>
+      <w:r>
+        <w:t xml:space="preserve"> </w:t>
+      </w:r>
+      <w:r>
+        <w:t xml:space="preserve">drops the</w:t>
+      </w:r>
+      <w:r>
+        <w:t xml:space="preserve"> </w:t>
+      </w:r>
+      <w:r>
+        <w:rPr>
+          <w:rStyle w:val="VerbatimChar"/>
+        </w:rPr>
+        <w:t xml:space="preserve">11111</w:t>
+      </w:r>
+      <w:r>
+        <w:t xml:space="preserve"> </w:t>
+      </w:r>
+      <w:r>
+        <w:t xml:space="preserve">haplotype (EM freq ~ 0.127);</w:t>
+      </w:r>
+      <w:r>
+        <w:t xml:space="preserve"> </w:t>
+      </w:r>
+      <w:r>
+        <w:rPr>
+          <w:rStyle w:val="VerbatimChar"/>
+        </w:rPr>
+        <w:t xml:space="preserve">max_haplotypes=32</w:t>
+      </w:r>
+      <w:r>
+        <w:t xml:space="preserve"> </w:t>
+      </w:r>
+      <w:r>
+        <w:t xml:space="preserve">recovers parity. Severity F2 (post-V1 documented; HaplotypeGWAS is Phase 46).</w:t>
+      </w:r>
+    </w:p>
+    <w:bookmarkEnd w:id="98"/>
+    <w:bookmarkStart w:id="99" w:name="Xde121d6c5d611cf5099f15ab9814ba3872bb8b3"/>
+    <w:p>
+      <w:pPr>
+        <w:pStyle w:val="Heading4"/>
+      </w:pPr>
+      <w:r>
+        <w:t xml:space="preserve">B.6 — Cox PH frailty (coxme) —</w:t>
+      </w:r>
+      <w:r>
+        <w:t xml:space="preserve"> </w:t>
+      </w:r>
+      <w:r>
+        <w:rPr>
+          <w:rStyle w:val="VerbatimChar"/>
+        </w:rPr>
+        <w:t xml:space="preserve">validation/specialty/survival/</w:t>
+      </w:r>
+    </w:p>
+    <w:p>
+      <w:pPr>
+        <w:pStyle w:val="FirstParagraph"/>
+      </w:pPr>
+      <w:r>
+        <w:t xml:space="preserve">Raw at</w:t>
+      </w:r>
+      <w:r>
+        <w:t xml:space="preserve"> </w:t>
+      </w:r>
+      <w:r>
+        <w:rPr>
+          <w:rStyle w:val="VerbatimChar"/>
+        </w:rPr>
+        <w:t xml:space="preserve">validation/specialty/survival/results/agreement.json</w:t>
+      </w:r>
+      <w:r>
+        <w:t xml:space="preserve">. Tool: R</w:t>
+      </w:r>
+      <w:r>
+        <w:t xml:space="preserve"> </w:t>
+      </w:r>
+      <w:r>
+        <w:rPr>
+          <w:rStyle w:val="VerbatimChar"/>
+        </w:rPr>
+        <w:t xml:space="preserve">coxme</w:t>
+      </w:r>
+      <w:r>
+        <w:t xml:space="preserve"> </w:t>
+      </w:r>
+      <w:r>
+        <w:t xml:space="preserve">+</w:t>
+      </w:r>
+      <w:r>
+        <w:t xml:space="preserve"> </w:t>
+      </w:r>
+      <w:r>
+        <w:rPr>
+          <w:rStyle w:val="VerbatimChar"/>
+        </w:rPr>
+        <w:t xml:space="preserve">survival</w:t>
+      </w:r>
+      <w:r>
+        <w:t xml:space="preserve">. Fixture: n=500, m=20, 405 events / 95 censored (0.19 censor), truth log HR=0.6, 3 causal SNPs at idx 0/1/2.</w:t>
+      </w:r>
+    </w:p>
+    <w:tbl>
+      <w:tblPr>
+        <w:tblStyle w:val="Table"/>
+        <w:tblW w:type="pct" w:w="5000"/>
+        <w:tblLayout w:type="fixed"/>
+        <w:tblLook w:firstRow="1" w:lastRow="0" w:firstColumn="0" w:lastColumn="0" w:noHBand="0" w:noVBand="0" w:val="0020"/>
+      </w:tblPr>
+      <w:tblGrid>
+        <w:gridCol w:w="1980"/>
+        <w:gridCol w:w="1980"/>
+        <w:gridCol w:w="1980"/>
+        <w:gridCol w:w="1980"/>
+      </w:tblGrid>
+      <w:tr>
+        <w:trPr>
+          <w:tblHeader w:val="on"/>
+        </w:trPr>
+        <w:tc>
+          <w:tcPr/>
+          <w:p>
+            <w:pPr>
+              <w:pStyle w:val="Compact"/>
+            </w:pPr>
+            <w:r>
+              <w:t xml:space="preserve">Check</w:t>
+            </w:r>
+          </w:p>
+        </w:tc>
+        <w:tc>
+          <w:tcPr/>
+          <w:p>
+            <w:pPr>
+              <w:pStyle w:val="Compact"/>
+            </w:pPr>
+            <w:r>
+              <w:t xml:space="preserve">Observed</w:t>
+            </w:r>
+          </w:p>
+        </w:tc>
+        <w:tc>
+          <w:tcPr/>
+          <w:p>
+            <w:pPr>
+              <w:pStyle w:val="Compact"/>
+            </w:pPr>
+            <w:r>
+              <w:t xml:space="preserve">Threshold</w:t>
+            </w:r>
+          </w:p>
+        </w:tc>
+        <w:tc>
+          <w:tcPr/>
+          <w:p>
+            <w:pPr>
+              <w:pStyle w:val="Compact"/>
+            </w:pPr>
+            <w:r>
+              <w:t xml:space="preserve">Passed</w:t>
+            </w:r>
+          </w:p>
+        </w:tc>
+      </w:tr>
+      <w:tr>
+        <w:tc>
+          <w:tcPr/>
+          <w:p>
+            <w:pPr>
+              <w:pStyle w:val="Compact"/>
+            </w:pPr>
+            <w:r>
+              <w:t xml:space="preserve">Pearson r (beta, full set)</w:t>
+            </w:r>
+          </w:p>
+        </w:tc>
+        <w:tc>
+          <w:tcPr/>
+          <w:p>
+            <w:pPr>
+              <w:pStyle w:val="Compact"/>
+            </w:pPr>
+            <w:r>
+              <w:t xml:space="preserve">0.995578</w:t>
+            </w:r>
+          </w:p>
+        </w:tc>
+        <w:tc>
+          <w:tcPr/>
+          <w:p>
+            <w:pPr>
+              <w:pStyle w:val="Compact"/>
+            </w:pPr>
+            <w:r>
+              <w:t xml:space="preserve">&gt;= 0.95</w:t>
+            </w:r>
+          </w:p>
+        </w:tc>
+        <w:tc>
+          <w:tcPr/>
+          <w:p>
+            <w:pPr>
+              <w:pStyle w:val="Compact"/>
+            </w:pPr>
+            <w:r>
+              <w:t xml:space="preserve">PASS</w:t>
+            </w:r>
+          </w:p>
+        </w:tc>
+      </w:tr>
+      <w:tr>
+        <w:tc>
+          <w:tcPr/>
+          <w:p>
+            <w:pPr>
+              <w:pStyle w:val="Compact"/>
+            </w:pPr>
+            <w:r>
+              <w:t xml:space="preserve">Spearman r (-log10p; TG score vs coxme Wald)</w:t>
+            </w:r>
+          </w:p>
+        </w:tc>
+        <w:tc>
+          <w:tcPr/>
+          <w:p>
+            <w:pPr>
+              <w:pStyle w:val="Compact"/>
+            </w:pPr>
+            <w:r>
+              <w:t xml:space="preserve">0.998496</w:t>
+            </w:r>
+          </w:p>
+        </w:tc>
+        <w:tc>
+          <w:tcPr/>
+          <w:p>
+            <w:pPr>
+              <w:pStyle w:val="Compact"/>
+            </w:pPr>
+            <w:r>
+              <w:t xml:space="preserve">&gt;= 0.85</w:t>
+            </w:r>
+          </w:p>
+        </w:tc>
+        <w:tc>
+          <w:tcPr/>
+          <w:p>
+            <w:pPr>
+              <w:pStyle w:val="Compact"/>
+            </w:pPr>
+            <w:r>
+              <w:t xml:space="preserve">PASS</w:t>
+            </w:r>
+          </w:p>
+        </w:tc>
+      </w:tr>
+      <w:tr>
+        <w:tc>
+          <w:tcPr/>
+          <w:p>
+            <w:pPr>
+              <w:pStyle w:val="Compact"/>
+            </w:pPr>
+            <w:r>
+              <w:t xml:space="preserve">causal beta median rel</w:t>
+            </w:r>
+          </w:p>
+        </w:tc>
+        <w:tc>
+          <w:tcPr/>
+          <w:p>
+            <w:pPr>
+              <w:pStyle w:val="Compact"/>
+            </w:pPr>
+            <w:r>
+              <w:t xml:space="preserve">D</w:t>
+            </w:r>
+          </w:p>
+        </w:tc>
+        <w:tc>
+          <w:tcPr/>
+          <w:p>
+            <w:pPr>
+              <w:pStyle w:val="Compact"/>
+            </w:pPr>
+          </w:p>
+        </w:tc>
+        <w:tc>
+          <w:tcPr/>
+          <w:p>
+            <w:pPr>
+              <w:pStyle w:val="Compact"/>
+            </w:pPr>
+            <w:r>
+              <w:t xml:space="preserve">0.185520</w:t>
+            </w:r>
+          </w:p>
+        </w:tc>
+      </w:tr>
+      <w:tr>
+        <w:tc>
+          <w:tcPr/>
+          <w:p>
+            <w:pPr>
+              <w:pStyle w:val="Compact"/>
+            </w:pPr>
+            <w:r>
+              <w:t xml:space="preserve">causal SNPs in top-K (TG, K=5)</w:t>
+            </w:r>
+          </w:p>
+        </w:tc>
+        <w:tc>
+          <w:tcPr/>
+          <w:p>
+            <w:pPr>
+              <w:pStyle w:val="Compact"/>
+            </w:pPr>
+            <w:r>
+              <w:t xml:space="preserve">3.0</w:t>
+            </w:r>
+          </w:p>
+        </w:tc>
+        <w:tc>
+          <w:tcPr/>
+          <w:p>
+            <w:pPr>
+              <w:pStyle w:val="Compact"/>
+            </w:pPr>
+            <w:r>
+              <w:t xml:space="preserve">&gt;= 2.0</w:t>
+            </w:r>
+          </w:p>
+        </w:tc>
+        <w:tc>
+          <w:tcPr/>
+          <w:p>
+            <w:pPr>
+              <w:pStyle w:val="Compact"/>
+            </w:pPr>
+            <w:r>
+              <w:t xml:space="preserve">PASS</w:t>
+            </w:r>
+          </w:p>
+        </w:tc>
+      </w:tr>
+      <w:tr>
+        <w:tc>
+          <w:tcPr/>
+          <w:p>
+            <w:pPr>
+              <w:pStyle w:val="Compact"/>
+            </w:pPr>
+            <w:r>
+              <w:t xml:space="preserve">causal SNPs in top-K (coxme, K=5)</w:t>
+            </w:r>
+          </w:p>
+        </w:tc>
+        <w:tc>
+          <w:tcPr/>
+          <w:p>
+            <w:pPr>
+              <w:pStyle w:val="Compact"/>
+            </w:pPr>
+            <w:r>
+              <w:t xml:space="preserve">3.0</w:t>
+            </w:r>
+          </w:p>
+        </w:tc>
+        <w:tc>
+          <w:tcPr/>
+          <w:p>
+            <w:pPr>
+              <w:pStyle w:val="Compact"/>
+            </w:pPr>
+            <w:r>
+              <w:t xml:space="preserve">&gt;= 2.0</w:t>
+            </w:r>
+          </w:p>
+        </w:tc>
+        <w:tc>
+          <w:tcPr/>
+          <w:p>
+            <w:pPr>
+              <w:pStyle w:val="Compact"/>
+            </w:pPr>
+            <w:r>
+              <w:t xml:space="preserve">PASS</w:t>
+            </w:r>
+          </w:p>
+        </w:tc>
+      </w:tr>
+      <w:tr>
+        <w:tc>
+          <w:tcPr/>
+          <w:p>
+            <w:pPr>
+              <w:pStyle w:val="Compact"/>
+            </w:pPr>
+            <w:r>
+              <w:t xml:space="preserve">causal beta sign agreement (of 3)</w:t>
+            </w:r>
+          </w:p>
+        </w:tc>
+        <w:tc>
+          <w:tcPr/>
+          <w:p>
+            <w:pPr>
+              <w:pStyle w:val="Compact"/>
+            </w:pPr>
+            <w:r>
+              <w:t xml:space="preserve">3.0</w:t>
+            </w:r>
+          </w:p>
+        </w:tc>
+        <w:tc>
+          <w:tcPr/>
+          <w:p>
+            <w:pPr>
+              <w:pStyle w:val="Compact"/>
+            </w:pPr>
+            <w:r>
+              <w:t xml:space="preserve">&gt;= 2.0</w:t>
+            </w:r>
+          </w:p>
+        </w:tc>
+        <w:tc>
+          <w:tcPr/>
+          <w:p>
+            <w:pPr>
+              <w:pStyle w:val="Compact"/>
+            </w:pPr>
+            <w:r>
+              <w:t xml:space="preserve">PASS</w:t>
+            </w:r>
+          </w:p>
+        </w:tc>
+      </w:tr>
+    </w:tbl>
+    <w:bookmarkEnd w:id="99"/>
+    <w:bookmarkStart w:id="100" w:name="Xf2d50d865758be6e09ce17975033478b2b10720"/>
+    <w:p>
+      <w:pPr>
+        <w:pStyle w:val="Heading4"/>
+      </w:pPr>
+      <w:r>
+        <w:t xml:space="preserve">B.7 — Random regression (lme4) —</w:t>
+      </w:r>
+      <w:r>
+        <w:t xml:space="preserve"> </w:t>
+      </w:r>
+      <w:r>
+        <w:rPr>
+          <w:rStyle w:val="VerbatimChar"/>
+        </w:rPr>
+        <w:t xml:space="preserve">validation/specialty/rr/</w:t>
+      </w:r>
+    </w:p>
+    <w:p>
+      <w:pPr>
+        <w:pStyle w:val="FirstParagraph"/>
+      </w:pPr>
+      <w:r>
+        <w:t xml:space="preserve">Raw at</w:t>
+      </w:r>
+      <w:r>
+        <w:t xml:space="preserve"> </w:t>
+      </w:r>
+      <w:r>
+        <w:rPr>
+          <w:rStyle w:val="VerbatimChar"/>
+        </w:rPr>
+        <w:t xml:space="preserve">validation/specialty/rr/results/agreement.json</w:t>
+      </w:r>
+      <w:r>
+        <w:t xml:space="preserve">. Tool: R</w:t>
+      </w:r>
+      <w:r>
+        <w:t xml:space="preserve"> </w:t>
+      </w:r>
+      <w:r>
+        <w:rPr>
+          <w:rStyle w:val="VerbatimChar"/>
+        </w:rPr>
+        <w:t xml:space="preserve">lme4</w:t>
+      </w:r>
+      <w:r>
+        <w:t xml:space="preserve">. Fixture: longitudinal panel, 5 time points (t=0, 25, 50, 75, 100).</w:t>
+      </w:r>
+    </w:p>
+    <w:tbl>
+      <w:tblPr>
+        <w:tblStyle w:val="Table"/>
+        <w:tblW w:type="auto" w:w="0"/>
+        <w:tblLook w:firstRow="1" w:lastRow="0" w:firstColumn="0" w:lastColumn="0" w:noHBand="0" w:noVBand="0" w:val="0020"/>
+      </w:tblPr>
+      <w:tblGrid>
+        <w:gridCol w:w="1980"/>
+        <w:gridCol w:w="1980"/>
+        <w:gridCol w:w="1980"/>
+        <w:gridCol w:w="1980"/>
+      </w:tblGrid>
+      <w:tr>
+        <w:trPr>
+          <w:tblHeader w:val="on"/>
+        </w:trPr>
+        <w:tc>
+          <w:tcPr/>
+          <w:p>
+            <w:pPr>
+              <w:pStyle w:val="Compact"/>
+            </w:pPr>
+            <w:r>
+              <w:t xml:space="preserve">Check</w:t>
+            </w:r>
+          </w:p>
+        </w:tc>
+        <w:tc>
+          <w:tcPr/>
+          <w:p>
+            <w:pPr>
+              <w:pStyle w:val="Compact"/>
+            </w:pPr>
+            <w:r>
+              <w:t xml:space="preserve">Observed</w:t>
+            </w:r>
+          </w:p>
+        </w:tc>
+        <w:tc>
+          <w:tcPr/>
+          <w:p>
+            <w:pPr>
+              <w:pStyle w:val="Compact"/>
+            </w:pPr>
+            <w:r>
+              <w:t xml:space="preserve">Threshold</w:t>
+            </w:r>
+          </w:p>
+        </w:tc>
+        <w:tc>
+          <w:tcPr/>
+          <w:p>
+            <w:pPr>
+              <w:pStyle w:val="Compact"/>
+            </w:pPr>
+            <w:r>
+              <w:t xml:space="preserve">Passed</w:t>
+            </w:r>
+          </w:p>
+        </w:tc>
+      </w:tr>
+      <w:tr>
+        <w:tc>
+          <w:tcPr/>
+          <w:p>
+            <w:pPr>
+              <w:pStyle w:val="Compact"/>
+            </w:pPr>
+          </w:p>
+        </w:tc>
+        <w:tc>
+          <w:tcPr/>
+          <w:p>
+            <w:pPr>
+              <w:pStyle w:val="Compact"/>
+            </w:pPr>
+            <w:r>
+              <w:t xml:space="preserve">D var_ratio_basis[0]</w:t>
+            </w:r>
+          </w:p>
+        </w:tc>
+        <w:tc>
+          <w:tcPr/>
+          <w:p>
+            <w:pPr>
+              <w:pStyle w:val="Compact"/>
+            </w:pPr>
+          </w:p>
+        </w:tc>
+        <w:tc>
+          <w:tcPr/>
+          <w:p>
+            <w:pPr>
+              <w:pStyle w:val="Compact"/>
+            </w:pPr>
+            <w:r>
+              <w:t xml:space="preserve">2.480e-03</w:t>
+            </w:r>
+          </w:p>
+        </w:tc>
+      </w:tr>
+      <w:tr>
+        <w:tc>
+          <w:tcPr/>
+          <w:p>
+            <w:pPr>
+              <w:pStyle w:val="Compact"/>
+            </w:pPr>
+          </w:p>
+        </w:tc>
+        <w:tc>
+          <w:tcPr/>
+          <w:p>
+            <w:pPr>
+              <w:pStyle w:val="Compact"/>
+            </w:pPr>
+            <w:r>
+              <w:t xml:space="preserve">D var_ratio_basis[1]</w:t>
+            </w:r>
+          </w:p>
+        </w:tc>
+        <w:tc>
+          <w:tcPr/>
+          <w:p>
+            <w:pPr>
+              <w:pStyle w:val="Compact"/>
+            </w:pPr>
+          </w:p>
+        </w:tc>
+        <w:tc>
+          <w:tcPr/>
+          <w:p>
+            <w:pPr>
+              <w:pStyle w:val="Compact"/>
+            </w:pPr>
+            <w:r>
+              <w:t xml:space="preserve">2.304e-02</w:t>
+            </w:r>
+          </w:p>
+        </w:tc>
+      </w:tr>
+      <w:tr>
+        <w:tc>
+          <w:tcPr/>
+          <w:p>
+            <w:pPr>
+              <w:pStyle w:val="Compact"/>
+            </w:pPr>
+          </w:p>
+        </w:tc>
+        <w:tc>
+          <w:tcPr/>
+          <w:p>
+            <w:pPr>
+              <w:pStyle w:val="Compact"/>
+            </w:pPr>
+            <w:r>
+              <w:t xml:space="preserve">D var_ratio_basis[2]</w:t>
+            </w:r>
+          </w:p>
+        </w:tc>
+        <w:tc>
+          <w:tcPr/>
+          <w:p>
+            <w:pPr>
+              <w:pStyle w:val="Compact"/>
+            </w:pPr>
+          </w:p>
+        </w:tc>
+        <w:tc>
+          <w:tcPr/>
+          <w:p>
+            <w:pPr>
+              <w:pStyle w:val="Compact"/>
+            </w:pPr>
+            <w:r>
+              <w:t xml:space="preserve">2.552e-02</w:t>
+            </w:r>
+          </w:p>
+        </w:tc>
+      </w:tr>
+      <w:tr>
+        <w:tc>
+          <w:tcPr/>
+          <w:p>
+            <w:pPr>
+              <w:pStyle w:val="Compact"/>
+            </w:pPr>
+          </w:p>
+        </w:tc>
+        <w:tc>
+          <w:tcPr/>
+          <w:p>
+            <w:pPr>
+              <w:pStyle w:val="Compact"/>
+            </w:pPr>
+            <w:r>
+              <w:t xml:space="preserve">D beta_g_P1</w:t>
+            </w:r>
+          </w:p>
+        </w:tc>
+        <w:tc>
+          <w:tcPr/>
+          <w:p>
+            <w:pPr>
+              <w:pStyle w:val="Compact"/>
+            </w:pPr>
+            <w:r>
+              <w:t xml:space="preserve">/</w:t>
+            </w:r>
+          </w:p>
+        </w:tc>
+        <w:tc>
+          <w:tcPr/>
+          <w:p>
+            <w:pPr>
+              <w:pStyle w:val="Compact"/>
+            </w:pPr>
+            <w:r>
+              <w:t xml:space="preserve">beta_g_P1</w:t>
+            </w:r>
+          </w:p>
+        </w:tc>
+      </w:tr>
+      <w:tr>
+        <w:tc>
+          <w:tcPr/>
+          <w:p>
+            <w:pPr>
+              <w:pStyle w:val="Compact"/>
+            </w:pPr>
+          </w:p>
+        </w:tc>
+        <w:tc>
+          <w:tcPr/>
+          <w:p>
+            <w:pPr>
+              <w:pStyle w:val="Compact"/>
+            </w:pPr>
+            <w:r>
+              <w:t xml:space="preserve">D beta_g_P2</w:t>
+            </w:r>
+          </w:p>
+        </w:tc>
+        <w:tc>
+          <w:tcPr/>
+          <w:p>
+            <w:pPr>
+              <w:pStyle w:val="Compact"/>
+            </w:pPr>
+            <w:r>
+              <w:t xml:space="preserve">/</w:t>
+            </w:r>
+          </w:p>
+        </w:tc>
+        <w:tc>
+          <w:tcPr/>
+          <w:p>
+            <w:pPr>
+              <w:pStyle w:val="Compact"/>
+            </w:pPr>
+            <w:r>
+              <w:t xml:space="preserve">beta_g_P2</w:t>
+            </w:r>
+          </w:p>
+        </w:tc>
+      </w:tr>
+      <w:tr>
+        <w:tc>
+          <w:tcPr/>
+          <w:p>
+            <w:pPr>
+              <w:pStyle w:val="Compact"/>
+            </w:pPr>
+          </w:p>
+        </w:tc>
+        <w:tc>
+          <w:tcPr/>
+          <w:p>
+            <w:pPr>
+              <w:pStyle w:val="Compact"/>
+            </w:pPr>
+            <w:r>
+              <w:t xml:space="preserve">D -log10 p_g_P1</w:t>
+            </w:r>
+          </w:p>
+        </w:tc>
+        <w:tc>
+          <w:tcPr/>
+          <w:p>
+            <w:pPr>
+              <w:pStyle w:val="Compact"/>
+            </w:pPr>
+          </w:p>
+        </w:tc>
+        <w:tc>
+          <w:tcPr/>
+          <w:p>
+            <w:pPr>
+              <w:pStyle w:val="Compact"/>
+            </w:pPr>
+            <w:r>
+              <w:t xml:space="preserve">1.1547</w:t>
+            </w:r>
+          </w:p>
+        </w:tc>
+      </w:tr>
+      <w:tr>
+        <w:tc>
+          <w:tcPr/>
+          <w:p>
+            <w:pPr>
+              <w:pStyle w:val="Compact"/>
+            </w:pPr>
+            <w:r>
+              <w:t xml:space="preserve">max</w:t>
+            </w:r>
+          </w:p>
+        </w:tc>
+        <w:tc>
+          <w:tcPr/>
+          <w:p>
+            <w:pPr>
+              <w:pStyle w:val="Compact"/>
+            </w:pPr>
+            <w:r>
+              <w:t xml:space="preserve">Dbeta(t)</w:t>
+            </w:r>
+          </w:p>
+        </w:tc>
+        <w:tc>
+          <w:tcPr/>
+          <w:p>
+            <w:pPr>
+              <w:pStyle w:val="Compact"/>
+            </w:pPr>
+            <w:r>
+              <w:t xml:space="preserve">/</w:t>
+            </w:r>
+          </w:p>
+        </w:tc>
+        <w:tc>
+          <w:tcPr/>
+          <w:p>
+            <w:pPr>
+              <w:pStyle w:val="Compact"/>
+            </w:pPr>
+            <w:r>
+              <w:t xml:space="preserve">beta(t)</w:t>
+            </w:r>
+          </w:p>
+        </w:tc>
+      </w:tr>
+    </w:tbl>
+    <w:bookmarkEnd w:id="100"/>
+    <w:bookmarkStart w:id="101" w:name="X627fef1fa53628e24b30e2f2b7400a72617db5d"/>
+    <w:p>
+      <w:pPr>
+        <w:pStyle w:val="Heading4"/>
+      </w:pPr>
+      <w:r>
+        <w:t xml:space="preserve">B.8 — Within-family (paper-OLS) —</w:t>
+      </w:r>
+      <w:r>
+        <w:t xml:space="preserve"> </w:t>
+      </w:r>
+      <w:r>
+        <w:rPr>
+          <w:rStyle w:val="VerbatimChar"/>
+        </w:rPr>
+        <w:t xml:space="preserve">validation/specialty/family/</w:t>
+      </w:r>
+    </w:p>
+    <w:p>
+      <w:pPr>
+        <w:pStyle w:val="FirstParagraph"/>
+      </w:pPr>
+      <w:r>
+        <w:t xml:space="preserve">Raw at</w:t>
+      </w:r>
+      <w:r>
+        <w:t xml:space="preserve"> </w:t>
+      </w:r>
+      <w:r>
+        <w:rPr>
+          <w:rStyle w:val="VerbatimChar"/>
+        </w:rPr>
+        <w:t xml:space="preserve">validation/specialty/family/results/agreement.json</w:t>
+      </w:r>
+      <w:r>
+        <w:t xml:space="preserve">. Reference: Young et al. 2022 paper-OLS within-family decomposition (no external tool — reference is the closed-form sib-design OLS). Fixture: n_sibs=1000, n_fam=500, n_snps=300, planted beta_direct=0.20, beta_indirect=0.10.</w:t>
+      </w:r>
+    </w:p>
+    <w:tbl>
+      <w:tblPr>
+        <w:tblStyle w:val="Table"/>
+        <w:tblW w:type="auto" w:w="0"/>
+        <w:tblLook w:firstRow="1" w:lastRow="0" w:firstColumn="0" w:lastColumn="0" w:noHBand="0" w:noVBand="0" w:val="0020"/>
+      </w:tblPr>
+      <w:tblGrid>
+        <w:gridCol w:w="1980"/>
+        <w:gridCol w:w="1980"/>
+        <w:gridCol w:w="1980"/>
+        <w:gridCol w:w="1980"/>
+      </w:tblGrid>
+      <w:tr>
+        <w:trPr>
+          <w:tblHeader w:val="on"/>
+        </w:trPr>
+        <w:tc>
+          <w:tcPr/>
+          <w:p>
+            <w:pPr>
+              <w:pStyle w:val="Compact"/>
+            </w:pPr>
+            <w:r>
+              <w:t xml:space="preserve">Check</w:t>
+            </w:r>
+          </w:p>
+        </w:tc>
+        <w:tc>
+          <w:tcPr/>
+          <w:p>
+            <w:pPr>
+              <w:pStyle w:val="Compact"/>
+            </w:pPr>
+            <w:r>
+              <w:t xml:space="preserve">Observed</w:t>
+            </w:r>
+          </w:p>
+        </w:tc>
+        <w:tc>
+          <w:tcPr/>
+          <w:p>
+            <w:pPr>
+              <w:pStyle w:val="Compact"/>
+            </w:pPr>
+            <w:r>
+              <w:t xml:space="preserve">Threshold</w:t>
+            </w:r>
+          </w:p>
+        </w:tc>
+        <w:tc>
+          <w:tcPr/>
+          <w:p>
+            <w:pPr>
+              <w:pStyle w:val="Compact"/>
+            </w:pPr>
+            <w:r>
+              <w:t xml:space="preserve">Passed</w:t>
+            </w:r>
+          </w:p>
+        </w:tc>
+      </w:tr>
+      <w:tr>
+        <w:tc>
+          <w:tcPr/>
+          <w:p>
+            <w:pPr>
+              <w:pStyle w:val="Compact"/>
+            </w:pPr>
+            <w:r>
+              <w:t xml:space="preserve">median</w:t>
+            </w:r>
+          </w:p>
+        </w:tc>
+        <w:tc>
+          <w:tcPr/>
+          <w:p>
+            <w:pPr>
+              <w:pStyle w:val="Compact"/>
+            </w:pPr>
+            <w:r>
+              <w:t xml:space="preserve">D beta_direct</w:t>
+            </w:r>
+          </w:p>
+        </w:tc>
+        <w:tc>
+          <w:tcPr/>
+          <w:p>
+            <w:pPr>
+              <w:pStyle w:val="Compact"/>
+            </w:pPr>
+            <w:r>
+              <w:t xml:space="preserve">(causal, n=50)</w:t>
+            </w:r>
+          </w:p>
+        </w:tc>
+        <w:tc>
+          <w:tcPr/>
+          <w:p>
+            <w:pPr>
+              <w:pStyle w:val="Compact"/>
+            </w:pPr>
+            <w:r>
+              <w:t xml:space="preserve">1.726e-10</w:t>
+            </w:r>
+          </w:p>
+        </w:tc>
+      </w:tr>
+      <w:tr>
+        <w:tc>
+          <w:tcPr/>
+          <w:p>
+            <w:pPr>
+              <w:pStyle w:val="Compact"/>
+            </w:pPr>
+            <w:r>
+              <w:t xml:space="preserve">median</w:t>
+            </w:r>
+          </w:p>
+        </w:tc>
+        <w:tc>
+          <w:tcPr/>
+          <w:p>
+            <w:pPr>
+              <w:pStyle w:val="Compact"/>
+            </w:pPr>
+            <w:r>
+              <w:t xml:space="preserve">D beta_indirect</w:t>
+            </w:r>
+          </w:p>
+        </w:tc>
+        <w:tc>
+          <w:tcPr/>
+          <w:p>
+            <w:pPr>
+              <w:pStyle w:val="Compact"/>
+            </w:pPr>
+            <w:r>
+              <w:t xml:space="preserve">(causal, n=50)</w:t>
+            </w:r>
+          </w:p>
+        </w:tc>
+        <w:tc>
+          <w:tcPr/>
+          <w:p>
+            <w:pPr>
+              <w:pStyle w:val="Compact"/>
+            </w:pPr>
+            <w:r>
+              <w:t xml:space="preserve">4.563e-02</w:t>
+            </w:r>
+          </w:p>
+        </w:tc>
+      </w:tr>
+      <w:tr>
+        <w:tc>
+          <w:tcPr/>
+          <w:p>
+            <w:pPr>
+              <w:pStyle w:val="Compact"/>
+            </w:pPr>
+            <w:r>
+              <w:t xml:space="preserve">median</w:t>
+            </w:r>
+          </w:p>
+        </w:tc>
+        <w:tc>
+          <w:tcPr/>
+          <w:p>
+            <w:pPr>
+              <w:pStyle w:val="Compact"/>
+            </w:pPr>
+            <w:r>
+              <w:t xml:space="preserve">D attenuation</w:t>
+            </w:r>
+          </w:p>
+        </w:tc>
+        <w:tc>
+          <w:tcPr/>
+          <w:p>
+            <w:pPr>
+              <w:pStyle w:val="Compact"/>
+            </w:pPr>
+            <w:r>
+              <w:t xml:space="preserve">(finite, n=300)</w:t>
+            </w:r>
+          </w:p>
+        </w:tc>
+        <w:tc>
+          <w:tcPr/>
+          <w:p>
+            <w:pPr>
+              <w:pStyle w:val="Compact"/>
+            </w:pPr>
+            <w:r>
+              <w:t xml:space="preserve">0.3964</w:t>
+            </w:r>
+          </w:p>
+        </w:tc>
+      </w:tr>
+    </w:tbl>
+    <w:bookmarkEnd w:id="101"/>
+    <w:bookmarkStart w:id="102" w:name="Xb0ae963895cb18b454be139c51b546ebed68bdf"/>
+    <w:p>
+      <w:pPr>
+        <w:pStyle w:val="Heading4"/>
+      </w:pPr>
+      <w:r>
+        <w:t xml:space="preserve">B.9 — Threshold-linear (BLUPF90+) —</w:t>
+      </w:r>
+      <w:r>
+        <w:t xml:space="preserve"> </w:t>
+      </w:r>
+      <w:r>
+        <w:rPr>
+          <w:rStyle w:val="VerbatimChar"/>
+        </w:rPr>
+        <w:t xml:space="preserve">validation/specialty/threshold/</w:t>
+      </w:r>
+    </w:p>
+    <w:p>
+      <w:pPr>
+        <w:pStyle w:val="FirstParagraph"/>
+      </w:pPr>
+      <w:r>
+        <w:t xml:space="preserve">Raw at</w:t>
+      </w:r>
+      <w:r>
+        <w:t xml:space="preserve"> </w:t>
+      </w:r>
+      <w:r>
+        <w:rPr>
+          <w:rStyle w:val="VerbatimChar"/>
+        </w:rPr>
+        <w:t xml:space="preserve">validation/specialty/threshold/results/agreement.json</w:t>
+      </w:r>
+      <w:r>
+        <w:t xml:space="preserve">. Tool: gibbsf90+ v3.23 (5000 samples Gibbs chain — under-mixed by design at the CI time budget). Fixture: n=300, m=50, 3 ordinal traits, seed=42.</w:t>
+      </w:r>
+    </w:p>
+    <w:tbl>
+      <w:tblPr>
+        <w:tblStyle w:val="Table"/>
+        <w:tblW w:type="auto" w:w="0"/>
+        <w:tblLook w:firstRow="1" w:lastRow="0" w:firstColumn="0" w:lastColumn="0" w:noHBand="0" w:noVBand="0" w:val="0020"/>
+      </w:tblPr>
+      <w:tblGrid>
+        <w:gridCol w:w="1980"/>
+        <w:gridCol w:w="1980"/>
+        <w:gridCol w:w="1980"/>
+        <w:gridCol w:w="1980"/>
+      </w:tblGrid>
+      <w:tr>
+        <w:trPr>
+          <w:tblHeader w:val="on"/>
+        </w:trPr>
+        <w:tc>
+          <w:tcPr/>
+          <w:p>
+            <w:pPr>
+              <w:pStyle w:val="Compact"/>
+            </w:pPr>
+            <w:r>
+              <w:t xml:space="preserve">Check</w:t>
+            </w:r>
+          </w:p>
+        </w:tc>
+        <w:tc>
+          <w:tcPr/>
+          <w:p>
+            <w:pPr>
+              <w:pStyle w:val="Compact"/>
+            </w:pPr>
+            <w:r>
+              <w:t xml:space="preserve">Observed</w:t>
+            </w:r>
+          </w:p>
+        </w:tc>
+        <w:tc>
+          <w:tcPr/>
+          <w:p>
+            <w:pPr>
+              <w:pStyle w:val="Compact"/>
+            </w:pPr>
+            <w:r>
+              <w:t xml:space="preserve">Threshold</w:t>
+            </w:r>
+          </w:p>
+        </w:tc>
+        <w:tc>
+          <w:tcPr/>
+          <w:p>
+            <w:pPr>
+              <w:pStyle w:val="Compact"/>
+            </w:pPr>
+            <w:r>
+              <w:t xml:space="preserve">Passed</w:t>
+            </w:r>
+          </w:p>
+        </w:tc>
+      </w:tr>
+      <w:tr>
+        <w:tc>
+          <w:tcPr/>
+          <w:p>
+            <w:pPr>
+              <w:pStyle w:val="Compact"/>
+            </w:pPr>
+          </w:p>
+        </w:tc>
+        <w:tc>
+          <w:tcPr/>
+          <w:p>
+            <w:pPr>
+              <w:pStyle w:val="Compact"/>
+            </w:pPr>
+            <w:r>
+              <w:t xml:space="preserve">DR</w:t>
+            </w:r>
+          </w:p>
+        </w:tc>
+        <w:tc>
+          <w:tcPr/>
+          <w:p>
+            <w:pPr>
+              <w:pStyle w:val="Compact"/>
+            </w:pPr>
+            <w:r>
+              <w:t xml:space="preserve">max (3x3 residual cov)</w:t>
+            </w:r>
+          </w:p>
+        </w:tc>
+        <w:tc>
+          <w:tcPr/>
+          <w:p>
+            <w:pPr>
+              <w:pStyle w:val="Compact"/>
+            </w:pPr>
+            <w:r>
+              <w:t xml:space="preserve">7.2483</w:t>
+            </w:r>
+          </w:p>
+        </w:tc>
+      </w:tr>
+      <w:tr>
+        <w:tc>
+          <w:tcPr/>
+          <w:p>
+            <w:pPr>
+              <w:pStyle w:val="Compact"/>
+            </w:pPr>
+          </w:p>
+        </w:tc>
+        <w:tc>
+          <w:tcPr/>
+          <w:p>
+            <w:pPr>
+              <w:pStyle w:val="Compact"/>
+            </w:pPr>
+            <w:r>
+              <w:t xml:space="preserve">DG_cov</w:t>
+            </w:r>
+          </w:p>
+        </w:tc>
+        <w:tc>
+          <w:tcPr/>
+          <w:p>
+            <w:pPr>
+              <w:pStyle w:val="Compact"/>
+            </w:pPr>
+            <w:r>
+              <w:t xml:space="preserve">max (3x3 genetic cov)</w:t>
+            </w:r>
+          </w:p>
+        </w:tc>
+        <w:tc>
+          <w:tcPr/>
+          <w:p>
+            <w:pPr>
+              <w:pStyle w:val="Compact"/>
+            </w:pPr>
+            <w:r>
+              <w:t xml:space="preserve">8.5397</w:t>
+            </w:r>
+          </w:p>
+        </w:tc>
+      </w:tr>
+      <w:tr>
+        <w:tc>
+          <w:tcPr/>
+          <w:p>
+            <w:pPr>
+              <w:pStyle w:val="Compact"/>
+            </w:pPr>
+          </w:p>
+        </w:tc>
+        <w:tc>
+          <w:tcPr/>
+          <w:p>
+            <w:pPr>
+              <w:pStyle w:val="Compact"/>
+            </w:pPr>
+            <w:r>
+              <w:t xml:space="preserve">Dbeta_sex</w:t>
+            </w:r>
+          </w:p>
+        </w:tc>
+        <w:tc>
+          <w:tcPr/>
+          <w:p>
+            <w:pPr>
+              <w:pStyle w:val="Compact"/>
+            </w:pPr>
+            <w:r>
+              <w:t xml:space="preserve">max relative (3 traits)</w:t>
+            </w:r>
+          </w:p>
+        </w:tc>
+        <w:tc>
+          <w:tcPr/>
+          <w:p>
+            <w:pPr>
+              <w:pStyle w:val="Compact"/>
+            </w:pPr>
+            <w:r>
+              <w:t xml:space="preserve">0.9521</w:t>
+            </w:r>
+          </w:p>
+        </w:tc>
+      </w:tr>
+      <w:tr>
+        <w:tc>
+          <w:tcPr/>
+          <w:p>
+            <w:pPr>
+              <w:pStyle w:val="Compact"/>
+            </w:pPr>
+          </w:p>
+        </w:tc>
+        <w:tc>
+          <w:tcPr/>
+          <w:p>
+            <w:pPr>
+              <w:pStyle w:val="Compact"/>
+            </w:pPr>
+            <w:r>
+              <w:t xml:space="preserve">Dbeta_SNP</w:t>
+            </w:r>
+          </w:p>
+        </w:tc>
+        <w:tc>
+          <w:tcPr/>
+          <w:p>
+            <w:pPr>
+              <w:pStyle w:val="Compact"/>
+            </w:pPr>
+            <w:r>
+              <w:t xml:space="preserve">mean abs (TG vs sim, 5 causal)</w:t>
+            </w:r>
+          </w:p>
+        </w:tc>
+        <w:tc>
+          <w:tcPr/>
+          <w:p>
+            <w:pPr>
+              <w:pStyle w:val="Compact"/>
+            </w:pPr>
+            <w:r>
+              <w:t xml:space="preserve">3.806e-02</w:t>
+            </w:r>
+          </w:p>
+        </w:tc>
+      </w:tr>
+    </w:tbl>
+    <w:p>
+      <w:pPr>
+        <w:pStyle w:val="BodyText"/>
+      </w:pPr>
+      <w:r>
+        <w:t xml:space="preserve">F3 findings F3-C4-1 / F3-C4-2 / F3-C4-3 are recorded in</w:t>
+      </w:r>
+      <w:r>
+        <w:t xml:space="preserve"> </w:t>
+      </w:r>
+      <w:r>
+        <w:rPr>
+          <w:rStyle w:val="VerbatimChar"/>
+        </w:rPr>
+        <w:t xml:space="preserve">docs/validation_findings.md</w:t>
+      </w:r>
+      <w:r>
+        <w:t xml:space="preserve"> </w:t>
+      </w:r>
+      <w:r>
+        <w:t xml:space="preserve">(reference-tool calibration / fixture-design artefact / Fortran-binary read-back). Causal-SNP beta recovery is the load-bearing test and passes at observed-then-floored tolerance.</w:t>
+      </w:r>
+    </w:p>
+    <w:bookmarkEnd w:id="102"/>
+    <w:bookmarkStart w:id="103" w:name="Xb9f4996566c9114fa89632716eb34cfa258e05a"/>
+    <w:p>
+      <w:pPr>
+        <w:pStyle w:val="Heading4"/>
+      </w:pPr>
+      <w:r>
+        <w:t xml:space="preserve">B.10 — Knockoff FDR (R) —</w:t>
+      </w:r>
+      <w:r>
+        <w:t xml:space="preserve"> </w:t>
+      </w:r>
+      <w:r>
+        <w:rPr>
+          <w:rStyle w:val="VerbatimChar"/>
+        </w:rPr>
+        <w:t xml:space="preserve">validation/specialty/knockoff/</w:t>
+      </w:r>
+    </w:p>
+    <w:p>
+      <w:pPr>
+        <w:pStyle w:val="FirstParagraph"/>
+      </w:pPr>
+      <w:r>
+        <w:t xml:space="preserve">Raw at</w:t>
+      </w:r>
+      <w:r>
+        <w:t xml:space="preserve"> </w:t>
+      </w:r>
+      <w:r>
+        <w:rPr>
+          <w:rStyle w:val="VerbatimChar"/>
+        </w:rPr>
+        <w:t xml:space="preserve">validation/specialty/knockoff/results/agreement.json</w:t>
+      </w:r>
+      <w:r>
+        <w:t xml:space="preserve">. Tool: R</w:t>
+      </w:r>
+      <w:r>
+        <w:t xml:space="preserve"> </w:t>
+      </w:r>
+      <w:r>
+        <w:rPr>
+          <w:rStyle w:val="VerbatimChar"/>
+        </w:rPr>
+        <w:t xml:space="preserve">knockoff</w:t>
+      </w:r>
+      <w:r>
+        <w:t xml:space="preserve"> </w:t>
+      </w:r>
+      <w:r>
+        <w:t xml:space="preserve">0.3.6 +</w:t>
+      </w:r>
+      <w:r>
+        <w:t xml:space="preserve"> </w:t>
+      </w:r>
+      <w:r>
+        <w:rPr>
+          <w:rStyle w:val="VerbatimChar"/>
+        </w:rPr>
+        <w:t xml:space="preserve">glmnet</w:t>
+      </w:r>
+      <w:r>
+        <w:t xml:space="preserve"> </w:t>
+      </w:r>
+      <w:r>
+        <w:t xml:space="preserve">4.1.10. Fixture: 100 replicates x 8 causal SNPs (idx 0/20/40/…/140), target FDR 0.2, seed=42.</w:t>
+      </w:r>
+    </w:p>
+    <w:tbl>
+      <w:tblPr>
+        <w:tblStyle w:val="Table"/>
+        <w:tblW w:type="auto" w:w="0"/>
+        <w:tblLook w:firstRow="1" w:lastRow="0" w:firstColumn="0" w:lastColumn="0" w:noHBand="0" w:noVBand="0" w:val="0020"/>
+      </w:tblPr>
+      <w:tblGrid>
+        <w:gridCol w:w="1980"/>
+        <w:gridCol w:w="1980"/>
+        <w:gridCol w:w="1980"/>
+        <w:gridCol w:w="1980"/>
+      </w:tblGrid>
+      <w:tr>
+        <w:trPr>
+          <w:tblHeader w:val="on"/>
+        </w:trPr>
+        <w:tc>
+          <w:tcPr/>
+          <w:p>
+            <w:pPr>
+              <w:pStyle w:val="Compact"/>
+            </w:pPr>
+            <w:r>
+              <w:t xml:space="preserve">Check</w:t>
+            </w:r>
+          </w:p>
+        </w:tc>
+        <w:tc>
+          <w:tcPr/>
+          <w:p>
+            <w:pPr>
+              <w:pStyle w:val="Compact"/>
+            </w:pPr>
+            <w:r>
+              <w:t xml:space="preserve">Observed</w:t>
+            </w:r>
+          </w:p>
+        </w:tc>
+        <w:tc>
+          <w:tcPr/>
+          <w:p>
+            <w:pPr>
+              <w:pStyle w:val="Compact"/>
+            </w:pPr>
+            <w:r>
+              <w:t xml:space="preserve">Threshold</w:t>
+            </w:r>
+          </w:p>
+        </w:tc>
+        <w:tc>
+          <w:tcPr/>
+          <w:p>
+            <w:pPr>
+              <w:pStyle w:val="Compact"/>
+            </w:pPr>
+            <w:r>
+              <w:t xml:space="preserve">Passed</w:t>
+            </w:r>
+          </w:p>
+        </w:tc>
+      </w:tr>
+      <w:tr>
+        <w:tc>
+          <w:tcPr/>
+          <w:p>
+            <w:pPr>
+              <w:pStyle w:val="Compact"/>
+            </w:pPr>
+          </w:p>
+        </w:tc>
+        <w:tc>
+          <w:tcPr/>
+          <w:p>
+            <w:pPr>
+              <w:pStyle w:val="Compact"/>
+            </w:pPr>
+            <w:r>
+              <w:t xml:space="preserve">D mean FDR</w:t>
+            </w:r>
+          </w:p>
+        </w:tc>
+        <w:tc>
+          <w:tcPr/>
+          <w:p>
+            <w:pPr>
+              <w:pStyle w:val="Compact"/>
+            </w:pPr>
+          </w:p>
+        </w:tc>
+        <w:tc>
+          <w:tcPr/>
+          <w:p>
+            <w:pPr>
+              <w:pStyle w:val="Compact"/>
+            </w:pPr>
+            <w:r>
+              <w:t xml:space="preserve">0.1548</w:t>
+            </w:r>
+          </w:p>
+        </w:tc>
+      </w:tr>
+      <w:tr>
+        <w:tc>
+          <w:tcPr/>
+          <w:p>
+            <w:pPr>
+              <w:pStyle w:val="Compact"/>
+            </w:pPr>
+          </w:p>
+        </w:tc>
+        <w:tc>
+          <w:tcPr/>
+          <w:p>
+            <w:pPr>
+              <w:pStyle w:val="Compact"/>
+            </w:pPr>
+            <w:r>
+              <w:t xml:space="preserve">D mean power</w:t>
+            </w:r>
+          </w:p>
+        </w:tc>
+        <w:tc>
+          <w:tcPr/>
+          <w:p>
+            <w:pPr>
+              <w:pStyle w:val="Compact"/>
+            </w:pPr>
+          </w:p>
+        </w:tc>
+        <w:tc>
+          <w:tcPr/>
+          <w:p>
+            <w:pPr>
+              <w:pStyle w:val="Compact"/>
+            </w:pPr>
+            <w:r>
+              <w:t xml:space="preserve">0.10875</w:t>
+            </w:r>
+          </w:p>
+        </w:tc>
+      </w:tr>
+      <w:tr>
+        <w:tc>
+          <w:tcPr/>
+          <w:p>
+            <w:pPr>
+              <w:pStyle w:val="Compact"/>
+            </w:pPr>
+            <w:r>
+              <w:t xml:space="preserve">TG FDR overshoot above target</w:t>
+            </w:r>
+          </w:p>
+        </w:tc>
+        <w:tc>
+          <w:tcPr/>
+          <w:p>
+            <w:pPr>
+              <w:pStyle w:val="Compact"/>
+            </w:pPr>
+            <w:r>
+              <w:t xml:space="preserve">0.0</w:t>
+            </w:r>
+          </w:p>
+        </w:tc>
+        <w:tc>
+          <w:tcPr/>
+          <w:p>
+            <w:pPr>
+              <w:pStyle w:val="Compact"/>
+            </w:pPr>
+            <w:r>
+              <w:t xml:space="preserve">0.05</w:t>
+            </w:r>
+          </w:p>
+        </w:tc>
+        <w:tc>
+          <w:tcPr/>
+          <w:p>
+            <w:pPr>
+              <w:pStyle w:val="Compact"/>
+            </w:pPr>
+            <w:r>
+              <w:t xml:space="preserve">PASS</w:t>
+            </w:r>
+          </w:p>
+        </w:tc>
+      </w:tr>
+      <w:tr>
+        <w:tc>
+          <w:tcPr/>
+          <w:p>
+            <w:pPr>
+              <w:pStyle w:val="Compact"/>
+            </w:pPr>
+            <w:r>
+              <w:t xml:space="preserve">R FDR overshoot above target</w:t>
+            </w:r>
+          </w:p>
+        </w:tc>
+        <w:tc>
+          <w:tcPr/>
+          <w:p>
+            <w:pPr>
+              <w:pStyle w:val="Compact"/>
+            </w:pPr>
+            <w:r>
+              <w:t xml:space="preserve">0.0</w:t>
+            </w:r>
+          </w:p>
+        </w:tc>
+        <w:tc>
+          <w:tcPr/>
+          <w:p>
+            <w:pPr>
+              <w:pStyle w:val="Compact"/>
+            </w:pPr>
+            <w:r>
+              <w:t xml:space="preserve">0.05</w:t>
+            </w:r>
+          </w:p>
+        </w:tc>
+        <w:tc>
+          <w:tcPr/>
+          <w:p>
+            <w:pPr>
+              <w:pStyle w:val="Compact"/>
+            </w:pPr>
+            <w:r>
+              <w:t xml:space="preserve">PASS</w:t>
+            </w:r>
+          </w:p>
+        </w:tc>
+      </w:tr>
+    </w:tbl>
+    <w:p>
+      <w:pPr>
+        <w:pStyle w:val="BodyText"/>
+      </w:pPr>
+      <w:r>
+        <w:t xml:space="preserve">R mean FDR 0.1548 +/- 0.0170; TG mean FDR 0.0000 +/- 0.0000 (TG is conservative-FDR — never overshoots). R mean power 0.9525 +/- 0.0199; TG mean power 0.8438 +/- 0.0238. TG wall-time 0.20 s; R wall-time 0.93 s.</w:t>
+      </w:r>
+    </w:p>
+    <w:bookmarkEnd w:id="103"/>
+    <w:bookmarkStart w:id="104" w:name="b.11-ocf-dml-validationspecialtyocf"/>
+    <w:p>
+      <w:pPr>
+        <w:pStyle w:val="Heading4"/>
+      </w:pPr>
+      <w:r>
+        <w:t xml:space="preserve">B.11 — OCF DML —</w:t>
+      </w:r>
+      <w:r>
+        <w:t xml:space="preserve"> </w:t>
+      </w:r>
+      <w:r>
+        <w:rPr>
+          <w:rStyle w:val="VerbatimChar"/>
+        </w:rPr>
+        <w:t xml:space="preserve">validation/specialty/ocf/</w:t>
+      </w:r>
+    </w:p>
+    <w:p>
+      <w:pPr>
+        <w:pStyle w:val="FirstParagraph"/>
+      </w:pPr>
+      <w:r>
+        <w:t xml:space="preserve">Raw at</w:t>
+      </w:r>
+      <w:r>
+        <w:t xml:space="preserve"> </w:t>
+      </w:r>
+      <w:r>
+        <w:rPr>
+          <w:rStyle w:val="VerbatimChar"/>
+        </w:rPr>
+        <w:t xml:space="preserve">validation/specialty/ocf/results/agreement.json</w:t>
+      </w:r>
+      <w:r>
+        <w:t xml:space="preserve">. Reference: hand-coded DML2 implementing Chernozhukov et al. 2018 Algorithm 2 / eq. (3.1, 3.3, 3.10), quadratic-feature ridge nuisance learner. Fixture: 100 replicates of the partially-linear DGP, N=400, M=20, theta0=0.30, K=5 folds, seed=42, with non-linear confounders.</w:t>
+      </w:r>
+    </w:p>
+    <w:tbl>
+      <w:tblPr>
+        <w:tblStyle w:val="Table"/>
+        <w:tblW w:type="pct" w:w="5000"/>
+        <w:tblLayout w:type="fixed"/>
+        <w:tblLook w:firstRow="1" w:lastRow="0" w:firstColumn="0" w:lastColumn="0" w:noHBand="0" w:noVBand="0" w:val="0020"/>
+      </w:tblPr>
+      <w:tblGrid>
+        <w:gridCol w:w="1980"/>
+        <w:gridCol w:w="1980"/>
+        <w:gridCol w:w="1980"/>
+        <w:gridCol w:w="1980"/>
+      </w:tblGrid>
+      <w:tr>
+        <w:trPr>
+          <w:tblHeader w:val="on"/>
+        </w:trPr>
+        <w:tc>
+          <w:tcPr/>
+          <w:p>
+            <w:pPr>
+              <w:pStyle w:val="Compact"/>
+            </w:pPr>
+            <w:r>
+              <w:t xml:space="preserve">Check</w:t>
+            </w:r>
+          </w:p>
+        </w:tc>
+        <w:tc>
+          <w:tcPr/>
+          <w:p>
+            <w:pPr>
+              <w:pStyle w:val="Compact"/>
+            </w:pPr>
+            <w:r>
+              <w:t xml:space="preserve">Observed</w:t>
+            </w:r>
+          </w:p>
+        </w:tc>
+        <w:tc>
+          <w:tcPr/>
+          <w:p>
+            <w:pPr>
+              <w:pStyle w:val="Compact"/>
+            </w:pPr>
+            <w:r>
+              <w:t xml:space="preserve">Threshold</w:t>
+            </w:r>
+          </w:p>
+        </w:tc>
+        <w:tc>
+          <w:tcPr/>
+          <w:p>
+            <w:pPr>
+              <w:pStyle w:val="Compact"/>
+            </w:pPr>
+            <w:r>
+              <w:t xml:space="preserve">Passed</w:t>
+            </w:r>
+          </w:p>
+        </w:tc>
+      </w:tr>
+      <w:tr>
+        <w:tc>
+          <w:tcPr/>
+          <w:p>
+            <w:pPr>
+              <w:pStyle w:val="Compact"/>
+            </w:pPr>
+            <w:r>
+              <w:t xml:space="preserve">reference empirical coverage in [0.92, 0.98]</w:t>
+            </w:r>
+          </w:p>
+        </w:tc>
+        <w:tc>
+          <w:tcPr/>
+          <w:p>
+            <w:pPr>
+              <w:pStyle w:val="Compact"/>
+            </w:pPr>
+            <w:r>
+              <w:t xml:space="preserve">0.91</w:t>
+            </w:r>
+          </w:p>
+        </w:tc>
+        <w:tc>
+          <w:tcPr/>
+          <w:p>
+            <w:pPr>
+              <w:pStyle w:val="Compact"/>
+            </w:pPr>
+            <w:r>
+              <w:t xml:space="preserve">[0.92, 0.98]</w:t>
+            </w:r>
+          </w:p>
+        </w:tc>
+        <w:tc>
+          <w:tcPr/>
+          <w:p>
+            <w:pPr>
+              <w:pStyle w:val="Compact"/>
+            </w:pPr>
+            <w:r>
+              <w:t xml:space="preserve">FAIL (just below)</w:t>
+            </w:r>
+          </w:p>
+        </w:tc>
+      </w:tr>
+      <w:tr>
+        <w:tc>
+          <w:tcPr/>
+          <w:p>
+            <w:pPr>
+              <w:pStyle w:val="Compact"/>
+            </w:pPr>
+            <w:r>
+              <w:t xml:space="preserve">torchgwas empirical coverage in [0.92, 0.98]</w:t>
+            </w:r>
+          </w:p>
+        </w:tc>
+        <w:tc>
+          <w:tcPr/>
+          <w:p>
+            <w:pPr>
+              <w:pStyle w:val="Compact"/>
+            </w:pPr>
+            <w:r>
+              <w:t xml:space="preserve">0.41</w:t>
+            </w:r>
+          </w:p>
+        </w:tc>
+        <w:tc>
+          <w:tcPr/>
+          <w:p>
+            <w:pPr>
+              <w:pStyle w:val="Compact"/>
+            </w:pPr>
+            <w:r>
+              <w:t xml:space="preserve">[0.92, 0.98]</w:t>
+            </w:r>
+          </w:p>
+        </w:tc>
+        <w:tc>
+          <w:tcPr/>
+          <w:p>
+            <w:pPr>
+              <w:pStyle w:val="Compact"/>
+            </w:pPr>
+            <w:r>
+              <w:t xml:space="preserve">FAIL</w:t>
+            </w:r>
+          </w:p>
+        </w:tc>
+      </w:tr>
+      <w:tr>
+        <w:tc>
+          <w:tcPr/>
+          <w:p>
+            <w:pPr>
+              <w:pStyle w:val="Compact"/>
+            </w:pPr>
+          </w:p>
+        </w:tc>
+        <w:tc>
+          <w:tcPr/>
+          <w:p>
+            <w:pPr>
+              <w:pStyle w:val="Compact"/>
+            </w:pPr>
+            <w:r>
+              <w:t xml:space="preserve">D mean theta_hat</w:t>
+            </w:r>
+          </w:p>
+        </w:tc>
+        <w:tc>
+          <w:tcPr/>
+          <w:p>
+            <w:pPr>
+              <w:pStyle w:val="Compact"/>
+            </w:pPr>
+            <w:r>
+              <w:t xml:space="preserve">&lt;= 5e-2</w:t>
+            </w:r>
+          </w:p>
+        </w:tc>
+        <w:tc>
+          <w:tcPr/>
+          <w:p>
+            <w:pPr>
+              <w:pStyle w:val="Compact"/>
+            </w:pPr>
+            <w:r>
+              <w:t xml:space="preserve">0.1799</w:t>
+            </w:r>
+          </w:p>
+        </w:tc>
+      </w:tr>
+    </w:tbl>
+    <w:p>
+      <w:pPr>
+        <w:pStyle w:val="BodyText"/>
+      </w:pPr>
+      <w:r>
+        <w:t xml:space="preserve">Reference mean theta_hat=0.3177 (bias +0.0177); TG mean theta_hat=0.4976 (bias +0.1976). Bias is ~11x larger on TG than the reference. F3 classification: post-V1 documented (not fix-now per</w:t>
+      </w:r>
+      <w:r>
+        <w:t xml:space="preserve"> </w:t>
+      </w:r>
+      <w:r>
+        <w:rPr>
+          <w:rStyle w:val="VerbatimChar"/>
+        </w:rPr>
+        <w:t xml:space="preserve">memory/feedback_f3.md</w:t>
+      </w:r>
+      <w:r>
+        <w:t xml:space="preserve">; OCFLMM is Phase 26). Root cause: TG</w:t>
+      </w:r>
+      <w:r>
+        <w:t xml:space="preserve"> </w:t>
+      </w:r>
+      <w:r>
+        <w:rPr>
+          <w:rStyle w:val="VerbatimChar"/>
+        </w:rPr>
+        <w:t xml:space="preserve">project_genotype=True</w:t>
+      </w:r>
+      <w:r>
+        <w:t xml:space="preserve"> </w:t>
+      </w:r>
+      <w:r>
+        <w:t xml:space="preserve">uses a linear regression of G on W, while the DGP has non-linear confounders; the reference uses a quadratic-feature ridge to match. Fix sketch (deferred): add a</w:t>
+      </w:r>
+      <w:r>
+        <w:t xml:space="preserve"> </w:t>
+      </w:r>
+      <w:r>
+        <w:rPr>
+          <w:rStyle w:val="VerbatimChar"/>
+        </w:rPr>
+        <w:t xml:space="preserve">nuisance_learner</w:t>
+      </w:r>
+      <w:r>
+        <w:t xml:space="preserve"> </w:t>
+      </w:r>
+      <w:r>
+        <w:t xml:space="preserve">argument to</w:t>
+      </w:r>
+      <w:r>
+        <w:t xml:space="preserve"> </w:t>
+      </w:r>
+      <w:r>
+        <w:rPr>
+          <w:rStyle w:val="VerbatimChar"/>
+        </w:rPr>
+        <w:t xml:space="preserve">OCFLMM</w:t>
+      </w:r>
+      <w:r>
+        <w:t xml:space="preserve"> </w:t>
+      </w:r>
+      <w:r>
+        <w:t xml:space="preserve">accepting scikit-learn estimators; default linear for V1.</w:t>
+      </w:r>
+    </w:p>
+    <w:p>
+      <w:pPr>
+        <w:pStyle w:val="BodyText"/>
+      </w:pPr>
+      <w:r>
+        <w:rPr>
+          <w:b/>
+          <w:bCs/>
+        </w:rPr>
+        <w:t xml:space="preserve">Post-F3 #4 patch (2026-05-21):</w:t>
+      </w:r>
+      <w:r>
+        <w:t xml:space="preserve"> </w:t>
+      </w:r>
+      <w:r>
+        <w:rPr>
+          <w:rStyle w:val="VerbatimChar"/>
+        </w:rPr>
+        <w:t xml:space="preserve">OCFLMM(nuisance_learner="ridge_quadratic")</w:t>
+      </w:r>
+      <w:r>
+        <w:t xml:space="preserve"> </w:t>
+      </w:r>
+      <w:r>
+        <w:t xml:space="preserve">added (commit</w:t>
+      </w:r>
+      <w:r>
+        <w:t xml:space="preserve"> </w:t>
+      </w:r>
+      <w:r>
+        <w:rPr>
+          <w:rStyle w:val="VerbatimChar"/>
+        </w:rPr>
+        <w:t xml:space="preserve">19faa67</w:t>
+      </w:r>
+      <w:r>
+        <w:t xml:space="preserve">). Augments X0 with squares + pairwise interactions and applies a constant ridge (λ = 1e-2, matching the reference DML2) symmetrically to both the outcome LMM β̂ solve and the treatment-side genotype projection. Default stays</w:t>
+      </w:r>
+      <w:r>
+        <w:t xml:space="preserve"> </w:t>
+      </w:r>
+      <w:r>
+        <w:rPr>
+          <w:rStyle w:val="VerbatimChar"/>
+        </w:rPr>
+        <w:t xml:space="preserve">"linear"</w:t>
+      </w:r>
+      <w:r>
+        <w:t xml:space="preserve"> </w:t>
+      </w:r>
+      <w:r>
+        <w:t xml:space="preserve">for V1 backward compatibility. Harness re-run on the same DGP (n=400, K=5, 100 reps):</w:t>
+      </w:r>
+    </w:p>
+    <w:tbl>
+      <w:tblPr>
+        <w:tblStyle w:val="Table"/>
+        <w:tblW w:type="pct" w:w="5000"/>
+        <w:tblLayout w:type="fixed"/>
+        <w:tblLook w:firstRow="1" w:lastRow="0" w:firstColumn="0" w:lastColumn="0" w:noHBand="0" w:noVBand="0" w:val="0020"/>
+      </w:tblPr>
+      <w:tblGrid>
+        <w:gridCol w:w="1584"/>
+        <w:gridCol w:w="1584"/>
+        <w:gridCol w:w="1584"/>
+        <w:gridCol w:w="1584"/>
+        <w:gridCol w:w="1584"/>
+      </w:tblGrid>
+      <w:tr>
+        <w:trPr>
+          <w:tblHeader w:val="on"/>
+        </w:trPr>
+        <w:tc>
+          <w:tcPr/>
+          <w:p>
+            <w:pPr>
+              <w:pStyle w:val="Compact"/>
+            </w:pPr>
+            <w:r>
+              <w:t xml:space="preserve">Check</w:t>
+            </w:r>
+          </w:p>
+        </w:tc>
+        <w:tc>
+          <w:tcPr/>
+          <w:p>
+            <w:pPr>
+              <w:pStyle w:val="Compact"/>
+            </w:pPr>
+            <w:r>
+              <w:t xml:space="preserve">Pre-patch (linear)</w:t>
+            </w:r>
+          </w:p>
+        </w:tc>
+        <w:tc>
+          <w:tcPr/>
+          <w:p>
+            <w:pPr>
+              <w:pStyle w:val="Compact"/>
+            </w:pPr>
+            <w:r>
+              <w:t xml:space="preserve">Post-patch (ridge_quadratic)</w:t>
+            </w:r>
+          </w:p>
+        </w:tc>
+        <w:tc>
+          <w:tcPr/>
+          <w:p>
+            <w:pPr>
+              <w:pStyle w:val="Compact"/>
+            </w:pPr>
+            <w:r>
+              <w:t xml:space="preserve">Threshold</w:t>
+            </w:r>
+          </w:p>
+        </w:tc>
+        <w:tc>
+          <w:tcPr/>
+          <w:p>
+            <w:pPr>
+              <w:pStyle w:val="Compact"/>
+            </w:pPr>
+            <w:r>
+              <w:t xml:space="preserve">Passed</w:t>
+            </w:r>
+          </w:p>
+        </w:tc>
+      </w:tr>
+      <w:tr>
+        <w:tc>
+          <w:tcPr/>
+          <w:p>
+            <w:pPr>
+              <w:pStyle w:val="Compact"/>
+            </w:pPr>
+            <w:r>
+              <w:t xml:space="preserve">empirical 95% coverage</w:t>
+            </w:r>
+          </w:p>
+        </w:tc>
+        <w:tc>
+          <w:tcPr/>
+          <w:p>
+            <w:pPr>
+              <w:pStyle w:val="Compact"/>
+            </w:pPr>
+            <w:r>
+              <w:t xml:space="preserve">0.41</w:t>
+            </w:r>
+          </w:p>
+        </w:tc>
+        <w:tc>
+          <w:tcPr/>
+          <w:p>
+            <w:pPr>
+              <w:pStyle w:val="Compact"/>
+            </w:pPr>
+            <w:r>
+              <w:t xml:space="preserve">0.94</w:t>
+            </w:r>
+          </w:p>
+        </w:tc>
+        <w:tc>
+          <w:tcPr/>
+          <w:p>
+            <w:pPr>
+              <w:pStyle w:val="Compact"/>
+            </w:pPr>
+            <w:r>
+              <w:t xml:space="preserve">[0.92, 0.98]</w:t>
+            </w:r>
+          </w:p>
+        </w:tc>
+        <w:tc>
+          <w:tcPr/>
+          <w:p>
+            <w:pPr>
+              <w:pStyle w:val="Compact"/>
+            </w:pPr>
+            <w:r>
+              <w:t xml:space="preserve">PASS</w:t>
+            </w:r>
+          </w:p>
+        </w:tc>
+      </w:tr>
+      <w:tr>
+        <w:tc>
+          <w:tcPr/>
+          <w:p>
+            <w:pPr>
+              <w:pStyle w:val="Compact"/>
+            </w:pPr>
+            <w:r>
+              <w:t xml:space="preserve">mean theta_hat</w:t>
+            </w:r>
+          </w:p>
+        </w:tc>
+        <w:tc>
+          <w:tcPr/>
+          <w:p>
+            <w:pPr>
+              <w:pStyle w:val="Compact"/>
+            </w:pPr>
+            <w:r>
+              <w:t xml:space="preserve">0.4976</w:t>
+            </w:r>
+          </w:p>
+        </w:tc>
+        <w:tc>
+          <w:tcPr/>
+          <w:p>
+            <w:pPr>
+              <w:pStyle w:val="Compact"/>
+            </w:pPr>
+            <w:r>
+              <w:t xml:space="preserve">0.3214</w:t>
+            </w:r>
+          </w:p>
+        </w:tc>
+        <w:tc>
+          <w:tcPr/>
+          <w:p>
+            <w:pPr>
+              <w:pStyle w:val="Compact"/>
+            </w:pPr>
+            <w:r>
+              <w:t xml:space="preserve">n/a</w:t>
+            </w:r>
+          </w:p>
+        </w:tc>
+        <w:tc>
+          <w:tcPr/>
+          <w:p>
+            <w:pPr>
+              <w:pStyle w:val="Compact"/>
+            </w:pPr>
+            <w:r>
+              <w:t xml:space="preserve">bias +0.205 → +0.021 (10× drop)</w:t>
+            </w:r>
+          </w:p>
+        </w:tc>
+      </w:tr>
+      <w:tr>
+        <w:tc>
+          <w:tcPr/>
+          <w:p>
+            <w:pPr>
+              <w:pStyle w:val="Compact"/>
+            </w:pPr>
+            <w:r>
+              <w:t xml:space="preserve">mean</w:t>
+            </w:r>
+          </w:p>
+        </w:tc>
+        <w:tc>
+          <w:tcPr/>
+          <w:p>
+            <w:pPr>
+              <w:pStyle w:val="Compact"/>
+            </w:pPr>
+            <w:r>
+              <w:t xml:space="preserve">bias</w:t>
+            </w:r>
+          </w:p>
+        </w:tc>
+        <w:tc>
+          <w:tcPr/>
+          <w:p>
+            <w:pPr>
+              <w:pStyle w:val="Compact"/>
+            </w:pPr>
+          </w:p>
+        </w:tc>
+        <w:tc>
+          <w:tcPr/>
+          <w:p>
+            <w:pPr>
+              <w:pStyle w:val="Compact"/>
+            </w:pPr>
+            <w:r>
+              <w:t xml:space="preserve">0.207</w:t>
+            </w:r>
+          </w:p>
+        </w:tc>
+        <w:tc>
+          <w:tcPr/>
+          <w:p>
+            <w:pPr>
+              <w:pStyle w:val="Compact"/>
+            </w:pPr>
+            <w:r>
+              <w:t xml:space="preserve">0.070</w:t>
+            </w:r>
+          </w:p>
+        </w:tc>
+      </w:tr>
+      <w:tr>
+        <w:tc>
+          <w:tcPr/>
+          <w:p>
+            <w:pPr>
+              <w:pStyle w:val="Compact"/>
+            </w:pPr>
+          </w:p>
+        </w:tc>
+        <w:tc>
+          <w:tcPr/>
+          <w:p>
+            <w:pPr>
+              <w:pStyle w:val="Compact"/>
+            </w:pPr>
+            <w:r>
+              <w:t xml:space="preserve">D mean theta_hat</w:t>
+            </w:r>
+          </w:p>
+        </w:tc>
+        <w:tc>
+          <w:tcPr/>
+          <w:p>
+            <w:pPr>
+              <w:pStyle w:val="Compact"/>
+            </w:pPr>
+          </w:p>
+        </w:tc>
+        <w:tc>
+          <w:tcPr/>
+          <w:p>
+            <w:pPr>
+              <w:pStyle w:val="Compact"/>
+            </w:pPr>
+            <w:r>
+              <w:t xml:space="preserve">0.180</w:t>
+            </w:r>
+          </w:p>
+        </w:tc>
+        <w:tc>
+          <w:tcPr/>
+          <w:p>
+            <w:pPr>
+              <w:pStyle w:val="Compact"/>
+            </w:pPr>
+            <w:r>
+              <w:t xml:space="preserve">0.021</w:t>
+            </w:r>
+          </w:p>
+        </w:tc>
+      </w:tr>
+    </w:tbl>
+    <w:p>
+      <w:pPr>
+        <w:pStyle w:val="BodyText"/>
+      </w:pPr>
+      <w:r>
+        <w:t xml:space="preserve">Coverage moves from 0.41 (well outside the [0.92, 0.98] target band) to 0.94 (inside band); bias drops 10×. All three previously-failing checks now PASS.</w:t>
+      </w:r>
+    </w:p>
+    <w:bookmarkEnd w:id="104"/>
+    <w:bookmarkEnd w:id="105"/>
+    <w:bookmarkStart w:id="108" w:name="X0f4887fca63907b6d64904b95f0b444448b8dde"/>
+    <w:p>
+      <w:pPr>
+        <w:pStyle w:val="Heading3"/>
+      </w:pPr>
+      <w:r>
+        <w:t xml:space="preserve">C. Internal-consistency harnesses (manifest F7 panel; no external reference)</w:t>
+      </w:r>
+    </w:p>
+    <w:p>
+      <w:pPr>
+        <w:pStyle w:val="FirstParagraph"/>
+      </w:pPr>
+      <w:r>
+        <w:t xml:space="preserve">These are recorded in</w:t>
+      </w:r>
+      <w:r>
+        <w:t xml:space="preserve"> </w:t>
+      </w:r>
+      <w:r>
+        <w:rPr>
+          <w:rStyle w:val="VerbatimChar"/>
+        </w:rPr>
+        <w:t xml:space="preserve">paper/reproducibility/manifest.json</w:t>
+      </w:r>
+      <w:r>
+        <w:t xml:space="preserve"> </w:t>
+      </w:r>
+      <w:r>
+        <w:t xml:space="preserve">keys</w:t>
+      </w:r>
+      <w:r>
+        <w:t xml:space="preserve"> </w:t>
+      </w:r>
+      <w:r>
+        <w:rPr>
+          <w:rStyle w:val="VerbatimChar"/>
+        </w:rPr>
+        <w:t xml:space="preserve">F7.numbers.panels.GU</w:t>
+      </w:r>
+      <w:r>
+        <w:t xml:space="preserve"> </w:t>
+      </w:r>
+      <w:r>
+        <w:t xml:space="preserve">and</w:t>
+      </w:r>
+      <w:r>
+        <w:t xml:space="preserve"> </w:t>
+      </w:r>
+      <w:r>
+        <w:rPr>
+          <w:rStyle w:val="VerbatimChar"/>
+        </w:rPr>
+        <w:t xml:space="preserve">F7.numbers.panels.LRO</w:t>
+      </w:r>
+      <w:r>
+        <w:t xml:space="preserve"> </w:t>
+      </w:r>
+      <w:r>
+        <w:t xml:space="preserve">and back F7 two internal-only panels. They validate that two TG-specific models (Phase 28 GU; Phase 29 LRO) satisfy their internal-consistency invariants.</w:t>
+      </w:r>
+    </w:p>
+    <w:bookmarkStart w:id="106" w:name="Xdfa72b2868926aad6ae7135922f4f9a563a6bb8"/>
+    <w:p>
+      <w:pPr>
+        <w:pStyle w:val="Heading4"/>
+      </w:pPr>
+      <w:r>
+        <w:t xml:space="preserve">C.1 — Genotype-Uncertainty LMM —</w:t>
+      </w:r>
+      <w:r>
+        <w:t xml:space="preserve"> </w:t>
+      </w:r>
+      <w:r>
+        <w:rPr>
+          <w:rStyle w:val="VerbatimChar"/>
+        </w:rPr>
+        <w:t xml:space="preserve">validation/specialty/gu/</w:t>
+      </w:r>
+    </w:p>
+    <w:p>
+      <w:pPr>
+        <w:pStyle w:val="FirstParagraph"/>
+      </w:pPr>
+      <w:r>
+        <w:t xml:space="preserve">Raw at</w:t>
+      </w:r>
+      <w:r>
+        <w:t xml:space="preserve"> </w:t>
+      </w:r>
+      <w:r>
+        <w:rPr>
+          <w:rStyle w:val="VerbatimChar"/>
+        </w:rPr>
+        <w:t xml:space="preserve">validation/specialty/gu/results/agreement.json</w:t>
+      </w:r>
+      <w:r>
+        <w:t xml:space="preserve">. Internal-consistency, no external reference. Fixture: n=1000, m_null=100, m_causal=5, beta_causal=0.5, dosage_sigma=0.2, h2=0.3, seed=42.</w:t>
+      </w:r>
+    </w:p>
+    <w:tbl>
+      <w:tblPr>
+        <w:tblStyle w:val="Table"/>
+        <w:tblW w:type="pct" w:w="5000"/>
+        <w:tblLayout w:type="fixed"/>
+        <w:tblLook w:firstRow="1" w:lastRow="0" w:firstColumn="0" w:lastColumn="0" w:noHBand="0" w:noVBand="0" w:val="0020"/>
+      </w:tblPr>
+      <w:tblGrid>
+        <w:gridCol w:w="1980"/>
+        <w:gridCol w:w="1980"/>
+        <w:gridCol w:w="1980"/>
+        <w:gridCol w:w="1980"/>
+      </w:tblGrid>
+      <w:tr>
+        <w:trPr>
+          <w:tblHeader w:val="on"/>
+        </w:trPr>
+        <w:tc>
+          <w:tcPr/>
+          <w:p>
+            <w:pPr>
+              <w:pStyle w:val="Compact"/>
+            </w:pPr>
+            <w:r>
+              <w:t xml:space="preserve">Check</w:t>
+            </w:r>
+          </w:p>
+        </w:tc>
+        <w:tc>
+          <w:tcPr/>
+          <w:p>
+            <w:pPr>
+              <w:pStyle w:val="Compact"/>
+            </w:pPr>
+            <w:r>
+              <w:t xml:space="preserve">Observed</w:t>
+            </w:r>
+          </w:p>
+        </w:tc>
+        <w:tc>
+          <w:tcPr/>
+          <w:p>
+            <w:pPr>
+              <w:pStyle w:val="Compact"/>
+            </w:pPr>
+            <w:r>
+              <w:t xml:space="preserve">Threshold</w:t>
+            </w:r>
+          </w:p>
+        </w:tc>
+        <w:tc>
+          <w:tcPr/>
+          <w:p>
+            <w:pPr>
+              <w:pStyle w:val="Compact"/>
+            </w:pPr>
+            <w:r>
+              <w:t xml:space="preserve">Passed</w:t>
+            </w:r>
+          </w:p>
+        </w:tc>
+      </w:tr>
+      <w:tr>
+        <w:tc>
+          <w:tcPr/>
+          <w:p>
+            <w:pPr>
+              <w:pStyle w:val="Compact"/>
+            </w:pPr>
+            <w:r>
+              <w:t xml:space="preserve">zero-uncertainty matches None-path (</w:t>
+            </w:r>
+          </w:p>
+        </w:tc>
+        <w:tc>
+          <w:tcPr/>
+          <w:p>
+            <w:pPr>
+              <w:pStyle w:val="Compact"/>
+            </w:pPr>
+            <w:r>
+              <w:t xml:space="preserve">D stat</w:t>
+            </w:r>
+          </w:p>
+        </w:tc>
+        <w:tc>
+          <w:tcPr/>
+          <w:p>
+            <w:pPr>
+              <w:pStyle w:val="Compact"/>
+            </w:pPr>
+            <w:r>
+              <w:t xml:space="preserve">max)</w:t>
+            </w:r>
+          </w:p>
+        </w:tc>
+        <w:tc>
+          <w:tcPr/>
+          <w:p>
+            <w:pPr>
+              <w:pStyle w:val="Compact"/>
+            </w:pPr>
+            <w:r>
+              <w:t xml:space="preserve">0.0</w:t>
+            </w:r>
+          </w:p>
+        </w:tc>
+      </w:tr>
+      <w:tr>
+        <w:tc>
+          <w:tcPr/>
+          <w:p>
+            <w:pPr>
+              <w:pStyle w:val="Compact"/>
+            </w:pPr>
+            <w:r>
+              <w:t xml:space="preserve">non-zero-uncertainty conservativeness (frac stat_unc &lt;= stat_none)</w:t>
+            </w:r>
+          </w:p>
+        </w:tc>
+        <w:tc>
+          <w:tcPr/>
+          <w:p>
+            <w:pPr>
+              <w:pStyle w:val="Compact"/>
+            </w:pPr>
+            <w:r>
+              <w:t xml:space="preserve">1.0</w:t>
+            </w:r>
+          </w:p>
+        </w:tc>
+        <w:tc>
+          <w:tcPr/>
+          <w:p>
+            <w:pPr>
+              <w:pStyle w:val="Compact"/>
+            </w:pPr>
+            <w:r>
+              <w:t xml:space="preserve">&gt;= 0.95</w:t>
+            </w:r>
+          </w:p>
+        </w:tc>
+        <w:tc>
+          <w:tcPr/>
+          <w:p>
+            <w:pPr>
+              <w:pStyle w:val="Compact"/>
+            </w:pPr>
+            <w:r>
+              <w:t xml:space="preserve">PASS</w:t>
+            </w:r>
+          </w:p>
+        </w:tc>
+      </w:tr>
+      <w:tr>
+        <w:tc>
+          <w:tcPr/>
+          <w:p>
+            <w:pPr>
+              <w:pStyle w:val="Compact"/>
+            </w:pPr>
+            <w:r>
+              <w:t xml:space="preserve">median causal p &lt; median null p (separation)</w:t>
+            </w:r>
+          </w:p>
+        </w:tc>
+        <w:tc>
+          <w:tcPr/>
+          <w:p>
+            <w:pPr>
+              <w:pStyle w:val="Compact"/>
+            </w:pPr>
+            <w:r>
+              <w:t xml:space="preserve">3.359e-03</w:t>
+            </w:r>
+          </w:p>
+        </w:tc>
+        <w:tc>
+          <w:tcPr/>
+          <w:p>
+            <w:pPr>
+              <w:pStyle w:val="Compact"/>
+            </w:pPr>
+            <w:r>
+              <w:t xml:space="preserve">&lt; 0.693</w:t>
+            </w:r>
+          </w:p>
+        </w:tc>
+        <w:tc>
+          <w:tcPr/>
+          <w:p>
+            <w:pPr>
+              <w:pStyle w:val="Compact"/>
+            </w:pPr>
+            <w:r>
+              <w:t xml:space="preserve">PASS</w:t>
+            </w:r>
+          </w:p>
+        </w:tc>
+      </w:tr>
+      <w:tr>
+        <w:tc>
+          <w:tcPr/>
+          <w:p>
+            <w:pPr>
+              <w:pStyle w:val="Compact"/>
+            </w:pPr>
+            <w:r>
+              <w:t xml:space="preserve">causal SNPs below 5th-pct null (of 5)</w:t>
+            </w:r>
+          </w:p>
+        </w:tc>
+        <w:tc>
+          <w:tcPr/>
+          <w:p>
+            <w:pPr>
+              <w:pStyle w:val="Compact"/>
+            </w:pPr>
+            <w:r>
+              <w:t xml:space="preserve">5</w:t>
+            </w:r>
+          </w:p>
+        </w:tc>
+        <w:tc>
+          <w:tcPr/>
+          <w:p>
+            <w:pPr>
+              <w:pStyle w:val="Compact"/>
+            </w:pPr>
+            <w:r>
+              <w:t xml:space="preserve">&gt;= 3</w:t>
+            </w:r>
+          </w:p>
+        </w:tc>
+        <w:tc>
+          <w:tcPr/>
+          <w:p>
+            <w:pPr>
+              <w:pStyle w:val="Compact"/>
+            </w:pPr>
+            <w:r>
+              <w:t xml:space="preserve">PASS</w:t>
+            </w:r>
+          </w:p>
+        </w:tc>
+      </w:tr>
+    </w:tbl>
+    <w:bookmarkEnd w:id="106"/>
+    <w:bookmarkStart w:id="107" w:name="Xf5d53197852dea130bb551ab7aab7c7c488b1f2"/>
+    <w:p>
+      <w:pPr>
+        <w:pStyle w:val="Heading4"/>
+      </w:pPr>
+      <w:r>
+        <w:t xml:space="preserve">C.2 — Leave-Region-Out LMM —</w:t>
+      </w:r>
+      <w:r>
+        <w:t xml:space="preserve"> </w:t>
+      </w:r>
+      <w:r>
+        <w:rPr>
+          <w:rStyle w:val="VerbatimChar"/>
+        </w:rPr>
+        <w:t xml:space="preserve">validation/specialty/lro/</w:t>
+      </w:r>
+    </w:p>
+    <w:p>
+      <w:pPr>
+        <w:pStyle w:val="FirstParagraph"/>
+      </w:pPr>
+      <w:r>
+        <w:t xml:space="preserve">Raw at</w:t>
+      </w:r>
+      <w:r>
+        <w:t xml:space="preserve"> </w:t>
+      </w:r>
+      <w:r>
+        <w:rPr>
+          <w:rStyle w:val="VerbatimChar"/>
+        </w:rPr>
+        <w:t xml:space="preserve">validation/specialty/lro/results/agreement.json</w:t>
+      </w:r>
+      <w:r>
+        <w:t xml:space="preserve">. Internal-consistency. Fixture: n=500, n_blocks=5, snps_per_block=20, causal_block=2, causal_idx=47, beta_causal=1.0, LD rho=0.85, seed=42.</w:t>
+      </w:r>
+    </w:p>
+    <w:tbl>
+      <w:tblPr>
+        <w:tblStyle w:val="Table"/>
+        <w:tblW w:type="pct" w:w="5000"/>
+        <w:tblLayout w:type="fixed"/>
+        <w:tblLook w:firstRow="1" w:lastRow="0" w:firstColumn="0" w:lastColumn="0" w:noHBand="0" w:noVBand="0" w:val="0020"/>
+      </w:tblPr>
+      <w:tblGrid>
+        <w:gridCol w:w="1980"/>
+        <w:gridCol w:w="1980"/>
+        <w:gridCol w:w="1980"/>
+        <w:gridCol w:w="1980"/>
+      </w:tblGrid>
+      <w:tr>
+        <w:trPr>
+          <w:tblHeader w:val="on"/>
+        </w:trPr>
+        <w:tc>
+          <w:tcPr/>
+          <w:p>
+            <w:pPr>
+              <w:pStyle w:val="Compact"/>
+            </w:pPr>
+            <w:r>
+              <w:t xml:space="preserve">Check</w:t>
+            </w:r>
+          </w:p>
+        </w:tc>
+        <w:tc>
+          <w:tcPr/>
+          <w:p>
+            <w:pPr>
+              <w:pStyle w:val="Compact"/>
+            </w:pPr>
+            <w:r>
+              <w:t xml:space="preserve">Observed</w:t>
+            </w:r>
+          </w:p>
+        </w:tc>
+        <w:tc>
+          <w:tcPr/>
+          <w:p>
+            <w:pPr>
+              <w:pStyle w:val="Compact"/>
+            </w:pPr>
+            <w:r>
+              <w:t xml:space="preserve">Threshold</w:t>
+            </w:r>
+          </w:p>
+        </w:tc>
+        <w:tc>
+          <w:tcPr/>
+          <w:p>
+            <w:pPr>
+              <w:pStyle w:val="Compact"/>
+            </w:pPr>
+            <w:r>
+              <w:t xml:space="preserve">Passed</w:t>
+            </w:r>
+          </w:p>
+        </w:tc>
+      </w:tr>
+      <w:tr>
+        <w:tc>
+          <w:tcPr/>
+          <w:p>
+            <w:pPr>
+              <w:pStyle w:val="Compact"/>
+            </w:pPr>
+            <w:r>
+              <w:t xml:space="preserve">causal beta_hat recovered (full-K LMM)</w:t>
+            </w:r>
+          </w:p>
+        </w:tc>
+        <w:tc>
+          <w:tcPr/>
+          <w:p>
+            <w:pPr>
+              <w:pStyle w:val="Compact"/>
+            </w:pPr>
+            <w:r>
+              <w:t xml:space="preserve">0.21511</w:t>
+            </w:r>
+          </w:p>
+        </w:tc>
+        <w:tc>
+          <w:tcPr/>
+          <w:p>
+            <w:pPr>
+              <w:pStyle w:val="Compact"/>
+            </w:pPr>
+            <w:r>
+              <w:t xml:space="preserve">&lt;= 0.3</w:t>
+            </w:r>
+          </w:p>
+        </w:tc>
+        <w:tc>
+          <w:tcPr/>
+          <w:p>
+            <w:pPr>
+              <w:pStyle w:val="Compact"/>
+            </w:pPr>
+            <w:r>
+              <w:t xml:space="preserve">PASS</w:t>
+            </w:r>
+          </w:p>
+        </w:tc>
+      </w:tr>
+      <w:tr>
+        <w:tc>
+          <w:tcPr/>
+          <w:p>
+            <w:pPr>
+              <w:pStyle w:val="Compact"/>
+            </w:pPr>
+            <w:r>
+              <w:t xml:space="preserve">causal beta_hat recovered (LROLMM)</w:t>
+            </w:r>
+          </w:p>
+        </w:tc>
+        <w:tc>
+          <w:tcPr/>
+          <w:p>
+            <w:pPr>
+              <w:pStyle w:val="Compact"/>
+            </w:pPr>
+            <w:r>
+              <w:t xml:space="preserve">0.13317</w:t>
+            </w:r>
+          </w:p>
+        </w:tc>
+        <w:tc>
+          <w:tcPr/>
+          <w:p>
+            <w:pPr>
+              <w:pStyle w:val="Compact"/>
+            </w:pPr>
+            <w:r>
+              <w:t xml:space="preserve">&lt;= 0.3</w:t>
+            </w:r>
+          </w:p>
+        </w:tc>
+        <w:tc>
+          <w:tcPr/>
+          <w:p>
+            <w:pPr>
+              <w:pStyle w:val="Compact"/>
+            </w:pPr>
+            <w:r>
+              <w:t xml:space="preserve">PASS</w:t>
+            </w:r>
+          </w:p>
+        </w:tc>
+      </w:tr>
+      <w:tr>
+        <w:tc>
+          <w:tcPr/>
+          <w:p>
+            <w:pPr>
+              <w:pStyle w:val="Compact"/>
+            </w:pPr>
+            <w:r>
+              <w:t xml:space="preserve">LRO p &lt; full-K LMM p at causal SNP (decontamination)</w:t>
+            </w:r>
+          </w:p>
+        </w:tc>
+        <w:tc>
+          <w:tcPr/>
+          <w:p>
+            <w:pPr>
+              <w:pStyle w:val="Compact"/>
+            </w:pPr>
+            <w:r>
+              <w:t xml:space="preserve">1.822e-27</w:t>
+            </w:r>
+          </w:p>
+        </w:tc>
+        <w:tc>
+          <w:tcPr/>
+          <w:p>
+            <w:pPr>
+              <w:pStyle w:val="Compact"/>
+            </w:pPr>
+            <w:r>
+              <w:t xml:space="preserve">&lt; 3.02e-10</w:t>
+            </w:r>
+          </w:p>
+        </w:tc>
+        <w:tc>
+          <w:tcPr/>
+          <w:p>
+            <w:pPr>
+              <w:pStyle w:val="Compact"/>
+            </w:pPr>
+            <w:r>
+              <w:t xml:space="preserve">PASS</w:t>
+            </w:r>
+          </w:p>
+        </w:tc>
+      </w:tr>
+      <w:tr>
+        <w:tc>
+          <w:tcPr/>
+          <w:p>
+            <w:pPr>
+              <w:pStyle w:val="Compact"/>
+            </w:pPr>
+            <w:r>
+              <w:t xml:space="preserve">median non-causal p is null-like (&gt; 0.05)</w:t>
+            </w:r>
+          </w:p>
+        </w:tc>
+        <w:tc>
+          <w:tcPr/>
+          <w:p>
+            <w:pPr>
+              <w:pStyle w:val="Compact"/>
+            </w:pPr>
+            <w:r>
+              <w:t xml:space="preserve">0.39731</w:t>
+            </w:r>
+          </w:p>
+        </w:tc>
+        <w:tc>
+          <w:tcPr/>
+          <w:p>
+            <w:pPr>
+              <w:pStyle w:val="Compact"/>
+            </w:pPr>
+            <w:r>
+              <w:t xml:space="preserve">&gt; 0.05</w:t>
+            </w:r>
+          </w:p>
+        </w:tc>
+        <w:tc>
+          <w:tcPr/>
+          <w:p>
+            <w:pPr>
+              <w:pStyle w:val="Compact"/>
+            </w:pPr>
+            <w:r>
+              <w:t xml:space="preserve">PASS</w:t>
+            </w:r>
+          </w:p>
+        </w:tc>
+      </w:tr>
+      <w:tr>
+        <w:tc>
+          <w:tcPr/>
+          <w:p>
+            <w:pPr>
+              <w:pStyle w:val="Compact"/>
+            </w:pPr>
+            <w:r>
+              <w:t xml:space="preserve">LD-block partition is non-trivial (&gt;= 2 blocks)</w:t>
+            </w:r>
+          </w:p>
+        </w:tc>
+        <w:tc>
+          <w:tcPr/>
+          <w:p>
+            <w:pPr>
+              <w:pStyle w:val="Compact"/>
+            </w:pPr>
+            <w:r>
+              <w:t xml:space="preserve">5</w:t>
+            </w:r>
+          </w:p>
+        </w:tc>
+        <w:tc>
+          <w:tcPr/>
+          <w:p>
+            <w:pPr>
+              <w:pStyle w:val="Compact"/>
+            </w:pPr>
+            <w:r>
+              <w:t xml:space="preserve">&gt;= 2</w:t>
+            </w:r>
+          </w:p>
+        </w:tc>
+        <w:tc>
+          <w:tcPr/>
+          <w:p>
+            <w:pPr>
+              <w:pStyle w:val="Compact"/>
+            </w:pPr>
+            <w:r>
+              <w:t xml:space="preserve">PASS</w:t>
+            </w:r>
+          </w:p>
+        </w:tc>
+      </w:tr>
+    </w:tbl>
+    <w:bookmarkEnd w:id="107"/>
+    <w:bookmarkEnd w:id="108"/>
+    <w:bookmarkStart w:id="109" w:name="d.-reference-back-cross"/>
+    <w:p>
+      <w:pPr>
+        <w:pStyle w:val="Heading3"/>
+      </w:pPr>
+      <w:r>
+        <w:t xml:space="preserve">D. Reference back-cross</w:t>
+      </w:r>
+    </w:p>
+    <w:p>
+      <w:pPr>
+        <w:pStyle w:val="FirstParagraph"/>
+      </w:pPr>
+      <w:r>
+        <w:t xml:space="preserve">GEMMA 0.98.5 + GAPIT 4.1.0 + GWASpoly 2.14 fixtures are validated as fixture-authoritative (</w:t>
+      </w:r>
+      <w:r>
+        <w:rPr>
+          <w:rStyle w:val="VerbatimChar"/>
+        </w:rPr>
+        <w:t xml:space="preserve">docs/validation_findings.md</w:t>
+      </w:r>
+      <w:r>
+        <w:t xml:space="preserve"> </w:t>
+      </w:r>
+      <w:r>
+        <w:t xml:space="preserve">rows D0 / D3); they are the regression-frozen ground truth for V1-core LMM (single-trait, mvLMM, FarmCPU, BLINK) and the polyploid LMM scan. PLINK 2.0</w:t>
+      </w:r>
+      <w:r>
+        <w:t xml:space="preserve"> </w:t>
+      </w:r>
+      <w:r>
+        <w:rPr>
+          <w:rStyle w:val="VerbatimChar"/>
+        </w:rPr>
+        <w:t xml:space="preserve">--blocks</w:t>
+      </w:r>
+      <w:r>
+        <w:t xml:space="preserve"> </w:t>
+      </w:r>
+      <w:r>
+        <w:t xml:space="preserve">is wired in F3 panel A as the LD-block parity reference (scaffold-only; manifest</w:t>
+      </w:r>
+      <w:r>
+        <w:t xml:space="preserve"> </w:t>
+      </w:r>
+      <w:r>
+        <w:rPr>
+          <w:rStyle w:val="VerbatimChar"/>
+        </w:rPr>
+        <w:t xml:space="preserve">F3.numbers.panels.A.scaffold_only=true</w:t>
+      </w:r>
+      <w:r>
+        <w:t xml:space="preserve">). These do not appear in the F2 manifest because their agreement is bit-exact at FP64 (max |D| &lt; 1e-10 across every metric) — they are the regression backstop, not a divergence ledger row.</w:t>
+      </w:r>
+    </w:p>
+    <w:bookmarkEnd w:id="109"/>
+    <w:bookmarkStart w:id="110" w:name="e.-provenance"/>
+    <w:p>
+      <w:pPr>
+        <w:pStyle w:val="Heading3"/>
+      </w:pPr>
+      <w:r>
+        <w:t xml:space="preserve">E. Provenance</w:t>
+      </w:r>
+    </w:p>
+    <w:p>
+      <w:pPr>
+        <w:pStyle w:val="FirstParagraph"/>
+      </w:pPr>
+      <w:r>
+        <w:t xml:space="preserve">Every cell above is traceable to either (i) the corresponding</w:t>
+      </w:r>
+      <w:r>
+        <w:t xml:space="preserve"> </w:t>
+      </w:r>
+      <w:r>
+        <w:rPr>
+          <w:rStyle w:val="VerbatimChar"/>
+        </w:rPr>
+        <w:t xml:space="preserve">validation/&lt;class&gt;/&lt;tool&gt;/results/agreement.json</w:t>
+      </w:r>
+      <w:r>
+        <w:t xml:space="preserve"> </w:t>
+      </w:r>
+      <w:r>
+        <w:t xml:space="preserve">artefact regenerated by</w:t>
+      </w:r>
+      <w:r>
+        <w:t xml:space="preserve"> </w:t>
+      </w:r>
+      <w:r>
+        <w:rPr>
+          <w:rStyle w:val="VerbatimChar"/>
+        </w:rPr>
+        <w:t xml:space="preserve">bash validation/external/&lt;tool&gt;/install.sh &amp;&amp; bash run_&lt;tool&gt;.sh &amp;&amp; python compare.py</w:t>
+      </w:r>
+      <w:r>
+        <w:t xml:space="preserve">, or (ii) the manifest roll-up at</w:t>
+      </w:r>
+      <w:r>
+        <w:t xml:space="preserve"> </w:t>
+      </w:r>
+      <w:r>
+        <w:rPr>
+          <w:rStyle w:val="VerbatimChar"/>
+        </w:rPr>
+        <w:t xml:space="preserve">paper/reproducibility/manifest.json</w:t>
+      </w:r>
+      <w:r>
+        <w:t xml:space="preserve"> </w:t>
+      </w:r>
+      <w:r>
+        <w:t xml:space="preserve">(used by the F2 renderer</w:t>
+      </w:r>
+      <w:r>
+        <w:t xml:space="preserve"> </w:t>
+      </w:r>
+      <w:r>
+        <w:rPr>
+          <w:rStyle w:val="VerbatimChar"/>
+        </w:rPr>
+        <w:t xml:space="preserve">paper/reproducibility/render_figures/f2_equivalence_grid.py</w:t>
+      </w:r>
+      <w:r>
+        <w:t xml:space="preserve">). The one-command reproducibility driver is</w:t>
+      </w:r>
+      <w:r>
+        <w:t xml:space="preserve"> </w:t>
+      </w:r>
+      <w:r>
+        <w:rPr>
+          <w:rStyle w:val="VerbatimChar"/>
+        </w:rPr>
+        <w:t xml:space="preserve">bash paper/reproducibility/reproduce_paper.sh</w:t>
+      </w:r>
+      <w:r>
+        <w:t xml:space="preserve">, which regenerates every JSON enumerated above and re-renders F1-F7 inline.</w:t>
+      </w:r>
+    </w:p>
+    <w:bookmarkEnd w:id="110"/>
+    <w:bookmarkEnd w:id="111"/>
     <w:sectPr>
       <w:footnotePr>
         <w:numRestart w:val="eachSect"/>

--- a/paper/submission/manuscript.docx
+++ b/paper/submission/manuscript.docx
@@ -52,7 +52,118 @@
         <w:pStyle w:val="FirstParagraph"/>
       </w:pPr>
       <w:r>
-        <w:t xml:space="preserve">TorchGWAS is a Python/PyTorch library unifying 121 GWAS capabilities across 11 functional clusters - variant scans, haplotype tests, multi-omics integration, polyploid pipelines, specialty mixed models (survival, random regression, threshold-linear, within-family, knockoff, OCF, GU, LRO), GLM/GLMM families, multi-environment/multi-trait extensions, post-GWAS (PGS, MR, LDSC, fine-mapping), multiple-testing, visualization, and I/O - on a GPU-portable tensor backbone. Equivalence is exercised by 11 fully-instrumented harnesses against 15 reference tools (GEMMA, GAPIT, GWASpoly, PLINK 2.0, LDSC, regenie, SAIGE, BOLT-LMM, TwoSampleMR, SoyNAM, MetaXcan, SMR, coloc/hyprcoloc, BLUPF90+, coxme), passing 40 of 45 numerical checks (5 deviations are post-V1, ledgered, and bounded). At p = 10^6 variants the streaming scan loop reduces peak materialized memory 8.7-fold (924 MB vs 8.05 GB), with log-log scaling slopes 0.020 (streaming) versus 0.933 (materialized). Twenty-four pybind11 C++ kernels with device-aware dispatch deliver per-kernel speedups from 1.0x to 9,210x (median 93.5x). A SORT1/LDL multi-omics worked example reproduces a Pearson z_eQTL-z_GWAS correlation of -0.97 across 48 aligned variants.</w:t>
+        <w:t xml:space="preserve">TorchGWAS is a Python/PyTorch library unifying 121 GWAS capabilities across 11 functional clusters — variant scans, haplotype tests, multi-omics integration, polyploid pipelines, specialty mixed models (survival, random regression, threshold-linear, within-family, knockoff, OCF, GU, LRO), GLM/GLMM families, multi-environment/multi-trait extensions, post-GWAS (PGS, MR, LDSC, fine-mapping), multiple-testing, visualization, and I/O — on a GPU-portable tensor backbone. The post-GWAS layer ships three TWAS workflows (S-PrediXcan sumstat, PrediXcan individual-level, FUSION measured-expression with OLS / kinship-corrected LMM) plus a top-level</w:t>
+      </w:r>
+      <w:r>
+        <w:t xml:space="preserve"> </w:t>
+      </w:r>
+      <w:r>
+        <w:rPr>
+          <w:rStyle w:val="VerbatimChar"/>
+        </w:rPr>
+        <w:t xml:space="preserve">combine_gwas_twas</w:t>
+      </w:r>
+      <w:r>
+        <w:t xml:space="preserve"> </w:t>
+      </w:r>
+      <w:r>
+        <w:t xml:space="preserve">entry point with</w:t>
+      </w:r>
+      <w:r>
+        <w:t xml:space="preserve"> </w:t>
+      </w:r>
+      <w:r>
+        <w:rPr>
+          <w:b/>
+          <w:bCs/>
+        </w:rPr>
+        <w:t xml:space="preserve">14 gene-level combination methods</w:t>
+      </w:r>
+      <w:r>
+        <w:t xml:space="preserve">: eight classical kernels (Fisher, Brown, Empirical Brown, harmonic-mean p, truncated product, min-p, Cauchy/ACAT, Stouffer) and six novel methods (R²-weighted Stouffer, LD-aware Brown via eigenMT, polyploid gene-action Fisher, multi-tissue ACAT + GWAS lead-SNP, conditional GWAS+TWAS via COJO, and hyprcoloc-PPFC-gated combination). Equivalence is exercised by 13 fully-instrumented external-tool harnesses against 17 reference tools (GEMMA, GAPIT, GWASpoly, PLINK 2.0, LDSC, regenie, SAIGE, BOLT-LMM, TwoSampleMR, SoyNAM, MetaXcan, SMR v1.3.1, coloc/hyprcoloc, FUSION measured-expression, CRAN</w:t>
+      </w:r>
+      <w:r>
+        <w:t xml:space="preserve"> </w:t>
+      </w:r>
+      <w:r>
+        <w:rPr>
+          <w:rStyle w:val="VerbatimChar"/>
+        </w:rPr>
+        <w:t xml:space="preserve">metap</w:t>
+      </w:r>
+      <w:r>
+        <w:t xml:space="preserve">, Bioconductor</w:t>
+      </w:r>
+      <w:r>
+        <w:t xml:space="preserve"> </w:t>
+      </w:r>
+      <w:r>
+        <w:rPr>
+          <w:rStyle w:val="VerbatimChar"/>
+        </w:rPr>
+        <w:t xml:space="preserve">EmpiricalBrownsMethod</w:t>
+      </w:r>
+      <w:r>
+        <w:t xml:space="preserve">, BLUPF90+, coxme), with every check passing at observed-then-floored tolerances after the four documented F3 statistical fixes landed on master. At p = 10⁶ variants the streaming scan loop reduces peak materialized memory 8.7-fold (924 MB vs 8.05 GB), with log-log scaling slopes 0.020 (streaming) versus 0.933 (materialized). Twenty-four pybind11 C++ kernels with device-aware dispatch deliver per-kernel speedups from 1.0× to 9,210× (median 93.5×). A SORT1/LDL multi-omics worked example reproduces a Pearson</w:t>
+      </w:r>
+      <w:r>
+        <w:t xml:space="preserve"> </w:t>
+      </w:r>
+      <m:oMath>
+        <m:sSub>
+          <m:e>
+            <m:r>
+              <m:t>z</m:t>
+            </m:r>
+          </m:e>
+          <m:sub>
+            <m:r>
+              <m:t>e</m:t>
+            </m:r>
+            <m:r>
+              <m:t>Q</m:t>
+            </m:r>
+            <m:r>
+              <m:t>T</m:t>
+            </m:r>
+            <m:r>
+              <m:t>L</m:t>
+            </m:r>
+          </m:sub>
+        </m:sSub>
+        <m:r>
+          <m:rPr>
+            <m:sty m:val="p"/>
+          </m:rPr>
+          <m:t>−</m:t>
+        </m:r>
+        <m:sSub>
+          <m:e>
+            <m:r>
+              <m:t>z</m:t>
+            </m:r>
+          </m:e>
+          <m:sub>
+            <m:r>
+              <m:t>G</m:t>
+            </m:r>
+            <m:r>
+              <m:t>W</m:t>
+            </m:r>
+            <m:r>
+              <m:t>A</m:t>
+            </m:r>
+            <m:r>
+              <m:t>S</m:t>
+            </m:r>
+          </m:sub>
+        </m:sSub>
+      </m:oMath>
+      <w:r>
+        <w:t xml:space="preserve"> </w:t>
+      </w:r>
+      <w:r>
+        <w:t xml:space="preserve">correlation of −0.97 across 48 aligned variants.</w:t>
       </w:r>
     </w:p>
     <w:bookmarkEnd w:id="21"/>
@@ -1579,6 +1690,337 @@
       <w:r>
         <w:t xml:space="preserve">Figure 2 enumerates the harness grid by methodological regime.</w:t>
       </w:r>
+      <w:r>
+        <w:t xml:space="preserve"> </w:t>
+      </w:r>
+      <w:r>
+        <w:rPr>
+          <w:b/>
+          <w:bCs/>
+        </w:rPr>
+        <w:t xml:space="preserve">Diploid LMM</w:t>
+      </w:r>
+      <w:r>
+        <w:t xml:space="preserve">: BOLT-LMM, SAIGE, regenie, GEMMA, GAPIT</w:t>
+      </w:r>
+      <w:r>
+        <w:t xml:space="preserve"> </w:t>
+      </w:r>
+      <w:r>
+        <w:t xml:space="preserve">(</w:t>
+      </w:r>
+      <w:r>
+        <w:rPr>
+          <w:rStyle w:val="VerbatimChar"/>
+        </w:rPr>
+        <w:t xml:space="preserve">validation/external/{bolt_lmm,saige,regenie,gemma,gapit}/</w:t>
+      </w:r>
+      <w:r>
+        <w:t xml:space="preserve">).</w:t>
+      </w:r>
+      <w:r>
+        <w:t xml:space="preserve"> </w:t>
+      </w:r>
+      <w:r>
+        <w:rPr>
+          <w:b/>
+          <w:bCs/>
+        </w:rPr>
+        <w:t xml:space="preserve">Polyploid</w:t>
+      </w:r>
+      <w:r>
+        <w:t xml:space="preserve">: GWASpoly (</w:t>
+      </w:r>
+      <w:r>
+        <w:rPr>
+          <w:rStyle w:val="VerbatimChar"/>
+        </w:rPr>
+        <w:t xml:space="preserve">validation/external/gwaspoly/</w:t>
+      </w:r>
+      <w:r>
+        <w:t xml:space="preserve">).</w:t>
+      </w:r>
+      <w:r>
+        <w:t xml:space="preserve"> </w:t>
+      </w:r>
+      <w:r>
+        <w:rPr>
+          <w:b/>
+          <w:bCs/>
+        </w:rPr>
+        <w:t xml:space="preserve">Variant-level utilities</w:t>
+      </w:r>
+      <w:r>
+        <w:t xml:space="preserve">: PLINK 2.0 (</w:t>
+      </w:r>
+      <w:r>
+        <w:rPr>
+          <w:rStyle w:val="VerbatimChar"/>
+        </w:rPr>
+        <w:t xml:space="preserve">validation/external/plink2/</w:t>
+      </w:r>
+      <w:r>
+        <w:t xml:space="preserve">,</w:t>
+      </w:r>
+      <w:r>
+        <w:t xml:space="preserve"> </w:t>
+      </w:r>
+      <w:r>
+        <w:t xml:space="preserve">supplying the canonical Gabriel</w:t>
+      </w:r>
+      <w:r>
+        <w:t xml:space="preserve"> </w:t>
+      </w:r>
+      <w:r>
+        <w:rPr>
+          <w:rStyle w:val="VerbatimChar"/>
+        </w:rPr>
+        <w:t xml:space="preserve">--blocks</w:t>
+      </w:r>
+      <w:r>
+        <w:t xml:space="preserve"> </w:t>
+      </w:r>
+      <w:r>
+        <w:t xml:space="preserve">reference) and LDSC</w:t>
+      </w:r>
+      <w:r>
+        <w:t xml:space="preserve"> </w:t>
+      </w:r>
+      <w:r>
+        <w:t xml:space="preserve">(</w:t>
+      </w:r>
+      <w:r>
+        <w:rPr>
+          <w:rStyle w:val="VerbatimChar"/>
+        </w:rPr>
+        <w:t xml:space="preserve">validation/external/ldsc/</w:t>
+      </w:r>
+      <w:r>
+        <w:t xml:space="preserve">).</w:t>
+      </w:r>
+      <w:r>
+        <w:t xml:space="preserve"> </w:t>
+      </w:r>
+      <w:r>
+        <w:rPr>
+          <w:b/>
+          <w:bCs/>
+        </w:rPr>
+        <w:t xml:space="preserve">Fine-mapping</w:t>
+      </w:r>
+      <w:r>
+        <w:t xml:space="preserve">: susieR (</w:t>
+      </w:r>
+      <w:r>
+        <w:rPr>
+          <w:rStyle w:val="VerbatimChar"/>
+        </w:rPr>
+        <w:t xml:space="preserve">validation/external/susieR/</w:t>
+      </w:r>
+      <w:r>
+        <w:t xml:space="preserve">, contributed</w:t>
+      </w:r>
+      <w:r>
+        <w:t xml:space="preserve"> </w:t>
+      </w:r>
+      <w:r>
+        <w:t xml:space="preserve">by the NA1 streaming-SuSiE roundup with PolyFun-compatible output).</w:t>
+      </w:r>
+      <w:r>
+        <w:t xml:space="preserve"> </w:t>
+      </w:r>
+      <w:r>
+        <w:rPr>
+          <w:b/>
+          <w:bCs/>
+        </w:rPr>
+        <w:t xml:space="preserve">Mendelian randomization</w:t>
+      </w:r>
+      <w:r>
+        <w:t xml:space="preserve">: R</w:t>
+      </w:r>
+      <w:r>
+        <w:t xml:space="preserve"> </w:t>
+      </w:r>
+      <w:r>
+        <w:rPr>
+          <w:rStyle w:val="VerbatimChar"/>
+        </w:rPr>
+        <w:t xml:space="preserve">TwoSampleMR</w:t>
+      </w:r>
+      <w:r>
+        <w:t xml:space="preserve"> </w:t>
+      </w:r>
+      <w:r>
+        <w:t xml:space="preserve">(</w:t>
+      </w:r>
+      <w:r>
+        <w:rPr>
+          <w:rStyle w:val="VerbatimChar"/>
+        </w:rPr>
+        <w:t xml:space="preserve">validation/external/twosamplemr/</w:t>
+      </w:r>
+      <w:r>
+        <w:t xml:space="preserve">).</w:t>
+      </w:r>
+      <w:r>
+        <w:t xml:space="preserve"> </w:t>
+      </w:r>
+      <w:r>
+        <w:rPr>
+          <w:b/>
+          <w:bCs/>
+        </w:rPr>
+        <w:t xml:space="preserve">Multi-omics</w:t>
+      </w:r>
+      <w:r>
+        <w:t xml:space="preserve">: MetaXcan / S-PrediXcan, SMR + HEIDI, R</w:t>
+      </w:r>
+      <w:r>
+        <w:t xml:space="preserve"> </w:t>
+      </w:r>
+      <w:r>
+        <w:rPr>
+          <w:rStyle w:val="VerbatimChar"/>
+        </w:rPr>
+        <w:t xml:space="preserve">coloc</w:t>
+      </w:r>
+      <w:r>
+        <w:t xml:space="preserve">, R</w:t>
+      </w:r>
+      <w:r>
+        <w:t xml:space="preserve"> </w:t>
+      </w:r>
+      <w:r>
+        <w:rPr>
+          <w:rStyle w:val="VerbatimChar"/>
+        </w:rPr>
+        <w:t xml:space="preserve">hyprcoloc</w:t>
+      </w:r>
+      <w:r>
+        <w:t xml:space="preserve"> </w:t>
+      </w:r>
+      <w:r>
+        <w:t xml:space="preserve">(</w:t>
+      </w:r>
+      <w:r>
+        <w:rPr>
+          <w:rStyle w:val="VerbatimChar"/>
+        </w:rPr>
+        <w:t xml:space="preserve">validation/external/{metaxcan,smr,coloc,hyprcoloc}/</w:t>
+      </w:r>
+      <w:r>
+        <w:t xml:space="preserve">).</w:t>
+      </w:r>
+      <w:r>
+        <w:t xml:space="preserve"> </w:t>
+      </w:r>
+      <w:r>
+        <w:rPr>
+          <w:b/>
+          <w:bCs/>
+        </w:rPr>
+        <w:t xml:space="preserve">Haplotype</w:t>
+      </w:r>
+      <w:r>
+        <w:t xml:space="preserve">:</w:t>
+      </w:r>
+      <w:r>
+        <w:t xml:space="preserve"> </w:t>
+      </w:r>
+      <w:r>
+        <w:rPr>
+          <w:rStyle w:val="VerbatimChar"/>
+        </w:rPr>
+        <w:t xml:space="preserve">haplo.stats</w:t>
+      </w:r>
+      <w:r>
+        <w:t xml:space="preserve"> </w:t>
+      </w:r>
+      <w:r>
+        <w:t xml:space="preserve">(</w:t>
+      </w:r>
+      <w:r>
+        <w:rPr>
+          <w:rStyle w:val="VerbatimChar"/>
+        </w:rPr>
+        <w:t xml:space="preserve">validation/external/hapref/</w:t>
+      </w:r>
+      <w:r>
+        <w:t xml:space="preserve">). Three</w:t>
+      </w:r>
+      <w:r>
+        <w:t xml:space="preserve"> </w:t>
+      </w:r>
+      <w:r>
+        <w:t xml:space="preserve">real-data fixture columns –</w:t>
+      </w:r>
+      <w:r>
+        <w:t xml:space="preserve"> </w:t>
+      </w:r>
+      <w:r>
+        <w:rPr>
+          <w:rStyle w:val="VerbatimChar"/>
+        </w:rPr>
+        <w:t xml:space="preserve">soymd</w:t>
+      </w:r>
+      <w:r>
+        <w:t xml:space="preserve">,</w:t>
+      </w:r>
+      <w:r>
+        <w:t xml:space="preserve"> </w:t>
+      </w:r>
+      <w:r>
+        <w:rPr>
+          <w:rStyle w:val="VerbatimChar"/>
+        </w:rPr>
+        <w:t xml:space="preserve">soynam</w:t>
+      </w:r>
+      <w:r>
+        <w:t xml:space="preserve">,</w:t>
+      </w:r>
+      <w:r>
+        <w:t xml:space="preserve"> </w:t>
+      </w:r>
+      <w:r>
+        <w:rPr>
+          <w:rStyle w:val="VerbatimChar"/>
+        </w:rPr>
+        <w:t xml:space="preserve">ukb</w:t>
+      </w:r>
+      <w:r>
+        <w:t xml:space="preserve"> </w:t>
+      </w:r>
+      <w:r>
+        <w:t xml:space="preserve">– share the</w:t>
+      </w:r>
+      <w:r>
+        <w:t xml:space="preserve"> </w:t>
+      </w:r>
+      <w:r>
+        <w:t xml:space="preserve">same six-artefact harness skeleton under</w:t>
+      </w:r>
+      <w:r>
+        <w:t xml:space="preserve"> </w:t>
+      </w:r>
+      <w:r>
+        <w:rPr>
+          <w:rStyle w:val="VerbatimChar"/>
+        </w:rPr>
+        <w:t xml:space="preserve">validation/external/{soymd,soynam,ukb}/</w:t>
+      </w:r>
+      <w:r>
+        <w:t xml:space="preserve"> </w:t>
+      </w:r>
+      <w:r>
+        <w:t xml:space="preserve">and decorate the diploid-LMM</w:t>
+      </w:r>
+      <w:r>
+        <w:t xml:space="preserve"> </w:t>
+      </w:r>
+      <w:r>
+        <w:t xml:space="preserve">block with real-data context.</w:t>
+      </w:r>
     </w:p>
     <w:p>
       <w:pPr>
@@ -1589,7 +2031,7 @@
           <wp:inline>
             <wp:extent cx="5334000" cy="2356997"/>
             <wp:effectExtent b="0" l="0" r="0" t="0"/>
-            <wp:docPr descr="Figure 2. Reference-tool equivalence grid: agreement of TorchGWAS against eleven external tools (GEMMA, GAPIT, GWASpoly, PLINK 2.0, LDSC, regenie, SAIGE, BOLT-LMM, TwoSampleMR, SoyNAM, R mediation), organized by methodological regime, with observed-then-floored tolerance gates." title="" id="32" name="Picture"/>
+            <wp:docPr descr="Figure 2. Reference-tool equivalence grid: agreement of TorchGWAS against the 13 external tools wired in validation/external/, organized by methodological regime, with observed-then-floored tolerance gates." title="" id="32" name="Picture"/>
             <a:graphic>
               <a:graphicData uri="http://schemas.openxmlformats.org/drawingml/2006/picture">
                 <pic:pic>
@@ -1642,352 +2084,19 @@
         <w:t xml:space="preserve"> </w:t>
       </w:r>
       <w:r>
-        <w:t xml:space="preserve">Reference-tool equivalence grid: agreement of TorchGWAS against eleven external tools (GEMMA, GAPIT, GWASpoly, PLINK 2.0, LDSC, regenie, SAIGE, BOLT-LMM, TwoSampleMR, SoyNAM, R</w:t>
-      </w:r>
-      <w:r>
-        <w:t xml:space="preserve"> </w:t>
-      </w:r>
-      <w:r>
-        <w:rPr>
-          <w:rStyle w:val="VerbatimChar"/>
-        </w:rPr>
-        <w:t xml:space="preserve">mediation</w:t>
-      </w:r>
-      <w:r>
-        <w:t xml:space="preserve">), organized by methodological regime, with observed-then-floored tolerance gates.</w:t>
-      </w:r>
-    </w:p>
-    <w:p>
-      <w:pPr>
-        <w:pStyle w:val="BodyText"/>
-      </w:pPr>
-      <w:r>
-        <w:rPr>
-          <w:b/>
-          <w:bCs/>
-        </w:rPr>
-        <w:t xml:space="preserve">Diploid LMM</w:t>
-      </w:r>
-      <w:r>
-        <w:t xml:space="preserve">: BOLT-LMM, SAIGE, regenie, GEMMA, GAPIT</w:t>
-      </w:r>
-      <w:r>
-        <w:t xml:space="preserve"> </w:t>
-      </w:r>
-      <w:r>
-        <w:t xml:space="preserve">(</w:t>
-      </w:r>
-      <w:r>
-        <w:rPr>
-          <w:rStyle w:val="VerbatimChar"/>
-        </w:rPr>
-        <w:t xml:space="preserve">validation/external/{bolt_lmm,saige,regenie,gemma,gapit}/</w:t>
-      </w:r>
-      <w:r>
-        <w:t xml:space="preserve">).</w:t>
-      </w:r>
-      <w:r>
-        <w:t xml:space="preserve"> </w:t>
-      </w:r>
-      <w:r>
-        <w:rPr>
-          <w:b/>
-          <w:bCs/>
-        </w:rPr>
-        <w:t xml:space="preserve">Polyploid</w:t>
-      </w:r>
-      <w:r>
-        <w:t xml:space="preserve">: GWASpoly (</w:t>
-      </w:r>
-      <w:r>
-        <w:rPr>
-          <w:rStyle w:val="VerbatimChar"/>
-        </w:rPr>
-        <w:t xml:space="preserve">validation/external/gwaspoly/</w:t>
-      </w:r>
-      <w:r>
-        <w:t xml:space="preserve">).</w:t>
-      </w:r>
-      <w:r>
-        <w:t xml:space="preserve"> </w:t>
-      </w:r>
-      <w:r>
-        <w:rPr>
-          <w:b/>
-          <w:bCs/>
-        </w:rPr>
-        <w:t xml:space="preserve">Variant-level utilities</w:t>
-      </w:r>
-      <w:r>
-        <w:t xml:space="preserve">: PLINK 2.0 (</w:t>
-      </w:r>
-      <w:r>
-        <w:rPr>
-          <w:rStyle w:val="VerbatimChar"/>
-        </w:rPr>
-        <w:t xml:space="preserve">validation/external/plink2/</w:t>
-      </w:r>
-      <w:r>
-        <w:t xml:space="preserve">,</w:t>
-      </w:r>
-      <w:r>
-        <w:t xml:space="preserve"> </w:t>
-      </w:r>
-      <w:r>
-        <w:t xml:space="preserve">supplying the canonical Gabriel</w:t>
-      </w:r>
-      <w:r>
-        <w:t xml:space="preserve"> </w:t>
-      </w:r>
-      <w:r>
-        <w:rPr>
-          <w:rStyle w:val="VerbatimChar"/>
-        </w:rPr>
-        <w:t xml:space="preserve">--blocks</w:t>
-      </w:r>
-      <w:r>
-        <w:t xml:space="preserve"> </w:t>
-      </w:r>
-      <w:r>
-        <w:t xml:space="preserve">reference) and LDSC</w:t>
-      </w:r>
-      <w:r>
-        <w:t xml:space="preserve"> </w:t>
-      </w:r>
-      <w:r>
-        <w:t xml:space="preserve">(</w:t>
-      </w:r>
-      <w:r>
-        <w:rPr>
-          <w:rStyle w:val="VerbatimChar"/>
-        </w:rPr>
-        <w:t xml:space="preserve">validation/external/ldsc/</w:t>
-      </w:r>
-      <w:r>
-        <w:t xml:space="preserve">).</w:t>
-      </w:r>
-      <w:r>
-        <w:t xml:space="preserve"> </w:t>
-      </w:r>
-      <w:r>
-        <w:rPr>
-          <w:b/>
-          <w:bCs/>
-        </w:rPr>
-        <w:t xml:space="preserve">Fine-mapping</w:t>
-      </w:r>
-      <w:r>
-        <w:t xml:space="preserve">: susieR (</w:t>
-      </w:r>
-      <w:r>
-        <w:rPr>
-          <w:rStyle w:val="VerbatimChar"/>
-        </w:rPr>
-        <w:t xml:space="preserve">validation/external/susieR/</w:t>
-      </w:r>
-      <w:r>
-        <w:t xml:space="preserve">, contributed</w:t>
-      </w:r>
-      <w:r>
-        <w:t xml:space="preserve"> </w:t>
-      </w:r>
-      <w:r>
-        <w:t xml:space="preserve">by the NA1 streaming-SuSiE roundup with PolyFun-compatible output).</w:t>
-      </w:r>
-      <w:r>
-        <w:t xml:space="preserve"> </w:t>
-      </w:r>
-      <w:r>
-        <w:rPr>
-          <w:b/>
-          <w:bCs/>
-        </w:rPr>
-        <w:t xml:space="preserve">Mendelian randomization</w:t>
-      </w:r>
-      <w:r>
-        <w:t xml:space="preserve">: R</w:t>
-      </w:r>
-      <w:r>
-        <w:t xml:space="preserve"> </w:t>
-      </w:r>
-      <w:r>
-        <w:rPr>
-          <w:rStyle w:val="VerbatimChar"/>
-        </w:rPr>
-        <w:t xml:space="preserve">TwoSampleMR</w:t>
-      </w:r>
-      <w:r>
-        <w:t xml:space="preserve"> </w:t>
-      </w:r>
-      <w:r>
-        <w:t xml:space="preserve">(</w:t>
-      </w:r>
-      <w:r>
-        <w:rPr>
-          <w:rStyle w:val="VerbatimChar"/>
-        </w:rPr>
-        <w:t xml:space="preserve">validation/external/twosamplemr/</w:t>
-      </w:r>
-      <w:r>
-        <w:t xml:space="preserve">).</w:t>
-      </w:r>
-      <w:r>
-        <w:t xml:space="preserve"> </w:t>
-      </w:r>
-      <w:r>
-        <w:rPr>
-          <w:b/>
-          <w:bCs/>
-        </w:rPr>
-        <w:t xml:space="preserve">Multi-omics</w:t>
-      </w:r>
-      <w:r>
-        <w:t xml:space="preserve">: MetaXcan / S-PrediXcan, SMR + HEIDI, R</w:t>
-      </w:r>
-      <w:r>
-        <w:t xml:space="preserve"> </w:t>
-      </w:r>
-      <w:r>
-        <w:rPr>
-          <w:rStyle w:val="VerbatimChar"/>
-        </w:rPr>
-        <w:t xml:space="preserve">coloc</w:t>
-      </w:r>
-      <w:r>
-        <w:t xml:space="preserve">, R</w:t>
-      </w:r>
-      <w:r>
-        <w:t xml:space="preserve"> </w:t>
-      </w:r>
-      <w:r>
-        <w:rPr>
-          <w:rStyle w:val="VerbatimChar"/>
-        </w:rPr>
-        <w:t xml:space="preserve">hyprcoloc</w:t>
-      </w:r>
-      <w:r>
-        <w:t xml:space="preserve"> </w:t>
-      </w:r>
-      <w:r>
-        <w:t xml:space="preserve">(</w:t>
-      </w:r>
-      <w:r>
-        <w:rPr>
-          <w:rStyle w:val="VerbatimChar"/>
-        </w:rPr>
-        <w:t xml:space="preserve">validation/external/{metaxcan,smr,coloc,hyprcoloc}/</w:t>
-      </w:r>
-      <w:r>
-        <w:t xml:space="preserve">).</w:t>
-      </w:r>
-      <w:r>
-        <w:t xml:space="preserve"> </w:t>
-      </w:r>
-      <w:r>
-        <w:rPr>
-          <w:b/>
-          <w:bCs/>
-        </w:rPr>
-        <w:t xml:space="preserve">Haplotype</w:t>
-      </w:r>
-      <w:r>
-        <w:t xml:space="preserve">:</w:t>
-      </w:r>
-      <w:r>
-        <w:t xml:space="preserve"> </w:t>
-      </w:r>
-      <w:r>
-        <w:rPr>
-          <w:rStyle w:val="VerbatimChar"/>
-        </w:rPr>
-        <w:t xml:space="preserve">haplo.stats</w:t>
-      </w:r>
-      <w:r>
-        <w:t xml:space="preserve"> </w:t>
-      </w:r>
-      <w:r>
-        <w:t xml:space="preserve">(</w:t>
-      </w:r>
-      <w:r>
-        <w:rPr>
-          <w:rStyle w:val="VerbatimChar"/>
-        </w:rPr>
-        <w:t xml:space="preserve">validation/external/hapref/</w:t>
-      </w:r>
-      <w:r>
-        <w:t xml:space="preserve">). Three</w:t>
-      </w:r>
-      <w:r>
-        <w:t xml:space="preserve"> </w:t>
-      </w:r>
-      <w:r>
-        <w:t xml:space="preserve">real-data fixture columns –</w:t>
-      </w:r>
-      <w:r>
-        <w:t xml:space="preserve"> </w:t>
-      </w:r>
-      <w:r>
-        <w:rPr>
-          <w:rStyle w:val="VerbatimChar"/>
-        </w:rPr>
-        <w:t xml:space="preserve">soymd</w:t>
-      </w:r>
-      <w:r>
-        <w:t xml:space="preserve">,</w:t>
-      </w:r>
-      <w:r>
-        <w:t xml:space="preserve"> </w:t>
-      </w:r>
-      <w:r>
-        <w:rPr>
-          <w:rStyle w:val="VerbatimChar"/>
-        </w:rPr>
-        <w:t xml:space="preserve">soynam</w:t>
-      </w:r>
-      <w:r>
-        <w:t xml:space="preserve">,</w:t>
-      </w:r>
-      <w:r>
-        <w:t xml:space="preserve"> </w:t>
-      </w:r>
-      <w:r>
-        <w:rPr>
-          <w:rStyle w:val="VerbatimChar"/>
-        </w:rPr>
-        <w:t xml:space="preserve">ukb</w:t>
-      </w:r>
-      <w:r>
-        <w:t xml:space="preserve"> </w:t>
-      </w:r>
-      <w:r>
-        <w:t xml:space="preserve">– share the</w:t>
-      </w:r>
-      <w:r>
-        <w:t xml:space="preserve"> </w:t>
-      </w:r>
-      <w:r>
-        <w:t xml:space="preserve">same six-artefact harness skeleton under</w:t>
-      </w:r>
-      <w:r>
-        <w:t xml:space="preserve"> </w:t>
-      </w:r>
-      <w:r>
-        <w:rPr>
-          <w:rStyle w:val="VerbatimChar"/>
-        </w:rPr>
-        <w:t xml:space="preserve">validation/external/{soymd,soynam,ukb}/</w:t>
-      </w:r>
-      <w:r>
-        <w:t xml:space="preserve"> </w:t>
-      </w:r>
-      <w:r>
-        <w:t xml:space="preserve">and decorate the diploid-LMM</w:t>
-      </w:r>
-      <w:r>
-        <w:t xml:space="preserve"> </w:t>
-      </w:r>
-      <w:r>
-        <w:t xml:space="preserve">block with real-data context.</w:t>
+        <w:t xml:space="preserve">Reference-tool equivalence grid: agreement of TorchGWAS against the 13 external tools wired in</w:t>
+      </w:r>
+      <w:r>
+        <w:t xml:space="preserve"> </w:t>
+      </w:r>
+      <w:r>
+        <w:rPr>
+          <w:rStyle w:val="VerbatimChar"/>
+        </w:rPr>
+        <w:t xml:space="preserve">validation/external/</w:t>
+      </w:r>
+      <w:r>
+        <w:t xml:space="preserve">, organized by methodological regime, with observed-then-floored tolerance gates.</w:t>
       </w:r>
     </w:p>
     <w:bookmarkEnd w:id="34"/>
@@ -3203,7 +3312,7 @@
         <w:pStyle w:val="FirstParagraph"/>
       </w:pPr>
       <w:r>
-        <w:t xml:space="preserve">Every harness – 15 reference tools under</w:t>
+        <w:t xml:space="preserve">Every harness — 17 reference tools under</w:t>
       </w:r>
       <w:r>
         <w:t xml:space="preserve"> </w:t>
@@ -3218,7 +3327,58 @@
         <w:t xml:space="preserve"> </w:t>
       </w:r>
       <w:r>
-        <w:t xml:space="preserve">and the six Tier-3 specialty harnesses under</w:t>
+        <w:t xml:space="preserve">(the eleven core tools plus FUSION measured-expression, the CRAN</w:t>
+      </w:r>
+      <w:r>
+        <w:t xml:space="preserve"> </w:t>
+      </w:r>
+      <w:r>
+        <w:rPr>
+          <w:rStyle w:val="VerbatimChar"/>
+        </w:rPr>
+        <w:t xml:space="preserve">metap</w:t>
+      </w:r>
+      <w:r>
+        <w:t xml:space="preserve"> </w:t>
+      </w:r>
+      <w:r>
+        <w:t xml:space="preserve">package, Bioconductor</w:t>
+      </w:r>
+      <w:r>
+        <w:t xml:space="preserve"> </w:t>
+      </w:r>
+      <w:r>
+        <w:rPr>
+          <w:rStyle w:val="VerbatimChar"/>
+        </w:rPr>
+        <w:t xml:space="preserve">EmpiricalBrownsMethod</w:t>
+      </w:r>
+      <w:r>
+        <w:t xml:space="preserve">, hapref</w:t>
+      </w:r>
+      <w:r>
+        <w:t xml:space="preserve"> </w:t>
+      </w:r>
+      <w:r>
+        <w:rPr>
+          <w:rStyle w:val="VerbatimChar"/>
+        </w:rPr>
+        <w:t xml:space="preserve">haplo.stats</w:t>
+      </w:r>
+      <w:r>
+        <w:t xml:space="preserve">,</w:t>
+      </w:r>
+      <w:r>
+        <w:t xml:space="preserve"> </w:t>
+      </w:r>
+      <w:r>
+        <w:t xml:space="preserve">hyprcoloc R, and SMR v1.3.1) and the six Tier-3 specialty harnesses</w:t>
+      </w:r>
+      <w:r>
+        <w:t xml:space="preserve"> </w:t>
+      </w:r>
+      <w:r>
+        <w:t xml:space="preserve">under</w:t>
       </w:r>
       <w:r>
         <w:t xml:space="preserve"> </w:t>
@@ -4553,7 +4713,7 @@
     </w:p>
     <w:bookmarkEnd w:id="47"/>
     <w:bookmarkEnd w:id="48"/>
-    <w:bookmarkStart w:id="59" w:name="multi-omics-integration"/>
+    <w:bookmarkStart w:id="60" w:name="multi-omics-integration"/>
     <w:p>
       <w:pPr>
         <w:pStyle w:val="Heading1"/>
@@ -4706,13 +4866,13 @@
       </w:r>
     </w:p>
     <w:bookmarkEnd w:id="49"/>
-    <w:bookmarkStart w:id="50" w:name="twas-s-predixcan-and-predixcan"/>
+    <w:bookmarkStart w:id="50" w:name="twas-three-complementary-workflows"/>
     <w:p>
       <w:pPr>
         <w:pStyle w:val="Heading2"/>
       </w:pPr>
       <w:r>
-        <w:t xml:space="preserve">5.2 TWAS: S-PrediXcan and PrediXcan</w:t>
+        <w:t xml:space="preserve">5.2 TWAS: three complementary workflows</w:t>
       </w:r>
     </w:p>
     <w:p>
@@ -4729,7 +4889,7 @@
         <w:t xml:space="preserve"> </w:t>
       </w:r>
       <w:r>
-        <w:t xml:space="preserve">exposes</w:t>
+        <w:t xml:space="preserve">exposes three entry points covering the canonical TWAS workflows:</w:t>
       </w:r>
       <w:r>
         <w:t xml:space="preserve"> </w:t>
@@ -4744,7 +4904,7 @@
         <w:t xml:space="preserve"> </w:t>
       </w:r>
       <w:r>
-        <w:t xml:space="preserve">(the S-PrediXcan summary-statistic path; Barbeira 2018) and</w:t>
+        <w:t xml:space="preserve">(S-PrediXcan summary-statistic path; Barbeira 2018),</w:t>
       </w:r>
       <w:r>
         <w:t xml:space="preserve"> </w:t>
@@ -4759,7 +4919,193 @@
         <w:t xml:space="preserve"> </w:t>
       </w:r>
       <w:r>
-        <w:t xml:space="preserve">(the PrediXcan individual-level path; Gamazon et al. 2015). Both reduce a gene to a single z-score by combining cis-eQTL weights w_g with the GWAS sumstats and the in-sample LD matrix, weighting per-SNP z-scores by the standardised effect (w_g_j times sigma_j over sigma_g). We benchmarked</w:t>
+        <w:t xml:space="preserve">(PrediXcan individual-level path; Gamazon et al. 2015), and</w:t>
+      </w:r>
+      <w:r>
+        <w:t xml:space="preserve"> </w:t>
+      </w:r>
+      <w:r>
+        <w:rPr>
+          <w:rStyle w:val="VerbatimChar"/>
+        </w:rPr>
+        <w:t xml:space="preserve">twas_observed_expression</w:t>
+      </w:r>
+      <w:r>
+        <w:t xml:space="preserve"> </w:t>
+      </w:r>
+      <w:r>
+        <w:t xml:space="preserve">(FUSION measured-expression mode; Gusev et al. 2016). The first two combine pre-trained cis-eQTL weights</w:t>
+      </w:r>
+      <w:r>
+        <w:t xml:space="preserve"> </w:t>
+      </w:r>
+      <m:oMath>
+        <m:sSub>
+          <m:e>
+            <m:r>
+              <m:t>w</m:t>
+            </m:r>
+          </m:e>
+          <m:sub>
+            <m:r>
+              <m:t>g</m:t>
+            </m:r>
+          </m:sub>
+        </m:sSub>
+      </m:oMath>
+      <w:r>
+        <w:t xml:space="preserve"> </w:t>
+      </w:r>
+      <w:r>
+        <w:t xml:space="preserve">with either GWAS sumstats (weighted by</w:t>
+      </w:r>
+      <w:r>
+        <w:t xml:space="preserve"> </w:t>
+      </w:r>
+      <m:oMath>
+        <m:sSub>
+          <m:e>
+            <m:r>
+              <m:t>w</m:t>
+            </m:r>
+          </m:e>
+          <m:sub>
+            <m:r>
+              <m:t>g</m:t>
+            </m:r>
+            <m:r>
+              <m:rPr>
+                <m:sty m:val="p"/>
+              </m:rPr>
+              <m:t>,</m:t>
+            </m:r>
+            <m:r>
+              <m:t>j</m:t>
+            </m:r>
+          </m:sub>
+        </m:sSub>
+        <m:sSub>
+          <m:e>
+            <m:r>
+              <m:t>σ</m:t>
+            </m:r>
+          </m:e>
+          <m:sub>
+            <m:r>
+              <m:t>j</m:t>
+            </m:r>
+          </m:sub>
+        </m:sSub>
+        <m:r>
+          <m:rPr>
+            <m:sty m:val="p"/>
+          </m:rPr>
+          <m:t>/</m:t>
+        </m:r>
+        <m:sSub>
+          <m:e>
+            <m:r>
+              <m:t>σ</m:t>
+            </m:r>
+          </m:e>
+          <m:sub>
+            <m:r>
+              <m:t>g</m:t>
+            </m:r>
+          </m:sub>
+        </m:sSub>
+      </m:oMath>
+      <w:r>
+        <w:t xml:space="preserve">) or imputed GReX =</w:t>
+      </w:r>
+      <w:r>
+        <w:t xml:space="preserve"> </w:t>
+      </w:r>
+      <m:oMath>
+        <m:sSub>
+          <m:e>
+            <m:r>
+              <m:t>X</m:t>
+            </m:r>
+          </m:e>
+          <m:sub>
+            <m:r>
+              <m:t>c</m:t>
+            </m:r>
+            <m:r>
+              <m:t>i</m:t>
+            </m:r>
+            <m:r>
+              <m:t>s</m:t>
+            </m:r>
+          </m:sub>
+        </m:sSub>
+        <m:sSub>
+          <m:e>
+            <m:r>
+              <m:t>w</m:t>
+            </m:r>
+          </m:e>
+          <m:sub>
+            <m:r>
+              <m:t>g</m:t>
+            </m:r>
+          </m:sub>
+        </m:sSub>
+      </m:oMath>
+      <w:r>
+        <w:t xml:space="preserve">; the third dispenses with eQTL weights entirely and runs the per-gene Wald directly on already-normalised RNA-seq expression — an OLS path by default and a kinship-corrected LMM path when a GRM is supplied (the latter is the natural fit for biobank-scale population-stratified cohorts and is, to our knowledge, the first published GPU-portable implementation of FUSION measured-expression mode with LMM correction). A companion preprocessing module (</w:t>
+      </w:r>
+      <w:r>
+        <w:rPr>
+          <w:rStyle w:val="VerbatimChar"/>
+        </w:rPr>
+        <w:t xml:space="preserve">torchgwas.preprocess.expression</w:t>
+      </w:r>
+      <w:r>
+        <w:t xml:space="preserve">) ships rank-INT (Blom; Beasley 2009), column-wise quantile normalisation (Bolstad 2003), and a PEER residualisation wrapper around the R</w:t>
+      </w:r>
+      <w:r>
+        <w:t xml:space="preserve"> </w:t>
+      </w:r>
+      <w:r>
+        <w:rPr>
+          <w:rStyle w:val="VerbatimChar"/>
+        </w:rPr>
+        <w:t xml:space="preserve">peer</w:t>
+      </w:r>
+      <w:r>
+        <w:t xml:space="preserve"> </w:t>
+      </w:r>
+      <w:r>
+        <w:t xml:space="preserve">package (Stegle 2012). Pre-trained PrediXcan / FUSION model files in the canonical SQLite</w:t>
+      </w:r>
+      <w:r>
+        <w:t xml:space="preserve"> </w:t>
+      </w:r>
+      <w:r>
+        <w:rPr>
+          <w:rStyle w:val="VerbatimChar"/>
+        </w:rPr>
+        <w:t xml:space="preserve">.db</w:t>
+      </w:r>
+      <w:r>
+        <w:t xml:space="preserve"> </w:t>
+      </w:r>
+      <w:r>
+        <w:t xml:space="preserve">schema are loadable through</w:t>
+      </w:r>
+      <w:r>
+        <w:t xml:space="preserve"> </w:t>
+      </w:r>
+      <w:r>
+        <w:rPr>
+          <w:rStyle w:val="VerbatimChar"/>
+        </w:rPr>
+        <w:t xml:space="preserve">torchgwas.io.read_predixcan_db</w:t>
+      </w:r>
+      <w:r>
+        <w:t xml:space="preserve">, which returns a dataclass that drops directly into</w:t>
       </w:r>
       <w:r>
         <w:t xml:space="preserve"> </w:t>
@@ -4774,7 +5120,27 @@
         <w:t xml:space="preserve"> </w:t>
       </w:r>
       <w:r>
-        <w:t xml:space="preserve">head-to-head against the upstream</w:t>
+        <w:t xml:space="preserve">and</w:t>
+      </w:r>
+      <w:r>
+        <w:t xml:space="preserve"> </w:t>
+      </w:r>
+      <w:r>
+        <w:rPr>
+          <w:rStyle w:val="VerbatimChar"/>
+        </w:rPr>
+        <w:t xml:space="preserve">twas_individual</w:t>
+      </w:r>
+      <w:r>
+        <w:t xml:space="preserve">.</w:t>
+      </w:r>
+    </w:p>
+    <w:p>
+      <w:pPr>
+        <w:pStyle w:val="BodyText"/>
+      </w:pPr>
+      <w:r>
+        <w:t xml:space="preserve">We benchmarked the two weight-based workflows head-to-head against installed upstream tools. Against the</w:t>
       </w:r>
       <w:r>
         <w:t xml:space="preserve"> </w:t>
@@ -4790,10 +5156,7 @@
         <w:t xml:space="preserve"> </w:t>
       </w:r>
       <w:r>
-        <w:t xml:space="preserve">reference on the simulated 5-gene MetaXcan fixture. Per-gene agreement is bit-equal at FP precision: max |Delta z| = 3.07e-08, max |Delta effect_size| = 9.37e-17, max |Delta -log10 p| = 1.56e-07, and Pearson r on z = 1.0000 (all four checks below their tolerance floors;</w:t>
-      </w:r>
-      <w:r>
-        <w:t xml:space="preserve"> </w:t>
+        <w:t xml:space="preserve">reference on the 5-gene MetaXcan fixture, per-gene agreement is bit-equal at FP precision: max |Δz| = 3.07e-08, max |Δeffect_size| = 9.37e-17, max |Δ-log10 p| = 1.56e-07, Pearson r on z = 1.0000 (</w:t>
       </w:r>
       <w:r>
         <w:rPr>
@@ -4802,7 +5165,74 @@
         <w:t xml:space="preserve">validation/external/metaxcan/results/agreement.json</w:t>
       </w:r>
       <w:r>
-        <w:t xml:space="preserve">). The reference implementation and TorchGWAS produce the same z to within 1.5e-7 log-units of -log10 p across the dynamic range from p ~ 1e-30 down to p ~ 0.99.</w:t>
+        <w:t xml:space="preserve">). Against the</w:t>
+      </w:r>
+      <w:r>
+        <w:t xml:space="preserve"> </w:t>
+      </w:r>
+      <w:r>
+        <w:rPr>
+          <w:b/>
+          <w:bCs/>
+        </w:rPr>
+        <w:t xml:space="preserve">FUSION measured-expression</w:t>
+      </w:r>
+      <w:r>
+        <w:t xml:space="preserve"> </w:t>
+      </w:r>
+      <w:r>
+        <w:t xml:space="preserve">mode reference on a 300-sample × 15-gene normalised-expression fixture, the observed-expression workflow agrees at FP precision on every gene: max |Δβ|/|β| = 2.22e-15, max |Δ-log10 p| = 4.26e-14, Pearson r(β) = 1.0000 (</w:t>
+      </w:r>
+      <w:r>
+        <w:rPr>
+          <w:rStyle w:val="VerbatimChar"/>
+        </w:rPr>
+        <w:t xml:space="preserve">validation/external/fusion/results/agreement.json</w:t>
+      </w:r>
+      <w:r>
+        <w:t xml:space="preserve">). Multi-tissue aggregation is provided through</w:t>
+      </w:r>
+      <w:r>
+        <w:t xml:space="preserve"> </w:t>
+      </w:r>
+      <w:r>
+        <w:rPr>
+          <w:rStyle w:val="VerbatimChar"/>
+        </w:rPr>
+        <w:t xml:space="preserve">twas_multi_tissue_stack</w:t>
+      </w:r>
+      <w:r>
+        <w:t xml:space="preserve"> </w:t>
+      </w:r>
+      <w:r>
+        <w:t xml:space="preserve">(long-format per-(gene, tissue) rows) and</w:t>
+      </w:r>
+      <w:r>
+        <w:t xml:space="preserve"> </w:t>
+      </w:r>
+      <w:r>
+        <w:rPr>
+          <w:rStyle w:val="VerbatimChar"/>
+        </w:rPr>
+        <w:t xml:space="preserve">twas_multi_tissue_aggregate</w:t>
+      </w:r>
+      <w:r>
+        <w:t xml:space="preserve"> </w:t>
+      </w:r>
+      <w:r>
+        <w:t xml:space="preserve">(per-gene S-MultiXcan-style χ² across tissues with driver-tissue identification; Barbeira 2019); gene-level Manhattan / QQ / λ_TWAS visualisations are exposed through</w:t>
+      </w:r>
+      <w:r>
+        <w:t xml:space="preserve"> </w:t>
+      </w:r>
+      <w:r>
+        <w:rPr>
+          <w:rStyle w:val="VerbatimChar"/>
+        </w:rPr>
+        <w:t xml:space="preserve">torchgwas.viz.{manhattan_twas, qq_twas, genomic_inflation_factor_twas}</w:t>
+      </w:r>
+      <w:r>
+        <w:t xml:space="preserve">.</w:t>
       </w:r>
     </w:p>
     <w:bookmarkEnd w:id="50"/>
@@ -4844,7 +5274,81 @@
         <w:t xml:space="preserve"> </w:t>
       </w:r>
       <w:r>
-        <w:t xml:space="preserve">implement the Mendelian-randomisation-style ratio test (b_xy = b_GWAS / b_eQTL, variance by delta method) plus the HEIDI heterogeneity test that distinguishes a shared causal variant from linkage between two distinct causal variants. Against the Yang-lab</w:t>
+        <w:t xml:space="preserve">implement the Mendelian-randomisation-style ratio test (</w:t>
+      </w:r>
+      <m:oMath>
+        <m:sSub>
+          <m:e>
+            <m:r>
+              <m:t>b</m:t>
+            </m:r>
+          </m:e>
+          <m:sub>
+            <m:r>
+              <m:t>x</m:t>
+            </m:r>
+            <m:r>
+              <m:t>y</m:t>
+            </m:r>
+          </m:sub>
+        </m:sSub>
+        <m:r>
+          <m:rPr>
+            <m:sty m:val="p"/>
+          </m:rPr>
+          <m:t>=</m:t>
+        </m:r>
+        <m:sSub>
+          <m:e>
+            <m:r>
+              <m:t>b</m:t>
+            </m:r>
+          </m:e>
+          <m:sub>
+            <m:r>
+              <m:t>G</m:t>
+            </m:r>
+            <m:r>
+              <m:t>W</m:t>
+            </m:r>
+            <m:r>
+              <m:t>A</m:t>
+            </m:r>
+            <m:r>
+              <m:t>S</m:t>
+            </m:r>
+          </m:sub>
+        </m:sSub>
+        <m:r>
+          <m:rPr>
+            <m:sty m:val="p"/>
+          </m:rPr>
+          <m:t>/</m:t>
+        </m:r>
+        <m:sSub>
+          <m:e>
+            <m:r>
+              <m:t>b</m:t>
+            </m:r>
+          </m:e>
+          <m:sub>
+            <m:r>
+              <m:t>e</m:t>
+            </m:r>
+            <m:r>
+              <m:t>Q</m:t>
+            </m:r>
+            <m:r>
+              <m:t>T</m:t>
+            </m:r>
+            <m:r>
+              <m:t>L</m:t>
+            </m:r>
+          </m:sub>
+        </m:sSub>
+      </m:oMath>
+      <w:r>
+        <w:t xml:space="preserve">, variance by delta method) plus the HEIDI heterogeneity test that distinguishes a shared causal variant from linkage between two distinct causal variants. Against the Yang-lab</w:t>
       </w:r>
       <w:r>
         <w:t xml:space="preserve"> </w:t>
@@ -4869,7 +5373,7 @@
         <w:t xml:space="preserve"> </w:t>
       </w:r>
       <w:r>
-        <w:t xml:space="preserve">reference binary (Mar 2024 build), the core SMR statistics agree at 4 - 7 significant figures: beta_SMR rel 1.14e-06 (0.298609 vs 0.298609); chi2_SMR rel 3.04e-07 (110.4453 vs 110.4452); -log10 p_SMR abs 4.4e-05 (both ~25.1). The HEIDI test diverges: TorchGWAS reports chi2_HEIDI = 9.47 vs the SMR reference 6.86 (rel 0.38), and p_HEIDI 0.092 vs 0.232 (rel 0.60). This is</w:t>
+        <w:t xml:space="preserve">reference binary, the core SMR statistics agree at 4–7 significant figures: β_SMR rel 1.14e-06; χ²_SMR rel 3.04e-07; -log10 p_SMR abs 4.4e-05. The HEIDI variance was initially recorded as</w:t>
       </w:r>
       <w:r>
         <w:t xml:space="preserve"> </w:t>
@@ -4879,25 +5383,407 @@
           <w:b/>
           <w:bCs/>
         </w:rPr>
-        <w:t xml:space="preserve">F3 finding #3</w:t>
-      </w:r>
-      <w:r>
-        <w:t xml:space="preserve"> </w:t>
-      </w:r>
-      <w:r>
-        <w:t xml:space="preserve">in</w:t>
-      </w:r>
-      <w:r>
-        <w:t xml:space="preserve"> </w:t>
-      </w:r>
-      <w:r>
-        <w:rPr>
-          <w:rStyle w:val="VerbatimChar"/>
-        </w:rPr>
-        <w:t xml:space="preserve">docs/validation_findings.md</w:t>
-      </w:r>
-      <w:r>
-        <w:t xml:space="preserve">. The mechanism is that the SMR HEIDI variance estimator uses a full LD-weighted covariance matrix derived from the PLINK reference panel (Zhu 2016 supplementary, formula for var(d)), whereas TorchGWAS currently uses a delta-method diagonal that drops the off-diagonal LD terms. The two estimators coincide in the perfectly independent regime; with the mild LD (mean realised r^2 ~ 0.12) that HEIDIs own r^2 in [0.05, 0.9] inclusion filter imposes, the LD-weighted variance is systematically larger than the diagonal, so TorchGWAS reports a smaller p_HEIDI – more likely to reject the single-causal hypothesis. The divergence is therefore</w:t>
+        <w:t xml:space="preserve">F3 #3</w:t>
+      </w:r>
+      <w:r>
+        <w:t xml:space="preserve">: TorchGWAS shipped a diagonal delta-method variance while SMR uses the Zhu 2016 supplementary Eq. 18 per-SNP-pair LD-corrected variance derived from the PLINK reference panel. This was closed on master (2026-05-21) by adding an optional</w:t>
+      </w:r>
+      <w:r>
+        <w:t xml:space="preserve"> </w:t>
+      </w:r>
+      <w:r>
+        <w:rPr>
+          <w:rStyle w:val="VerbatimChar"/>
+        </w:rPr>
+        <w:t xml:space="preserve">ld_matrix</w:t>
+      </w:r>
+      <w:r>
+        <w:t xml:space="preserve"> </w:t>
+      </w:r>
+      <w:r>
+        <w:t xml:space="preserve">parameter to</w:t>
+      </w:r>
+      <w:r>
+        <w:t xml:space="preserve"> </w:t>
+      </w:r>
+      <w:r>
+        <w:rPr>
+          <w:rStyle w:val="VerbatimChar"/>
+        </w:rPr>
+        <w:t xml:space="preserve">heidi_test</w:t>
+      </w:r>
+      <w:r>
+        <w:t xml:space="preserve"> </w:t>
+      </w:r>
+      <w:r>
+        <w:t xml:space="preserve">that implements the SMR-tool convention exactly: pairwise cross terms</w:t>
+      </w:r>
+      <w:r>
+        <w:t xml:space="preserve"> </w:t>
+      </w:r>
+      <m:oMath>
+        <m:r>
+          <m:t>2</m:t>
+        </m:r>
+        <m:sSub>
+          <m:e>
+            <m:r>
+              <m:t>a</m:t>
+            </m:r>
+          </m:e>
+          <m:sub>
+            <m:r>
+              <m:t>i</m:t>
+            </m:r>
+          </m:sub>
+        </m:sSub>
+        <m:sSub>
+          <m:e>
+            <m:r>
+              <m:t>a</m:t>
+            </m:r>
+          </m:e>
+          <m:sub>
+            <m:r>
+              <m:t>t</m:t>
+            </m:r>
+          </m:sub>
+        </m:sSub>
+        <m:sSub>
+          <m:e>
+            <m:r>
+              <m:t>r</m:t>
+            </m:r>
+          </m:e>
+          <m:sub>
+            <m:r>
+              <m:t>i</m:t>
+            </m:r>
+            <m:r>
+              <m:rPr>
+                <m:sty m:val="p"/>
+              </m:rPr>
+              <m:t>,</m:t>
+            </m:r>
+            <m:r>
+              <m:t>t</m:t>
+            </m:r>
+            <m:r>
+              <m:t>o</m:t>
+            </m:r>
+            <m:r>
+              <m:t>p</m:t>
+            </m:r>
+          </m:sub>
+        </m:sSub>
+        <m:sSub>
+          <m:e>
+            <m:r>
+              <m:rPr>
+                <m:sty m:val="p"/>
+              </m:rPr>
+              <m:t>s</m:t>
+            </m:r>
+            <m:r>
+              <m:rPr>
+                <m:sty m:val="p"/>
+              </m:rPr>
+              <m:t>e</m:t>
+            </m:r>
+            <m:r>
+              <m:rPr>
+                <m:sty m:val="p"/>
+              </m:rPr>
+              <m:t>g</m:t>
+            </m:r>
+          </m:e>
+          <m:sub>
+            <m:r>
+              <m:t>i</m:t>
+            </m:r>
+          </m:sub>
+        </m:sSub>
+        <m:sSub>
+          <m:e>
+            <m:r>
+              <m:rPr>
+                <m:sty m:val="p"/>
+              </m:rPr>
+              <m:t>s</m:t>
+            </m:r>
+            <m:r>
+              <m:rPr>
+                <m:sty m:val="p"/>
+              </m:rPr>
+              <m:t>e</m:t>
+            </m:r>
+            <m:r>
+              <m:rPr>
+                <m:sty m:val="p"/>
+              </m:rPr>
+              <m:t>g</m:t>
+            </m:r>
+          </m:e>
+          <m:sub>
+            <m:r>
+              <m:t>t</m:t>
+            </m:r>
+            <m:r>
+              <m:t>o</m:t>
+            </m:r>
+            <m:r>
+              <m:t>p</m:t>
+            </m:r>
+          </m:sub>
+        </m:sSub>
+        <m:r>
+          <m:rPr>
+            <m:sty m:val="p"/>
+          </m:rPr>
+          <m:t>+</m:t>
+        </m:r>
+        <m:r>
+          <m:t>2</m:t>
+        </m:r>
+        <m:sSub>
+          <m:e>
+            <m:r>
+              <m:t>c</m:t>
+            </m:r>
+          </m:e>
+          <m:sub>
+            <m:r>
+              <m:t>i</m:t>
+            </m:r>
+          </m:sub>
+        </m:sSub>
+        <m:sSub>
+          <m:e>
+            <m:r>
+              <m:t>c</m:t>
+            </m:r>
+          </m:e>
+          <m:sub>
+            <m:r>
+              <m:t>t</m:t>
+            </m:r>
+          </m:sub>
+        </m:sSub>
+        <m:sSub>
+          <m:e>
+            <m:r>
+              <m:t>r</m:t>
+            </m:r>
+          </m:e>
+          <m:sub>
+            <m:r>
+              <m:t>i</m:t>
+            </m:r>
+            <m:r>
+              <m:rPr>
+                <m:sty m:val="p"/>
+              </m:rPr>
+              <m:t>,</m:t>
+            </m:r>
+            <m:r>
+              <m:t>t</m:t>
+            </m:r>
+            <m:r>
+              <m:t>o</m:t>
+            </m:r>
+            <m:r>
+              <m:t>p</m:t>
+            </m:r>
+          </m:sub>
+        </m:sSub>
+        <m:sSub>
+          <m:e>
+            <m:r>
+              <m:rPr>
+                <m:sty m:val="p"/>
+              </m:rPr>
+              <m:t>s</m:t>
+            </m:r>
+            <m:r>
+              <m:rPr>
+                <m:sty m:val="p"/>
+              </m:rPr>
+              <m:t>e</m:t>
+            </m:r>
+            <m:r>
+              <m:rPr>
+                <m:sty m:val="p"/>
+              </m:rPr>
+              <m:t>e</m:t>
+            </m:r>
+          </m:e>
+          <m:sub>
+            <m:r>
+              <m:t>i</m:t>
+            </m:r>
+          </m:sub>
+        </m:sSub>
+        <m:sSub>
+          <m:e>
+            <m:r>
+              <m:rPr>
+                <m:sty m:val="p"/>
+              </m:rPr>
+              <m:t>s</m:t>
+            </m:r>
+            <m:r>
+              <m:rPr>
+                <m:sty m:val="p"/>
+              </m:rPr>
+              <m:t>e</m:t>
+            </m:r>
+            <m:r>
+              <m:rPr>
+                <m:sty m:val="p"/>
+              </m:rPr>
+              <m:t>e</m:t>
+            </m:r>
+          </m:e>
+          <m:sub>
+            <m:r>
+              <m:t>t</m:t>
+            </m:r>
+            <m:r>
+              <m:t>o</m:t>
+            </m:r>
+            <m:r>
+              <m:t>p</m:t>
+            </m:r>
+          </m:sub>
+        </m:sSub>
+      </m:oMath>
+      <w:r>
+        <w:t xml:space="preserve"> </w:t>
+      </w:r>
+      <w:r>
+        <w:t xml:space="preserve">are added to the diagonal Var(</w:t>
+      </w:r>
+      <m:oMath>
+        <m:sSub>
+          <m:e>
+            <m:r>
+              <m:t>d</m:t>
+            </m:r>
+          </m:e>
+          <m:sub>
+            <m:r>
+              <m:t>i</m:t>
+            </m:r>
+          </m:sub>
+        </m:sSub>
+      </m:oMath>
+      <w:r>
+        <w:t xml:space="preserve">), and the chi² statistic remains</w:t>
+      </w:r>
+      <w:r>
+        <w:t xml:space="preserve"> </w:t>
+      </w:r>
+      <m:oMath>
+        <m:nary>
+          <m:naryPr>
+            <m:chr m:val="∑"/>
+            <m:limLoc m:val="undOvr"/>
+            <m:subHide m:val="off"/>
+            <m:supHide m:val="on"/>
+          </m:naryPr>
+          <m:sub>
+            <m:r>
+              <m:t>i</m:t>
+            </m:r>
+          </m:sub>
+          <m:sup>
+            <m:r>
+              <m:t>​</m:t>
+            </m:r>
+          </m:sup>
+          <m:e>
+            <m:sSubSup>
+              <m:e>
+                <m:r>
+                  <m:t>d</m:t>
+                </m:r>
+              </m:e>
+              <m:sub>
+                <m:r>
+                  <m:t>i</m:t>
+                </m:r>
+              </m:sub>
+              <m:sup>
+                <m:r>
+                  <m:t>2</m:t>
+                </m:r>
+              </m:sup>
+            </m:sSubSup>
+          </m:e>
+        </m:nary>
+        <m:r>
+          <m:rPr>
+            <m:sty m:val="p"/>
+          </m:rPr>
+          <m:t>/</m:t>
+        </m:r>
+        <m:sSub>
+          <m:e>
+            <m:r>
+              <m:rPr>
+                <m:sty m:val="p"/>
+              </m:rPr>
+              <m:t>V</m:t>
+            </m:r>
+            <m:r>
+              <m:rPr>
+                <m:sty m:val="p"/>
+              </m:rPr>
+              <m:t>a</m:t>
+            </m:r>
+            <m:r>
+              <m:rPr>
+                <m:sty m:val="p"/>
+              </m:rPr>
+              <m:t>r</m:t>
+            </m:r>
+          </m:e>
+          <m:sub>
+            <m:r>
+              <m:t>L</m:t>
+            </m:r>
+            <m:r>
+              <m:t>D</m:t>
+            </m:r>
+          </m:sub>
+        </m:sSub>
+        <m:r>
+          <m:rPr>
+            <m:sty m:val="p"/>
+          </m:rPr>
+          <m:t>(</m:t>
+        </m:r>
+        <m:sSub>
+          <m:e>
+            <m:r>
+              <m:t>d</m:t>
+            </m:r>
+          </m:e>
+          <m:sub>
+            <m:r>
+              <m:t>i</m:t>
+            </m:r>
+          </m:sub>
+        </m:sSub>
+        <m:r>
+          <m:rPr>
+            <m:sty m:val="p"/>
+          </m:rPr>
+          <m:t>)</m:t>
+        </m:r>
+      </m:oMath>
+      <w:r>
+        <w:t xml:space="preserve">. Re-running the harness with the LD path enabled reproduces the SMR v1.3.1 reference to</w:t>
       </w:r>
       <w:r>
         <w:t xml:space="preserve"> </w:t>
@@ -4907,49 +5793,29 @@
           <w:b/>
           <w:bCs/>
         </w:rPr>
-        <w:t xml:space="preserve">conservative</w:t>
-      </w:r>
-      <w:r>
-        <w:t xml:space="preserve">: TorchGWAS does not silently inflate false positives in SMRs pleiotropy-vs-linkage call. The Phase 45 post-V1 fix is a focused port of the Zhu 2016 supplementary formula into</w:t>
-      </w:r>
-      <w:r>
-        <w:t xml:space="preserve"> </w:t>
-      </w:r>
-      <w:r>
-        <w:rPr>
-          <w:rStyle w:val="VerbatimChar"/>
-        </w:rPr>
-        <w:t xml:space="preserve">heidi_test</w:t>
-      </w:r>
-      <w:r>
-        <w:t xml:space="preserve">, taking an optional</w:t>
-      </w:r>
-      <w:r>
-        <w:t xml:space="preserve"> </w:t>
-      </w:r>
-      <w:r>
-        <w:rPr>
-          <w:rStyle w:val="VerbatimChar"/>
-        </w:rPr>
-        <w:t xml:space="preserve">ld_matrix</w:t>
-      </w:r>
-      <w:r>
-        <w:t xml:space="preserve"> </w:t>
-      </w:r>
-      <w:r>
-        <w:t xml:space="preserve">argument symmetric to</w:t>
-      </w:r>
-      <w:r>
-        <w:t xml:space="preserve"> </w:t>
-      </w:r>
-      <w:r>
-        <w:rPr>
-          <w:rStyle w:val="VerbatimChar"/>
-        </w:rPr>
-        <w:t xml:space="preserve">twas_sumstat</w:t>
-      </w:r>
-      <w:r>
-        <w:t xml:space="preserve">.</w:t>
+        <w:t xml:space="preserve">0.67%</w:t>
+      </w:r>
+      <w:r>
+        <w:t xml:space="preserve"> </w:t>
+      </w:r>
+      <w:r>
+        <w:t xml:space="preserve">on χ²_HEIDI (was 38%) and</w:t>
+      </w:r>
+      <w:r>
+        <w:t xml:space="preserve"> </w:t>
+      </w:r>
+      <w:r>
+        <w:rPr>
+          <w:b/>
+          <w:bCs/>
+        </w:rPr>
+        <w:t xml:space="preserve">1.55%</w:t>
+      </w:r>
+      <w:r>
+        <w:t xml:space="preserve"> </w:t>
+      </w:r>
+      <w:r>
+        <w:t xml:space="preserve">on p_HEIDI (was 60%), with both checks well below the floored tolerance. The diagonal-only path remains the V1 default for callers without an LD reference.</w:t>
       </w:r>
     </w:p>
     <w:bookmarkEnd w:id="51"/>
@@ -4991,7 +5857,7 @@
         <w:t xml:space="preserve"> </w:t>
       </w:r>
       <w:r>
-        <w:t xml:space="preserve">implements the Foley et al. (2021) &gt;=3-trait branch-and-bound. Validation against R</w:t>
+        <w:t xml:space="preserve">implements the Foley et al. (2021) ≥3-trait branch-and-bound. Validation against R</w:t>
       </w:r>
       <w:r>
         <w:t xml:space="preserve"> </w:t>
@@ -5043,7 +5909,63 @@
         <w:t xml:space="preserve"> </w:t>
       </w:r>
       <w:r>
-        <w:t xml:space="preserve">implement the same formula); the</w:t>
+        <w:t xml:space="preserve">implement the same formula). Two formula-level divergences were initially recorded as</w:t>
+      </w:r>
+      <w:r>
+        <w:t xml:space="preserve"> </w:t>
+      </w:r>
+      <w:r>
+        <w:rPr>
+          <w:b/>
+          <w:bCs/>
+        </w:rPr>
+        <w:t xml:space="preserve">F3 #1 / F3 #2</w:t>
+      </w:r>
+      <w:r>
+        <w:t xml:space="preserve">, both closed on master (2026-05-21).</w:t>
+      </w:r>
+      <w:r>
+        <w:t xml:space="preserve"> </w:t>
+      </w:r>
+      <w:r>
+        <w:rPr>
+          <w:b/>
+          <w:bCs/>
+        </w:rPr>
+        <w:t xml:space="preserve">F3 #2</w:t>
+      </w:r>
+      <w:r>
+        <w:t xml:space="preserve"> </w:t>
+      </w:r>
+      <w:r>
+        <w:t xml:space="preserve">corrected the H3 combination in</w:t>
+      </w:r>
+      <w:r>
+        <w:t xml:space="preserve"> </w:t>
+      </w:r>
+      <w:r>
+        <w:rPr>
+          <w:rStyle w:val="VerbatimChar"/>
+        </w:rPr>
+        <w:t xml:space="preserve">coloc_pairwise</w:t>
+      </w:r>
+      <w:r>
+        <w:t xml:space="preserve">: the previous expression used the full outer product of per-SNP weights and an extraneous</w:t>
+      </w:r>
+      <w:r>
+        <w:t xml:space="preserve"> </w:t>
+      </w:r>
+      <w:r>
+        <w:rPr>
+          <w:rStyle w:val="VerbatimChar"/>
+        </w:rPr>
+        <w:t xml:space="preserve">−log m</w:t>
+      </w:r>
+      <w:r>
+        <w:t xml:space="preserve"> </w:t>
+      </w:r>
+      <w:r>
+        <w:t xml:space="preserve">per-hypothesis factor; the Wallace 2020 erratum specifies H3 as the</w:t>
       </w:r>
       <w:r>
         <w:t xml:space="preserve"> </w:t>
@@ -5053,13 +5975,242 @@
           <w:i/>
           <w:iCs/>
         </w:rPr>
-        <w:t xml:space="preserve">shared</w:t>
-      </w:r>
-      <w:r>
-        <w:t xml:space="preserve"> </w:t>
-      </w:r>
-      <w:r>
-        <w:t xml:space="preserve">scenario passes at near-FP precision (max |Delta PP| = 2.06e-05) and the candidate-SNP identity is exact on all three scenarios. Two divergences remain in the H3 combination formula and are documented as</w:t>
+        <w:t xml:space="preserve">outer minus diagonal</w:t>
+      </w:r>
+      <w:r>
+        <w:t xml:space="preserve"> </w:t>
+      </w:r>
+      <w:r>
+        <w:t xml:space="preserve">form</w:t>
+      </w:r>
+      <w:r>
+        <w:t xml:space="preserve"> </w:t>
+      </w:r>
+      <m:oMath>
+        <m:r>
+          <m:rPr>
+            <m:sty m:val="p"/>
+          </m:rPr>
+          <m:t>log</m:t>
+        </m:r>
+        <m:nary>
+          <m:naryPr>
+            <m:chr m:val="∑"/>
+            <m:limLoc m:val="undOvr"/>
+            <m:subHide m:val="off"/>
+            <m:supHide m:val="on"/>
+          </m:naryPr>
+          <m:sub>
+            <m:r>
+              <m:t>i</m:t>
+            </m:r>
+            <m:r>
+              <m:rPr>
+                <m:sty m:val="p"/>
+              </m:rPr>
+              <m:t>≠</m:t>
+            </m:r>
+            <m:r>
+              <m:t>j</m:t>
+            </m:r>
+          </m:sub>
+          <m:sup>
+            <m:r>
+              <m:t>​</m:t>
+            </m:r>
+          </m:sup>
+          <m:e>
+            <m:sSub>
+              <m:e>
+                <m:r>
+                  <m:rPr>
+                    <m:sty m:val="p"/>
+                  </m:rPr>
+                  <m:t>B</m:t>
+                </m:r>
+                <m:r>
+                  <m:rPr>
+                    <m:sty m:val="p"/>
+                  </m:rPr>
+                  <m:t>F</m:t>
+                </m:r>
+              </m:e>
+              <m:sub>
+                <m:r>
+                  <m:t>1</m:t>
+                </m:r>
+              </m:sub>
+            </m:sSub>
+          </m:e>
+        </m:nary>
+        <m:r>
+          <m:rPr>
+            <m:sty m:val="p"/>
+          </m:rPr>
+          <m:t>(</m:t>
+        </m:r>
+        <m:r>
+          <m:t>i</m:t>
+        </m:r>
+        <m:r>
+          <m:rPr>
+            <m:sty m:val="p"/>
+          </m:rPr>
+          <m:t>)</m:t>
+        </m:r>
+        <m:sSub>
+          <m:e>
+            <m:r>
+              <m:rPr>
+                <m:sty m:val="p"/>
+              </m:rPr>
+              <m:t>B</m:t>
+            </m:r>
+            <m:r>
+              <m:rPr>
+                <m:sty m:val="p"/>
+              </m:rPr>
+              <m:t>F</m:t>
+            </m:r>
+          </m:e>
+          <m:sub>
+            <m:r>
+              <m:t>2</m:t>
+            </m:r>
+          </m:sub>
+        </m:sSub>
+        <m:r>
+          <m:rPr>
+            <m:sty m:val="p"/>
+          </m:rPr>
+          <m:t>(</m:t>
+        </m:r>
+        <m:r>
+          <m:t>j</m:t>
+        </m:r>
+        <m:r>
+          <m:rPr>
+            <m:sty m:val="p"/>
+          </m:rPr>
+          <m:t>)</m:t>
+        </m:r>
+        <m:r>
+          <m:rPr>
+            <m:sty m:val="p"/>
+          </m:rPr>
+          <m:t>=</m:t>
+        </m:r>
+        <m:r>
+          <m:rPr>
+            <m:sty m:val="p"/>
+          </m:rPr>
+          <m:t>log</m:t>
+        </m:r>
+        <m:r>
+          <m:rPr>
+            <m:sty m:val="p"/>
+          </m:rPr>
+          <m:t>(</m:t>
+        </m:r>
+        <m:r>
+          <m:rPr>
+            <m:sty m:val="p"/>
+          </m:rPr>
+          <m:t>o</m:t>
+        </m:r>
+        <m:r>
+          <m:rPr>
+            <m:sty m:val="p"/>
+          </m:rPr>
+          <m:t>u</m:t>
+        </m:r>
+        <m:r>
+          <m:rPr>
+            <m:sty m:val="p"/>
+          </m:rPr>
+          <m:t>t</m:t>
+        </m:r>
+        <m:r>
+          <m:rPr>
+            <m:sty m:val="p"/>
+          </m:rPr>
+          <m:t>e</m:t>
+        </m:r>
+        <m:r>
+          <m:rPr>
+            <m:sty m:val="p"/>
+          </m:rPr>
+          <m:t>r</m:t>
+        </m:r>
+        <m:r>
+          <m:rPr>
+            <m:sty m:val="p"/>
+          </m:rPr>
+          <m:t>−</m:t>
+        </m:r>
+        <m:r>
+          <m:rPr>
+            <m:sty m:val="p"/>
+          </m:rPr>
+          <m:t>d</m:t>
+        </m:r>
+        <m:r>
+          <m:rPr>
+            <m:sty m:val="p"/>
+          </m:rPr>
+          <m:t>i</m:t>
+        </m:r>
+        <m:r>
+          <m:rPr>
+            <m:sty m:val="p"/>
+          </m:rPr>
+          <m:t>a</m:t>
+        </m:r>
+        <m:r>
+          <m:rPr>
+            <m:sty m:val="p"/>
+          </m:rPr>
+          <m:t>g</m:t>
+        </m:r>
+        <m:r>
+          <m:rPr>
+            <m:sty m:val="p"/>
+          </m:rPr>
+          <m:t>)</m:t>
+        </m:r>
+      </m:oMath>
+      <w:r>
+        <w:t xml:space="preserve"> </w:t>
+      </w:r>
+      <w:r>
+        <w:t xml:space="preserve">implemented via a numerically stable</w:t>
+      </w:r>
+      <w:r>
+        <w:t xml:space="preserve"> </w:t>
+      </w:r>
+      <w:r>
+        <w:rPr>
+          <w:rStyle w:val="VerbatimChar"/>
+        </w:rPr>
+        <w:t xml:space="preserve">log_diff_exp</w:t>
+      </w:r>
+      <w:r>
+        <w:t xml:space="preserve">. After the patch, PP.H3 on the distinct-signal scenario moves from 0.85 to 0.997 and matches R</w:t>
+      </w:r>
+      <w:r>
+        <w:t xml:space="preserve"> </w:t>
+      </w:r>
+      <w:r>
+        <w:rPr>
+          <w:rStyle w:val="VerbatimChar"/>
+        </w:rPr>
+        <w:t xml:space="preserve">coloc::coloc.abf</w:t>
+      </w:r>
+      <w:r>
+        <w:t xml:space="preserve"> </w:t>
+      </w:r>
+      <w:r>
+        <w:t xml:space="preserve">to FP precision (max |ΔPP| = 2.06e-05).</w:t>
       </w:r>
       <w:r>
         <w:t xml:space="preserve"> </w:t>
@@ -5069,40 +6220,636 @@
           <w:b/>
           <w:bCs/>
         </w:rPr>
-        <w:t xml:space="preserve">F3 #2</w:t>
-      </w:r>
-      <w:r>
-        <w:t xml:space="preserve"> </w:t>
-      </w:r>
-      <w:r>
-        <w:t xml:space="preserve">(lines 360 - 365 of</w:t>
-      </w:r>
-      <w:r>
-        <w:t xml:space="preserve"> </w:t>
-      </w:r>
-      <w:r>
-        <w:rPr>
-          <w:rStyle w:val="VerbatimChar"/>
-        </w:rPr>
-        <w:t xml:space="preserve">_hyprcoloc.py</w:t>
-      </w:r>
-      <w:r>
-        <w:t xml:space="preserve">): a spurious</w:t>
-      </w:r>
-      <w:r>
-        <w:t xml:space="preserve"> </w:t>
-      </w:r>
-      <w:r>
-        <w:rPr>
-          <w:rStyle w:val="VerbatimChar"/>
-        </w:rPr>
-        <w:t xml:space="preserve">-log m</w:t>
-      </w:r>
-      <w:r>
-        <w:t xml:space="preserve"> </w:t>
-      </w:r>
-      <w:r>
-        <w:t xml:space="preserve">normalisation, and a missing diagonal subtraction on H3. Swapping in the canonical Giambartolomei formula reproduces the R output to FP precision on the distinct scenario; the fix is ~10 lines.</w:t>
+        <w:t xml:space="preserve">F3 #1</w:t>
+      </w:r>
+      <w:r>
+        <w:t xml:space="preserve"> </w:t>
+      </w:r>
+      <w:r>
+        <w:t xml:space="preserve">replaced the product prior in</w:t>
+      </w:r>
+      <w:r>
+        <w:t xml:space="preserve"> </w:t>
+      </w:r>
+      <w:r>
+        <w:rPr>
+          <w:rStyle w:val="VerbatimChar"/>
+        </w:rPr>
+        <w:t xml:space="preserve">hyprcoloc</w:t>
+      </w:r>
+      <w:r>
+        <w:t xml:space="preserve"> </w:t>
+      </w:r>
+      <w:r>
+        <w:t xml:space="preserve">with the Foley 2021 Eq. 2 hierarchical conditional prior</w:t>
+      </w:r>
+      <w:r>
+        <w:t xml:space="preserve"> </w:t>
+      </w:r>
+      <m:oMath>
+        <m:sSub>
+          <m:e>
+            <m:r>
+              <m:rPr>
+                <m:sty m:val="p"/>
+              </m:rPr>
+              <m:t>p</m:t>
+            </m:r>
+            <m:r>
+              <m:rPr>
+                <m:sty m:val="p"/>
+              </m:rPr>
+              <m:t>r</m:t>
+            </m:r>
+            <m:r>
+              <m:rPr>
+                <m:sty m:val="p"/>
+              </m:rPr>
+              <m:t>i</m:t>
+            </m:r>
+            <m:r>
+              <m:rPr>
+                <m:sty m:val="p"/>
+              </m:rPr>
+              <m:t>o</m:t>
+            </m:r>
+            <m:r>
+              <m:rPr>
+                <m:sty m:val="p"/>
+              </m:rPr>
+              <m:t>r</m:t>
+            </m:r>
+          </m:e>
+          <m:sub>
+            <m:r>
+              <m:t>1</m:t>
+            </m:r>
+          </m:sub>
+        </m:sSub>
+        <m:r>
+          <m:rPr>
+            <m:sty m:val="p"/>
+          </m:rPr>
+          <m:t>⋅</m:t>
+        </m:r>
+        <m:sSubSup>
+          <m:e>
+            <m:r>
+              <m:rPr>
+                <m:sty m:val="p"/>
+              </m:rPr>
+              <m:t>p</m:t>
+            </m:r>
+            <m:r>
+              <m:rPr>
+                <m:sty m:val="p"/>
+              </m:rPr>
+              <m:t>r</m:t>
+            </m:r>
+            <m:r>
+              <m:rPr>
+                <m:sty m:val="p"/>
+              </m:rPr>
+              <m:t>i</m:t>
+            </m:r>
+            <m:r>
+              <m:rPr>
+                <m:sty m:val="p"/>
+              </m:rPr>
+              <m:t>o</m:t>
+            </m:r>
+            <m:r>
+              <m:rPr>
+                <m:sty m:val="p"/>
+              </m:rPr>
+              <m:t>r</m:t>
+            </m:r>
+          </m:e>
+          <m:sub>
+            <m:r>
+              <m:t>2</m:t>
+            </m:r>
+          </m:sub>
+          <m:sup>
+            <m:r>
+              <m:rPr>
+                <m:sty m:val="p"/>
+              </m:rPr>
+              <m:t>|</m:t>
+            </m:r>
+            <m:r>
+              <m:t>S</m:t>
+            </m:r>
+            <m:r>
+              <m:rPr>
+                <m:sty m:val="p"/>
+              </m:rPr>
+              <m:t>|</m:t>
+            </m:r>
+            <m:r>
+              <m:rPr>
+                <m:sty m:val="p"/>
+              </m:rPr>
+              <m:t>−</m:t>
+            </m:r>
+            <m:r>
+              <m:t>1</m:t>
+            </m:r>
+          </m:sup>
+        </m:sSubSup>
+        <m:r>
+          <m:rPr>
+            <m:sty m:val="p"/>
+          </m:rPr>
+          <m:t>⋅</m:t>
+        </m:r>
+        <m:r>
+          <m:rPr>
+            <m:sty m:val="p"/>
+          </m:rPr>
+          <m:t>(</m:t>
+        </m:r>
+        <m:r>
+          <m:t>1</m:t>
+        </m:r>
+        <m:r>
+          <m:rPr>
+            <m:sty m:val="p"/>
+          </m:rPr>
+          <m:t>−</m:t>
+        </m:r>
+        <m:sSub>
+          <m:e>
+            <m:r>
+              <m:rPr>
+                <m:sty m:val="p"/>
+              </m:rPr>
+              <m:t>p</m:t>
+            </m:r>
+            <m:r>
+              <m:rPr>
+                <m:sty m:val="p"/>
+              </m:rPr>
+              <m:t>r</m:t>
+            </m:r>
+            <m:r>
+              <m:rPr>
+                <m:sty m:val="p"/>
+              </m:rPr>
+              <m:t>i</m:t>
+            </m:r>
+            <m:r>
+              <m:rPr>
+                <m:sty m:val="p"/>
+              </m:rPr>
+              <m:t>o</m:t>
+            </m:r>
+            <m:r>
+              <m:rPr>
+                <m:sty m:val="p"/>
+              </m:rPr>
+              <m:t>r</m:t>
+            </m:r>
+          </m:e>
+          <m:sub>
+            <m:r>
+              <m:t>2</m:t>
+            </m:r>
+          </m:sub>
+        </m:sSub>
+        <m:sSup>
+          <m:e>
+            <m:r>
+              <m:rPr>
+                <m:sty m:val="p"/>
+              </m:rPr>
+              <m:t>)</m:t>
+            </m:r>
+          </m:e>
+          <m:sup>
+            <m:r>
+              <m:t>K</m:t>
+            </m:r>
+            <m:r>
+              <m:rPr>
+                <m:sty m:val="p"/>
+              </m:rPr>
+              <m:t>−</m:t>
+            </m:r>
+            <m:r>
+              <m:rPr>
+                <m:sty m:val="p"/>
+              </m:rPr>
+              <m:t>|</m:t>
+            </m:r>
+            <m:r>
+              <m:t>S</m:t>
+            </m:r>
+            <m:r>
+              <m:rPr>
+                <m:sty m:val="p"/>
+              </m:rPr>
+              <m:t>|</m:t>
+            </m:r>
+          </m:sup>
+        </m:sSup>
+      </m:oMath>
+      <w:r>
+        <w:t xml:space="preserve">; cluster membership and the candidate SNP now match R hyprcoloc exactly on the 3-trait shared-causal fixture, with regional posteriors agreeing to FP precision.</w:t>
+      </w:r>
+    </w:p>
+    <w:bookmarkEnd w:id="52"/>
+    <w:bookmarkStart w:id="53" w:name="grm-corrected-causal-mediation"/>
+    <w:p>
+      <w:pPr>
+        <w:pStyle w:val="Heading2"/>
+      </w:pPr>
+      <w:r>
+        <w:t xml:space="preserve">5.5 GRM-corrected causal mediation</w:t>
+      </w:r>
+    </w:p>
+    <w:p>
+      <w:pPr>
+        <w:pStyle w:val="FirstParagraph"/>
+      </w:pPr>
+      <w:r>
+        <w:rPr>
+          <w:rStyle w:val="VerbatimChar"/>
+        </w:rPr>
+        <w:t xml:space="preserve">torchgwas.multiomics._mediate</w:t>
+      </w:r>
+      <w:r>
+        <w:t xml:space="preserve"> </w:t>
+      </w:r>
+      <w:r>
+        <w:t xml:space="preserve">extends classical Sobel mediation by rotating the SNP, mediator, and trait into the GRM eigenbasis and refitting each stage with a shared weight vector w = 1 / (var_g times lambda + var_e). The API exposes</w:t>
+      </w:r>
+      <w:r>
+        <w:t xml:space="preserve"> </w:t>
+      </w:r>
+      <w:r>
+        <w:rPr>
+          <w:rStyle w:val="VerbatimChar"/>
+        </w:rPr>
+        <w:t xml:space="preserve">mediate_lmm</w:t>
+      </w:r>
+      <w:r>
+        <w:t xml:space="preserve"> </w:t>
+      </w:r>
+      <w:r>
+        <w:t xml:space="preserve">(single SNP - M - Y triple),</w:t>
+      </w:r>
+      <w:r>
+        <w:t xml:space="preserve"> </w:t>
+      </w:r>
+      <w:r>
+        <w:rPr>
+          <w:rStyle w:val="VerbatimChar"/>
+        </w:rPr>
+        <w:t xml:space="preserve">scan_mediation</w:t>
+      </w:r>
+      <w:r>
+        <w:t xml:space="preserve"> </w:t>
+      </w:r>
+      <w:r>
+        <w:t xml:space="preserve">(batched over (SNP, M) pairs with eigenMT hierarchical FDR), and</w:t>
+      </w:r>
+      <w:r>
+        <w:t xml:space="preserve"> </w:t>
+      </w:r>
+      <w:r>
+        <w:rPr>
+          <w:rStyle w:val="VerbatimChar"/>
+        </w:rPr>
+        <w:t xml:space="preserve">mediate_gene_set</w:t>
+      </w:r>
+      <w:r>
+        <w:t xml:space="preserve"> </w:t>
+      </w:r>
+      <w:r>
+        <w:t xml:space="preserve">(Wald aggregation over a gene set);</w:t>
+      </w:r>
+      <w:r>
+        <w:t xml:space="preserve"> </w:t>
+      </w:r>
+      <w:r>
+        <w:rPr>
+          <w:rStyle w:val="VerbatimChar"/>
+        </w:rPr>
+        <w:t xml:space="preserve">mkernel_h2</w:t>
+      </w:r>
+      <w:r>
+        <w:t xml:space="preserve"> </w:t>
+      </w:r>
+      <w:r>
+        <w:t xml:space="preserve">returns multi-kernel heritability decompositions;</w:t>
+      </w:r>
+      <w:r>
+        <w:t xml:space="preserve"> </w:t>
+      </w:r>
+      <w:r>
+        <w:rPr>
+          <w:rStyle w:val="VerbatimChar"/>
+        </w:rPr>
+        <w:t xml:space="preserve">coloc_prefilter_pairs</w:t>
+      </w:r>
+      <w:r>
+        <w:t xml:space="preserve"> </w:t>
+      </w:r>
+      <w:r>
+        <w:t xml:space="preserve">prunes the candidate set before the scan. The batched and streaming kernels keep FP64 for inference (FP16 / BF16 admissible only in the data path). On the simulated Tier 4 fixture (50 mediators, 5 causal at G002 / G005 / G024 / G026 / G047, 2 H3 negative controls at G004 / G038), the gates are TWAS z Pearson &gt;= 0.95, SMR beta rel &lt;= 0.10, coloc PP.H4 on causal &gt;= 0.80, and PP.H4 on negative controls &lt; 0.50 (so H3 is not mis-called as H4). The TorchGWAS-side recovery run against this planted truth is queued as the Tier 4 D2 follow-up.</w:t>
+      </w:r>
+    </w:p>
+    <w:bookmarkEnd w:id="53"/>
+    <w:bookmarkStart w:id="54" w:name="X4edbdd02acd7093088162865ea2d582ae85ed9b"/>
+    <w:p>
+      <w:pPr>
+        <w:pStyle w:val="Heading2"/>
+      </w:pPr>
+      <w:r>
+        <w:t xml:space="preserve">5.6 GWAS↔TWAS gene-level integration: 8 classical + 6 novel methods</w:t>
+      </w:r>
+    </w:p>
+    <w:p>
+      <w:pPr>
+        <w:pStyle w:val="FirstParagraph"/>
+      </w:pPr>
+      <w:r>
+        <w:t xml:space="preserve">A single TWAS p-value per gene is rarely the end of an analysis. Reviewers and downstream consumers want to know whether the GWAS evidence at the gene’s</w:t>
+      </w:r>
+      <w:r>
+        <w:t xml:space="preserve"> </w:t>
+      </w:r>
+      <w:r>
+        <w:rPr>
+          <w:i/>
+          <w:iCs/>
+        </w:rPr>
+        <w:t xml:space="preserve">cis</w:t>
+      </w:r>
+      <w:r>
+        <w:t xml:space="preserve">-window agrees with the TWAS signal and whether the joint inference is robust.</w:t>
+      </w:r>
+      <w:r>
+        <w:t xml:space="preserve"> </w:t>
+      </w:r>
+      <w:r>
+        <w:rPr>
+          <w:rStyle w:val="VerbatimChar"/>
+        </w:rPr>
+        <w:t xml:space="preserve">torchgwas.postgwas.combine_gwas_twas</w:t>
+      </w:r>
+      <w:r>
+        <w:t xml:space="preserve"> </w:t>
+      </w:r>
+      <w:r>
+        <w:t xml:space="preserve">is the top-level entry point for this integration: it routes a GWAS sumstats object through the MAGMA-style mean-χ² aggregator</w:t>
+      </w:r>
+      <w:r>
+        <w:t xml:space="preserve"> </w:t>
+      </w:r>
+      <w:r>
+        <w:rPr>
+          <w:rStyle w:val="VerbatimChar"/>
+        </w:rPr>
+        <w:t xml:space="preserve">snp_to_gene</w:t>
+      </w:r>
+      <w:r>
+        <w:t xml:space="preserve"> </w:t>
+      </w:r>
+      <w:r>
+        <w:t xml:space="preserve">(Phase 44) to produce a gene-level</w:t>
+      </w:r>
+      <w:r>
+        <w:t xml:space="preserve"> </w:t>
+      </w:r>
+      <m:oMath>
+        <m:sSub>
+          <m:e>
+            <m:r>
+              <m:t>p</m:t>
+            </m:r>
+          </m:e>
+          <m:sub>
+            <m:r>
+              <m:t>G</m:t>
+            </m:r>
+            <m:r>
+              <m:t>W</m:t>
+            </m:r>
+            <m:r>
+              <m:t>A</m:t>
+            </m:r>
+            <m:r>
+              <m:t>S</m:t>
+            </m:r>
+          </m:sub>
+        </m:sSub>
+      </m:oMath>
+      <w:r>
+        <w:t xml:space="preserve">, pairs it with</w:t>
+      </w:r>
+      <w:r>
+        <w:t xml:space="preserve"> </w:t>
+      </w:r>
+      <m:oMath>
+        <m:sSub>
+          <m:e>
+            <m:r>
+              <m:t>p</m:t>
+            </m:r>
+          </m:e>
+          <m:sub>
+            <m:r>
+              <m:t>T</m:t>
+            </m:r>
+            <m:r>
+              <m:t>W</m:t>
+            </m:r>
+            <m:r>
+              <m:t>A</m:t>
+            </m:r>
+            <m:r>
+              <m:t>S</m:t>
+            </m:r>
+          </m:sub>
+        </m:sSub>
+      </m:oMath>
+      <w:r>
+        <w:t xml:space="preserve"> </w:t>
+      </w:r>
+      <w:r>
+        <w:t xml:space="preserve">from any of the three TWAS workflows, and combines the two via a configurable kernel. Eight classical kernels are shipped: Fisher 1925 (with Lancaster weighting), Brown 1975 with Kost-McDermott (2002) covariance, Empirical Brown (Poole 2016) with Spearman-r covariance estimated from data, harmonic mean p (Wilson 2019 PNAS), Zaykin 2002 truncated product, Tippett 1931 min-p with Šidák weighting, Cauchy / ACAT (Liu &amp; Xie 2020), and Stouffer 1949. The output schema follows community convention:</w:t>
+      </w:r>
+      <w:r>
+        <w:t xml:space="preserve"> </w:t>
+      </w:r>
+      <w:r>
+        <w:rPr>
+          <w:rStyle w:val="VerbatimChar"/>
+        </w:rPr>
+        <w:t xml:space="preserve">gene_id</w:t>
+      </w:r>
+      <w:r>
+        <w:t xml:space="preserve">,</w:t>
+      </w:r>
+      <w:r>
+        <w:t xml:space="preserve"> </w:t>
+      </w:r>
+      <w:r>
+        <w:rPr>
+          <w:rStyle w:val="VerbatimChar"/>
+        </w:rPr>
+        <w:t xml:space="preserve">gene_name</w:t>
+      </w:r>
+      <w:r>
+        <w:t xml:space="preserve">,</w:t>
+      </w:r>
+      <w:r>
+        <w:t xml:space="preserve"> </w:t>
+      </w:r>
+      <w:r>
+        <w:rPr>
+          <w:rStyle w:val="VerbatimChar"/>
+        </w:rPr>
+        <w:t xml:space="preserve">chr</w:t>
+      </w:r>
+      <w:r>
+        <w:t xml:space="preserve">,</w:t>
+      </w:r>
+      <w:r>
+        <w:t xml:space="preserve"> </w:t>
+      </w:r>
+      <w:r>
+        <w:rPr>
+          <w:rStyle w:val="VerbatimChar"/>
+        </w:rPr>
+        <w:t xml:space="preserve">start</w:t>
+      </w:r>
+      <w:r>
+        <w:t xml:space="preserve">,</w:t>
+      </w:r>
+      <w:r>
+        <w:t xml:space="preserve"> </w:t>
+      </w:r>
+      <w:r>
+        <w:rPr>
+          <w:rStyle w:val="VerbatimChar"/>
+        </w:rPr>
+        <w:t xml:space="preserve">end</w:t>
+      </w:r>
+      <w:r>
+        <w:t xml:space="preserve">,</w:t>
+      </w:r>
+      <w:r>
+        <w:t xml:space="preserve"> </w:t>
+      </w:r>
+      <w:r>
+        <w:rPr>
+          <w:rStyle w:val="VerbatimChar"/>
+        </w:rPr>
+        <w:t xml:space="preserve">p_gwas</w:t>
+      </w:r>
+      <w:r>
+        <w:t xml:space="preserve">,</w:t>
+      </w:r>
+      <w:r>
+        <w:t xml:space="preserve"> </w:t>
+      </w:r>
+      <w:r>
+        <w:rPr>
+          <w:rStyle w:val="VerbatimChar"/>
+        </w:rPr>
+        <w:t xml:space="preserve">p_twas</w:t>
+      </w:r>
+      <w:r>
+        <w:t xml:space="preserve">,</w:t>
+      </w:r>
+      <w:r>
+        <w:t xml:space="preserve"> </w:t>
+      </w:r>
+      <w:r>
+        <w:rPr>
+          <w:rStyle w:val="VerbatimChar"/>
+        </w:rPr>
+        <w:t xml:space="preserve">p_combined</w:t>
+      </w:r>
+      <w:r>
+        <w:t xml:space="preserve">,</w:t>
+      </w:r>
+      <w:r>
+        <w:t xml:space="preserve"> </w:t>
+      </w:r>
+      <w:r>
+        <w:rPr>
+          <w:rStyle w:val="VerbatimChar"/>
+        </w:rPr>
+        <w:t xml:space="preserve">direction_concordance</w:t>
+      </w:r>
+      <w:r>
+        <w:t xml:space="preserve">,</w:t>
+      </w:r>
+      <w:r>
+        <w:t xml:space="preserve"> </w:t>
+      </w:r>
+      <w:r>
+        <w:rPr>
+          <w:rStyle w:val="VerbatimChar"/>
+        </w:rPr>
+        <w:t xml:space="preserve">best_gwas_snp</w:t>
+      </w:r>
+      <w:r>
+        <w:t xml:space="preserve">,</w:t>
+      </w:r>
+      <w:r>
+        <w:t xml:space="preserve"> </w:t>
+      </w:r>
+      <w:r>
+        <w:rPr>
+          <w:rStyle w:val="VerbatimChar"/>
+        </w:rPr>
+        <w:t xml:space="preserve">r2_model</w:t>
+      </w:r>
+      <w:r>
+        <w:t xml:space="preserve">,</w:t>
+      </w:r>
+      <w:r>
+        <w:t xml:space="preserve"> </w:t>
+      </w:r>
+      <w:r>
+        <w:rPr>
+          <w:rStyle w:val="VerbatimChar"/>
+        </w:rPr>
+        <w:t xml:space="preserve">p_adj</w:t>
+      </w:r>
+      <w:r>
+        <w:t xml:space="preserve"> </w:t>
+      </w:r>
+      <w:r>
+        <w:t xml:space="preserve">(BH / Bonferroni / BY / Storey). The same entry point is exposed as</w:t>
+      </w:r>
+      <w:r>
+        <w:t xml:space="preserve"> </w:t>
+      </w:r>
+      <w:r>
+        <w:rPr>
+          <w:rStyle w:val="VerbatimChar"/>
+        </w:rPr>
+        <w:t xml:space="preserve">torchgwas combine-gwas-twas</w:t>
+      </w:r>
+      <w:r>
+        <w:t xml:space="preserve"> </w:t>
+      </w:r>
+      <w:r>
+        <w:t xml:space="preserve">in the CLI.</w:t>
+      </w:r>
+    </w:p>
+    <w:p>
+      <w:pPr>
+        <w:pStyle w:val="BodyText"/>
+      </w:pPr>
+      <w:r>
+        <w:t xml:space="preserve">Beyond the canonical kernels, TorchGWAS ships</w:t>
       </w:r>
       <w:r>
         <w:t xml:space="preserve"> </w:t>
@@ -5112,140 +6859,497 @@
           <w:b/>
           <w:bCs/>
         </w:rPr>
-        <w:t xml:space="preserve">F3 #1</w:t>
-      </w:r>
-      <w:r>
-        <w:t xml:space="preserve"> </w:t>
-      </w:r>
-      <w:r>
-        <w:t xml:space="preserve">(lines 204 - 218) records a separate divergence in</w:t>
-      </w:r>
-      <w:r>
-        <w:t xml:space="preserve"> </w:t>
-      </w:r>
-      <w:r>
-        <w:rPr>
-          <w:rStyle w:val="VerbatimChar"/>
-        </w:rPr>
-        <w:t xml:space="preserve">hyprcoloc</w:t>
-      </w:r>
-      <w:r>
-        <w:t xml:space="preserve"> </w:t>
-      </w:r>
-      <w:r>
-        <w:t xml:space="preserve">priors: TorchGWAS uses a per-trait product prior while R hyprcoloc uses the Foley 2021 conditional prior (Eq. 2). The two priors disagree on the cluster-selection rule but agree on the candidate-SNP identity (rs00050 on both) and on the per-SNP within-cluster PP (3.7e-06 agreement). Both are F3 post-V1 with proposed fixes scoped at ~10 - 40 lines.</w:t>
-      </w:r>
-    </w:p>
-    <w:bookmarkEnd w:id="52"/>
-    <w:bookmarkStart w:id="53" w:name="grm-corrected-causal-mediation"/>
+        <w:t xml:space="preserve">six novel methods</w:t>
+      </w:r>
+      <w:r>
+        <w:t xml:space="preserve"> </w:t>
+      </w:r>
+      <w:r>
+        <w:t xml:space="preserve">that exploit infrastructure no published TWAS-integration tool currently combines (to our knowledge): (i)</w:t>
+      </w:r>
+      <w:r>
+        <w:t xml:space="preserve"> </w:t>
+      </w:r>
+      <w:r>
+        <w:rPr>
+          <w:b/>
+          <w:bCs/>
+        </w:rPr>
+        <w:t xml:space="preserve">R²-weighted Stouffer</w:t>
+      </w:r>
+      <w:r>
+        <w:t xml:space="preserve"> </w:t>
+      </w:r>
+      <w:r>
+        <w:t xml:space="preserve">— per-tissue z-scores weighted by</w:t>
+      </w:r>
+      <w:r>
+        <w:t xml:space="preserve"> </w:t>
+      </w:r>
+      <m:oMath>
+        <m:rad>
+          <m:radPr>
+            <m:degHide m:val="on"/>
+          </m:radPr>
+          <m:deg/>
+          <m:e>
+            <m:sSubSup>
+              <m:e>
+                <m:r>
+                  <m:t>R</m:t>
+                </m:r>
+              </m:e>
+              <m:sub>
+                <m:r>
+                  <m:rPr>
+                    <m:sty m:val="p"/>
+                  </m:rPr>
+                  <m:t>e</m:t>
+                </m:r>
+                <m:r>
+                  <m:rPr>
+                    <m:sty m:val="p"/>
+                  </m:rPr>
+                  <m:t>Q</m:t>
+                </m:r>
+                <m:r>
+                  <m:rPr>
+                    <m:sty m:val="p"/>
+                  </m:rPr>
+                  <m:t>T</m:t>
+                </m:r>
+                <m:r>
+                  <m:rPr>
+                    <m:sty m:val="p"/>
+                  </m:rPr>
+                  <m:t>L</m:t>
+                </m:r>
+              </m:sub>
+              <m:sup>
+                <m:r>
+                  <m:t>2</m:t>
+                </m:r>
+              </m:sup>
+            </m:sSubSup>
+          </m:e>
+        </m:rad>
+      </m:oMath>
+      <w:r>
+        <w:t xml:space="preserve"> </w:t>
+      </w:r>
+      <w:r>
+        <w:t xml:space="preserve">from the prediction model, propagating eQTL-model uncertainty into the Stouffer aggregate; (ii)</w:t>
+      </w:r>
+      <w:r>
+        <w:t xml:space="preserve"> </w:t>
+      </w:r>
+      <w:r>
+        <w:rPr>
+          <w:b/>
+          <w:bCs/>
+        </w:rPr>
+        <w:t xml:space="preserve">LD-aware Brown via eigenMT</w:t>
+      </w:r>
+      <w:r>
+        <w:t xml:space="preserve"> </w:t>
+      </w:r>
+      <w:r>
+        <w:t xml:space="preserve">— Brown 1975 with the Kost-McDermott covariance built from an LD reference panel and the simpleM (Gao 2008) / eigenMT (Davis 2016) effective-tests floor; (iii)</w:t>
+      </w:r>
+      <w:r>
+        <w:t xml:space="preserve"> </w:t>
+      </w:r>
+      <w:r>
+        <w:rPr>
+          <w:b/>
+          <w:bCs/>
+        </w:rPr>
+        <w:t xml:space="preserve">polyploid gene-action Fisher</w:t>
+      </w:r>
+      <w:r>
+        <w:t xml:space="preserve"> </w:t>
+      </w:r>
+      <w:r>
+        <w:t xml:space="preserve">— a two-stage combination that first ACATs the</w:t>
+      </w:r>
+      <w:r>
+        <w:t xml:space="preserve"> </w:t>
+      </w:r>
+      <m:oMath>
+        <m:r>
+          <m:t>k</m:t>
+        </m:r>
+        <m:r>
+          <m:rPr>
+            <m:sty m:val="p"/>
+          </m:rPr>
+          <m:t>−</m:t>
+        </m:r>
+        <m:r>
+          <m:t>1</m:t>
+        </m:r>
+      </m:oMath>
+      <w:r>
+        <w:t xml:space="preserve"> </w:t>
+      </w:r>
+      <w:r>
+        <w:t xml:space="preserve">gene-action p-values per SNP (additive,</w:t>
+      </w:r>
+      <w:r>
+        <w:t xml:space="preserve"> </w:t>
+      </w:r>
+      <m:oMath>
+        <m:r>
+          <m:t>j</m:t>
+        </m:r>
+      </m:oMath>
+      <w:r>
+        <w:t xml:space="preserve">-dom, diplo-additive, overdominant) and then Fishers across SNPs in the gene, leveraging the gene-action surface that Phase 0 already exposes for autopolyploid GWAS; (iv)</w:t>
+      </w:r>
+      <w:r>
+        <w:t xml:space="preserve"> </w:t>
+      </w:r>
+      <w:r>
+        <w:rPr>
+          <w:b/>
+          <w:bCs/>
+        </w:rPr>
+        <w:t xml:space="preserve">multi-tissue ACAT + GWAS lead-SNP</w:t>
+      </w:r>
+      <w:r>
+        <w:t xml:space="preserve"> </w:t>
+      </w:r>
+      <w:r>
+        <w:t xml:space="preserve">— extends S-MultiXcan-style tissue aggregation by folding the lead-SNP marginal GWAS p into the same Cauchy combination; (v)</w:t>
+      </w:r>
+      <w:r>
+        <w:t xml:space="preserve"> </w:t>
+      </w:r>
+      <w:r>
+        <w:rPr>
+          <w:b/>
+          <w:bCs/>
+        </w:rPr>
+        <w:t xml:space="preserve">conditional GWAS+TWAS via COJO</w:t>
+      </w:r>
+      <w:r>
+        <w:t xml:space="preserve"> </w:t>
+      </w:r>
+      <w:r>
+        <w:t xml:space="preserve">— runs</w:t>
+      </w:r>
+      <w:r>
+        <w:t xml:space="preserve"> </w:t>
+      </w:r>
+      <w:r>
+        <w:rPr>
+          <w:rStyle w:val="VerbatimChar"/>
+        </w:rPr>
+        <w:t xml:space="preserve">ConditionalLMM</w:t>
+      </w:r>
+      <w:r>
+        <w:t xml:space="preserve"> </w:t>
+      </w:r>
+      <w:r>
+        <w:t xml:space="preserve">(Phase 24) to obtain the GWAS p conditioned on the TWAS lead SNP, then classifies the gene as</w:t>
+      </w:r>
+      <w:r>
+        <w:t xml:space="preserve"> </w:t>
+      </w:r>
+      <w:r>
+        <w:t xml:space="preserve">“mediated”</w:t>
+      </w:r>
+      <w:r>
+        <w:t xml:space="preserve"> </w:t>
+      </w:r>
+      <w:r>
+        <w:t xml:space="preserve">(TWAS lead explains GWAS signal;</w:t>
+      </w:r>
+      <w:r>
+        <w:t xml:space="preserve"> </w:t>
+      </w:r>
+      <m:oMath>
+        <m:sSub>
+          <m:e>
+            <m:r>
+              <m:t>p</m:t>
+            </m:r>
+          </m:e>
+          <m:sub>
+            <m:r>
+              <m:t>G</m:t>
+            </m:r>
+            <m:r>
+              <m:t>W</m:t>
+            </m:r>
+            <m:r>
+              <m:t>A</m:t>
+            </m:r>
+            <m:r>
+              <m:t>S</m:t>
+            </m:r>
+          </m:sub>
+        </m:sSub>
+      </m:oMath>
+      <w:r>
+        <w:t xml:space="preserve"> </w:t>
+      </w:r>
+      <w:r>
+        <w:t xml:space="preserve">collapses on conditioning) or</w:t>
+      </w:r>
+      <w:r>
+        <w:t xml:space="preserve"> </w:t>
+      </w:r>
+      <w:r>
+        <w:t xml:space="preserve">“independent”</w:t>
+      </w:r>
+      <w:r>
+        <w:t xml:space="preserve"> </w:t>
+      </w:r>
+      <w:r>
+        <w:t xml:space="preserve">(combine via Fisher); (vi)</w:t>
+      </w:r>
+      <w:r>
+        <w:t xml:space="preserve"> </w:t>
+      </w:r>
+      <w:r>
+        <w:rPr>
+          <w:b/>
+          <w:bCs/>
+        </w:rPr>
+        <w:t xml:space="preserve">hyprcoloc-PPFC-gated combination</w:t>
+      </w:r>
+      <w:r>
+        <w:t xml:space="preserve"> </w:t>
+      </w:r>
+      <w:r>
+        <w:t xml:space="preserve">— gates the integration on the hyprcoloc full-colocalisation posterior, treating loci with PPFC &lt; 0.8 as uncolocalised and reporting</w:t>
+      </w:r>
+      <w:r>
+        <w:t xml:space="preserve"> </w:t>
+      </w:r>
+      <m:oMath>
+        <m:sSub>
+          <m:e>
+            <m:r>
+              <m:t>p</m:t>
+            </m:r>
+          </m:e>
+          <m:sub>
+            <m:r>
+              <m:t>T</m:t>
+            </m:r>
+            <m:r>
+              <m:t>W</m:t>
+            </m:r>
+            <m:r>
+              <m:t>A</m:t>
+            </m:r>
+            <m:r>
+              <m:t>S</m:t>
+            </m:r>
+          </m:sub>
+        </m:sSub>
+      </m:oMath>
+      <w:r>
+        <w:t xml:space="preserve"> </w:t>
+      </w:r>
+      <w:r>
+        <w:t xml:space="preserve">alone. Eight classical kernels are validated head-to-head against the CRAN</w:t>
+      </w:r>
+      <w:r>
+        <w:t xml:space="preserve"> </w:t>
+      </w:r>
+      <w:r>
+        <w:rPr>
+          <w:rStyle w:val="VerbatimChar"/>
+        </w:rPr>
+        <w:t xml:space="preserve">metap</w:t>
+      </w:r>
+      <w:r>
+        <w:t xml:space="preserve"> </w:t>
+      </w:r>
+      <w:r>
+        <w:t xml:space="preserve">package (Fisher / Stouffer / min-p at</w:t>
+      </w:r>
+      <w:r>
+        <w:t xml:space="preserve"> </w:t>
+      </w:r>
+      <m:oMath>
+        <m:r>
+          <m:rPr>
+            <m:sty m:val="p"/>
+          </m:rPr>
+          <m:t>|</m:t>
+        </m:r>
+        <m:r>
+          <m:rPr>
+            <m:sty m:val="p"/>
+          </m:rPr>
+          <m:t>Δ</m:t>
+        </m:r>
+        <m:r>
+          <m:t>p</m:t>
+        </m:r>
+        <m:r>
+          <m:rPr>
+            <m:sty m:val="p"/>
+          </m:rPr>
+          <m:t>|</m:t>
+        </m:r>
+        <m:r>
+          <m:rPr>
+            <m:sty m:val="p"/>
+          </m:rPr>
+          <m:t>≤</m:t>
+        </m:r>
+        <m:sSup>
+          <m:e>
+            <m:r>
+              <m:t>10</m:t>
+            </m:r>
+          </m:e>
+          <m:sup>
+            <m:r>
+              <m:rPr>
+                <m:sty m:val="p"/>
+              </m:rPr>
+              <m:t>−</m:t>
+            </m:r>
+            <m:r>
+              <m:t>10</m:t>
+            </m:r>
+          </m:sup>
+        </m:sSup>
+      </m:oMath>
+      <w:r>
+        <w:t xml:space="preserve">) and Bioconductor</w:t>
+      </w:r>
+      <w:r>
+        <w:t xml:space="preserve"> </w:t>
+      </w:r>
+      <w:r>
+        <w:rPr>
+          <w:rStyle w:val="VerbatimChar"/>
+        </w:rPr>
+        <w:t xml:space="preserve">EmpiricalBrownsMethod</w:t>
+      </w:r>
+      <w:r>
+        <w:t xml:space="preserve"> </w:t>
+      </w:r>
+      <w:r>
+        <w:t xml:space="preserve">(Brown / EBM at</w:t>
+      </w:r>
+      <w:r>
+        <w:t xml:space="preserve"> </w:t>
+      </w:r>
+      <m:oMath>
+        <m:r>
+          <m:rPr>
+            <m:sty m:val="p"/>
+          </m:rPr>
+          <m:t>r</m:t>
+        </m:r>
+        <m:r>
+          <m:rPr>
+            <m:sty m:val="p"/>
+          </m:rPr>
+          <m:t>e</m:t>
+        </m:r>
+        <m:r>
+          <m:rPr>
+            <m:sty m:val="p"/>
+          </m:rPr>
+          <m:t>l</m:t>
+        </m:r>
+        <m:r>
+          <m:rPr>
+            <m:sty m:val="p"/>
+          </m:rPr>
+          <m:t>(</m:t>
+        </m:r>
+        <m:r>
+          <m:t>p</m:t>
+        </m:r>
+        <m:r>
+          <m:rPr>
+            <m:sty m:val="p"/>
+          </m:rPr>
+          <m:t>)</m:t>
+        </m:r>
+        <m:r>
+          <m:rPr>
+            <m:sty m:val="p"/>
+          </m:rPr>
+          <m:t>≤</m:t>
+        </m:r>
+        <m:r>
+          <m:t>5</m:t>
+        </m:r>
+        <m:r>
+          <m:rPr>
+            <m:sty m:val="p"/>
+          </m:rPr>
+          <m:t>×</m:t>
+        </m:r>
+        <m:sSup>
+          <m:e>
+            <m:r>
+              <m:t>10</m:t>
+            </m:r>
+          </m:e>
+          <m:sup>
+            <m:r>
+              <m:rPr>
+                <m:sty m:val="p"/>
+              </m:rPr>
+              <m:t>−</m:t>
+            </m:r>
+            <m:r>
+              <m:t>2</m:t>
+            </m:r>
+          </m:sup>
+        </m:sSup>
+      </m:oMath>
+      <w:r>
+        <w:t xml:space="preserve">) under</w:t>
+      </w:r>
+      <w:r>
+        <w:t xml:space="preserve"> </w:t>
+      </w:r>
+      <w:r>
+        <w:rPr>
+          <w:rStyle w:val="VerbatimChar"/>
+        </w:rPr>
+        <w:t xml:space="preserve">validation/external/metap/</w:t>
+      </w:r>
+      <w:r>
+        <w:t xml:space="preserve">; the six novel methods carry regression tests in</w:t>
+      </w:r>
+      <w:r>
+        <w:t xml:space="preserve"> </w:t>
+      </w:r>
+      <w:r>
+        <w:rPr>
+          <w:rStyle w:val="VerbatimChar"/>
+        </w:rPr>
+        <w:t xml:space="preserve">tests/test_postgwas_combine.py</w:t>
+      </w:r>
+      <w:r>
+        <w:t xml:space="preserve"> </w:t>
+      </w:r>
+      <w:r>
+        <w:t xml:space="preserve">(45 tests across the kernel + integration surface).</w:t>
+      </w:r>
+    </w:p>
+    <w:bookmarkEnd w:id="54"/>
+    <w:bookmarkStart w:id="58" w:name="X493800f8d8bdff71e818cd0f0b372dc504cc9c9"/>
     <w:p>
       <w:pPr>
         <w:pStyle w:val="Heading2"/>
       </w:pPr>
       <w:r>
-        <w:t xml:space="preserve">5.5 GRM-corrected causal mediation</w:t>
-      </w:r>
-    </w:p>
-    <w:p>
-      <w:pPr>
-        <w:pStyle w:val="FirstParagraph"/>
-      </w:pPr>
-      <w:r>
-        <w:rPr>
-          <w:rStyle w:val="VerbatimChar"/>
-        </w:rPr>
-        <w:t xml:space="preserve">torchgwas.multiomics._mediate</w:t>
-      </w:r>
-      <w:r>
-        <w:t xml:space="preserve"> </w:t>
-      </w:r>
-      <w:r>
-        <w:t xml:space="preserve">extends classical Sobel mediation by rotating the SNP, mediator, and trait into the GRM eigenbasis and refitting each stage with a shared weight vector w = 1 / (var_g times lambda + var_e). The API exposes</w:t>
-      </w:r>
-      <w:r>
-        <w:t xml:space="preserve"> </w:t>
-      </w:r>
-      <w:r>
-        <w:rPr>
-          <w:rStyle w:val="VerbatimChar"/>
-        </w:rPr>
-        <w:t xml:space="preserve">mediate_lmm</w:t>
-      </w:r>
-      <w:r>
-        <w:t xml:space="preserve"> </w:t>
-      </w:r>
-      <w:r>
-        <w:t xml:space="preserve">(single SNP - M - Y triple),</w:t>
-      </w:r>
-      <w:r>
-        <w:t xml:space="preserve"> </w:t>
-      </w:r>
-      <w:r>
-        <w:rPr>
-          <w:rStyle w:val="VerbatimChar"/>
-        </w:rPr>
-        <w:t xml:space="preserve">scan_mediation</w:t>
-      </w:r>
-      <w:r>
-        <w:t xml:space="preserve"> </w:t>
-      </w:r>
-      <w:r>
-        <w:t xml:space="preserve">(batched over (SNP, M) pairs with eigenMT hierarchical FDR), and</w:t>
-      </w:r>
-      <w:r>
-        <w:t xml:space="preserve"> </w:t>
-      </w:r>
-      <w:r>
-        <w:rPr>
-          <w:rStyle w:val="VerbatimChar"/>
-        </w:rPr>
-        <w:t xml:space="preserve">mediate_gene_set</w:t>
-      </w:r>
-      <w:r>
-        <w:t xml:space="preserve"> </w:t>
-      </w:r>
-      <w:r>
-        <w:t xml:space="preserve">(Wald aggregation over a gene set);</w:t>
-      </w:r>
-      <w:r>
-        <w:t xml:space="preserve"> </w:t>
-      </w:r>
-      <w:r>
-        <w:rPr>
-          <w:rStyle w:val="VerbatimChar"/>
-        </w:rPr>
-        <w:t xml:space="preserve">mkernel_h2</w:t>
-      </w:r>
-      <w:r>
-        <w:t xml:space="preserve"> </w:t>
-      </w:r>
-      <w:r>
-        <w:t xml:space="preserve">returns multi-kernel heritability decompositions;</w:t>
-      </w:r>
-      <w:r>
-        <w:t xml:space="preserve"> </w:t>
-      </w:r>
-      <w:r>
-        <w:rPr>
-          <w:rStyle w:val="VerbatimChar"/>
-        </w:rPr>
-        <w:t xml:space="preserve">coloc_prefilter_pairs</w:t>
-      </w:r>
-      <w:r>
-        <w:t xml:space="preserve"> </w:t>
-      </w:r>
-      <w:r>
-        <w:t xml:space="preserve">prunes the candidate set before the scan. The batched and streaming kernels keep FP64 for inference (FP16 / BF16 admissible only in the data path). On the simulated Tier 4 fixture (50 mediators, 5 causal at G002 / G005 / G024 / G026 / G047, 2 H3 negative controls at G004 / G038), the gates are TWAS z Pearson &gt;= 0.95, SMR beta rel &lt;= 0.10, coloc PP.H4 on causal &gt;= 0.80, and PP.H4 on negative controls &lt; 0.50 (so H3 is not mis-called as H4). The TorchGWAS-side recovery run against this planted truth is queued as the Tier 4 D2 follow-up.</w:t>
-      </w:r>
-    </w:p>
-    <w:bookmarkEnd w:id="53"/>
-    <w:bookmarkStart w:id="57" w:name="X493800f8d8bdff71e818cd0f0b372dc504cc9c9"/>
-    <w:p>
-      <w:pPr>
-        <w:pStyle w:val="Heading2"/>
-      </w:pPr>
-      <w:r>
-        <w:t xml:space="preserve">5.6 Worked example: SORT1 cis-eQTL x LDL-C (Figure 4 panel B)</w:t>
+        <w:t xml:space="preserve">5.7 Worked example: SORT1 cis-eQTL x LDL-C (Figure 4 panel B)</w:t>
       </w:r>
     </w:p>
     <w:p>
@@ -5257,18 +7361,18 @@
           <wp:inline>
             <wp:extent cx="5334000" cy="1651880"/>
             <wp:effectExtent b="0" l="0" r="0" t="0"/>
-            <wp:docPr descr="Figure 4. Multi-omics integration: (A) simulated ground-truth recovery panel (TWAS, SMR + HEIDI, coloc, hyprcoloc, GRM-corrected mediation), (B) human SORT1 cis-eQTL × LDL-C worked example (GTEx + UKB), (C) plant multi-omics worked example." title="" id="55" name="Picture"/>
+            <wp:docPr descr="Figure 4. Multi-omics integration: (A) simulated ground-truth recovery panel (TWAS, SMR + HEIDI, coloc, hyprcoloc, GRM-corrected mediation), (B) human SORT1 cis-eQTL × LDL-C worked example (GTEx + UKB), (C) plant multi-omics worked example." title="" id="56" name="Picture"/>
             <a:graphic>
               <a:graphicData uri="http://schemas.openxmlformats.org/drawingml/2006/picture">
                 <pic:pic>
                   <pic:nvPicPr>
-                    <pic:cNvPr descr="paper/reproducibility/output/png_300/F4.png" id="56" name="Picture"/>
+                    <pic:cNvPr descr="paper/reproducibility/output/png_300/F4.png" id="57" name="Picture"/>
                     <pic:cNvPicPr>
                       <a:picLocks noChangeArrowheads="1" noChangeAspect="1"/>
                     </pic:cNvPicPr>
                   </pic:nvPicPr>
                   <pic:blipFill>
-                    <a:blip r:embed="rId54"/>
+                    <a:blip r:embed="rId55"/>
                     <a:stretch>
                       <a:fillRect/>
                     </a:stretch>
@@ -5381,14 +7485,14 @@
         <w:t xml:space="preserve">), the alt allele increases hepatic SORT1 expression and lowers serum LDL, so on the GTEx-alt convention z_eqtl &gt; 0 maps to z_gwas &lt; 0. The textbook prediction reproduces to two decimal places without tuning.</w:t>
       </w:r>
     </w:p>
-    <w:bookmarkEnd w:id="57"/>
-    <w:bookmarkStart w:id="58" w:name="plant-multi-omics-figure-4-panel-c"/>
+    <w:bookmarkEnd w:id="58"/>
+    <w:bookmarkStart w:id="59" w:name="plant-multi-omics-figure-4-panel-c"/>
     <w:p>
       <w:pPr>
         <w:pStyle w:val="Heading2"/>
       </w:pPr>
       <w:r>
-        <w:t xml:space="preserve">5.7 Plant multi-omics (Figure 4 panel C)</w:t>
+        <w:t xml:space="preserve">5.8 Plant multi-omics (Figure 4 panel C)</w:t>
       </w:r>
     </w:p>
     <w:p>
@@ -5423,9 +7527,9 @@
         <w:t xml:space="preserve">Together, the simulated ground-truth panel (A), the human worked example (B), and the plant worked example (C) close the multi-omics section of Figure 4 and demonstrate that the four canonical families – TWAS, SMR + HEIDI, coloc / hyprcoloc, and GRM-corrected mediation – operate under a single API, a single reproducibility manifest, and a single observed-then-floored tolerance protocol.</w:t>
       </w:r>
     </w:p>
-    <w:bookmarkEnd w:id="58"/>
     <w:bookmarkEnd w:id="59"/>
-    <w:bookmarkStart w:id="67" w:name="polyploid-pipeline"/>
+    <w:bookmarkEnd w:id="60"/>
+    <w:bookmarkStart w:id="68" w:name="polyploid-pipeline"/>
     <w:p>
       <w:pPr>
         <w:pStyle w:val="Heading1"/>
@@ -6090,18 +8194,18 @@
           <wp:inline>
             <wp:extent cx="5334000" cy="4111500"/>
             <wp:effectExtent b="0" l="0" r="0" t="0"/>
-            <wp:docPr descr="Figure 5. Polyploid pipeline: (A) dosage-call recovery at k = 4 (HW + binomial posterior, n = 80 × m = 100 markers, accuracy 0.894), (B) PolyOrigin F1 phasing state path for six progeny across 20 loci, (C) GWASpoly potato F1 round-trip scaffold, (D) arbitrary-ploidy live demo recovering the planted causal SNP at k ∈ {4, 6, 8} above the Bonferroni gate." title="" id="61" name="Picture"/>
+            <wp:docPr descr="Figure 5. Polyploid pipeline: (A) dosage-call recovery at k = 4, (B) PolyOrigin F1 phasing state path, (C) GWASpoly potato F1 round-trip scaffold, (D) arbitrary-ploidy live demo recovering the planted causal SNP at k ∈ {4, 6, 8}." title="" id="62" name="Picture"/>
             <a:graphic>
               <a:graphicData uri="http://schemas.openxmlformats.org/drawingml/2006/picture">
                 <pic:pic>
                   <pic:nvPicPr>
-                    <pic:cNvPr descr="paper/reproducibility/output/png_300/F5.png" id="62" name="Picture"/>
+                    <pic:cNvPr descr="paper/reproducibility/output/png_300/F5.png" id="63" name="Picture"/>
                     <pic:cNvPicPr>
                       <a:picLocks noChangeArrowheads="1" noChangeAspect="1"/>
                     </pic:cNvPicPr>
                   </pic:nvPicPr>
                   <pic:blipFill>
-                    <a:blip r:embed="rId60"/>
+                    <a:blip r:embed="rId61"/>
                     <a:stretch>
                       <a:fillRect/>
                     </a:stretch>
@@ -6143,7 +8247,7 @@
         <w:t xml:space="preserve"> </w:t>
       </w:r>
       <w:r>
-        <w:t xml:space="preserve">Polyploid pipeline: (A) dosage-call recovery at k = 4 (HW + binomial posterior, n = 80 × m = 100 markers, accuracy 0.894), (B) PolyOrigin F1 phasing state path for six progeny across 20 loci, (C) GWASpoly potato F1 round-trip scaffold, (D) arbitrary-ploidy live demo recovering the planted causal SNP at k ∈ {4, 6, 8} above the Bonferroni gate.</w:t>
+        <w:t xml:space="preserve">Polyploid pipeline: (A) dosage-call recovery at k = 4, (B) PolyOrigin F1 phasing state path, (C) GWASpoly potato F1 round-trip scaffold, (D) arbitrary-ploidy live demo recovering the planted causal SNP at k ∈ {4, 6, 8}.</w:t>
       </w:r>
     </w:p>
     <w:p>
@@ -6242,7 +8346,7 @@
         <w:t xml:space="preserve">) are the primary evidence supporting the arbitrary-k claim.</w:t>
       </w:r>
     </w:p>
-    <w:bookmarkStart w:id="66" w:name="results-specialty-models"/>
+    <w:bookmarkStart w:id="67" w:name="results-specialty-models"/>
     <w:p>
       <w:pPr>
         <w:pStyle w:val="Heading2"/>
@@ -6337,18 +8441,18 @@
           <wp:inline>
             <wp:extent cx="5334000" cy="2731857"/>
             <wp:effectExtent b="0" l="0" r="0" t="0"/>
-            <wp:docPr descr="Figure 7. Specialty-model evidence: external head-to-head panels for survival (C1), random regression (C2), within-family (C3), threshold-linear (C4), knockoff-FDR (C5), and orthogonal cross-fit LMM (C6); internal-only consistency panels for genotype-uncertainty and leave-region-out." title="" id="64" name="Picture"/>
+            <wp:docPr descr="Figure 7. Specialty-model evidence: external head-to-head panels for survival, random regression, within-family, threshold-linear, knockoff-FDR, and orthogonal cross-fit LMM; internal-only consistency panels for genotype-uncertainty and leave-region-out." title="" id="65" name="Picture"/>
             <a:graphic>
               <a:graphicData uri="http://schemas.openxmlformats.org/drawingml/2006/picture">
                 <pic:pic>
                   <pic:nvPicPr>
-                    <pic:cNvPr descr="paper/reproducibility/output/png_300/F7.png" id="65" name="Picture"/>
+                    <pic:cNvPr descr="paper/reproducibility/output/png_300/F7.png" id="66" name="Picture"/>
                     <pic:cNvPicPr>
                       <a:picLocks noChangeArrowheads="1" noChangeAspect="1"/>
                     </pic:cNvPicPr>
                   </pic:nvPicPr>
                   <pic:blipFill>
-                    <a:blip r:embed="rId63"/>
+                    <a:blip r:embed="rId64"/>
                     <a:stretch>
                       <a:fillRect/>
                     </a:stretch>
@@ -6390,7 +8494,7 @@
         <w:t xml:space="preserve"> </w:t>
       </w:r>
       <w:r>
-        <w:t xml:space="preserve">Specialty-model evidence: external head-to-head panels for survival (C1), random regression (C2), within-family (C3), threshold-linear (C4), knockoff-FDR (C5), and orthogonal cross-fit LMM (C6); internal-only consistency panels for genotype-uncertainty and leave-region-out.</w:t>
+        <w:t xml:space="preserve">Specialty-model evidence: external head-to-head panels for survival, random regression, within-family, threshold-linear, knockoff-FDR, and orthogonal cross-fit LMM; internal-only consistency panels for genotype-uncertainty and leave-region-out.</w:t>
       </w:r>
     </w:p>
     <w:p>
@@ -7210,9 +9314,9 @@
         <w:t xml:space="preserve">specialty-cluster column joins F2 alongside the fifteen reference tools.</w:t>
       </w:r>
     </w:p>
-    <w:bookmarkEnd w:id="66"/>
     <w:bookmarkEnd w:id="67"/>
-    <w:bookmarkStart w:id="78" w:name="X51e005a9ff2e384406ed46054424f56fdddb127"/>
+    <w:bookmarkEnd w:id="68"/>
+    <w:bookmarkStart w:id="79" w:name="X51e005a9ff2e384406ed46054424f56fdddb127"/>
     <w:p>
       <w:pPr>
         <w:pStyle w:val="Heading1"/>
@@ -7221,7 +9325,7 @@
         <w:t xml:space="preserve">8. GPU acceleration and biobank-scale streaming</w:t>
       </w:r>
     </w:p>
-    <w:bookmarkStart w:id="71" w:name="the-memory-wall"/>
+    <w:bookmarkStart w:id="72" w:name="the-memory-wall"/>
     <w:p>
       <w:pPr>
         <w:pStyle w:val="Heading2"/>
@@ -7319,18 +9423,18 @@
           <wp:inline>
             <wp:extent cx="5334000" cy="4013200"/>
             <wp:effectExtent b="0" l="0" r="0" t="0"/>
-            <wp:docPr descr="Figure 6. GPU streaming and efficiency: peak memory vs (n × m) under streaming versus materialized scan paths, log-log slope ratio 8.7; throughput sweep across the 36 streaming-capable CLI subcommands." title="" id="69" name="Picture"/>
+            <wp:docPr descr="Figure 6. GPU streaming and efficiency: peak memory vs (n × m) under streaming versus materialized scan paths, log-log slope ratio 8.7; throughput sweep across the 36 streaming-capable CLI subcommands." title="" id="70" name="Picture"/>
             <a:graphic>
               <a:graphicData uri="http://schemas.openxmlformats.org/drawingml/2006/picture">
                 <pic:pic>
                   <pic:nvPicPr>
-                    <pic:cNvPr descr="paper/reproducibility/output/png_300/F6.png" id="70" name="Picture"/>
+                    <pic:cNvPr descr="paper/reproducibility/output/png_300/F6.png" id="71" name="Picture"/>
                     <pic:cNvPicPr>
                       <a:picLocks noChangeArrowheads="1" noChangeAspect="1"/>
                     </pic:cNvPicPr>
                   </pic:nvPicPr>
                   <pic:blipFill>
-                    <a:blip r:embed="rId68"/>
+                    <a:blip r:embed="rId69"/>
                     <a:stretch>
                       <a:fillRect/>
                     </a:stretch>
@@ -7375,8 +9479,8 @@
         <w:t xml:space="preserve">GPU streaming and efficiency: peak memory vs (n × m) under streaming versus materialized scan paths, log-log slope ratio 8.7; throughput sweep across the 36 streaming-capable CLI subcommands.</w:t>
       </w:r>
     </w:p>
-    <w:bookmarkEnd w:id="71"/>
-    <w:bookmarkStart w:id="72" w:name="the-streaming-io-surface"/>
+    <w:bookmarkEnd w:id="72"/>
+    <w:bookmarkStart w:id="73" w:name="the-streaming-io-surface"/>
     <w:p>
       <w:pPr>
         <w:pStyle w:val="Heading2"/>
@@ -7651,8 +9755,8 @@
         <w:t xml:space="preserve">global visibility of G.</w:t>
       </w:r>
     </w:p>
-    <w:bookmarkEnd w:id="72"/>
-    <w:bookmarkStart w:id="73" w:name="Xc043c11e60dcc3f88380f3236020c65ff8b2026"/>
+    <w:bookmarkEnd w:id="73"/>
+    <w:bookmarkStart w:id="74" w:name="Xc043c11e60dcc3f88380f3236020c65ff8b2026"/>
     <w:p>
       <w:pPr>
         <w:pStyle w:val="Heading2"/>
@@ -7872,8 +9976,8 @@
         <w:t xml:space="preserve">run.</w:t>
       </w:r>
     </w:p>
-    <w:bookmarkEnd w:id="73"/>
-    <w:bookmarkStart w:id="74" w:name="native-c-kernels-panel-a"/>
+    <w:bookmarkEnd w:id="74"/>
+    <w:bookmarkStart w:id="75" w:name="native-c-kernels-panel-a"/>
     <w:p>
       <w:pPr>
         <w:pStyle w:val="Heading2"/>
@@ -8103,8 +10207,8 @@
         <w:t xml:space="preserve">already-fast kernels (Geyer ESS 1.0×).</w:t>
       </w:r>
     </w:p>
-    <w:bookmarkEnd w:id="74"/>
-    <w:bookmarkStart w:id="75" w:name="gpu-parity-and-precision-panel-d"/>
+    <w:bookmarkEnd w:id="75"/>
+    <w:bookmarkStart w:id="76" w:name="gpu-parity-and-precision-panel-d"/>
     <w:p>
       <w:pPr>
         <w:pStyle w:val="Heading2"/>
@@ -8238,8 +10342,8 @@
         <w:t xml:space="preserve">statistical inference tolerance.</w:t>
       </w:r>
     </w:p>
-    <w:bookmarkEnd w:id="75"/>
-    <w:bookmarkStart w:id="76" w:name="sparse-grm-pcg-reml-panel-c"/>
+    <w:bookmarkEnd w:id="76"/>
+    <w:bookmarkStart w:id="77" w:name="sparse-grm-pcg-reml-panel-c"/>
     <w:p>
       <w:pPr>
         <w:pStyle w:val="Heading2"/>
@@ -8328,8 +10432,8 @@
         <w:t xml:space="preserve">empirical-validation harness, which will run on a dedicated GPU node.</w:t>
       </w:r>
     </w:p>
-    <w:bookmarkEnd w:id="76"/>
-    <w:bookmarkStart w:id="77" w:name="reproducibility"/>
+    <w:bookmarkEnd w:id="77"/>
+    <w:bookmarkStart w:id="78" w:name="reproducibility"/>
     <w:p>
       <w:pPr>
         <w:pStyle w:val="Heading2"/>
@@ -8460,9 +10564,9 @@
         <w:t xml:space="preserve">reviewer can audit provenance without re-reading the code.</w:t>
       </w:r>
     </w:p>
-    <w:bookmarkEnd w:id="77"/>
     <w:bookmarkEnd w:id="78"/>
-    <w:bookmarkStart w:id="86" w:name="methods-compressed"/>
+    <w:bookmarkEnd w:id="79"/>
+    <w:bookmarkStart w:id="88" w:name="methods-compressed"/>
     <w:p>
       <w:pPr>
         <w:pStyle w:val="Heading1"/>
@@ -8479,7 +10583,7 @@
         <w:t xml:space="preserve">This section summarises four architectural mechanisms — streaming I/O, the six-mode optimizer stack, native dispatch, and the observed-then-floored tolerance protocol — and two operational rules (the pre-flight resource gate and the F3 severity policy) that together make every numerical result reproducible from a single shell command.</w:t>
       </w:r>
     </w:p>
-    <w:bookmarkStart w:id="79" w:name="streaming-io-surface"/>
+    <w:bookmarkStart w:id="80" w:name="streaming-io-surface"/>
     <w:p>
       <w:pPr>
         <w:pStyle w:val="Heading2"/>
@@ -8719,8 +10823,8 @@
         <w:t xml:space="preserve">. As of v0.3.8, 36 of 40 CLI scan subcommands stream end-to-end (40 TB on disk → 1–4 GB peak).</w:t>
       </w:r>
     </w:p>
-    <w:bookmarkEnd w:id="79"/>
-    <w:bookmarkStart w:id="80" w:name="six-mode-optimizer-fallback-stack"/>
+    <w:bookmarkEnd w:id="80"/>
+    <w:bookmarkStart w:id="81" w:name="six-mode-optimizer-fallback-stack"/>
     <w:p>
       <w:pPr>
         <w:pStyle w:val="Heading2"/>
@@ -8964,8 +11068,8 @@
         <w:t xml:space="preserve">returns the mode that converged together with its diagnostics, so the dispatcher escalates cleanly without losing reproducibility. Adapted from the ASReml-class charter (Section 13).</w:t>
       </w:r>
     </w:p>
-    <w:bookmarkEnd w:id="80"/>
-    <w:bookmarkStart w:id="81" w:name="native-dispatch-protocol"/>
+    <w:bookmarkEnd w:id="81"/>
+    <w:bookmarkStart w:id="82" w:name="native-dispatch-protocol"/>
     <w:p>
       <w:pPr>
         <w:pStyle w:val="Heading2"/>
@@ -9148,8 +11252,8 @@
         <w:t xml:space="preserve">invariant — when a divergence surfaces, correctness is debugged in the Python body first.</w:t>
       </w:r>
     </w:p>
-    <w:bookmarkEnd w:id="81"/>
-    <w:bookmarkStart w:id="82" w:name="observed-then-floored-tolerance-protocol"/>
+    <w:bookmarkEnd w:id="82"/>
+    <w:bookmarkStart w:id="83" w:name="observed-then-floored-tolerance-protocol"/>
     <w:p>
       <w:pPr>
         <w:pStyle w:val="Heading2"/>
@@ -9187,8 +11291,8 @@
         <w:t xml:space="preserve">. Spec §16 aspirational targets appear in the supplement but are never used as test gates.</w:t>
       </w:r>
     </w:p>
-    <w:bookmarkEnd w:id="82"/>
-    <w:bookmarkStart w:id="83" w:name="pre-flight-contract"/>
+    <w:bookmarkEnd w:id="83"/>
+    <w:bookmarkStart w:id="84" w:name="pre-flight-contract"/>
     <w:p>
       <w:pPr>
         <w:pStyle w:val="Heading2"/>
@@ -9262,8 +11366,8 @@
         <w:t xml:space="preserve">. On failure the script aborts before touching network or disk — no partial executions on insufficient resources. Mandatory across every external-tool harness, figure-rendering stage, and the top-level driver.</w:t>
       </w:r>
     </w:p>
-    <w:bookmarkEnd w:id="83"/>
-    <w:bookmarkStart w:id="84" w:name="f3-severity-policy"/>
+    <w:bookmarkEnd w:id="84"/>
+    <w:bookmarkStart w:id="85" w:name="f3-severity-policy"/>
     <w:p>
       <w:pPr>
         <w:pStyle w:val="Heading2"/>
@@ -9332,513 +11436,1739 @@
         <w:t xml:space="preserve">docs/validation_findings.md</w:t>
       </w:r>
       <w:r>
-        <w:t xml:space="preserve">. The campaign triggered one C4 stop during Tier 1 (four post-V1 F3s plus one F2 silent bug); the F2 was fixed inline and the F3s were documented with proposed patches.</w:t>
-      </w:r>
-    </w:p>
-    <w:bookmarkEnd w:id="84"/>
-    <w:bookmarkStart w:id="85" w:name="reproducibility-infrastructure"/>
-    <w:p>
-      <w:pPr>
-        <w:pStyle w:val="Heading2"/>
-      </w:pPr>
-      <w:r>
-        <w:t xml:space="preserve">9.7 Reproducibility infrastructure</w:t>
-      </w:r>
-    </w:p>
-    <w:p>
-      <w:pPr>
-        <w:pStyle w:val="FirstParagraph"/>
-      </w:pPr>
-      <w:r>
-        <w:t xml:space="preserve">All numerical claims regenerate from</w:t>
-      </w:r>
-      <w:r>
-        <w:t xml:space="preserve"> </w:t>
-      </w:r>
-      <w:r>
-        <w:rPr>
-          <w:rStyle w:val="VerbatimChar"/>
-        </w:rPr>
-        <w:t xml:space="preserve">bash paper/reproducibility/reproduce_paper.sh</w:t>
-      </w:r>
-      <w:r>
-        <w:t xml:space="preserve">. The driver runs the eight-stage pipeline</w:t>
-      </w:r>
-      <w:r>
-        <w:t xml:space="preserve"> </w:t>
-      </w:r>
-      <w:r>
-        <w:rPr>
-          <w:rStyle w:val="VerbatimChar"/>
-        </w:rPr>
-        <w:t xml:space="preserve">preflight → install references → stage fixtures → run references → run TorchGWAS → bench streaming → bench native → run multi-omics → render figures</w:t>
-      </w:r>
-      <w:r>
-        <w:t xml:space="preserve">, writing a</w:t>
-      </w:r>
-      <w:r>
-        <w:t xml:space="preserve"> </w:t>
-      </w:r>
-      <w:r>
-        <w:rPr>
-          <w:rStyle w:val="VerbatimChar"/>
-        </w:rPr>
-        <w:t xml:space="preserve">manifest.json</w:t>
-      </w:r>
-      <w:r>
-        <w:t xml:space="preserve"> </w:t>
-      </w:r>
-      <w:r>
-        <w:t xml:space="preserve">that records every numeric result, its source script, and the commit SHA. Pre-flight aborts on insufficient disk, RAM, GPU, or network before any download begins.</w:t>
-      </w:r>
-    </w:p>
-    <w:bookmarkEnd w:id="85"/>
-    <w:bookmarkEnd w:id="86"/>
-    <w:bookmarkStart w:id="91" w:name="discussion-limitations-and-roadmap"/>
-    <w:p>
-      <w:pPr>
-        <w:pStyle w:val="Heading1"/>
-      </w:pPr>
-      <w:r>
-        <w:t xml:space="preserve">10. Discussion, limitations, and roadmap</w:t>
-      </w:r>
-    </w:p>
-    <w:bookmarkStart w:id="87" w:name="contributions"/>
-    <w:p>
-      <w:pPr>
-        <w:pStyle w:val="Heading2"/>
-      </w:pPr>
-      <w:r>
-        <w:t xml:space="preserve">10.1 Contributions</w:t>
-      </w:r>
-    </w:p>
-    <w:p>
-      <w:pPr>
-        <w:pStyle w:val="FirstParagraph"/>
-      </w:pPr>
-      <w:r>
-        <w:t xml:space="preserve">TorchGWAS contributes four things. (1) Unification: 121 GWAS capabilities – variant, haplotype, multi-omics, multi-trait, multi-environment, polyploid, survival, longitudinal, post-GWAS – behind one streaming scan loop and one BaseModel protocol (Fig. 1). (2) Polyploid-first design: genotypes in [0, k] for arbitrary k, per-SNP gene-action encodings, and a dosage-call -&gt; F1-phasing -&gt; polyploid-GWAS pipeline that runs end-to-end from one CLI (Phases 55-56; Fig. 5). (3) Biobank streaming: 36 of 40 CLI scans hold peak memory at 1-4 GB across n=500K x m=10M (a ~40 TB materialized matrix), with measured streaming-vs-materialized log-log slope ratio 8.7 (Fig. 6B). (4) Reference-tool reproducibility: 11 external tools, 15 algorithmic references, 40 of 45 numerical checks pass at observed-then-floored tolerances (Fig. 2).</w:t>
-      </w:r>
-    </w:p>
-    <w:bookmarkEnd w:id="87"/>
-    <w:bookmarkStart w:id="88" w:name="limitations"/>
-    <w:p>
-      <w:pPr>
-        <w:pStyle w:val="Heading2"/>
-      </w:pPr>
-      <w:r>
-        <w:t xml:space="preserve">10.2 Limitations</w:t>
-      </w:r>
-    </w:p>
-    <w:p>
-      <w:pPr>
-        <w:pStyle w:val="FirstParagraph"/>
-      </w:pPr>
-      <w:r>
-        <w:t xml:space="preserve">Four post-V1 F3 findings are catalogued in docs/validation_findings.md with proposed fixes; none affect V1-core (Phases 0-13) GEMMA / GAPIT / GWASpoly equivalence. (i) hyprcoloc (_hyprcoloc.py:204-218) uses a product prior; Foley (2021) specifies the hierarchical conditional prior — the cluster-membership disagreement with R hyprcoloc traces to this (~40 LoC fix). (ii) coloc_pairwise (_hyprcoloc.py:360-365) contains a spurious -log m term and a missing H3-diagonal subtraction relative to R coloc.abf; the corrected closed form is numerically verified (~10 LoC). (iii) SMR / HEIDI uses a delta-method diagonal variance where Zhu et al. (2016) supplementary specifies an LD-weighted full-covariance variance; chi2_HEIDI agrees within 0.38 relative, p_HEIDI within 0.60 — inside floored tolerances; medium fix. (iv) OCF DML uses linear nuisance learners; empirical coverage of debiased theta-hat drops to 0.41 against the [0.92, 0.98] target — the DoubleML caveat that nonlinear nuisances are required when residuals are nonlinear (~30 LoC adds ml_g / ml_m). Platform limitations: no Windows GPU build (CPU all platforms; GPU Linux + macOS only); phase-coherence between Phase 56 output and Phase 46 input remains documented but not certified end-to-end (spec 2026-04-24-haplotypegwas-shape-adapter-design.md); UKB-scale n=500K LMM-from-scratch requires the sparse-GRM + PCG-REML path that the NA3 harness validates at smaller n (Fig. 6C is a scaffold); multi-ancestry meta-analysis (MR-MEGA, MANTRA) ships with internal-consistency tests, with head-to-head deferred to revision.</w:t>
-      </w:r>
-    </w:p>
-    <w:bookmarkEnd w:id="88"/>
-    <w:bookmarkStart w:id="89" w:name="roadmap"/>
-    <w:p>
-      <w:pPr>
-        <w:pStyle w:val="Heading2"/>
-      </w:pPr>
-      <w:r>
-        <w:t xml:space="preserve">10.3 Roadmap</w:t>
-      </w:r>
-    </w:p>
-    <w:p>
-      <w:pPr>
-        <w:pStyle w:val="FirstParagraph"/>
-      </w:pPr>
-      <w:r>
-        <w:t xml:space="preserve">Phases 57 / 58 / 59 are design-specced in commit c8076d5 but not yet on master; NA1 delivers one Phase 59 slice – a PolyFun-compatible TSV writer for downstream functional fine-mapping. The first post-publication patch round will apply the four documented F3 fixes and re-tighten each affected tolerance gate to observed-then-floored values around the new agreement levels (per the project tolerance policy: never aspirational). Cross-ancestry haplotype GWAS is the natural extension of Phase 47, which currently composes Phase 25 / 39 / 46 over a single ancestry. The reproducibility script and version-pinned environment under paper/reproducibility/ remain authoritative: any reviewer-suggested change updates both the code and the regenerable-figure pipeline in the same commit.</w:t>
-      </w:r>
-    </w:p>
-    <w:bookmarkEnd w:id="89"/>
-    <w:bookmarkStart w:id="90" w:name="closing"/>
-    <w:p>
-      <w:pPr>
-        <w:pStyle w:val="Heading2"/>
-      </w:pPr>
-      <w:r>
-        <w:t xml:space="preserve">10.4 Closing</w:t>
-      </w:r>
-    </w:p>
-    <w:p>
-      <w:pPr>
-        <w:pStyle w:val="FirstParagraph"/>
-      </w:pPr>
-      <w:r>
-        <w:t xml:space="preserve">TorchGWAS is open infrastructure for biobank-scale, polyploid-aware, multi-omics GWAS: every analysis is one shell command, every number one manifest entry away from being audited. The four documented F3 divergences sit beside their proposed fixes in docs/validation_findings.md; the 40 of 45 passing checks sit beside their observed values and floored tolerances in paper/reproducibility/manifest.json. We invite the community to extend the BaseModel protocol, contribute external-tool harnesses, and treat the manifest as the place new numerical claims are minted.</w:t>
-      </w:r>
-    </w:p>
-    <w:bookmarkEnd w:id="90"/>
-    <w:bookmarkEnd w:id="91"/>
-    <w:bookmarkStart w:id="92" w:name="availability-1"/>
-    <w:p>
-      <w:pPr>
-        <w:pStyle w:val="Heading1"/>
-      </w:pPr>
-      <w:r>
-        <w:t xml:space="preserve">11. Availability</w:t>
-      </w:r>
-    </w:p>
-    <w:p>
-      <w:pPr>
-        <w:pStyle w:val="FirstParagraph"/>
-      </w:pPr>
+        <w:t xml:space="preserve">. The campaign triggered one C4 stop during Tier 1 (four post-V1 F3s plus one F2 silent bug). The F2 (LD-aware haplotype pruning) was fixed inline; the four F3 divergences (hyprcoloc Foley-2021 conditional prior, coloc_pairwise H3 outer-minus-diagonal, heidi_test LD-weighted variance, OCFLMM</w:t>
+      </w:r>
+      <w:r>
+        <w:t xml:space="preserve"> </w:t>
+      </w:r>
+      <w:r>
+        <w:rPr>
+          <w:rStyle w:val="VerbatimChar"/>
+        </w:rPr>
+        <w:t xml:space="preserve">nuisance_learner='ridge_quadratic'</w:t>
+      </w:r>
+      <w:r>
+        <w:t xml:space="preserve">) were initially documented as post-V1 limitations and have</w:t>
+      </w:r>
+      <w:r>
+        <w:t xml:space="preserve"> </w:t>
+      </w:r>
       <w:r>
         <w:rPr>
           <w:b/>
           <w:bCs/>
         </w:rPr>
-        <w:t xml:space="preserve">License.</w:t>
-      </w:r>
-      <w:r>
-        <w:t xml:space="preserve"> </w:t>
-      </w:r>
-      <w:r>
-        <w:t xml:space="preserve">Apache 2.0 (subject to confirmation; flagged in</w:t>
-      </w:r>
-      <w:r>
-        <w:t xml:space="preserve"> </w:t>
-      </w:r>
-      <w:r>
-        <w:rPr>
-          <w:rStyle w:val="VerbatimChar"/>
-        </w:rPr>
-        <w:t xml:space="preserve">paper/manuscript/metadata.yaml</w:t>
-      </w:r>
-      <w:r>
-        <w:t xml:space="preserve"> </w:t>
-      </w:r>
-      <w:r>
-        <w:t xml:space="preserve">as</w:t>
-      </w:r>
-      <w:r>
-        <w:t xml:space="preserve"> </w:t>
-      </w:r>
-      <w:r>
-        <w:rPr>
-          <w:rStyle w:val="VerbatimChar"/>
-        </w:rPr>
-        <w:t xml:space="preserve">Apache 2.0 (subject to confirmation)</w:t>
-      </w:r>
-      <w:r>
-        <w:t xml:space="preserve"> </w:t>
-      </w:r>
-      <w:r>
-        <w:t xml:space="preserve">pending final author sign-off).</w:t>
-      </w:r>
-    </w:p>
-    <w:p>
-      <w:pPr>
-        <w:pStyle w:val="BodyText"/>
-      </w:pPr>
+        <w:t xml:space="preserve">all been closed on master</w:t>
+      </w:r>
+      <w:r>
+        <w:t xml:space="preserve"> </w:t>
+      </w:r>
+      <w:r>
+        <w:t xml:space="preserve">as of 2026-05-21 with backward-compatible patches (V1 defaults preserved; corrected forms opt-in via a new parameter where applicable). Each closure ships its harness re-run with the upstream-tool agreement number persisted next to the original F3 row.</w:t>
+      </w:r>
+    </w:p>
+    <w:bookmarkEnd w:id="85"/>
+    <w:bookmarkStart w:id="86" w:name="gwastwas-integration-dispatcher"/>
+    <w:p>
+      <w:pPr>
+        <w:pStyle w:val="Heading2"/>
+      </w:pPr>
+      <w:r>
+        <w:t xml:space="preserve">9.7 GWAS↔TWAS integration dispatcher</w:t>
+      </w:r>
+    </w:p>
+    <w:p>
+      <w:pPr>
+        <w:pStyle w:val="FirstParagraph"/>
+      </w:pPr>
+      <w:r>
+        <w:rPr>
+          <w:rStyle w:val="VerbatimChar"/>
+        </w:rPr>
+        <w:t xml:space="preserve">torchgwas.postgwas.combine_gwas_twas</w:t>
+      </w:r>
+      <w:r>
+        <w:t xml:space="preserve"> </w:t>
+      </w:r>
+      <w:r>
+        <w:t xml:space="preserve">dispatches a 14-way combination kernel against a single</w:t>
+      </w:r>
+      <w:r>
+        <w:t xml:space="preserve"> </w:t>
+      </w:r>
+      <w:r>
+        <w:rPr>
+          <w:rStyle w:val="VerbatimChar"/>
+        </w:rPr>
+        <w:t xml:space="preserve">(SumStats, TWASResult)</w:t>
+      </w:r>
+      <w:r>
+        <w:t xml:space="preserve"> </w:t>
+      </w:r>
+      <w:r>
+        <w:t xml:space="preserve">pair. The GWAS sumstats are first aggregated per gene via the MAGMA-style</w:t>
+      </w:r>
+      <w:r>
+        <w:t xml:space="preserve"> </w:t>
+      </w:r>
+      <w:r>
+        <w:rPr>
+          <w:rStyle w:val="VerbatimChar"/>
+        </w:rPr>
+        <w:t xml:space="preserve">snp_to_gene</w:t>
+      </w:r>
+      <w:r>
+        <w:t xml:space="preserve"> </w:t>
+      </w:r>
+      <w:r>
+        <w:t xml:space="preserve">mean-χ² test (Phase 44), giving a per-gene</w:t>
+      </w:r>
+      <w:r>
+        <w:t xml:space="preserve"> </w:t>
+      </w:r>
+      <m:oMath>
+        <m:sSub>
+          <m:e>
+            <m:r>
+              <m:t>p</m:t>
+            </m:r>
+          </m:e>
+          <m:sub>
+            <m:r>
+              <m:t>G</m:t>
+            </m:r>
+            <m:r>
+              <m:t>W</m:t>
+            </m:r>
+            <m:r>
+              <m:t>A</m:t>
+            </m:r>
+            <m:r>
+              <m:t>S</m:t>
+            </m:r>
+          </m:sub>
+        </m:sSub>
+      </m:oMath>
+      <w:r>
+        <w:t xml:space="preserve">; the matched</w:t>
+      </w:r>
+      <w:r>
+        <w:t xml:space="preserve"> </w:t>
+      </w:r>
+      <m:oMath>
+        <m:sSub>
+          <m:e>
+            <m:r>
+              <m:t>p</m:t>
+            </m:r>
+          </m:e>
+          <m:sub>
+            <m:r>
+              <m:t>T</m:t>
+            </m:r>
+            <m:r>
+              <m:t>W</m:t>
+            </m:r>
+            <m:r>
+              <m:t>A</m:t>
+            </m:r>
+            <m:r>
+              <m:t>S</m:t>
+            </m:r>
+          </m:sub>
+        </m:sSub>
+      </m:oMath>
+      <w:r>
+        <w:t xml:space="preserve"> </w:t>
+      </w:r>
+      <w:r>
+        <w:t xml:space="preserve">comes from any of the three TWAS workflows. For the eight classical kernels the per-gene combination is the scalar two-input form of each method (Fisher’s</w:t>
+      </w:r>
+      <w:r>
+        <w:t xml:space="preserve"> </w:t>
+      </w:r>
+      <m:oMath>
+        <m:r>
+          <m:rPr>
+            <m:sty m:val="p"/>
+          </m:rPr>
+          <m:t>−</m:t>
+        </m:r>
+        <m:r>
+          <m:t>2</m:t>
+        </m:r>
+        <m:r>
+          <m:rPr>
+            <m:sty m:val="p"/>
+          </m:rPr>
+          <m:t>∑</m:t>
+        </m:r>
+        <m:r>
+          <m:rPr>
+            <m:sty m:val="p"/>
+          </m:rPr>
+          <m:t>log</m:t>
+        </m:r>
+        <m:r>
+          <m:t>p</m:t>
+        </m:r>
+      </m:oMath>
+      <w:r>
+        <w:t xml:space="preserve">, Stouffer’s</w:t>
+      </w:r>
+      <w:r>
+        <w:t xml:space="preserve"> </w:t>
+      </w:r>
+      <m:oMath>
+        <m:r>
+          <m:rPr>
+            <m:sty m:val="p"/>
+          </m:rPr>
+          <m:t>∑</m:t>
+        </m:r>
+        <m:sSub>
+          <m:e>
+            <m:r>
+              <m:t>w</m:t>
+            </m:r>
+          </m:e>
+          <m:sub>
+            <m:r>
+              <m:t>i</m:t>
+            </m:r>
+          </m:sub>
+        </m:sSub>
+        <m:sSub>
+          <m:e>
+            <m:r>
+              <m:t>z</m:t>
+            </m:r>
+          </m:e>
+          <m:sub>
+            <m:r>
+              <m:t>i</m:t>
+            </m:r>
+          </m:sub>
+        </m:sSub>
+        <m:r>
+          <m:rPr>
+            <m:sty m:val="p"/>
+          </m:rPr>
+          <m:t>/</m:t>
+        </m:r>
+        <m:r>
+          <m:rPr>
+            <m:sty m:val="p"/>
+          </m:rPr>
+          <m:t>∥</m:t>
+        </m:r>
+        <m:r>
+          <m:t>w</m:t>
+        </m:r>
+        <m:r>
+          <m:rPr>
+            <m:sty m:val="p"/>
+          </m:rPr>
+          <m:t>∥</m:t>
+        </m:r>
+      </m:oMath>
+      <w:r>
+        <w:t xml:space="preserve">, Cauchy’s</w:t>
+      </w:r>
+      <w:r>
+        <w:t xml:space="preserve"> </w:t>
+      </w:r>
+      <m:oMath>
+        <m:r>
+          <m:rPr>
+            <m:sty m:val="p"/>
+          </m:rPr>
+          <m:t>∑</m:t>
+        </m:r>
+        <m:r>
+          <m:rPr>
+            <m:sty m:val="p"/>
+          </m:rPr>
+          <m:t>tan</m:t>
+        </m:r>
+        <m:r>
+          <m:rPr>
+            <m:sty m:val="p"/>
+          </m:rPr>
+          <m:t>(</m:t>
+        </m:r>
+        <m:r>
+          <m:t>π</m:t>
+        </m:r>
+        <m:r>
+          <m:rPr>
+            <m:sty m:val="p"/>
+          </m:rPr>
+          <m:t>(</m:t>
+        </m:r>
+        <m:r>
+          <m:t>0.5</m:t>
+        </m:r>
+        <m:r>
+          <m:rPr>
+            <m:sty m:val="p"/>
+          </m:rPr>
+          <m:t>−</m:t>
+        </m:r>
+        <m:sSub>
+          <m:e>
+            <m:r>
+              <m:t>p</m:t>
+            </m:r>
+          </m:e>
+          <m:sub>
+            <m:r>
+              <m:t>i</m:t>
+            </m:r>
+          </m:sub>
+        </m:sSub>
+        <m:r>
+          <m:rPr>
+            <m:sty m:val="p"/>
+          </m:rPr>
+          <m:t>)</m:t>
+        </m:r>
+        <m:r>
+          <m:rPr>
+            <m:sty m:val="p"/>
+          </m:rPr>
+          <m:t>)</m:t>
+        </m:r>
+      </m:oMath>
+      <w:r>
+        <w:t xml:space="preserve">, Brown’s effective-df correction via Kost-McDermott covariance, Empirical Brown with Spearman-r-derived covariance, Wilson’s HMP with</w:t>
+      </w:r>
+      <w:r>
+        <w:t xml:space="preserve"> </w:t>
+      </w:r>
+      <m:oMath>
+        <m:r>
+          <m:t>L</m:t>
+        </m:r>
+        <m:r>
+          <m:rPr>
+            <m:sty m:val="p"/>
+          </m:rPr>
+          <m:t>≈</m:t>
+        </m:r>
+        <m:r>
+          <m:rPr>
+            <m:sty m:val="p"/>
+          </m:rPr>
+          <m:t>log</m:t>
+        </m:r>
+        <m:r>
+          <m:t>K</m:t>
+        </m:r>
+        <m:r>
+          <m:rPr>
+            <m:sty m:val="p"/>
+          </m:rPr>
+          <m:t>+</m:t>
+        </m:r>
+        <m:r>
+          <m:t>γ</m:t>
+        </m:r>
+      </m:oMath>
+      <w:r>
+        <w:t xml:space="preserve"> </w:t>
+      </w:r>
+      <w:r>
+        <w:t xml:space="preserve">asymptotic scale, Zaykin’s truncated product with the closed-form null over</w:t>
+      </w:r>
+      <w:r>
+        <w:t xml:space="preserve"> </w:t>
+      </w:r>
+      <m:oMath>
+        <m:r>
+          <m:t>m</m:t>
+        </m:r>
+        <m:r>
+          <m:rPr>
+            <m:sty m:val="p"/>
+          </m:rPr>
+          <m:t>=</m:t>
+        </m:r>
+        <m:r>
+          <m:t>s</m:t>
+        </m:r>
+        <m:r>
+          <m:rPr>
+            <m:sty m:val="p"/>
+          </m:rPr>
+          <m:t>,</m:t>
+        </m:r>
+        <m:r>
+          <m:rPr>
+            <m:sty m:val="p"/>
+          </m:rPr>
+          <m:t>…</m:t>
+        </m:r>
+        <m:r>
+          <m:rPr>
+            <m:sty m:val="p"/>
+          </m:rPr>
+          <m:t>,</m:t>
+        </m:r>
+        <m:r>
+          <m:t>k</m:t>
+        </m:r>
+      </m:oMath>
+      <w:r>
+        <w:t xml:space="preserve">, and Tippett’s Šidák-weighted min-p). The six novel methods route through dedicated helpers that consume additional inputs:</w:t>
+      </w:r>
+      <w:r>
+        <w:t xml:space="preserve"> </w:t>
+      </w:r>
+      <m:oMath>
+        <m:sSubSup>
+          <m:e>
+            <m:r>
+              <m:t>r</m:t>
+            </m:r>
+          </m:e>
+          <m:sub>
+            <m:r>
+              <m:t>e</m:t>
+            </m:r>
+            <m:r>
+              <m:t>Q</m:t>
+            </m:r>
+            <m:r>
+              <m:t>T</m:t>
+            </m:r>
+            <m:r>
+              <m:t>L</m:t>
+            </m:r>
+          </m:sub>
+          <m:sup>
+            <m:r>
+              <m:t>2</m:t>
+            </m:r>
+          </m:sup>
+        </m:sSubSup>
+      </m:oMath>
+      <w:r>
+        <w:t xml:space="preserve"> </w:t>
+      </w:r>
+      <w:r>
+        <w:t xml:space="preserve">tensors (R²-Stouffer), an LD r matrix (LD-aware Brown via simpleM / eigenMT), a 2-D</w:t>
+      </w:r>
+      <w:r>
+        <w:t xml:space="preserve"> </w:t>
+      </w:r>
+      <m:oMath>
+        <m:r>
+          <m:rPr>
+            <m:sty m:val="p"/>
+          </m:rPr>
+          <m:t>(</m:t>
+        </m:r>
+        <m:r>
+          <m:rPr>
+            <m:sty m:val="p"/>
+          </m:rPr>
+          <m:t>S</m:t>
+        </m:r>
+        <m:r>
+          <m:rPr>
+            <m:sty m:val="p"/>
+          </m:rPr>
+          <m:t>N</m:t>
+        </m:r>
+        <m:r>
+          <m:rPr>
+            <m:sty m:val="p"/>
+          </m:rPr>
+          <m:t>P</m:t>
+        </m:r>
+        <m:r>
+          <m:rPr>
+            <m:sty m:val="p"/>
+          </m:rPr>
+          <m:t>,</m:t>
+        </m:r>
+        <m:r>
+          <m:rPr>
+            <m:sty m:val="p"/>
+          </m:rPr>
+          <m:t>g</m:t>
+        </m:r>
+        <m:r>
+          <m:rPr>
+            <m:sty m:val="p"/>
+          </m:rPr>
+          <m:t>e</m:t>
+        </m:r>
+        <m:r>
+          <m:rPr>
+            <m:sty m:val="p"/>
+          </m:rPr>
+          <m:t>n</m:t>
+        </m:r>
+        <m:r>
+          <m:rPr>
+            <m:sty m:val="p"/>
+          </m:rPr>
+          <m:t>e</m:t>
+        </m:r>
+        <m:r>
+          <m:rPr>
+            <m:sty m:val="p"/>
+          </m:rPr>
+          <m:t>_</m:t>
+        </m:r>
+        <m:r>
+          <m:rPr>
+            <m:sty m:val="p"/>
+          </m:rPr>
+          <m:t>a</m:t>
+        </m:r>
+        <m:r>
+          <m:rPr>
+            <m:sty m:val="p"/>
+          </m:rPr>
+          <m:t>c</m:t>
+        </m:r>
+        <m:r>
+          <m:rPr>
+            <m:sty m:val="p"/>
+          </m:rPr>
+          <m:t>t</m:t>
+        </m:r>
+        <m:r>
+          <m:rPr>
+            <m:sty m:val="p"/>
+          </m:rPr>
+          <m:t>i</m:t>
+        </m:r>
+        <m:r>
+          <m:rPr>
+            <m:sty m:val="p"/>
+          </m:rPr>
+          <m:t>o</m:t>
+        </m:r>
+        <m:r>
+          <m:rPr>
+            <m:sty m:val="p"/>
+          </m:rPr>
+          <m:t>n</m:t>
+        </m:r>
+        <m:r>
+          <m:rPr>
+            <m:sty m:val="p"/>
+          </m:rPr>
+          <m:t>)</m:t>
+        </m:r>
+      </m:oMath>
+      <w:r>
+        <w:t xml:space="preserve"> </w:t>
+      </w:r>
+      <w:r>
+        <w:t xml:space="preserve">p-value tensor (polyploid Fisher), a tissue×gene matrix plus a lead-SNP p (multi-tissue ACAT+lead), a kinship matrix for</w:t>
+      </w:r>
+      <w:r>
+        <w:t xml:space="preserve"> </w:t>
+      </w:r>
+      <w:r>
+        <w:rPr>
+          <w:rStyle w:val="VerbatimChar"/>
+        </w:rPr>
+        <w:t xml:space="preserve">ConditionalLMM</w:t>
+      </w:r>
+      <w:r>
+        <w:t xml:space="preserve"> </w:t>
+      </w:r>
+      <w:r>
+        <w:t xml:space="preserve">(conditional COJO), and a PPFC value from a prior hyprcoloc run (hyprcoloc-gated). The dispatcher emits a</w:t>
+      </w:r>
+      <w:r>
+        <w:t xml:space="preserve"> </w:t>
+      </w:r>
+      <w:r>
+        <w:rPr>
+          <w:rStyle w:val="VerbatimChar"/>
+        </w:rPr>
+        <w:t xml:space="preserve">CombinedResult</w:t>
+      </w:r>
+      <w:r>
+        <w:t xml:space="preserve"> </w:t>
+      </w:r>
+      <w:r>
+        <w:t xml:space="preserve">dataclass with</w:t>
+      </w:r>
+      <w:r>
+        <w:t xml:space="preserve"> </w:t>
+      </w:r>
+      <w:r>
+        <w:rPr>
+          <w:rStyle w:val="VerbatimChar"/>
+        </w:rPr>
+        <w:t xml:space="preserve">gene_id</w:t>
+      </w:r>
+      <w:r>
+        <w:t xml:space="preserve"> </w:t>
+      </w:r>
+      <w:r>
+        <w:t xml:space="preserve">/</w:t>
+      </w:r>
+      <w:r>
+        <w:t xml:space="preserve"> </w:t>
+      </w:r>
+      <w:r>
+        <w:rPr>
+          <w:rStyle w:val="VerbatimChar"/>
+        </w:rPr>
+        <w:t xml:space="preserve">chr</w:t>
+      </w:r>
+      <w:r>
+        <w:t xml:space="preserve"> </w:t>
+      </w:r>
+      <w:r>
+        <w:t xml:space="preserve">/</w:t>
+      </w:r>
+      <w:r>
+        <w:t xml:space="preserve"> </w:t>
+      </w:r>
+      <w:r>
+        <w:rPr>
+          <w:rStyle w:val="VerbatimChar"/>
+        </w:rPr>
+        <w:t xml:space="preserve">start</w:t>
+      </w:r>
+      <w:r>
+        <w:t xml:space="preserve"> </w:t>
+      </w:r>
+      <w:r>
+        <w:t xml:space="preserve">/</w:t>
+      </w:r>
+      <w:r>
+        <w:t xml:space="preserve"> </w:t>
+      </w:r>
+      <w:r>
+        <w:rPr>
+          <w:rStyle w:val="VerbatimChar"/>
+        </w:rPr>
+        <w:t xml:space="preserve">end</w:t>
+      </w:r>
+      <w:r>
+        <w:t xml:space="preserve"> </w:t>
+      </w:r>
+      <w:r>
+        <w:t xml:space="preserve">/</w:t>
+      </w:r>
+      <w:r>
+        <w:t xml:space="preserve"> </w:t>
+      </w:r>
+      <w:r>
+        <w:rPr>
+          <w:rStyle w:val="VerbatimChar"/>
+        </w:rPr>
+        <w:t xml:space="preserve">p_gwas</w:t>
+      </w:r>
+      <w:r>
+        <w:t xml:space="preserve"> </w:t>
+      </w:r>
+      <w:r>
+        <w:t xml:space="preserve">/</w:t>
+      </w:r>
+      <w:r>
+        <w:t xml:space="preserve"> </w:t>
+      </w:r>
+      <w:r>
+        <w:rPr>
+          <w:rStyle w:val="VerbatimChar"/>
+        </w:rPr>
+        <w:t xml:space="preserve">p_twas</w:t>
+      </w:r>
+      <w:r>
+        <w:t xml:space="preserve"> </w:t>
+      </w:r>
+      <w:r>
+        <w:t xml:space="preserve">/</w:t>
+      </w:r>
+      <w:r>
+        <w:t xml:space="preserve"> </w:t>
+      </w:r>
+      <w:r>
+        <w:rPr>
+          <w:rStyle w:val="VerbatimChar"/>
+        </w:rPr>
+        <w:t xml:space="preserve">p_combined</w:t>
+      </w:r>
+      <w:r>
+        <w:t xml:space="preserve"> </w:t>
+      </w:r>
+      <w:r>
+        <w:t xml:space="preserve">/</w:t>
+      </w:r>
+      <w:r>
+        <w:t xml:space="preserve"> </w:t>
+      </w:r>
+      <w:r>
+        <w:rPr>
+          <w:rStyle w:val="VerbatimChar"/>
+        </w:rPr>
+        <w:t xml:space="preserve">method</w:t>
+      </w:r>
+      <w:r>
+        <w:t xml:space="preserve"> </w:t>
+      </w:r>
+      <w:r>
+        <w:t xml:space="preserve">/</w:t>
+      </w:r>
+      <w:r>
+        <w:t xml:space="preserve"> </w:t>
+      </w:r>
+      <w:r>
+        <w:rPr>
+          <w:rStyle w:val="VerbatimChar"/>
+        </w:rPr>
+        <w:t xml:space="preserve">direction_concordance</w:t>
+      </w:r>
+      <w:r>
+        <w:t xml:space="preserve"> </w:t>
+      </w:r>
+      <w:r>
+        <w:t xml:space="preserve">/</w:t>
+      </w:r>
+      <w:r>
+        <w:t xml:space="preserve"> </w:t>
+      </w:r>
+      <w:r>
+        <w:rPr>
+          <w:rStyle w:val="VerbatimChar"/>
+        </w:rPr>
+        <w:t xml:space="preserve">r2_model</w:t>
+      </w:r>
+      <w:r>
+        <w:t xml:space="preserve"> </w:t>
+      </w:r>
+      <w:r>
+        <w:t xml:space="preserve">/</w:t>
+      </w:r>
+      <w:r>
+        <w:t xml:space="preserve"> </w:t>
+      </w:r>
+      <w:r>
+        <w:rPr>
+          <w:rStyle w:val="VerbatimChar"/>
+        </w:rPr>
+        <w:t xml:space="preserve">p_adj</w:t>
+      </w:r>
+      <w:r>
+        <w:t xml:space="preserve"> </w:t>
+      </w:r>
+      <w:r>
+        <w:t xml:space="preserve">per gene; multiple-testing correction (BH / Bonferroni / BY / Storey) is applied across the gene set.</w:t>
+      </w:r>
+    </w:p>
+    <w:bookmarkEnd w:id="86"/>
+    <w:bookmarkStart w:id="87" w:name="reproducibility-infrastructure"/>
+    <w:p>
+      <w:pPr>
+        <w:pStyle w:val="Heading2"/>
+      </w:pPr>
+      <w:r>
+        <w:t xml:space="preserve">9.8 Reproducibility infrastructure</w:t>
+      </w:r>
+    </w:p>
+    <w:p>
+      <w:pPr>
+        <w:pStyle w:val="FirstParagraph"/>
+      </w:pPr>
+      <w:r>
+        <w:t xml:space="preserve">All numerical claims regenerate from</w:t>
+      </w:r>
+      <w:r>
+        <w:t xml:space="preserve"> </w:t>
+      </w:r>
+      <w:r>
+        <w:rPr>
+          <w:rStyle w:val="VerbatimChar"/>
+        </w:rPr>
+        <w:t xml:space="preserve">bash paper/reproducibility/reproduce_paper.sh</w:t>
+      </w:r>
+      <w:r>
+        <w:t xml:space="preserve">. The driver runs the eight-stage pipeline</w:t>
+      </w:r>
+      <w:r>
+        <w:t xml:space="preserve"> </w:t>
+      </w:r>
+      <w:r>
+        <w:rPr>
+          <w:rStyle w:val="VerbatimChar"/>
+        </w:rPr>
+        <w:t xml:space="preserve">preflight → install references → stage fixtures → run references → run TorchGWAS → bench streaming → bench native → run multi-omics → render figures</w:t>
+      </w:r>
+      <w:r>
+        <w:t xml:space="preserve">, writing a</w:t>
+      </w:r>
+      <w:r>
+        <w:t xml:space="preserve"> </w:t>
+      </w:r>
+      <w:r>
+        <w:rPr>
+          <w:rStyle w:val="VerbatimChar"/>
+        </w:rPr>
+        <w:t xml:space="preserve">manifest.json</w:t>
+      </w:r>
+      <w:r>
+        <w:t xml:space="preserve"> </w:t>
+      </w:r>
+      <w:r>
+        <w:t xml:space="preserve">that records every numeric result, its source script, and the commit SHA. Pre-flight aborts on insufficient disk, RAM, GPU, or network before any download begins.</w:t>
+      </w:r>
+    </w:p>
+    <w:bookmarkEnd w:id="87"/>
+    <w:bookmarkEnd w:id="88"/>
+    <w:bookmarkStart w:id="93" w:name="discussion-limitations-and-roadmap"/>
+    <w:p>
+      <w:pPr>
+        <w:pStyle w:val="Heading1"/>
+      </w:pPr>
+      <w:r>
+        <w:t xml:space="preserve">10. Discussion, limitations, and roadmap</w:t>
+      </w:r>
+    </w:p>
+    <w:bookmarkStart w:id="89" w:name="contributions"/>
+    <w:p>
+      <w:pPr>
+        <w:pStyle w:val="Heading2"/>
+      </w:pPr>
+      <w:r>
+        <w:t xml:space="preserve">10.1 Contributions</w:t>
+      </w:r>
+    </w:p>
+    <w:p>
+      <w:pPr>
+        <w:pStyle w:val="FirstParagraph"/>
+      </w:pPr>
+      <w:r>
+        <w:t xml:space="preserve">TorchGWAS contributes five things. (1) Unification: 121 GWAS capabilities — variant, haplotype, multi-omics, multi-trait, multi-environment, polyploid, survival, longitudinal, post-GWAS — behind one streaming scan loop and one BaseModel protocol (Fig. 1). (2) Polyploid-first design: genotypes in [0, k] for arbitrary k, per-SNP gene-action encodings, and a dosage-call → F1-phasing → polyploid-GWAS pipeline that runs end-to-end from one CLI (Phases 55–56; Fig. 5). (3) Biobank streaming: 36 of 40 CLI scans hold peak memory at 1–4 GB across n=500K × m=10M (a ~40 TB materialized matrix), with measured streaming-vs-materialized log-log slope ratio 8.7 (Fig. 6B). (4) Reference-tool reproducibility: 13 external tools, 17 algorithmic references, every check passes at observed-then-floored tolerances (Fig. 2). (5)</w:t>
+      </w:r>
+      <w:r>
+        <w:t xml:space="preserve"> </w:t>
+      </w:r>
       <w:r>
         <w:rPr>
           <w:b/>
           <w:bCs/>
         </w:rPr>
-        <w:t xml:space="preserve">Installation.</w:t>
-      </w:r>
-      <w:r>
-        <w:t xml:space="preserve"> </w:t>
-      </w:r>
-      <w:r>
-        <w:rPr>
-          <w:rStyle w:val="VerbatimChar"/>
-        </w:rPr>
-        <w:t xml:space="preserve">pip install torchgwas</w:t>
-      </w:r>
-      <w:r>
-        <w:t xml:space="preserve"> </w:t>
-      </w:r>
-      <w:r>
-        <w:t xml:space="preserve">from PyPI. Optional GPU + native (pybind11/C++) build via</w:t>
-      </w:r>
-      <w:r>
-        <w:t xml:space="preserve"> </w:t>
-      </w:r>
-      <w:r>
-        <w:rPr>
-          <w:rStyle w:val="VerbatimChar"/>
-        </w:rPr>
-        <w:t xml:space="preserve">pip install torchgwas[gpu,native]</w:t>
-      </w:r>
-      <w:r>
-        <w:t xml:space="preserve">. A Bioconda recipe is planned but not yet published; the</w:t>
-      </w:r>
-      <w:r>
-        <w:t xml:space="preserve"> </w:t>
-      </w:r>
-      <w:r>
-        <w:rPr>
-          <w:rStyle w:val="VerbatimChar"/>
-        </w:rPr>
-        <w:t xml:space="preserve">conda install -c bioconda torchgwas</w:t>
-      </w:r>
-      <w:r>
-        <w:t xml:space="preserve"> </w:t>
-      </w:r>
-      <w:r>
-        <w:t xml:space="preserve">channel will be wired in only after the recipe is accepted upstream.</w:t>
-      </w:r>
-    </w:p>
-    <w:p>
-      <w:pPr>
-        <w:pStyle w:val="BodyText"/>
-      </w:pPr>
+        <w:t xml:space="preserve">End-to-end TWAS + GWAS↔TWAS integration</w:t>
+      </w:r>
+      <w:r>
+        <w:t xml:space="preserve">: three TWAS workflows (sumstat S-PrediXcan; PrediXcan individual-level; FUSION measured-expression on already-normalized RNA-seq counts) plus a top-level</w:t>
+      </w:r>
+      <w:r>
+        <w:t xml:space="preserve"> </w:t>
+      </w:r>
+      <w:r>
+        <w:rPr>
+          <w:rStyle w:val="VerbatimChar"/>
+        </w:rPr>
+        <w:t xml:space="preserve">combine_gwas_twas</w:t>
+      </w:r>
+      <w:r>
+        <w:t xml:space="preserve"> </w:t>
+      </w:r>
+      <w:r>
+        <w:t xml:space="preserve">entry point with 14 combination methods — eight classical kernels (Fisher, Brown, Empirical Brown, harmonic-mean p, truncated product, min-p, Cauchy/ACAT, Stouffer) and six novel methods (R²-weighted Stouffer, LD-aware Brown via eigenMT, polyploid gene-action Fisher, multi-tissue ACAT + GWAS lead-SNP, conditional GWAS+TWAS via COJO, and hyprcoloc-PPFC-gated combination). To our knowledge no existing TWAS-integration tool combines these six axes.</w:t>
+      </w:r>
+    </w:p>
+    <w:bookmarkEnd w:id="89"/>
+    <w:bookmarkStart w:id="90" w:name="limitations"/>
+    <w:p>
+      <w:pPr>
+        <w:pStyle w:val="Heading2"/>
+      </w:pPr>
+      <w:r>
+        <w:t xml:space="preserve">10.2 Limitations</w:t>
+      </w:r>
+    </w:p>
+    <w:p>
+      <w:pPr>
+        <w:pStyle w:val="FirstParagraph"/>
+      </w:pPr>
+      <w:r>
+        <w:t xml:space="preserve">The four post-V1 F3 findings catalogued during the validation campaign have all been</w:t>
+      </w:r>
+      <w:r>
+        <w:t xml:space="preserve"> </w:t>
+      </w:r>
       <w:r>
         <w:rPr>
           <w:b/>
           <w:bCs/>
         </w:rPr>
-        <w:t xml:space="preserve">Source code.</w:t>
-      </w:r>
-      <w:r>
-        <w:t xml:space="preserve"> </w:t>
-      </w:r>
-      <w:r>
-        <w:rPr>
-          <w:rStyle w:val="VerbatimChar"/>
-        </w:rPr>
-        <w:t xml:space="preserve">https://github.com/sikiru-atanda/torchgwas</w:t>
-      </w:r>
-      <w:r>
-        <w:t xml:space="preserve"> </w:t>
-      </w:r>
-      <w:r>
-        <w:t xml:space="preserve">(placeholder URL — to be confirmed with corresponding author before submission). Master branch is the canonical release branch; every phase ships as a</w:t>
-      </w:r>
-      <w:r>
-        <w:t xml:space="preserve"> </w:t>
-      </w:r>
-      <w:r>
-        <w:rPr>
-          <w:rStyle w:val="VerbatimChar"/>
-        </w:rPr>
-        <w:t xml:space="preserve">Phase N: ...</w:t>
-      </w:r>
-      <w:r>
-        <w:t xml:space="preserve"> </w:t>
-      </w:r>
-      <w:r>
-        <w:t xml:space="preserve">commit whose body is the authoritative changelog.</w:t>
-      </w:r>
-    </w:p>
-    <w:p>
-      <w:pPr>
-        <w:pStyle w:val="BodyText"/>
-      </w:pPr>
+        <w:t xml:space="preserve">closed on master</w:t>
+      </w:r>
+      <w:r>
+        <w:t xml:space="preserve"> </w:t>
+      </w:r>
+      <w:r>
+        <w:t xml:space="preserve">as of 2026-05-21 (commits in</w:t>
+      </w:r>
+      <w:r>
+        <w:t xml:space="preserve"> </w:t>
+      </w:r>
+      <w:r>
+        <w:rPr>
+          <w:rStyle w:val="VerbatimChar"/>
+        </w:rPr>
+        <w:t xml:space="preserve">docs/validation_findings.md</w:t>
+      </w:r>
+      <w:r>
+        <w:t xml:space="preserve">). Each fix preserves V1 backward compatibility (defaults match pre-patch behaviour where the previous algorithm shipped to users) and adds an opt-in parameter that activates the corrected form. (i)</w:t>
+      </w:r>
+      <w:r>
+        <w:t xml:space="preserve"> </w:t>
+      </w:r>
       <w:r>
         <w:rPr>
           <w:b/>
           <w:bCs/>
         </w:rPr>
-        <w:t xml:space="preserve">Documentation.</w:t>
-      </w:r>
-      <w:r>
-        <w:t xml:space="preserve"> </w:t>
-      </w:r>
-      <w:r>
-        <w:t xml:space="preserve">mkdocs-material site deployed from</w:t>
-      </w:r>
-      <w:r>
-        <w:t xml:space="preserve"> </w:t>
-      </w:r>
-      <w:r>
-        <w:rPr>
-          <w:rStyle w:val="VerbatimChar"/>
-        </w:rPr>
-        <w:t xml:space="preserve">master</w:t>
-      </w:r>
-      <w:r>
-        <w:t xml:space="preserve">, with full public API reference, end-to-end tutorials, CLI reference (38 subcommands), and the validation-findings ledger (</w:t>
-      </w:r>
-      <w:r>
-        <w:rPr>
-          <w:rStyle w:val="VerbatimChar"/>
-        </w:rPr>
-        <w:t xml:space="preserve">docs/validation_findings.md</w:t>
-      </w:r>
-      <w:r>
-        <w:t xml:space="preserve">) all publicly browsable.</w:t>
-      </w:r>
-    </w:p>
-    <w:p>
-      <w:pPr>
-        <w:pStyle w:val="BodyText"/>
-      </w:pPr>
+        <w:t xml:space="preserve">F3 #1</w:t>
+      </w:r>
+      <w:r>
+        <w:t xml:space="preserve"> </w:t>
+      </w:r>
+      <w:r>
+        <w:t xml:space="preserve">—</w:t>
+      </w:r>
+      <w:r>
+        <w:t xml:space="preserve"> </w:t>
+      </w:r>
+      <w:r>
+        <w:rPr>
+          <w:rStyle w:val="VerbatimChar"/>
+        </w:rPr>
+        <w:t xml:space="preserve">hyprcoloc</w:t>
+      </w:r>
+      <w:r>
+        <w:t xml:space="preserve"> </w:t>
+      </w:r>
+      <w:r>
+        <w:t xml:space="preserve">(</w:t>
+      </w:r>
+      <w:r>
+        <w:rPr>
+          <w:rStyle w:val="VerbatimChar"/>
+        </w:rPr>
+        <w:t xml:space="preserve">_hyprcoloc.py</w:t>
+      </w:r>
+      <w:r>
+        <w:t xml:space="preserve">) now implements the Foley (2021) Eq. 2 hierarchical conditional prior</w:t>
+      </w:r>
+      <w:r>
+        <w:t xml:space="preserve"> </w:t>
+      </w:r>
+      <w:r>
+        <w:rPr>
+          <w:rStyle w:val="VerbatimChar"/>
+        </w:rPr>
+        <w:t xml:space="preserve">prior_1 · prior_2^(|S|−1) · (1 − prior_2)^(K − |S|)</w:t>
+      </w:r>
+      <w:r>
+        <w:t xml:space="preserve">; cluster membership and candidate SNP now match R hyprcoloc exactly on the 3-trait shared-causal fixture. (ii)</w:t>
+      </w:r>
+      <w:r>
+        <w:t xml:space="preserve"> </w:t>
+      </w:r>
       <w:r>
         <w:rPr>
           <w:b/>
           <w:bCs/>
         </w:rPr>
-        <w:t xml:space="preserve">Reproducibility.</w:t>
-      </w:r>
-      <w:r>
-        <w:t xml:space="preserve"> </w:t>
-      </w:r>
-      <w:r>
-        <w:t xml:space="preserve">From a clean checkout,</w:t>
-      </w:r>
-      <w:r>
-        <w:t xml:space="preserve"> </w:t>
-      </w:r>
-      <w:r>
-        <w:rPr>
-          <w:rStyle w:val="VerbatimChar"/>
-        </w:rPr>
-        <w:t xml:space="preserve">bash paper/reproducibility/reproduce_paper.sh</w:t>
-      </w:r>
-      <w:r>
-        <w:t xml:space="preserve"> </w:t>
-      </w:r>
-      <w:r>
-        <w:t xml:space="preserve">regenerates every number in every figure and table; outputs land at</w:t>
-      </w:r>
-      <w:r>
-        <w:t xml:space="preserve"> </w:t>
-      </w:r>
-      <w:r>
-        <w:rPr>
-          <w:rStyle w:val="VerbatimChar"/>
-        </w:rPr>
-        <w:t xml:space="preserve">paper/reproducibility/output/F{1..7}.pdf</w:t>
-      </w:r>
-      <w:r>
-        <w:t xml:space="preserve"> </w:t>
-      </w:r>
-      <w:r>
-        <w:t xml:space="preserve">together with</w:t>
-      </w:r>
-      <w:r>
-        <w:t xml:space="preserve"> </w:t>
-      </w:r>
-      <w:r>
-        <w:rPr>
-          <w:rStyle w:val="VerbatimChar"/>
-        </w:rPr>
-        <w:t xml:space="preserve">paper/reproducibility/manifest.json</w:t>
-      </w:r>
-      <w:r>
-        <w:t xml:space="preserve"> </w:t>
-      </w:r>
-      <w:r>
-        <w:t xml:space="preserve">(every numeric result + the commit SHA the run was based on). Each harness ships an idempotent</w:t>
-      </w:r>
-      <w:r>
-        <w:t xml:space="preserve"> </w:t>
-      </w:r>
-      <w:r>
-        <w:rPr>
-          <w:rStyle w:val="VerbatimChar"/>
-        </w:rPr>
-        <w:t xml:space="preserve">install.sh</w:t>
-      </w:r>
-      <w:r>
-        <w:t xml:space="preserve"> </w:t>
-      </w:r>
-      <w:r>
-        <w:t xml:space="preserve">+</w:t>
-      </w:r>
-      <w:r>
-        <w:t xml:space="preserve"> </w:t>
-      </w:r>
-      <w:r>
-        <w:rPr>
-          <w:rStyle w:val="VerbatimChar"/>
-        </w:rPr>
-        <w:t xml:space="preserve">fetch_data.sh</w:t>
-      </w:r>
-      <w:r>
-        <w:t xml:space="preserve"> </w:t>
-      </w:r>
-      <w:r>
-        <w:t xml:space="preserve">+</w:t>
-      </w:r>
-      <w:r>
-        <w:t xml:space="preserve"> </w:t>
-      </w:r>
-      <w:r>
-        <w:rPr>
-          <w:rStyle w:val="VerbatimChar"/>
-        </w:rPr>
-        <w:t xml:space="preserve">run.sh</w:t>
-      </w:r>
-      <w:r>
-        <w:t xml:space="preserve"> </w:t>
-      </w:r>
-      <w:r>
-        <w:t xml:space="preserve">+</w:t>
-      </w:r>
-      <w:r>
-        <w:t xml:space="preserve"> </w:t>
-      </w:r>
-      <w:r>
-        <w:rPr>
-          <w:rStyle w:val="VerbatimChar"/>
-        </w:rPr>
-        <w:t xml:space="preserve">compare.py</w:t>
-      </w:r>
-      <w:r>
-        <w:t xml:space="preserve">; SHA256 manifests pin each fixture. Companion reproducibility repository:</w:t>
-      </w:r>
-      <w:r>
-        <w:t xml:space="preserve"> </w:t>
-      </w:r>
-      <w:r>
-        <w:rPr>
-          <w:rStyle w:val="VerbatimChar"/>
-        </w:rPr>
-        <w:t xml:space="preserve">https://github.com/sikiru-atanda/torchgwas-paper-reproducibility</w:t>
-      </w:r>
-      <w:r>
-        <w:t xml:space="preserve"> </w:t>
-      </w:r>
-      <w:r>
-        <w:t xml:space="preserve">(placeholder URL — to be confirmed).</w:t>
-      </w:r>
-    </w:p>
-    <w:p>
-      <w:pPr>
-        <w:pStyle w:val="BodyText"/>
-      </w:pPr>
+        <w:t xml:space="preserve">F3 #2</w:t>
+      </w:r>
+      <w:r>
+        <w:t xml:space="preserve"> </w:t>
+      </w:r>
+      <w:r>
+        <w:t xml:space="preserve">—</w:t>
+      </w:r>
+      <w:r>
+        <w:t xml:space="preserve"> </w:t>
+      </w:r>
+      <w:r>
+        <w:rPr>
+          <w:rStyle w:val="VerbatimChar"/>
+        </w:rPr>
+        <w:t xml:space="preserve">coloc_pairwise</w:t>
+      </w:r>
+      <w:r>
+        <w:t xml:space="preserve"> </w:t>
+      </w:r>
+      <w:r>
+        <w:t xml:space="preserve">(</w:t>
+      </w:r>
+      <w:r>
+        <w:rPr>
+          <w:rStyle w:val="VerbatimChar"/>
+        </w:rPr>
+        <w:t xml:space="preserve">_hyprcoloc.py</w:t>
+      </w:r>
+      <w:r>
+        <w:t xml:space="preserve">) now uses the Wallace-2020-erratum outer-minus-diagonal H3 and removes the spurious</w:t>
+      </w:r>
+      <w:r>
+        <w:t xml:space="preserve"> </w:t>
+      </w:r>
+      <w:r>
+        <w:rPr>
+          <w:rStyle w:val="VerbatimChar"/>
+        </w:rPr>
+        <w:t xml:space="preserve">−log m</w:t>
+      </w:r>
+      <w:r>
+        <w:t xml:space="preserve"> </w:t>
+      </w:r>
+      <w:r>
+        <w:t xml:space="preserve">per-hypothesis factor; PP.H3 on the distinct-signal fixture moved from 0.85 (pre-patch) to 0.997, matching R</w:t>
+      </w:r>
+      <w:r>
+        <w:t xml:space="preserve"> </w:t>
+      </w:r>
+      <w:r>
+        <w:rPr>
+          <w:rStyle w:val="VerbatimChar"/>
+        </w:rPr>
+        <w:t xml:space="preserve">coloc::coloc.abf</w:t>
+      </w:r>
+      <w:r>
+        <w:t xml:space="preserve"> </w:t>
+      </w:r>
+      <w:r>
+        <w:t xml:space="preserve">to FP precision. (iii)</w:t>
+      </w:r>
+      <w:r>
+        <w:t xml:space="preserve"> </w:t>
+      </w:r>
       <w:r>
         <w:rPr>
           <w:b/>
           <w:bCs/>
         </w:rPr>
-        <w:t xml:space="preserve">Validation-findings ledger.</w:t>
-      </w:r>
-      <w:r>
-        <w:t xml:space="preserve"> </w:t>
-      </w:r>
-      <w:r>
-        <w:rPr>
-          <w:rStyle w:val="VerbatimChar"/>
-        </w:rPr>
-        <w:t xml:space="preserve">docs/validation_findings.md</w:t>
-      </w:r>
-      <w:r>
-        <w:t xml:space="preserve"> </w:t>
-      </w:r>
-      <w:r>
-        <w:t xml:space="preserve">carries the full F2 finding + 4 F3 divergences with classification and proposed fixes.</w:t>
-      </w:r>
-    </w:p>
-    <w:p>
-      <w:pPr>
-        <w:pStyle w:val="BodyText"/>
-      </w:pPr>
+        <w:t xml:space="preserve">F3 #3</w:t>
+      </w:r>
+      <w:r>
+        <w:t xml:space="preserve"> </w:t>
+      </w:r>
+      <w:r>
+        <w:t xml:space="preserve">—</w:t>
+      </w:r>
+      <w:r>
+        <w:t xml:space="preserve"> </w:t>
+      </w:r>
+      <w:r>
+        <w:rPr>
+          <w:rStyle w:val="VerbatimChar"/>
+        </w:rPr>
+        <w:t xml:space="preserve">heidi_test</w:t>
+      </w:r>
+      <w:r>
+        <w:t xml:space="preserve"> </w:t>
+      </w:r>
+      <w:r>
+        <w:t xml:space="preserve">(</w:t>
+      </w:r>
+      <w:r>
+        <w:rPr>
+          <w:rStyle w:val="VerbatimChar"/>
+        </w:rPr>
+        <w:t xml:space="preserve">_smr.py</w:t>
+      </w:r>
+      <w:r>
+        <w:t xml:space="preserve">) accepts an optional</w:t>
+      </w:r>
+      <w:r>
+        <w:t xml:space="preserve"> </w:t>
+      </w:r>
+      <w:r>
+        <w:rPr>
+          <w:rStyle w:val="VerbatimChar"/>
+        </w:rPr>
+        <w:t xml:space="preserve">ld_matrix</w:t>
+      </w:r>
+      <w:r>
+        <w:t xml:space="preserve"> </w:t>
+      </w:r>
+      <w:r>
+        <w:t xml:space="preserve">parameter that applies the Zhu-2016 supplementary Eq. 18 per-SNP-pair LD-corrected variance; SMR v1.3.1 agreement moved from 38% to</w:t>
+      </w:r>
+      <w:r>
+        <w:t xml:space="preserve"> </w:t>
+      </w:r>
       <w:r>
         <w:rPr>
           <w:b/>
           <w:bCs/>
         </w:rPr>
+        <w:t xml:space="preserve">0.67%</w:t>
+      </w:r>
+      <w:r>
+        <w:t xml:space="preserve"> </w:t>
+      </w:r>
+      <w:r>
+        <w:t xml:space="preserve">on chi²_HEIDI and from 60% to</w:t>
+      </w:r>
+      <w:r>
+        <w:t xml:space="preserve"> </w:t>
+      </w:r>
+      <w:r>
+        <w:rPr>
+          <w:b/>
+          <w:bCs/>
+        </w:rPr>
+        <w:t xml:space="preserve">1.55%</w:t>
+      </w:r>
+      <w:r>
+        <w:t xml:space="preserve"> </w:t>
+      </w:r>
+      <w:r>
+        <w:t xml:space="preserve">on p_HEIDI. (iv)</w:t>
+      </w:r>
+      <w:r>
+        <w:t xml:space="preserve"> </w:t>
+      </w:r>
+      <w:r>
+        <w:rPr>
+          <w:b/>
+          <w:bCs/>
+        </w:rPr>
+        <w:t xml:space="preserve">F3 #4</w:t>
+      </w:r>
+      <w:r>
+        <w:t xml:space="preserve"> </w:t>
+      </w:r>
+      <w:r>
+        <w:t xml:space="preserve">—</w:t>
+      </w:r>
+      <w:r>
+        <w:t xml:space="preserve"> </w:t>
+      </w:r>
+      <w:r>
+        <w:rPr>
+          <w:rStyle w:val="VerbatimChar"/>
+        </w:rPr>
+        <w:t xml:space="preserve">OCFLMM</w:t>
+      </w:r>
+      <w:r>
+        <w:t xml:space="preserve"> </w:t>
+      </w:r>
+      <w:r>
+        <w:t xml:space="preserve">(</w:t>
+      </w:r>
+      <w:r>
+        <w:rPr>
+          <w:rStyle w:val="VerbatimChar"/>
+        </w:rPr>
+        <w:t xml:space="preserve">ocf_lmm.py</w:t>
+      </w:r>
+      <w:r>
+        <w:t xml:space="preserve">) accepts an optional</w:t>
+      </w:r>
+      <w:r>
+        <w:t xml:space="preserve"> </w:t>
+      </w:r>
+      <w:r>
+        <w:rPr>
+          <w:rStyle w:val="VerbatimChar"/>
+        </w:rPr>
+        <w:t xml:space="preserve">nuisance_learner='ridge_quadratic'</w:t>
+      </w:r>
+      <w:r>
+        <w:t xml:space="preserve"> </w:t>
+      </w:r>
+      <w:r>
+        <w:t xml:space="preserve">that augments the covariate block with squares + pairwise interactions and ridge-regularises the outcome and treatment nuisances; on the Chernozhukov-2018 partially-linear DGP, empirical 95% CI coverage moved from 0.41 (linear nuisance, biased under nonlinear confounding) to</w:t>
+      </w:r>
+      <w:r>
+        <w:t xml:space="preserve"> </w:t>
+      </w:r>
+      <w:r>
+        <w:rPr>
+          <w:b/>
+          <w:bCs/>
+        </w:rPr>
+        <w:t xml:space="preserve">0.94</w:t>
+      </w:r>
+      <w:r>
+        <w:t xml:space="preserve"> </w:t>
+      </w:r>
+      <w:r>
+        <w:t xml:space="preserve">(inside the [0.92, 0.98] target band), with mean |bias| dropping 66%. Each closure carries a regression test that fails if the corrected formula regresses.</w:t>
+      </w:r>
+    </w:p>
+    <w:p>
+      <w:pPr>
+        <w:pStyle w:val="BodyText"/>
+      </w:pPr>
+      <w:r>
+        <w:t xml:space="preserve">Remaining platform limitations: no Windows GPU build (CPU all platforms; GPU Linux + macOS only); phase-coherence between Phase 56 output and Phase 46 input remains documented but not certified end-to-end (spec</w:t>
+      </w:r>
+      <w:r>
+        <w:t xml:space="preserve"> </w:t>
+      </w:r>
+      <w:r>
+        <w:rPr>
+          <w:rStyle w:val="VerbatimChar"/>
+        </w:rPr>
+        <w:t xml:space="preserve">2026-04-24-haplotypegwas-shape-adapter-design.md</w:t>
+      </w:r>
+      <w:r>
+        <w:t xml:space="preserve">); UKB-scale n=500K LMM-from-scratch requires the sparse-GRM + PCG-REML path that the NA3 harness validates at smaller n (Fig. 6C is a scaffold); multi-ancestry meta-analysis (MR-MEGA, MANTRA) ships with internal-consistency tests, with head-to-head deferred to revision.</w:t>
+      </w:r>
+    </w:p>
+    <w:bookmarkEnd w:id="90"/>
+    <w:bookmarkStart w:id="91" w:name="roadmap"/>
+    <w:p>
+      <w:pPr>
+        <w:pStyle w:val="Heading2"/>
+      </w:pPr>
+      <w:r>
+        <w:t xml:space="preserve">10.3 Roadmap</w:t>
+      </w:r>
+    </w:p>
+    <w:p>
+      <w:pPr>
+        <w:pStyle w:val="FirstParagraph"/>
+      </w:pPr>
+      <w:r>
+        <w:t xml:space="preserve">Phases 57 / 58 / 59 are design-specced in commit c8076d5 but not yet on master; NA1 delivers one Phase 59 slice — a PolyFun-compatible TSV writer for downstream functional fine-mapping. With the four F3 patches landed, the next post-publication patch round focuses on (a) MultiXcan / MOSTWAS-style distal-eQTL TWAS extensions, (b) an INTACT-style Bayesian gating wrapper around</w:t>
+      </w:r>
+      <w:r>
+        <w:t xml:space="preserve"> </w:t>
+      </w:r>
+      <w:r>
+        <w:rPr>
+          <w:rStyle w:val="VerbatimChar"/>
+        </w:rPr>
+        <w:t xml:space="preserve">combine_gwas_twas</w:t>
+      </w:r>
+      <w:r>
+        <w:t xml:space="preserve"> </w:t>
+      </w:r>
+      <w:r>
+        <w:t xml:space="preserve">that uses coloc PP4 as an informative prior, (c) cross-ancestry haplotype GWAS as the natural extension of Phase 47, and (d) a SQLite</w:t>
+      </w:r>
+      <w:r>
+        <w:t xml:space="preserve"> </w:t>
+      </w:r>
+      <w:r>
+        <w:rPr>
+          <w:rStyle w:val="VerbatimChar"/>
+        </w:rPr>
+        <w:t xml:space="preserve">.db</w:t>
+      </w:r>
+      <w:r>
+        <w:t xml:space="preserve"> </w:t>
+      </w:r>
+      <w:r>
+        <w:t xml:space="preserve">reader extension that emits PrediXcan-format weights from a TorchGWAS-fitted eQTL model so users can publish their own tissue weights. The reproducibility script and version-pinned environment under</w:t>
+      </w:r>
+      <w:r>
+        <w:t xml:space="preserve"> </w:t>
+      </w:r>
+      <w:r>
+        <w:rPr>
+          <w:rStyle w:val="VerbatimChar"/>
+        </w:rPr>
+        <w:t xml:space="preserve">paper/reproducibility/</w:t>
+      </w:r>
+      <w:r>
+        <w:t xml:space="preserve"> </w:t>
+      </w:r>
+      <w:r>
+        <w:t xml:space="preserve">remain authoritative: any reviewer-suggested change updates both the code and the regenerable-figure pipeline in the same commit.</w:t>
+      </w:r>
+    </w:p>
+    <w:bookmarkEnd w:id="91"/>
+    <w:bookmarkStart w:id="92" w:name="closing"/>
+    <w:p>
+      <w:pPr>
+        <w:pStyle w:val="Heading2"/>
+      </w:pPr>
+      <w:r>
+        <w:t xml:space="preserve">10.4 Closing</w:t>
+      </w:r>
+    </w:p>
+    <w:p>
+      <w:pPr>
+        <w:pStyle w:val="FirstParagraph"/>
+      </w:pPr>
+      <w:r>
+        <w:t xml:space="preserve">TorchGWAS is open infrastructure for biobank-scale, polyploid-aware, multi-omics GWAS with end-to-end TWAS + GWAS↔TWAS integration: every analysis is one shell command, every number one manifest entry away from being audited. The four documented F3 divergences and their closures sit beside their commit SHAs in</w:t>
+      </w:r>
+      <w:r>
+        <w:t xml:space="preserve"> </w:t>
+      </w:r>
+      <w:r>
+        <w:rPr>
+          <w:rStyle w:val="VerbatimChar"/>
+        </w:rPr>
+        <w:t xml:space="preserve">docs/validation_findings.md</w:t>
+      </w:r>
+      <w:r>
+        <w:t xml:space="preserve">; every passing external-tool agreement check sits beside its observed value and floored tolerance in</w:t>
+      </w:r>
+      <w:r>
+        <w:t xml:space="preserve"> </w:t>
+      </w:r>
+      <w:r>
+        <w:rPr>
+          <w:rStyle w:val="VerbatimChar"/>
+        </w:rPr>
+        <w:t xml:space="preserve">paper/reproducibility/manifest.json</w:t>
+      </w:r>
+      <w:r>
+        <w:t xml:space="preserve">. We invite the community to extend the BaseModel protocol, contribute external-tool harnesses, and treat the manifest as the place new numerical claims are minted.</w:t>
+      </w:r>
+    </w:p>
+    <w:bookmarkEnd w:id="92"/>
+    <w:bookmarkEnd w:id="93"/>
+    <w:bookmarkStart w:id="94" w:name="availability-1"/>
+    <w:p>
+      <w:pPr>
+        <w:pStyle w:val="Heading1"/>
+      </w:pPr>
+      <w:r>
+        <w:t xml:space="preserve">11. Availability</w:t>
+      </w:r>
+    </w:p>
+    <w:p>
+      <w:pPr>
+        <w:pStyle w:val="FirstParagraph"/>
+      </w:pPr>
+      <w:r>
+        <w:rPr>
+          <w:b/>
+          <w:bCs/>
+        </w:rPr>
+        <w:t xml:space="preserve">License.</w:t>
+      </w:r>
+      <w:r>
+        <w:t xml:space="preserve"> </w:t>
+      </w:r>
+      <w:r>
+        <w:t xml:space="preserve">Apache 2.0 (subject to confirmation; flagged in</w:t>
+      </w:r>
+      <w:r>
+        <w:t xml:space="preserve"> </w:t>
+      </w:r>
+      <w:r>
+        <w:rPr>
+          <w:rStyle w:val="VerbatimChar"/>
+        </w:rPr>
+        <w:t xml:space="preserve">paper/manuscript/metadata.yaml</w:t>
+      </w:r>
+      <w:r>
+        <w:t xml:space="preserve"> </w:t>
+      </w:r>
+      <w:r>
+        <w:t xml:space="preserve">as</w:t>
+      </w:r>
+      <w:r>
+        <w:t xml:space="preserve"> </w:t>
+      </w:r>
+      <w:r>
+        <w:rPr>
+          <w:rStyle w:val="VerbatimChar"/>
+        </w:rPr>
+        <w:t xml:space="preserve">Apache 2.0 (subject to confirmation)</w:t>
+      </w:r>
+      <w:r>
+        <w:t xml:space="preserve"> </w:t>
+      </w:r>
+      <w:r>
+        <w:t xml:space="preserve">pending final author sign-off).</w:t>
+      </w:r>
+    </w:p>
+    <w:p>
+      <w:pPr>
+        <w:pStyle w:val="BodyText"/>
+      </w:pPr>
+      <w:r>
+        <w:rPr>
+          <w:b/>
+          <w:bCs/>
+        </w:rPr>
+        <w:t xml:space="preserve">Installation.</w:t>
+      </w:r>
+      <w:r>
+        <w:t xml:space="preserve"> </w:t>
+      </w:r>
+      <w:r>
+        <w:rPr>
+          <w:rStyle w:val="VerbatimChar"/>
+        </w:rPr>
+        <w:t xml:space="preserve">pip install torchgwas</w:t>
+      </w:r>
+      <w:r>
+        <w:t xml:space="preserve"> </w:t>
+      </w:r>
+      <w:r>
+        <w:t xml:space="preserve">from PyPI. Optional GPU + native (pybind11/C++) build via</w:t>
+      </w:r>
+      <w:r>
+        <w:t xml:space="preserve"> </w:t>
+      </w:r>
+      <w:r>
+        <w:rPr>
+          <w:rStyle w:val="VerbatimChar"/>
+        </w:rPr>
+        <w:t xml:space="preserve">pip install torchgwas[gpu,native]</w:t>
+      </w:r>
+      <w:r>
+        <w:t xml:space="preserve">. A Bioconda recipe is planned but not yet published; the</w:t>
+      </w:r>
+      <w:r>
+        <w:t xml:space="preserve"> </w:t>
+      </w:r>
+      <w:r>
+        <w:rPr>
+          <w:rStyle w:val="VerbatimChar"/>
+        </w:rPr>
+        <w:t xml:space="preserve">conda install -c bioconda torchgwas</w:t>
+      </w:r>
+      <w:r>
+        <w:t xml:space="preserve"> </w:t>
+      </w:r>
+      <w:r>
+        <w:t xml:space="preserve">channel will be wired in only after the recipe is accepted upstream.</w:t>
+      </w:r>
+    </w:p>
+    <w:p>
+      <w:pPr>
+        <w:pStyle w:val="BodyText"/>
+      </w:pPr>
+      <w:r>
+        <w:rPr>
+          <w:b/>
+          <w:bCs/>
+        </w:rPr>
+        <w:t xml:space="preserve">Source code.</w:t>
+      </w:r>
+      <w:r>
+        <w:t xml:space="preserve"> </w:t>
+      </w:r>
+      <w:r>
+        <w:rPr>
+          <w:rStyle w:val="VerbatimChar"/>
+        </w:rPr>
+        <w:t xml:space="preserve">https://github.com/sikiru-atanda/torchgwas</w:t>
+      </w:r>
+      <w:r>
+        <w:t xml:space="preserve"> </w:t>
+      </w:r>
+      <w:r>
+        <w:t xml:space="preserve">(placeholder URL — to be confirmed with corresponding author before submission). Master branch is the canonical release branch; every phase ships as a</w:t>
+      </w:r>
+      <w:r>
+        <w:t xml:space="preserve"> </w:t>
+      </w:r>
+      <w:r>
+        <w:rPr>
+          <w:rStyle w:val="VerbatimChar"/>
+        </w:rPr>
+        <w:t xml:space="preserve">Phase N: ...</w:t>
+      </w:r>
+      <w:r>
+        <w:t xml:space="preserve"> </w:t>
+      </w:r>
+      <w:r>
+        <w:t xml:space="preserve">commit whose body is the authoritative changelog.</w:t>
+      </w:r>
+    </w:p>
+    <w:p>
+      <w:pPr>
+        <w:pStyle w:val="BodyText"/>
+      </w:pPr>
+      <w:r>
+        <w:rPr>
+          <w:b/>
+          <w:bCs/>
+        </w:rPr>
+        <w:t xml:space="preserve">Documentation.</w:t>
+      </w:r>
+      <w:r>
+        <w:t xml:space="preserve"> </w:t>
+      </w:r>
+      <w:r>
+        <w:t xml:space="preserve">mkdocs-material site deployed from</w:t>
+      </w:r>
+      <w:r>
+        <w:t xml:space="preserve"> </w:t>
+      </w:r>
+      <w:r>
+        <w:rPr>
+          <w:rStyle w:val="VerbatimChar"/>
+        </w:rPr>
+        <w:t xml:space="preserve">master</w:t>
+      </w:r>
+      <w:r>
+        <w:t xml:space="preserve">, with full public API reference, end-to-end tutorials, CLI reference (40 subcommands as of v0.3.9, adding</w:t>
+      </w:r>
+      <w:r>
+        <w:t xml:space="preserve"> </w:t>
+      </w:r>
+      <w:r>
+        <w:rPr>
+          <w:rStyle w:val="VerbatimChar"/>
+        </w:rPr>
+        <w:t xml:space="preserve">twas-scan</w:t>
+      </w:r>
+      <w:r>
+        <w:t xml:space="preserve"> </w:t>
+      </w:r>
+      <w:r>
+        <w:t xml:space="preserve">for observed-expression TWAS and</w:t>
+      </w:r>
+      <w:r>
+        <w:t xml:space="preserve"> </w:t>
+      </w:r>
+      <w:r>
+        <w:rPr>
+          <w:rStyle w:val="VerbatimChar"/>
+        </w:rPr>
+        <w:t xml:space="preserve">combine-gwas-twas</w:t>
+      </w:r>
+      <w:r>
+        <w:t xml:space="preserve"> </w:t>
+      </w:r>
+      <w:r>
+        <w:t xml:space="preserve">for gene-level GWAS↔TWAS integration), and the validation-findings ledger (</w:t>
+      </w:r>
+      <w:r>
+        <w:rPr>
+          <w:rStyle w:val="VerbatimChar"/>
+        </w:rPr>
+        <w:t xml:space="preserve">docs/validation_findings.md</w:t>
+      </w:r>
+      <w:r>
+        <w:t xml:space="preserve">) all publicly browsable. Fifteen worked examples under</w:t>
+      </w:r>
+      <w:r>
+        <w:t xml:space="preserve"> </w:t>
+      </w:r>
+      <w:r>
+        <w:rPr>
+          <w:rStyle w:val="VerbatimChar"/>
+        </w:rPr>
+        <w:t xml:space="preserve">examples/python/</w:t>
+      </w:r>
+      <w:r>
+        <w:t xml:space="preserve"> </w:t>
+      </w:r>
+      <w:r>
+        <w:t xml:space="preserve">exercise the full capability surface; the</w:t>
+      </w:r>
+      <w:r>
+        <w:t xml:space="preserve"> </w:t>
+      </w:r>
+      <w:r>
+        <w:rPr>
+          <w:rStyle w:val="VerbatimChar"/>
+        </w:rPr>
+        <w:t xml:space="preserve">examples/python/README.md</w:t>
+      </w:r>
+      <w:r>
+        <w:t xml:space="preserve"> </w:t>
+      </w:r>
+      <w:r>
+        <w:t xml:space="preserve">indexes them by capability area.</w:t>
+      </w:r>
+    </w:p>
+    <w:p>
+      <w:pPr>
+        <w:pStyle w:val="BodyText"/>
+      </w:pPr>
+      <w:r>
+        <w:rPr>
+          <w:b/>
+          <w:bCs/>
+        </w:rPr>
+        <w:t xml:space="preserve">Reproducibility.</w:t>
+      </w:r>
+      <w:r>
+        <w:t xml:space="preserve"> </w:t>
+      </w:r>
+      <w:r>
+        <w:t xml:space="preserve">From a clean checkout,</w:t>
+      </w:r>
+      <w:r>
+        <w:t xml:space="preserve"> </w:t>
+      </w:r>
+      <w:r>
+        <w:rPr>
+          <w:rStyle w:val="VerbatimChar"/>
+        </w:rPr>
+        <w:t xml:space="preserve">bash paper/reproducibility/reproduce_paper.sh</w:t>
+      </w:r>
+      <w:r>
+        <w:t xml:space="preserve"> </w:t>
+      </w:r>
+      <w:r>
+        <w:t xml:space="preserve">regenerates every number in every figure and table; outputs land at</w:t>
+      </w:r>
+      <w:r>
+        <w:t xml:space="preserve"> </w:t>
+      </w:r>
+      <w:r>
+        <w:rPr>
+          <w:rStyle w:val="VerbatimChar"/>
+        </w:rPr>
+        <w:t xml:space="preserve">paper/reproducibility/output/F{1..7}.pdf</w:t>
+      </w:r>
+      <w:r>
+        <w:t xml:space="preserve"> </w:t>
+      </w:r>
+      <w:r>
+        <w:t xml:space="preserve">together with</w:t>
+      </w:r>
+      <w:r>
+        <w:t xml:space="preserve"> </w:t>
+      </w:r>
+      <w:r>
+        <w:rPr>
+          <w:rStyle w:val="VerbatimChar"/>
+        </w:rPr>
+        <w:t xml:space="preserve">paper/reproducibility/manifest.json</w:t>
+      </w:r>
+      <w:r>
+        <w:t xml:space="preserve"> </w:t>
+      </w:r>
+      <w:r>
+        <w:t xml:space="preserve">(every numeric result + the commit SHA the run was based on). Each harness ships an idempotent</w:t>
+      </w:r>
+      <w:r>
+        <w:t xml:space="preserve"> </w:t>
+      </w:r>
+      <w:r>
+        <w:rPr>
+          <w:rStyle w:val="VerbatimChar"/>
+        </w:rPr>
+        <w:t xml:space="preserve">install.sh</w:t>
+      </w:r>
+      <w:r>
+        <w:t xml:space="preserve"> </w:t>
+      </w:r>
+      <w:r>
+        <w:t xml:space="preserve">+</w:t>
+      </w:r>
+      <w:r>
+        <w:t xml:space="preserve"> </w:t>
+      </w:r>
+      <w:r>
+        <w:rPr>
+          <w:rStyle w:val="VerbatimChar"/>
+        </w:rPr>
+        <w:t xml:space="preserve">fetch_data.sh</w:t>
+      </w:r>
+      <w:r>
+        <w:t xml:space="preserve"> </w:t>
+      </w:r>
+      <w:r>
+        <w:t xml:space="preserve">+</w:t>
+      </w:r>
+      <w:r>
+        <w:t xml:space="preserve"> </w:t>
+      </w:r>
+      <w:r>
+        <w:rPr>
+          <w:rStyle w:val="VerbatimChar"/>
+        </w:rPr>
+        <w:t xml:space="preserve">run.sh</w:t>
+      </w:r>
+      <w:r>
+        <w:t xml:space="preserve"> </w:t>
+      </w:r>
+      <w:r>
+        <w:t xml:space="preserve">+</w:t>
+      </w:r>
+      <w:r>
+        <w:t xml:space="preserve"> </w:t>
+      </w:r>
+      <w:r>
+        <w:rPr>
+          <w:rStyle w:val="VerbatimChar"/>
+        </w:rPr>
+        <w:t xml:space="preserve">compare.py</w:t>
+      </w:r>
+      <w:r>
+        <w:t xml:space="preserve">; SHA256 manifests pin each fixture. Companion reproducibility repository:</w:t>
+      </w:r>
+      <w:r>
+        <w:t xml:space="preserve"> </w:t>
+      </w:r>
+      <w:r>
+        <w:rPr>
+          <w:rStyle w:val="VerbatimChar"/>
+        </w:rPr>
+        <w:t xml:space="preserve">https://github.com/sikiru-atanda/torchgwas-paper-reproducibility</w:t>
+      </w:r>
+      <w:r>
+        <w:t xml:space="preserve"> </w:t>
+      </w:r>
+      <w:r>
+        <w:t xml:space="preserve">(placeholder URL — to be confirmed).</w:t>
+      </w:r>
+    </w:p>
+    <w:p>
+      <w:pPr>
+        <w:pStyle w:val="BodyText"/>
+      </w:pPr>
+      <w:r>
+        <w:rPr>
+          <w:b/>
+          <w:bCs/>
+        </w:rPr>
+        <w:t xml:space="preserve">Validation-findings ledger.</w:t>
+      </w:r>
+      <w:r>
+        <w:t xml:space="preserve"> </w:t>
+      </w:r>
+      <w:r>
+        <w:rPr>
+          <w:rStyle w:val="VerbatimChar"/>
+        </w:rPr>
+        <w:t xml:space="preserve">docs/validation_findings.md</w:t>
+      </w:r>
+      <w:r>
+        <w:t xml:space="preserve"> </w:t>
+      </w:r>
+      <w:r>
+        <w:t xml:space="preserve">carries the full F2 finding (closed 2026-05-15 via the LD-aware haplotype-pruning patch) and the four F3 divergences (all four closed 2026-05-21 via source patches on master — hyprcoloc Foley-2021 conditional prior, coloc_pairwise H3 outer-minus-diagonal, heidi_test LD-weighted variance, OCFLMM</w:t>
+      </w:r>
+      <w:r>
+        <w:t xml:space="preserve"> </w:t>
+      </w:r>
+      <w:r>
+        <w:rPr>
+          <w:rStyle w:val="VerbatimChar"/>
+        </w:rPr>
+        <w:t xml:space="preserve">nuisance_learner='ridge_quadratic'</w:t>
+      </w:r>
+      <w:r>
+        <w:t xml:space="preserve">). Each closure carries head-to-head agreement numbers against the upstream tool plus a regression-test that gates against re-introduction.</w:t>
+      </w:r>
+    </w:p>
+    <w:p>
+      <w:pPr>
+        <w:pStyle w:val="BodyText"/>
+      </w:pPr>
+      <w:r>
+        <w:rPr>
+          <w:b/>
+          <w:bCs/>
+        </w:rPr>
         <w:t xml:space="preserve">Contact.</w:t>
       </w:r>
       <w:r>
@@ -9848,8 +13178,8 @@
         <w:t xml:space="preserve">Corresponding author: Sikiru Atanda, sikiruandfriends@gmail.com.</w:t>
       </w:r>
     </w:p>
-    <w:bookmarkEnd w:id="92"/>
-    <w:bookmarkStart w:id="111" w:name="X61aa7b4282f4b6a2e04d8ddc9937dfcca0b2b6d"/>
+    <w:bookmarkEnd w:id="94"/>
+    <w:bookmarkStart w:id="113" w:name="X61aa7b4282f4b6a2e04d8ddc9937dfcca0b2b6d"/>
     <w:p>
       <w:pPr>
         <w:pStyle w:val="Heading1"/>
@@ -9863,6 +13193,40 @@
         <w:pStyle w:val="FirstParagraph"/>
       </w:pPr>
       <w:r>
+        <w:rPr>
+          <w:i/>
+          <w:iCs/>
+        </w:rPr>
+        <w:t xml:space="preserve">Verbatim mirror of the corresponding supplement under</w:t>
+      </w:r>
+      <w:r>
+        <w:rPr>
+          <w:i/>
+          <w:iCs/>
+        </w:rPr>
+        <w:t xml:space="preserve"> </w:t>
+      </w:r>
+      <w:r>
+        <w:rPr>
+          <w:rStyle w:val="VerbatimChar"/>
+          <w:i/>
+          <w:iCs/>
+        </w:rPr>
+        <w:t xml:space="preserve">paper/manuscript/supplement/</w:t>
+      </w:r>
+      <w:r>
+        <w:rPr>
+          <w:i/>
+          <w:iCs/>
+        </w:rPr>
+        <w:t xml:space="preserve">.</w:t>
+      </w:r>
+    </w:p>
+    <w:p>
+      <w:pPr>
+        <w:pStyle w:val="BodyText"/>
+      </w:pPr>
+      <w:r>
         <w:t xml:space="preserve">This supplement enumerates every external-reference and specialty harness wired into the TorchGWAS validation campaign, with the per-check numbers as serialised under validation/</w:t>
       </w:r>
       <w:r>
@@ -9872,7 +13236,7 @@
         <w:t xml:space="preserve">/results/agreement.json and rolled up by paper/reproducibility/manifest.json (the manifest source backing F2 of the main figures). Per-harness summary cells follow the F3 severity vocabulary (memory/feedback_f3.md): a harness is passed_overall=true only when every check in its agreement.json clears its observed-then-floored threshold; a single failing check classified post-V1 / documented does NOT block the release and is recorded with its root-cause hypothesis.</w:t>
       </w:r>
     </w:p>
-    <w:bookmarkStart w:id="93" w:name="a.-headline-roll-up-f2-manifest"/>
+    <w:bookmarkStart w:id="95" w:name="a.-headline-roll-up-f2-manifest"/>
     <w:p>
       <w:pPr>
         <w:pStyle w:val="Heading3"/>
@@ -10730,8 +14094,8 @@
         </w:tc>
       </w:tr>
     </w:tbl>
-    <w:bookmarkEnd w:id="93"/>
-    <w:bookmarkStart w:id="105" w:name="b.-per-harness-full-check-list"/>
+    <w:bookmarkEnd w:id="95"/>
+    <w:bookmarkStart w:id="107" w:name="b.-per-harness-full-check-list"/>
     <w:p>
       <w:pPr>
         <w:pStyle w:val="Heading3"/>
@@ -10740,7 +14104,7 @@
         <w:t xml:space="preserve">B. Per-harness full check list</w:t>
       </w:r>
     </w:p>
-    <w:bookmarkStart w:id="94" w:name="Xb0ac3341b043ecea28af594d01c471859dd7998"/>
+    <w:bookmarkStart w:id="96" w:name="Xb0ac3341b043ecea28af594d01c471859dd7998"/>
     <w:p>
       <w:pPr>
         <w:pStyle w:val="Heading4"/>
@@ -11063,8 +14427,8 @@
         </w:tc>
       </w:tr>
     </w:tbl>
-    <w:bookmarkEnd w:id="94"/>
-    <w:bookmarkStart w:id="95" w:name="b.2-smr-heidi-validationexternalsmr"/>
+    <w:bookmarkEnd w:id="96"/>
+    <w:bookmarkStart w:id="97" w:name="b.2-smr-heidi-validationexternalsmr"/>
     <w:p>
       <w:pPr>
         <w:pStyle w:val="Heading4"/>
@@ -11674,8 +15038,8 @@
         <w:t xml:space="preserve">.</w:t>
       </w:r>
     </w:p>
-    <w:bookmarkEnd w:id="95"/>
-    <w:bookmarkStart w:id="96" w:name="b.3-r-coloc-validationexternalcoloc"/>
+    <w:bookmarkEnd w:id="97"/>
+    <w:bookmarkStart w:id="98" w:name="b.3-r-coloc-validationexternalcoloc"/>
     <w:p>
       <w:pPr>
         <w:pStyle w:val="Heading4"/>
@@ -12522,8 +15886,8 @@
         <w:t xml:space="preserve">to FP precision on the distinct-signal scenario. The companion null-scenario PP.H0 residual at 5.88e-3 is independent of the F3 #2 patch (rooted in log-ABF normalisation, not the H3 formula) and remains documented post-V1.</w:t>
       </w:r>
     </w:p>
-    <w:bookmarkEnd w:id="96"/>
-    <w:bookmarkStart w:id="97" w:name="X348aa2a90636c05b8e077a9e51d81eb104fe2bf"/>
+    <w:bookmarkEnd w:id="98"/>
+    <w:bookmarkStart w:id="99" w:name="X348aa2a90636c05b8e077a9e51d81eb104fe2bf"/>
     <w:p>
       <w:pPr>
         <w:pStyle w:val="Heading4"/>
@@ -13168,8 +16532,8 @@
         <w:t xml:space="preserve">TG now matches R hyprcoloc on cluster membership exactly and on regional_pp to floating-point precision; all four checks PASS.</w:t>
       </w:r>
     </w:p>
-    <w:bookmarkEnd w:id="97"/>
-    <w:bookmarkStart w:id="98" w:name="X97d6ae11ff3ed7b8cb146ba9a3292ff079624c9"/>
+    <w:bookmarkEnd w:id="99"/>
+    <w:bookmarkStart w:id="100" w:name="X97d6ae11ff3ed7b8cb146ba9a3292ff079624c9"/>
     <w:p>
       <w:pPr>
         <w:pStyle w:val="Heading4"/>
@@ -13591,8 +16955,8 @@
         <w:t xml:space="preserve">recovers parity. Severity F2 (post-V1 documented; HaplotypeGWAS is Phase 46).</w:t>
       </w:r>
     </w:p>
-    <w:bookmarkEnd w:id="98"/>
-    <w:bookmarkStart w:id="99" w:name="Xde121d6c5d611cf5099f15ab9814ba3872bb8b3"/>
+    <w:bookmarkEnd w:id="100"/>
+    <w:bookmarkStart w:id="101" w:name="Xde121d6c5d611cf5099f15ab9814ba3872bb8b3"/>
     <w:p>
       <w:pPr>
         <w:pStyle w:val="Heading4"/>
@@ -13993,8 +17357,8 @@
         </w:tc>
       </w:tr>
     </w:tbl>
-    <w:bookmarkEnd w:id="99"/>
-    <w:bookmarkStart w:id="100" w:name="Xf2d50d865758be6e09ce17975033478b2b10720"/>
+    <w:bookmarkEnd w:id="101"/>
+    <w:bookmarkStart w:id="102" w:name="Xf2d50d865758be6e09ce17975033478b2b10720"/>
     <w:p>
       <w:pPr>
         <w:pStyle w:val="Heading4"/>
@@ -14398,8 +17762,8 @@
         </w:tc>
       </w:tr>
     </w:tbl>
-    <w:bookmarkEnd w:id="100"/>
-    <w:bookmarkStart w:id="101" w:name="X627fef1fa53628e24b30e2f2b7400a72617db5d"/>
+    <w:bookmarkEnd w:id="102"/>
+    <w:bookmarkStart w:id="103" w:name="X627fef1fa53628e24b30e2f2b7400a72617db5d"/>
     <w:p>
       <w:pPr>
         <w:pStyle w:val="Heading4"/>
@@ -14637,8 +18001,8 @@
         </w:tc>
       </w:tr>
     </w:tbl>
-    <w:bookmarkEnd w:id="101"/>
-    <w:bookmarkStart w:id="102" w:name="Xb0ae963895cb18b454be139c51b546ebed68bdf"/>
+    <w:bookmarkEnd w:id="103"/>
+    <w:bookmarkStart w:id="104" w:name="Xb0ae963895cb18b454be139c51b546ebed68bdf"/>
     <w:p>
       <w:pPr>
         <w:pStyle w:val="Heading4"/>
@@ -14933,8 +18297,8 @@
         <w:t xml:space="preserve">(reference-tool calibration / fixture-design artefact / Fortran-binary read-back). Causal-SNP beta recovery is the load-bearing test and passes at observed-then-floored tolerance.</w:t>
       </w:r>
     </w:p>
-    <w:bookmarkEnd w:id="102"/>
-    <w:bookmarkStart w:id="103" w:name="Xb9f4996566c9114fa89632716eb34cfa258e05a"/>
+    <w:bookmarkEnd w:id="104"/>
+    <w:bookmarkStart w:id="105" w:name="Xb9f4996566c9114fa89632716eb34cfa258e05a"/>
     <w:p>
       <w:pPr>
         <w:pStyle w:val="Heading4"/>
@@ -15244,8 +18608,8 @@
         <w:t xml:space="preserve">R mean FDR 0.1548 +/- 0.0170; TG mean FDR 0.0000 +/- 0.0000 (TG is conservative-FDR — never overshoots). R mean power 0.9525 +/- 0.0199; TG mean power 0.8438 +/- 0.0238. TG wall-time 0.20 s; R wall-time 0.93 s.</w:t>
       </w:r>
     </w:p>
-    <w:bookmarkEnd w:id="103"/>
-    <w:bookmarkStart w:id="104" w:name="b.11-ocf-dml-validationspecialtyocf"/>
+    <w:bookmarkEnd w:id="105"/>
+    <w:bookmarkStart w:id="106" w:name="b.11-ocf-dml-validationspecialtyocf"/>
     <w:p>
       <w:pPr>
         <w:pStyle w:val="Heading4"/>
@@ -15902,9 +19266,9 @@
         <w:t xml:space="preserve">Coverage moves from 0.41 (well outside the [0.92, 0.98] target band) to 0.94 (inside band); bias drops 10×. All three previously-failing checks now PASS.</w:t>
       </w:r>
     </w:p>
-    <w:bookmarkEnd w:id="104"/>
-    <w:bookmarkEnd w:id="105"/>
-    <w:bookmarkStart w:id="108" w:name="X0f4887fca63907b6d64904b95f0b444448b8dde"/>
+    <w:bookmarkEnd w:id="106"/>
+    <w:bookmarkEnd w:id="107"/>
+    <w:bookmarkStart w:id="110" w:name="X0f4887fca63907b6d64904b95f0b444448b8dde"/>
     <w:p>
       <w:pPr>
         <w:pStyle w:val="Heading3"/>
@@ -15966,7 +19330,7 @@
         <w:t xml:space="preserve">and back F7 two internal-only panels. They validate that two TG-specific models (Phase 28 GU; Phase 29 LRO) satisfy their internal-consistency invariants.</w:t>
       </w:r>
     </w:p>
-    <w:bookmarkStart w:id="106" w:name="Xdfa72b2868926aad6ae7135922f4f9a563a6bb8"/>
+    <w:bookmarkStart w:id="108" w:name="Xdfa72b2868926aad6ae7135922f4f9a563a6bb8"/>
     <w:p>
       <w:pPr>
         <w:pStyle w:val="Heading4"/>
@@ -16251,8 +19615,8 @@
         </w:tc>
       </w:tr>
     </w:tbl>
-    <w:bookmarkEnd w:id="106"/>
-    <w:bookmarkStart w:id="107" w:name="Xf5d53197852dea130bb551ab7aab7c7c488b1f2"/>
+    <w:bookmarkEnd w:id="108"/>
+    <w:bookmarkStart w:id="109" w:name="Xf5d53197852dea130bb551ab7aab7c7c488b1f2"/>
     <w:p>
       <w:pPr>
         <w:pStyle w:val="Heading4"/>
@@ -16583,9 +19947,9 @@
         </w:tc>
       </w:tr>
     </w:tbl>
-    <w:bookmarkEnd w:id="107"/>
-    <w:bookmarkEnd w:id="108"/>
-    <w:bookmarkStart w:id="109" w:name="d.-reference-back-cross"/>
+    <w:bookmarkEnd w:id="109"/>
+    <w:bookmarkEnd w:id="110"/>
+    <w:bookmarkStart w:id="111" w:name="d.-reference-back-cross"/>
     <w:p>
       <w:pPr>
         <w:pStyle w:val="Heading3"/>
@@ -16641,8 +20005,8 @@
         <w:t xml:space="preserve">). These do not appear in the F2 manifest because their agreement is bit-exact at FP64 (max |D| &lt; 1e-10 across every metric) — they are the regression backstop, not a divergence ledger row.</w:t>
       </w:r>
     </w:p>
-    <w:bookmarkEnd w:id="109"/>
-    <w:bookmarkStart w:id="110" w:name="e.-provenance"/>
+    <w:bookmarkEnd w:id="111"/>
+    <w:bookmarkStart w:id="112" w:name="e.-provenance"/>
     <w:p>
       <w:pPr>
         <w:pStyle w:val="Heading3"/>
@@ -16725,9 +20089,9 @@
         <w:t xml:space="preserve">, which regenerates every JSON enumerated above and re-renders F1-F7 inline.</w:t>
       </w:r>
     </w:p>
-    <w:bookmarkEnd w:id="110"/>
-    <w:bookmarkEnd w:id="111"/>
-    <w:bookmarkStart w:id="142" w:name="appendix-s3-validation-findings-ledger"/>
+    <w:bookmarkEnd w:id="112"/>
+    <w:bookmarkEnd w:id="113"/>
+    <w:bookmarkStart w:id="144" w:name="appendix-s3-validation-findings-ledger"/>
     <w:p>
       <w:pPr>
         <w:pStyle w:val="Heading1"/>
@@ -16745,7 +20109,7 @@
           <w:i/>
           <w:iCs/>
         </w:rPr>
-        <w:t xml:space="preserve">Verbatim mirror of</w:t>
+        <w:t xml:space="preserve">Verbatim mirror of the corresponding supplement under</w:t>
       </w:r>
       <w:r>
         <w:rPr>
@@ -16760,21 +20124,14 @@
           <w:i/>
           <w:iCs/>
         </w:rPr>
-        <w:t xml:space="preserve">docs/validation_findings.md</w:t>
+        <w:t xml:space="preserve">paper/manuscript/supplement/</w:t>
       </w:r>
       <w:r>
         <w:rPr>
           <w:i/>
           <w:iCs/>
         </w:rPr>
-        <w:t xml:space="preserve"> </w:t>
-      </w:r>
-      <w:r>
-        <w:rPr>
-          <w:i/>
-          <w:iCs/>
-        </w:rPr>
-        <w:t xml:space="preserve">as of the manuscript build. Append-only record of every divergence detected during the multi-pillar validation campaign (Pillars A–D, the post-campaign E efficiency audit, and the post-V1 reference-tool harnesses) with F3 classification and closure pointers.</w:t>
+        <w:t xml:space="preserve">.</w:t>
       </w:r>
     </w:p>
     <w:p>
@@ -24066,7 +27423,7 @@
         </w:tc>
       </w:tr>
     </w:tbl>
-    <w:bookmarkStart w:id="126" w:name="X8a37a0aa95bd6ec6ccd41730012f841914c6c6a"/>
+    <w:bookmarkStart w:id="128" w:name="X8a37a0aa95bd6ec6ccd41730012f841914c6c6a"/>
     <w:p>
       <w:pPr>
         <w:pStyle w:val="Heading3"/>
@@ -25203,7 +28560,7 @@
         <w:t xml:space="preserve">adds fixture-builder + run-script fixes.</w:t>
       </w:r>
     </w:p>
-    <w:bookmarkStart w:id="112" w:name="X016f5ebed689db4d14589ece60802796b48f95c"/>
+    <w:bookmarkStart w:id="114" w:name="X016f5ebed689db4d14589ece60802796b48f95c"/>
     <w:p>
       <w:pPr>
         <w:pStyle w:val="Heading4"/>
@@ -25672,8 +29029,8 @@
         <w:t xml:space="preserve">: formula fix landed; V-update Tier B work pending user direction.</w:t>
       </w:r>
     </w:p>
-    <w:bookmarkEnd w:id="112"/>
-    <w:bookmarkStart w:id="113" w:name="Xb848e6e73d3863ed527966e37b72f5de31f4dcf"/>
+    <w:bookmarkEnd w:id="114"/>
+    <w:bookmarkStart w:id="115" w:name="Xb848e6e73d3863ed527966e37b72f5de31f4dcf"/>
     <w:p>
       <w:pPr>
         <w:pStyle w:val="Heading4"/>
@@ -26542,8 +29899,8 @@
         <w:t xml:space="preserve">). Tier B follow-on.</w:t>
       </w:r>
     </w:p>
-    <w:bookmarkEnd w:id="113"/>
-    <w:bookmarkStart w:id="114" w:name="Xd8f5ec509fb34406e9b4400e6f1787a1a6fc797"/>
+    <w:bookmarkEnd w:id="115"/>
+    <w:bookmarkStart w:id="116" w:name="Xd8f5ec509fb34406e9b4400e6f1787a1a6fc797"/>
     <w:p>
       <w:pPr>
         <w:pStyle w:val="Heading4"/>
@@ -27106,8 +30463,8 @@
         <w:t xml:space="preserve">needed for this fixture.</w:t>
       </w:r>
     </w:p>
-    <w:bookmarkEnd w:id="114"/>
-    <w:bookmarkStart w:id="115" w:name="Xa7c8361fa07b389b20949b8184c57c7e7007c42"/>
+    <w:bookmarkEnd w:id="116"/>
+    <w:bookmarkStart w:id="117" w:name="Xa7c8361fa07b389b20949b8184c57c7e7007c42"/>
     <w:p>
       <w:pPr>
         <w:pStyle w:val="Heading4"/>
@@ -27663,8 +31020,8 @@
         <w:t xml:space="preserve">strict ELBO monotonicity invariant.</w:t>
       </w:r>
     </w:p>
-    <w:bookmarkEnd w:id="115"/>
-    <w:bookmarkStart w:id="116" w:name="X1a2bc4670918cd94e5d0c39d95925c5aaf0fb00"/>
+    <w:bookmarkEnd w:id="117"/>
+    <w:bookmarkStart w:id="118" w:name="X1a2bc4670918cd94e5d0c39d95925c5aaf0fb00"/>
     <w:p>
       <w:pPr>
         <w:pStyle w:val="Heading4"/>
@@ -28401,8 +31758,8 @@
         <w:t xml:space="preserve">boundary case; high-confidence-PIP Jaccard provides the robust complement.</w:t>
       </w:r>
     </w:p>
-    <w:bookmarkEnd w:id="116"/>
-    <w:bookmarkStart w:id="117" w:name="X54a70d15e79f646d65216dbfa3043cf0daab4fd"/>
+    <w:bookmarkEnd w:id="118"/>
+    <w:bookmarkStart w:id="119" w:name="X54a70d15e79f646d65216dbfa3043cf0daab4fd"/>
     <w:p>
       <w:pPr>
         <w:pStyle w:val="Heading4"/>
@@ -29355,8 +32712,8 @@
         <w:t xml:space="preserve">all fixtures, well above the 0.993 multi-fixture floor).</w:t>
       </w:r>
     </w:p>
-    <w:bookmarkEnd w:id="117"/>
-    <w:bookmarkStart w:id="118" w:name="X4adc2c4859fb1a50fb4b465af0dfee950ce3854"/>
+    <w:bookmarkEnd w:id="119"/>
+    <w:bookmarkStart w:id="120" w:name="X4adc2c4859fb1a50fb4b465af0dfee950ce3854"/>
     <w:p>
       <w:pPr>
         <w:pStyle w:val="Heading4"/>
@@ -30469,8 +33826,8 @@
         <w:t xml:space="preserve">β_mean Pearson=0.99987 demonstrate full biology-facing equivalence.</w:t>
       </w:r>
     </w:p>
-    <w:bookmarkEnd w:id="118"/>
-    <w:bookmarkStart w:id="119" w:name="Xbdfcff41c0985225825bf5eb6f6a3a1b77f9457"/>
+    <w:bookmarkEnd w:id="120"/>
+    <w:bookmarkStart w:id="121" w:name="Xbdfcff41c0985225825bf5eb6f6a3a1b77f9457"/>
     <w:p>
       <w:pPr>
         <w:pStyle w:val="Heading4"/>
@@ -31562,8 +34919,8 @@
         <w:t xml:space="preserve">on (V update, input scaling, posterior formula). NA1 ships at this state.</w:t>
       </w:r>
     </w:p>
-    <w:bookmarkEnd w:id="119"/>
-    <w:bookmarkStart w:id="120" w:name="X71d9a06d01372bf1ab34e745386ec05693fdf06"/>
+    <w:bookmarkEnd w:id="121"/>
+    <w:bookmarkStart w:id="122" w:name="X71d9a06d01372bf1ab34e745386ec05693fdf06"/>
     <w:p>
       <w:pPr>
         <w:pStyle w:val="Heading4"/>
@@ -31948,8 +35305,8 @@
         <w:t xml:space="preserve">TorchGWAS pays a per-call overhead but scales better with p.</w:t>
       </w:r>
     </w:p>
-    <w:bookmarkEnd w:id="120"/>
-    <w:bookmarkStart w:id="121" w:name="X01a33d05bd8c1e777b3be01e9735a70abdc862a"/>
+    <w:bookmarkEnd w:id="122"/>
+    <w:bookmarkStart w:id="123" w:name="X01a33d05bd8c1e777b3be01e9735a70abdc862a"/>
     <w:p>
       <w:pPr>
         <w:pStyle w:val="Heading4"/>
@@ -33374,8 +36731,8 @@
         <w:t xml:space="preserve">non-UKB-dependent axes.</w:t>
       </w:r>
     </w:p>
-    <w:bookmarkEnd w:id="121"/>
-    <w:bookmarkStart w:id="122" w:name="Xc09cf4be3609f82775c8706f2f3fae256f0ae1e"/>
+    <w:bookmarkEnd w:id="123"/>
+    <w:bookmarkStart w:id="124" w:name="Xc09cf4be3609f82775c8706f2f3fae256f0ae1e"/>
     <w:p>
       <w:pPr>
         <w:pStyle w:val="Heading4"/>
@@ -34765,8 +38122,8 @@
         <w:t xml:space="preserve">reference harness still works post-NA1.</w:t>
       </w:r>
     </w:p>
-    <w:bookmarkEnd w:id="122"/>
-    <w:bookmarkStart w:id="123" w:name="X77f6906f36009e3f7cd8a3e83bd62cee014dbfa"/>
+    <w:bookmarkEnd w:id="124"/>
+    <w:bookmarkStart w:id="125" w:name="X77f6906f36009e3f7cd8a3e83bd62cee014dbfa"/>
     <w:p>
       <w:pPr>
         <w:pStyle w:val="Heading4"/>
@@ -36017,8 +39374,8 @@
         <w:t xml:space="preserve">PLINK 2.0 / VCF conventions directly without harness workarounds.</w:t>
       </w:r>
     </w:p>
-    <w:bookmarkEnd w:id="123"/>
-    <w:bookmarkStart w:id="124" w:name="X321fe1672a5984444001eb87287a132b242cd8c"/>
+    <w:bookmarkEnd w:id="125"/>
+    <w:bookmarkStart w:id="126" w:name="X321fe1672a5984444001eb87287a132b242cd8c"/>
     <w:p>
       <w:pPr>
         <w:pStyle w:val="Heading4"/>
@@ -37293,8 +40650,8 @@
         <w:t xml:space="preserve">- 5/5 Pillar B harnesses with locally-installable binaries: ALL GREEN</w:t>
       </w:r>
     </w:p>
-    <w:bookmarkEnd w:id="124"/>
-    <w:bookmarkStart w:id="125" w:name="X47390becde8fd8dd3ab5ee1b17c0e5664cc008b"/>
+    <w:bookmarkEnd w:id="126"/>
+    <w:bookmarkStart w:id="127" w:name="X47390becde8fd8dd3ab5ee1b17c0e5664cc008b"/>
     <w:p>
       <w:pPr>
         <w:pStyle w:val="Heading4"/>
@@ -37390,9 +40747,9 @@
         </w:pict>
       </w:r>
     </w:p>
-    <w:bookmarkEnd w:id="125"/>
-    <w:bookmarkEnd w:id="126"/>
-    <w:bookmarkStart w:id="127" w:name="Xcb62631f916cc2bc4384d324e166f0bbbc8d599"/>
+    <w:bookmarkEnd w:id="127"/>
+    <w:bookmarkEnd w:id="128"/>
+    <w:bookmarkStart w:id="129" w:name="Xcb62631f916cc2bc4384d324e166f0bbbc8d599"/>
     <w:p>
       <w:pPr>
         <w:pStyle w:val="Heading3"/>
@@ -38297,8 +41654,8 @@
         <w:t xml:space="preserve">sub-component of MetaXcan).</w:t>
       </w:r>
     </w:p>
-    <w:bookmarkEnd w:id="127"/>
-    <w:bookmarkStart w:id="128" w:name="Xe93bd4f225e6007749c98df33f1e35235467ad1"/>
+    <w:bookmarkEnd w:id="129"/>
+    <w:bookmarkStart w:id="130" w:name="Xe93bd4f225e6007749c98df33f1e35235467ad1"/>
     <w:p>
       <w:pPr>
         <w:pStyle w:val="Heading3"/>
@@ -39778,8 +43135,8 @@
         </w:pict>
       </w:r>
     </w:p>
-    <w:bookmarkEnd w:id="128"/>
-    <w:bookmarkStart w:id="129" w:name="Xee3d39530d0ad6f38867c5fa19bf8b5d5cd67ad"/>
+    <w:bookmarkEnd w:id="130"/>
+    <w:bookmarkStart w:id="131" w:name="Xee3d39530d0ad6f38867c5fa19bf8b5d5cd67ad"/>
     <w:p>
       <w:pPr>
         <w:pStyle w:val="Heading3"/>
@@ -40800,8 +44157,8 @@
         </w:pict>
       </w:r>
     </w:p>
-    <w:bookmarkEnd w:id="129"/>
-    <w:bookmarkStart w:id="130" w:name="Xb6ae2414b844154d453d57cdbf489250be36d0c"/>
+    <w:bookmarkEnd w:id="131"/>
+    <w:bookmarkStart w:id="132" w:name="Xb6ae2414b844154d453d57cdbf489250be36d0c"/>
     <w:p>
       <w:pPr>
         <w:pStyle w:val="Heading3"/>
@@ -41844,8 +45201,8 @@
         </w:pict>
       </w:r>
     </w:p>
-    <w:bookmarkEnd w:id="130"/>
-    <w:bookmarkStart w:id="131" w:name="X70534190f4242c4678a5a87add171f55507ae7e"/>
+    <w:bookmarkEnd w:id="132"/>
+    <w:bookmarkStart w:id="133" w:name="X70534190f4242c4678a5a87add171f55507ae7e"/>
     <w:p>
       <w:pPr>
         <w:pStyle w:val="Heading3"/>
@@ -42994,8 +46351,8 @@
         </w:pict>
       </w:r>
     </w:p>
-    <w:bookmarkEnd w:id="131"/>
-    <w:bookmarkStart w:id="135" w:name="Xe9b685fb0079258bec119d151847b62b99bfa2a"/>
+    <w:bookmarkEnd w:id="133"/>
+    <w:bookmarkStart w:id="137" w:name="Xe9b685fb0079258bec119d151847b62b99bfa2a"/>
     <w:p>
       <w:pPr>
         <w:pStyle w:val="Heading3"/>
@@ -43090,7 +46447,7 @@
         <w:t xml:space="preserve">fixture (n=300, m=50, seed=42):</w:t>
       </w:r>
     </w:p>
-    <w:bookmarkStart w:id="132" w:name="X927703c676c6b0f2b5faf612adc248d96a601ba"/>
+    <w:bookmarkStart w:id="134" w:name="X927703c676c6b0f2b5faf612adc248d96a601ba"/>
     <w:p>
       <w:pPr>
         <w:pStyle w:val="Heading4"/>
@@ -43219,8 +46576,8 @@
         <w:t xml:space="preserve">for production validation sweeps (~30 min); re-tighten tolerance to 1e-1.</w:t>
       </w:r>
     </w:p>
-    <w:bookmarkEnd w:id="132"/>
-    <w:bookmarkStart w:id="133" w:name="X6db001d3f2fc882a8f9f3962e11f97849e6dfc8"/>
+    <w:bookmarkEnd w:id="134"/>
+    <w:bookmarkStart w:id="135" w:name="X6db001d3f2fc882a8f9f3962e11f97849e6dfc8"/>
     <w:p>
       <w:pPr>
         <w:pStyle w:val="Heading4"/>
@@ -43295,8 +46652,8 @@
         <w:t xml:space="preserve">rebuild X0.tsv on the centred-sex scale.</w:t>
       </w:r>
     </w:p>
-    <w:bookmarkEnd w:id="133"/>
-    <w:bookmarkStart w:id="134" w:name="Xbe2ab080363080bdd266fe16b96cf01ca55cf4e"/>
+    <w:bookmarkEnd w:id="135"/>
+    <w:bookmarkStart w:id="136" w:name="Xbe2ab080363080bdd266fe16b96cf01ca55cf4e"/>
     <w:p>
       <w:pPr>
         <w:pStyle w:val="Heading4"/>
@@ -43408,9 +46765,9 @@
         </w:pict>
       </w:r>
     </w:p>
-    <w:bookmarkEnd w:id="134"/>
-    <w:bookmarkEnd w:id="135"/>
-    <w:bookmarkStart w:id="136" w:name="Xa487bc622438a89bdccb94d8a3b84c9bff6ffba"/>
+    <w:bookmarkEnd w:id="136"/>
+    <w:bookmarkEnd w:id="137"/>
+    <w:bookmarkStart w:id="138" w:name="Xa487bc622438a89bdccb94d8a3b84c9bff6ffba"/>
     <w:p>
       <w:pPr>
         <w:pStyle w:val="Heading3"/>
@@ -44464,8 +47821,8 @@
         </w:pict>
       </w:r>
     </w:p>
-    <w:bookmarkEnd w:id="136"/>
-    <w:bookmarkStart w:id="137" w:name="Xd307f3aadd8160a43e7945fd75ef59a3ef557e1"/>
+    <w:bookmarkEnd w:id="138"/>
+    <w:bookmarkStart w:id="139" w:name="Xd307f3aadd8160a43e7945fd75ef59a3ef557e1"/>
     <w:p>
       <w:pPr>
         <w:pStyle w:val="Heading3"/>
@@ -45534,8 +48891,8 @@
         </w:pict>
       </w:r>
     </w:p>
-    <w:bookmarkEnd w:id="137"/>
-    <w:bookmarkStart w:id="138" w:name="X6a29c97a7ea0e0b5b447ddfced13401108d98a2"/>
+    <w:bookmarkEnd w:id="139"/>
+    <w:bookmarkStart w:id="140" w:name="X6a29c97a7ea0e0b5b447ddfced13401108d98a2"/>
     <w:p>
       <w:pPr>
         <w:pStyle w:val="Heading3"/>
@@ -45650,42 +49007,6 @@
       <w:pPr>
         <w:pStyle w:val="SourceCode"/>
       </w:pPr>
-      <w:r>
-        <w:rPr>
-          <w:rStyle w:val="VerbatimChar"/>
-        </w:rPr>
-        <w:t xml:space="preserve">## Pre-patch (incorrect product form):</w:t>
-      </w:r>
-      <w:r>
-        <w:br/>
-      </w:r>
-      <w:r>
-        <w:rPr>
-          <w:rStyle w:val="VerbatimChar"/>
-        </w:rPr>
-        <w:t xml:space="preserve">##   log P(S) = |S| * log(prior_1) + (|S|-1) * log(prior_2)</w:t>
-      </w:r>
-      <w:r>
-        <w:br/>
-      </w:r>
-      <w:r>
-        <w:rPr>
-          <w:rStyle w:val="VerbatimChar"/>
-        </w:rPr>
-        <w:t xml:space="preserve">##                                  + (K - |S|) * log(1 - prior_1)</w:t>
-      </w:r>
-      <w:r>
-        <w:br/>
-      </w:r>
-      <w:r>
-        <w:rPr>
-          <w:rStyle w:val="VerbatimChar"/>
-        </w:rPr>
-        <w:t xml:space="preserve">## Post-patch (Foley 2021 Eq. 2):</w:t>
-      </w:r>
-      <w:r>
-        <w:br/>
-      </w:r>
       <w:r>
         <w:rPr>
           <w:rStyle w:val="VerbatimChar"/>
@@ -46566,8 +49887,8 @@
         </w:pict>
       </w:r>
     </w:p>
-    <w:bookmarkEnd w:id="138"/>
-    <w:bookmarkStart w:id="139" w:name="Xda609d21db131e768244d9bcbde6b15fb65e733"/>
+    <w:bookmarkEnd w:id="140"/>
+    <w:bookmarkStart w:id="141" w:name="Xda609d21db131e768244d9bcbde6b15fb65e733"/>
     <w:p>
       <w:pPr>
         <w:pStyle w:val="Heading3"/>
@@ -47612,8 +50933,8 @@
         </w:pict>
       </w:r>
     </w:p>
-    <w:bookmarkEnd w:id="139"/>
-    <w:bookmarkStart w:id="140" w:name="X36db0175b0861252af6127456a2557d62945974"/>
+    <w:bookmarkEnd w:id="141"/>
+    <w:bookmarkStart w:id="142" w:name="X36db0175b0861252af6127456a2557d62945974"/>
     <w:p>
       <w:pPr>
         <w:pStyle w:val="Heading3"/>
@@ -48501,8 +51822,8 @@
         </w:pict>
       </w:r>
     </w:p>
-    <w:bookmarkEnd w:id="140"/>
-    <w:bookmarkStart w:id="141" w:name="X67d60e5055fb36a17d4bcdc7ff96637f01e6725"/>
+    <w:bookmarkEnd w:id="142"/>
+    <w:bookmarkStart w:id="143" w:name="X67d60e5055fb36a17d4bcdc7ff96637f01e6725"/>
     <w:p>
       <w:pPr>
         <w:pStyle w:val="Heading3"/>
@@ -49645,8 +52966,8 @@
         <w:t xml:space="preserve">the floored harness tolerances.</w:t>
       </w:r>
     </w:p>
-    <w:bookmarkEnd w:id="141"/>
-    <w:bookmarkEnd w:id="142"/>
+    <w:bookmarkEnd w:id="143"/>
+    <w:bookmarkEnd w:id="144"/>
     <w:sectPr>
       <w:footnotePr>
         <w:numRestart w:val="eachSect"/>

--- a/paper/submission/manuscript.docx
+++ b/paper/submission/manuscript.docx
@@ -3620,7 +3620,7 @@
     </w:p>
     <w:bookmarkEnd w:id="37"/>
     <w:bookmarkEnd w:id="38"/>
-    <w:bookmarkStart w:id="48" w:name="haplotype-layer"/>
+    <w:bookmarkStart w:id="49" w:name="haplotype-layer"/>
     <w:p>
       <w:pPr>
         <w:pStyle w:val="Heading1"/>
@@ -4643,13 +4643,13 @@
       </w:r>
     </w:p>
     <w:bookmarkEnd w:id="46"/>
-    <w:bookmarkStart w:id="47" w:name="a-worked-f2-finding-now-resolved"/>
+    <w:bookmarkStart w:id="47" w:name="haploview-style-ld-visualization"/>
     <w:p>
       <w:pPr>
         <w:pStyle w:val="Heading2"/>
       </w:pPr>
       <w:r>
-        <w:t xml:space="preserve">A worked F2 finding (now resolved)</w:t>
+        <w:t xml:space="preserve">Haploview-style LD visualization</w:t>
       </w:r>
     </w:p>
     <w:p>
@@ -4657,86 +4657,73 @@
         <w:pStyle w:val="FirstParagraph"/>
       </w:pPr>
       <w:r>
-        <w:t xml:space="preserve">The hapref harness did not just confirm parity. While building it we noticed that with the default</w:t>
-      </w:r>
-      <w:r>
-        <w:t xml:space="preserve"> </w:t>
-      </w:r>
-      <w:r>
-        <w:rPr>
-          <w:rStyle w:val="VerbatimChar"/>
-        </w:rPr>
-        <w:t xml:space="preserve">max_haplotypes = 20</w:t>
-      </w:r>
-      <w:r>
-        <w:t xml:space="preserve"> </w:t>
-      </w:r>
-      <w:r>
-        <w:t xml:space="preserve">cap, the second-most-common EM haplotype (11111 / TTGTT, EM freq ~ 0.127) was being silently dropped from the candidate set on this window, even though haplo.em retained it. Root cause:</w:t>
-      </w:r>
-      <w:r>
-        <w:t xml:space="preserve"> </w:t>
-      </w:r>
-      <w:r>
-        <w:rPr>
-          <w:rStyle w:val="VerbatimChar"/>
-        </w:rPr>
-        <w:t xml:space="preserve">_enumerate_haplotypes_unphased</w:t>
-      </w:r>
-      <w:r>
-        <w:t xml:space="preserve"> </w:t>
-      </w:r>
-      <w:r>
-        <w:t xml:space="preserve">was ranking candidates by an independence-prior product of marginal per-SNP allele frequencies; under tight LD (mean |r| &gt; 0.5) this product is ~ MAF^m for an LD-driven haplotype, which can be orders of magnitude below the same product for spurious mixed-allele candidates with the same marginals. The fix (commit</w:t>
-      </w:r>
-      <w:r>
-        <w:t xml:space="preserve"> </w:t>
-      </w:r>
-      <w:r>
-        <w:rPr>
-          <w:rStyle w:val="VerbatimChar"/>
-        </w:rPr>
-        <w:t xml:space="preserve">f601f20</w:t>
-      </w:r>
-      <w:r>
-        <w:t xml:space="preserve">) replaces that prior with an LD-aware fractional-count score taken from the same compatible-pair enumeration the downstream EM consumes. A red-green regression test (</w:t>
-      </w:r>
-      <w:r>
-        <w:rPr>
-          <w:rStyle w:val="VerbatimChar"/>
-        </w:rPr>
-        <w:t xml:space="preserve">tests/test_haplotype_gwas.py::TestHaplotypeConstruction::test_ld_aware_pruning_keeps_high_freq_haplotype_under_tight_ld</w:t>
-      </w:r>
-      <w:r>
-        <w:t xml:space="preserve">) fails on the pre-fix code and passes after the fix; the 88-test haplotype suite remains green. The episode is the cleanest possible illustration of the wider validation strategy: a single reference-tool harness, scoped to a 5-SNP window with realistic LD, surfaced a quietly-incorrect default that the unit suite alone could not have caught.</w:t>
-      </w:r>
-    </w:p>
-    <w:bookmarkEnd w:id="47"/>
-    <w:bookmarkEnd w:id="48"/>
-    <w:bookmarkStart w:id="60" w:name="multi-omics-integration"/>
-    <w:p>
-      <w:pPr>
-        <w:pStyle w:val="Heading1"/>
-      </w:pPr>
-      <w:r>
-        <w:t xml:space="preserve">5. Multi-omics integration</w:t>
-      </w:r>
-    </w:p>
-    <w:bookmarkStart w:id="49" w:name="bridging-the-snp-to-transcriptome-gap"/>
-    <w:p>
-      <w:pPr>
-        <w:pStyle w:val="Heading2"/>
-      </w:pPr>
-      <w:r>
-        <w:t xml:space="preserve">5.1 Bridging the SNP-to-transcriptome gap</w:t>
-      </w:r>
-    </w:p>
-    <w:p>
-      <w:pPr>
-        <w:pStyle w:val="FirstParagraph"/>
-      </w:pPr>
-      <w:r>
-        <w:t xml:space="preserve">The mechanistic question following any GWAS hit is</w:t>
+        <w:t xml:space="preserve">The haplotype layer ships its own Haploview-mirror triangular heatmap renderer in</w:t>
+      </w:r>
+      <w:r>
+        <w:t xml:space="preserve"> </w:t>
+      </w:r>
+      <w:r>
+        <w:rPr>
+          <w:rStyle w:val="VerbatimChar"/>
+        </w:rPr>
+        <w:t xml:space="preserve">torchgwas.viz.haploview_plot</w:t>
+      </w:r>
+      <w:r>
+        <w:t xml:space="preserve"> </w:t>
+      </w:r>
+      <w:r>
+        <w:t xml:space="preserve">(Barrett et al. 2005 layout): diamond-shaped cells encode pairwise LD on a 45°-rotated triangle, with the LD metric (</w:t>
+      </w:r>
+      <w:r>
+        <w:rPr>
+          <w:rStyle w:val="VerbatimChar"/>
+        </w:rPr>
+        <w:t xml:space="preserve">r²</w:t>
+      </w:r>
+      <w:r>
+        <w:t xml:space="preserve"> </w:t>
+      </w:r>
+      <w:r>
+        <w:t xml:space="preserve">or</w:t>
+      </w:r>
+      <w:r>
+        <w:t xml:space="preserve"> </w:t>
+      </w:r>
+      <w:r>
+        <w:rPr>
+          <w:rStyle w:val="VerbatimChar"/>
+        </w:rPr>
+        <w:t xml:space="preserve">|D'|</w:t>
+      </w:r>
+      <w:r>
+        <w:t xml:space="preserve">) driving the colour scale and detected blocks overlaid as black triangular outlines. A reproducible end-to-end demonstration is committed at</w:t>
+      </w:r>
+      <w:r>
+        <w:t xml:space="preserve"> </w:t>
+      </w:r>
+      <w:r>
+        <w:rPr>
+          <w:rStyle w:val="VerbatimChar"/>
+        </w:rPr>
+        <w:t xml:space="preserve">docs/haploview_demo/</w:t>
+      </w:r>
+      <w:r>
+        <w:t xml:space="preserve">: the script</w:t>
+      </w:r>
+      <w:r>
+        <w:t xml:space="preserve"> </w:t>
+      </w:r>
+      <w:r>
+        <w:rPr>
+          <w:rStyle w:val="VerbatimChar"/>
+        </w:rPr>
+        <w:t xml:space="preserve">run_haploview_demo.py</w:t>
+      </w:r>
+      <w:r>
+        <w:t xml:space="preserve"> </w:t>
+      </w:r>
+      <w:r>
+        <w:t xml:space="preserve">loads the MDP maize fixture, picks the tightest 15-SNP cluster on chromosome 1 — 8.7 kb at the maize</w:t>
       </w:r>
       <w:r>
         <w:t xml:space="preserve"> </w:t>
@@ -4746,6 +4733,182 @@
           <w:i/>
           <w:iCs/>
         </w:rPr>
+        <w:t xml:space="preserve">tb1</w:t>
+      </w:r>
+      <w:r>
+        <w:t xml:space="preserve"> </w:t>
+      </w:r>
+      <w:r>
+        <w:t xml:space="preserve">(teosinte branched 1) locus, 264,847,299 → 264,856,041 bp — computes the pairwise r² and</w:t>
+      </w:r>
+      <w:r>
+        <w:t xml:space="preserve"> </w:t>
+      </w:r>
+      <w:r>
+        <w:rPr>
+          <w:rStyle w:val="VerbatimChar"/>
+        </w:rPr>
+        <w:t xml:space="preserve">|D'|</w:t>
+      </w:r>
+      <w:r>
+        <w:t xml:space="preserve"> </w:t>
+      </w:r>
+      <w:r>
+        <w:t xml:space="preserve">matrices via</w:t>
+      </w:r>
+      <w:r>
+        <w:t xml:space="preserve"> </w:t>
+      </w:r>
+      <w:r>
+        <w:rPr>
+          <w:rStyle w:val="VerbatimChar"/>
+        </w:rPr>
+        <w:t xml:space="preserve">torchgwas.ld.compute_r2_matrix</w:t>
+      </w:r>
+      <w:r>
+        <w:t xml:space="preserve"> </w:t>
+      </w:r>
+      <w:r>
+        <w:t xml:space="preserve">/</w:t>
+      </w:r>
+      <w:r>
+        <w:t xml:space="preserve"> </w:t>
+      </w:r>
+      <w:r>
+        <w:rPr>
+          <w:rStyle w:val="VerbatimChar"/>
+        </w:rPr>
+        <w:t xml:space="preserve">compute_dprime_matrix</w:t>
+      </w:r>
+      <w:r>
+        <w:t xml:space="preserve">, runs Gabriel and r² block detection in parallel, and renders both triangles at 300 dpi (</w:t>
+      </w:r>
+      <w:r>
+        <w:rPr>
+          <w:rStyle w:val="VerbatimChar"/>
+        </w:rPr>
+        <w:t xml:space="preserve">mdp_tb1_15snps_r2_haploview.png</w:t>
+      </w:r>
+      <w:r>
+        <w:t xml:space="preserve">,</w:t>
+      </w:r>
+      <w:r>
+        <w:t xml:space="preserve"> </w:t>
+      </w:r>
+      <w:r>
+        <w:rPr>
+          <w:rStyle w:val="VerbatimChar"/>
+        </w:rPr>
+        <w:t xml:space="preserve">mdp_tb1_15snps_dprime_haploview.png</w:t>
+      </w:r>
+      <w:r>
+        <w:t xml:space="preserve">). On this window Gabriel’s stringent confidence-interval criterion finds no blocks; the r²-based detector finds three (3-SNP, 3-SNP, and 2-SNP runs) which are rendered as the black overlay. The artefact ships with a TSV block table, a full run log, and the reproducible script so a reviewer can regenerate the figure from a clean checkout without any external Haploview install.</w:t>
+      </w:r>
+    </w:p>
+    <w:bookmarkEnd w:id="47"/>
+    <w:bookmarkStart w:id="48" w:name="a-worked-f2-finding-now-resolved"/>
+    <w:p>
+      <w:pPr>
+        <w:pStyle w:val="Heading2"/>
+      </w:pPr>
+      <w:r>
+        <w:t xml:space="preserve">A worked F2 finding (now resolved)</w:t>
+      </w:r>
+    </w:p>
+    <w:p>
+      <w:pPr>
+        <w:pStyle w:val="FirstParagraph"/>
+      </w:pPr>
+      <w:r>
+        <w:t xml:space="preserve">The hapref harness did not just confirm parity. While building it we noticed that with the default</w:t>
+      </w:r>
+      <w:r>
+        <w:t xml:space="preserve"> </w:t>
+      </w:r>
+      <w:r>
+        <w:rPr>
+          <w:rStyle w:val="VerbatimChar"/>
+        </w:rPr>
+        <w:t xml:space="preserve">max_haplotypes = 20</w:t>
+      </w:r>
+      <w:r>
+        <w:t xml:space="preserve"> </w:t>
+      </w:r>
+      <w:r>
+        <w:t xml:space="preserve">cap, the second-most-common EM haplotype (11111 / TTGTT, EM freq ~ 0.127) was being silently dropped from the candidate set on this window, even though haplo.em retained it. Root cause:</w:t>
+      </w:r>
+      <w:r>
+        <w:t xml:space="preserve"> </w:t>
+      </w:r>
+      <w:r>
+        <w:rPr>
+          <w:rStyle w:val="VerbatimChar"/>
+        </w:rPr>
+        <w:t xml:space="preserve">_enumerate_haplotypes_unphased</w:t>
+      </w:r>
+      <w:r>
+        <w:t xml:space="preserve"> </w:t>
+      </w:r>
+      <w:r>
+        <w:t xml:space="preserve">was ranking candidates by an independence-prior product of marginal per-SNP allele frequencies; under tight LD (mean |r| &gt; 0.5) this product is ~ MAF^m for an LD-driven haplotype, which can be orders of magnitude below the same product for spurious mixed-allele candidates with the same marginals. The fix (commit</w:t>
+      </w:r>
+      <w:r>
+        <w:t xml:space="preserve"> </w:t>
+      </w:r>
+      <w:r>
+        <w:rPr>
+          <w:rStyle w:val="VerbatimChar"/>
+        </w:rPr>
+        <w:t xml:space="preserve">f601f20</w:t>
+      </w:r>
+      <w:r>
+        <w:t xml:space="preserve">) replaces that prior with an LD-aware fractional-count score taken from the same compatible-pair enumeration the downstream EM consumes. A red-green regression test (</w:t>
+      </w:r>
+      <w:r>
+        <w:rPr>
+          <w:rStyle w:val="VerbatimChar"/>
+        </w:rPr>
+        <w:t xml:space="preserve">tests/test_haplotype_gwas.py::TestHaplotypeConstruction::test_ld_aware_pruning_keeps_high_freq_haplotype_under_tight_ld</w:t>
+      </w:r>
+      <w:r>
+        <w:t xml:space="preserve">) fails on the pre-fix code and passes after the fix; the 88-test haplotype suite remains green. The episode is the cleanest possible illustration of the wider validation strategy: a single reference-tool harness, scoped to a 5-SNP window with realistic LD, surfaced a quietly-incorrect default that the unit suite alone could not have caught.</w:t>
+      </w:r>
+    </w:p>
+    <w:bookmarkEnd w:id="48"/>
+    <w:bookmarkEnd w:id="49"/>
+    <w:bookmarkStart w:id="61" w:name="multi-omics-integration"/>
+    <w:p>
+      <w:pPr>
+        <w:pStyle w:val="Heading1"/>
+      </w:pPr>
+      <w:r>
+        <w:t xml:space="preserve">5. Multi-omics integration</w:t>
+      </w:r>
+    </w:p>
+    <w:bookmarkStart w:id="50" w:name="bridging-the-snp-to-transcriptome-gap"/>
+    <w:p>
+      <w:pPr>
+        <w:pStyle w:val="Heading2"/>
+      </w:pPr>
+      <w:r>
+        <w:t xml:space="preserve">5.1 Bridging the SNP-to-transcriptome gap</w:t>
+      </w:r>
+    </w:p>
+    <w:p>
+      <w:pPr>
+        <w:pStyle w:val="FirstParagraph"/>
+      </w:pPr>
+      <w:r>
+        <w:t xml:space="preserve">The mechanistic question following any GWAS hit is</w:t>
+      </w:r>
+      <w:r>
+        <w:t xml:space="preserve"> </w:t>
+      </w:r>
+      <w:r>
+        <w:rPr>
+          <w:i/>
+          <w:iCs/>
+        </w:rPr>
         <w:t xml:space="preserve">does the signal act through gene expression?</w:t>
       </w:r>
       <w:r>
@@ -4865,8 +5028,8 @@
         <w:t xml:space="preserve">and share the same fixture and tolerance protocol as the rest of the platform.</w:t>
       </w:r>
     </w:p>
-    <w:bookmarkEnd w:id="49"/>
-    <w:bookmarkStart w:id="50" w:name="twas-three-complementary-workflows"/>
+    <w:bookmarkEnd w:id="50"/>
+    <w:bookmarkStart w:id="51" w:name="twas-three-complementary-workflows"/>
     <w:p>
       <w:pPr>
         <w:pStyle w:val="Heading2"/>
@@ -5235,8 +5398,8 @@
         <w:t xml:space="preserve">.</w:t>
       </w:r>
     </w:p>
-    <w:bookmarkEnd w:id="50"/>
-    <w:bookmarkStart w:id="51" w:name="smr-heidi-causal-direction-tests"/>
+    <w:bookmarkEnd w:id="51"/>
+    <w:bookmarkStart w:id="52" w:name="smr-heidi-causal-direction-tests"/>
     <w:p>
       <w:pPr>
         <w:pStyle w:val="Heading2"/>
@@ -5818,8 +5981,8 @@
         <w:t xml:space="preserve">on p_HEIDI (was 60%), with both checks well below the floored tolerance. The diagonal-only path remains the V1 default for callers without an LD reference.</w:t>
       </w:r>
     </w:p>
-    <w:bookmarkEnd w:id="51"/>
-    <w:bookmarkStart w:id="52" w:name="X9167d02dd98b8b03eacf87e9b573bd64babcae1"/>
+    <w:bookmarkEnd w:id="52"/>
+    <w:bookmarkStart w:id="53" w:name="X9167d02dd98b8b03eacf87e9b573bd64babcae1"/>
     <w:p>
       <w:pPr>
         <w:pStyle w:val="Heading2"/>
@@ -6458,8 +6621,8 @@
         <w:t xml:space="preserve">; cluster membership and the candidate SNP now match R hyprcoloc exactly on the 3-trait shared-causal fixture, with regional posteriors agreeing to FP precision.</w:t>
       </w:r>
     </w:p>
-    <w:bookmarkEnd w:id="52"/>
-    <w:bookmarkStart w:id="53" w:name="grm-corrected-causal-mediation"/>
+    <w:bookmarkEnd w:id="53"/>
+    <w:bookmarkStart w:id="54" w:name="grm-corrected-causal-mediation"/>
     <w:p>
       <w:pPr>
         <w:pStyle w:val="Heading2"/>
@@ -6560,8 +6723,8 @@
         <w:t xml:space="preserve">prunes the candidate set before the scan. The batched and streaming kernels keep FP64 for inference (FP16 / BF16 admissible only in the data path). On the simulated Tier 4 fixture (50 mediators, 5 causal at G002 / G005 / G024 / G026 / G047, 2 H3 negative controls at G004 / G038), the gates are TWAS z Pearson &gt;= 0.95, SMR beta rel &lt;= 0.10, coloc PP.H4 on causal &gt;= 0.80, and PP.H4 on negative controls &lt; 0.50 (so H3 is not mis-called as H4). The TorchGWAS-side recovery run against this planted truth is queued as the Tier 4 D2 follow-up.</w:t>
       </w:r>
     </w:p>
-    <w:bookmarkEnd w:id="53"/>
-    <w:bookmarkStart w:id="54" w:name="X4edbdd02acd7093088162865ea2d582ae85ed9b"/>
+    <w:bookmarkEnd w:id="54"/>
+    <w:bookmarkStart w:id="55" w:name="X4edbdd02acd7093088162865ea2d582ae85ed9b"/>
     <w:p>
       <w:pPr>
         <w:pStyle w:val="Heading2"/>
@@ -7342,8 +7505,8 @@
         <w:t xml:space="preserve">(45 tests across the kernel + integration surface).</w:t>
       </w:r>
     </w:p>
-    <w:bookmarkEnd w:id="54"/>
-    <w:bookmarkStart w:id="58" w:name="X493800f8d8bdff71e818cd0f0b372dc504cc9c9"/>
+    <w:bookmarkEnd w:id="55"/>
+    <w:bookmarkStart w:id="59" w:name="X493800f8d8bdff71e818cd0f0b372dc504cc9c9"/>
     <w:p>
       <w:pPr>
         <w:pStyle w:val="Heading2"/>
@@ -7361,18 +7524,18 @@
           <wp:inline>
             <wp:extent cx="5334000" cy="1651880"/>
             <wp:effectExtent b="0" l="0" r="0" t="0"/>
-            <wp:docPr descr="Figure 4. Multi-omics integration: (A) simulated ground-truth recovery panel (TWAS, SMR + HEIDI, coloc, hyprcoloc, GRM-corrected mediation), (B) human SORT1 cis-eQTL × LDL-C worked example (GTEx + UKB), (C) plant multi-omics worked example." title="" id="56" name="Picture"/>
+            <wp:docPr descr="Figure 4. Multi-omics integration: (A) simulated ground-truth recovery panel, (B) human SORT1 cis-eQTL × LDL-C worked example, (C) plant multi-omics worked example." title="" id="57" name="Picture"/>
             <a:graphic>
               <a:graphicData uri="http://schemas.openxmlformats.org/drawingml/2006/picture">
                 <pic:pic>
                   <pic:nvPicPr>
-                    <pic:cNvPr descr="paper/reproducibility/output/png_300/F4.png" id="57" name="Picture"/>
+                    <pic:cNvPr descr="paper/reproducibility/output/png_300/F4.png" id="58" name="Picture"/>
                     <pic:cNvPicPr>
                       <a:picLocks noChangeArrowheads="1" noChangeAspect="1"/>
                     </pic:cNvPicPr>
                   </pic:nvPicPr>
                   <pic:blipFill>
-                    <a:blip r:embed="rId55"/>
+                    <a:blip r:embed="rId56"/>
                     <a:stretch>
                       <a:fillRect/>
                     </a:stretch>
@@ -7414,7 +7577,7 @@
         <w:t xml:space="preserve"> </w:t>
       </w:r>
       <w:r>
-        <w:t xml:space="preserve">Multi-omics integration: (A) simulated ground-truth recovery panel (TWAS, SMR + HEIDI, coloc, hyprcoloc, GRM-corrected mediation), (B) human SORT1 cis-eQTL × LDL-C worked example (GTEx + UKB), (C) plant multi-omics worked example.</w:t>
+        <w:t xml:space="preserve">Multi-omics integration: (A) simulated ground-truth recovery panel, (B) human SORT1 cis-eQTL × LDL-C worked example, (C) plant multi-omics worked example.</w:t>
       </w:r>
     </w:p>
     <w:p>
@@ -7485,8 +7648,8 @@
         <w:t xml:space="preserve">), the alt allele increases hepatic SORT1 expression and lowers serum LDL, so on the GTEx-alt convention z_eqtl &gt; 0 maps to z_gwas &lt; 0. The textbook prediction reproduces to two decimal places without tuning.</w:t>
       </w:r>
     </w:p>
-    <w:bookmarkEnd w:id="58"/>
-    <w:bookmarkStart w:id="59" w:name="plant-multi-omics-figure-4-panel-c"/>
+    <w:bookmarkEnd w:id="59"/>
+    <w:bookmarkStart w:id="60" w:name="plant-multi-omics-figure-4-panel-c"/>
     <w:p>
       <w:pPr>
         <w:pStyle w:val="Heading2"/>
@@ -7527,9 +7690,9 @@
         <w:t xml:space="preserve">Together, the simulated ground-truth panel (A), the human worked example (B), and the plant worked example (C) close the multi-omics section of Figure 4 and demonstrate that the four canonical families – TWAS, SMR + HEIDI, coloc / hyprcoloc, and GRM-corrected mediation – operate under a single API, a single reproducibility manifest, and a single observed-then-floored tolerance protocol.</w:t>
       </w:r>
     </w:p>
-    <w:bookmarkEnd w:id="59"/>
     <w:bookmarkEnd w:id="60"/>
-    <w:bookmarkStart w:id="68" w:name="polyploid-pipeline"/>
+    <w:bookmarkEnd w:id="61"/>
+    <w:bookmarkStart w:id="69" w:name="polyploid-pipeline"/>
     <w:p>
       <w:pPr>
         <w:pStyle w:val="Heading1"/>
@@ -8194,18 +8357,18 @@
           <wp:inline>
             <wp:extent cx="5334000" cy="4111500"/>
             <wp:effectExtent b="0" l="0" r="0" t="0"/>
-            <wp:docPr descr="Figure 5. Polyploid pipeline: (A) dosage-call recovery at k = 4, (B) PolyOrigin F1 phasing state path, (C) GWASpoly potato F1 round-trip scaffold, (D) arbitrary-ploidy live demo recovering the planted causal SNP at k ∈ {4, 6, 8}." title="" id="62" name="Picture"/>
+            <wp:docPr descr="Figure 5. Polyploid pipeline: (A) dosage-call recovery, (B) PolyOrigin F1 phasing state path, (C) GWASpoly potato F1 round-trip, (D) arbitrary-ploidy live demo at k ∈ {4, 6, 8}." title="" id="63" name="Picture"/>
             <a:graphic>
               <a:graphicData uri="http://schemas.openxmlformats.org/drawingml/2006/picture">
                 <pic:pic>
                   <pic:nvPicPr>
-                    <pic:cNvPr descr="paper/reproducibility/output/png_300/F5.png" id="63" name="Picture"/>
+                    <pic:cNvPr descr="paper/reproducibility/output/png_300/F5.png" id="64" name="Picture"/>
                     <pic:cNvPicPr>
                       <a:picLocks noChangeArrowheads="1" noChangeAspect="1"/>
                     </pic:cNvPicPr>
                   </pic:nvPicPr>
                   <pic:blipFill>
-                    <a:blip r:embed="rId61"/>
+                    <a:blip r:embed="rId62"/>
                     <a:stretch>
                       <a:fillRect/>
                     </a:stretch>
@@ -8247,7 +8410,7 @@
         <w:t xml:space="preserve"> </w:t>
       </w:r>
       <w:r>
-        <w:t xml:space="preserve">Polyploid pipeline: (A) dosage-call recovery at k = 4, (B) PolyOrigin F1 phasing state path, (C) GWASpoly potato F1 round-trip scaffold, (D) arbitrary-ploidy live demo recovering the planted causal SNP at k ∈ {4, 6, 8}.</w:t>
+        <w:t xml:space="preserve">Polyploid pipeline: (A) dosage-call recovery, (B) PolyOrigin F1 phasing state path, (C) GWASpoly potato F1 round-trip, (D) arbitrary-ploidy live demo at k ∈ {4, 6, 8}.</w:t>
       </w:r>
     </w:p>
     <w:p>
@@ -8346,7 +8509,7 @@
         <w:t xml:space="preserve">) are the primary evidence supporting the arbitrary-k claim.</w:t>
       </w:r>
     </w:p>
-    <w:bookmarkStart w:id="67" w:name="results-specialty-models"/>
+    <w:bookmarkStart w:id="68" w:name="results-specialty-models"/>
     <w:p>
       <w:pPr>
         <w:pStyle w:val="Heading2"/>
@@ -8441,18 +8604,18 @@
           <wp:inline>
             <wp:extent cx="5334000" cy="2731857"/>
             <wp:effectExtent b="0" l="0" r="0" t="0"/>
-            <wp:docPr descr="Figure 7. Specialty-model evidence: external head-to-head panels for survival, random regression, within-family, threshold-linear, knockoff-FDR, and orthogonal cross-fit LMM; internal-only consistency panels for genotype-uncertainty and leave-region-out." title="" id="65" name="Picture"/>
+            <wp:docPr descr="Figure 7. Specialty-model evidence: external head-to-head panels for survival, random regression, within-family, threshold-linear, knockoff-FDR, and orthogonal cross-fit LMM; internal-only consistency panels for genotype-uncertainty and leave-region-out." title="" id="66" name="Picture"/>
             <a:graphic>
               <a:graphicData uri="http://schemas.openxmlformats.org/drawingml/2006/picture">
                 <pic:pic>
                   <pic:nvPicPr>
-                    <pic:cNvPr descr="paper/reproducibility/output/png_300/F7.png" id="66" name="Picture"/>
+                    <pic:cNvPr descr="paper/reproducibility/output/png_300/F7.png" id="67" name="Picture"/>
                     <pic:cNvPicPr>
                       <a:picLocks noChangeArrowheads="1" noChangeAspect="1"/>
                     </pic:cNvPicPr>
                   </pic:nvPicPr>
                   <pic:blipFill>
-                    <a:blip r:embed="rId64"/>
+                    <a:blip r:embed="rId65"/>
                     <a:stretch>
                       <a:fillRect/>
                     </a:stretch>
@@ -9314,9 +9477,9 @@
         <w:t xml:space="preserve">specialty-cluster column joins F2 alongside the fifteen reference tools.</w:t>
       </w:r>
     </w:p>
-    <w:bookmarkEnd w:id="67"/>
     <w:bookmarkEnd w:id="68"/>
-    <w:bookmarkStart w:id="79" w:name="X51e005a9ff2e384406ed46054424f56fdddb127"/>
+    <w:bookmarkEnd w:id="69"/>
+    <w:bookmarkStart w:id="80" w:name="X51e005a9ff2e384406ed46054424f56fdddb127"/>
     <w:p>
       <w:pPr>
         <w:pStyle w:val="Heading1"/>
@@ -9325,7 +9488,7 @@
         <w:t xml:space="preserve">8. GPU acceleration and biobank-scale streaming</w:t>
       </w:r>
     </w:p>
-    <w:bookmarkStart w:id="72" w:name="the-memory-wall"/>
+    <w:bookmarkStart w:id="73" w:name="the-memory-wall"/>
     <w:p>
       <w:pPr>
         <w:pStyle w:val="Heading2"/>
@@ -9423,18 +9586,18 @@
           <wp:inline>
             <wp:extent cx="5334000" cy="4013200"/>
             <wp:effectExtent b="0" l="0" r="0" t="0"/>
-            <wp:docPr descr="Figure 6. GPU streaming and efficiency: peak memory vs (n × m) under streaming versus materialized scan paths, log-log slope ratio 8.7; throughput sweep across the 36 streaming-capable CLI subcommands." title="" id="70" name="Picture"/>
+            <wp:docPr descr="Figure 6. GPU streaming and efficiency: peak memory vs (n × m) under streaming versus materialized scan paths, log-log slope ratio 8.7; throughput sweep across the 36 streaming-capable CLI subcommands." title="" id="71" name="Picture"/>
             <a:graphic>
               <a:graphicData uri="http://schemas.openxmlformats.org/drawingml/2006/picture">
                 <pic:pic>
                   <pic:nvPicPr>
-                    <pic:cNvPr descr="paper/reproducibility/output/png_300/F6.png" id="71" name="Picture"/>
+                    <pic:cNvPr descr="paper/reproducibility/output/png_300/F6.png" id="72" name="Picture"/>
                     <pic:cNvPicPr>
                       <a:picLocks noChangeArrowheads="1" noChangeAspect="1"/>
                     </pic:cNvPicPr>
                   </pic:nvPicPr>
                   <pic:blipFill>
-                    <a:blip r:embed="rId69"/>
+                    <a:blip r:embed="rId70"/>
                     <a:stretch>
                       <a:fillRect/>
                     </a:stretch>
@@ -9479,8 +9642,8 @@
         <w:t xml:space="preserve">GPU streaming and efficiency: peak memory vs (n × m) under streaming versus materialized scan paths, log-log slope ratio 8.7; throughput sweep across the 36 streaming-capable CLI subcommands.</w:t>
       </w:r>
     </w:p>
-    <w:bookmarkEnd w:id="72"/>
-    <w:bookmarkStart w:id="73" w:name="the-streaming-io-surface"/>
+    <w:bookmarkEnd w:id="73"/>
+    <w:bookmarkStart w:id="74" w:name="the-streaming-io-surface"/>
     <w:p>
       <w:pPr>
         <w:pStyle w:val="Heading2"/>
@@ -9755,8 +9918,8 @@
         <w:t xml:space="preserve">global visibility of G.</w:t>
       </w:r>
     </w:p>
-    <w:bookmarkEnd w:id="73"/>
-    <w:bookmarkStart w:id="74" w:name="Xc043c11e60dcc3f88380f3236020c65ff8b2026"/>
+    <w:bookmarkEnd w:id="74"/>
+    <w:bookmarkStart w:id="75" w:name="Xc043c11e60dcc3f88380f3236020c65ff8b2026"/>
     <w:p>
       <w:pPr>
         <w:pStyle w:val="Heading2"/>
@@ -9976,8 +10139,8 @@
         <w:t xml:space="preserve">run.</w:t>
       </w:r>
     </w:p>
-    <w:bookmarkEnd w:id="74"/>
-    <w:bookmarkStart w:id="75" w:name="native-c-kernels-panel-a"/>
+    <w:bookmarkEnd w:id="75"/>
+    <w:bookmarkStart w:id="76" w:name="native-c-kernels-panel-a"/>
     <w:p>
       <w:pPr>
         <w:pStyle w:val="Heading2"/>
@@ -10207,8 +10370,8 @@
         <w:t xml:space="preserve">already-fast kernels (Geyer ESS 1.0×).</w:t>
       </w:r>
     </w:p>
-    <w:bookmarkEnd w:id="75"/>
-    <w:bookmarkStart w:id="76" w:name="gpu-parity-and-precision-panel-d"/>
+    <w:bookmarkEnd w:id="76"/>
+    <w:bookmarkStart w:id="77" w:name="gpu-parity-and-precision-panel-d"/>
     <w:p>
       <w:pPr>
         <w:pStyle w:val="Heading2"/>
@@ -10342,8 +10505,8 @@
         <w:t xml:space="preserve">statistical inference tolerance.</w:t>
       </w:r>
     </w:p>
-    <w:bookmarkEnd w:id="76"/>
-    <w:bookmarkStart w:id="77" w:name="sparse-grm-pcg-reml-panel-c"/>
+    <w:bookmarkEnd w:id="77"/>
+    <w:bookmarkStart w:id="78" w:name="sparse-grm-pcg-reml-panel-c"/>
     <w:p>
       <w:pPr>
         <w:pStyle w:val="Heading2"/>
@@ -10432,8 +10595,8 @@
         <w:t xml:space="preserve">empirical-validation harness, which will run on a dedicated GPU node.</w:t>
       </w:r>
     </w:p>
-    <w:bookmarkEnd w:id="77"/>
-    <w:bookmarkStart w:id="78" w:name="reproducibility"/>
+    <w:bookmarkEnd w:id="78"/>
+    <w:bookmarkStart w:id="79" w:name="reproducibility"/>
     <w:p>
       <w:pPr>
         <w:pStyle w:val="Heading2"/>
@@ -10564,9 +10727,9 @@
         <w:t xml:space="preserve">reviewer can audit provenance without re-reading the code.</w:t>
       </w:r>
     </w:p>
-    <w:bookmarkEnd w:id="78"/>
     <w:bookmarkEnd w:id="79"/>
-    <w:bookmarkStart w:id="88" w:name="methods-compressed"/>
+    <w:bookmarkEnd w:id="80"/>
+    <w:bookmarkStart w:id="89" w:name="methods-compressed"/>
     <w:p>
       <w:pPr>
         <w:pStyle w:val="Heading1"/>
@@ -10583,7 +10746,7 @@
         <w:t xml:space="preserve">This section summarises four architectural mechanisms — streaming I/O, the six-mode optimizer stack, native dispatch, and the observed-then-floored tolerance protocol — and two operational rules (the pre-flight resource gate and the F3 severity policy) that together make every numerical result reproducible from a single shell command.</w:t>
       </w:r>
     </w:p>
-    <w:bookmarkStart w:id="80" w:name="streaming-io-surface"/>
+    <w:bookmarkStart w:id="81" w:name="streaming-io-surface"/>
     <w:p>
       <w:pPr>
         <w:pStyle w:val="Heading2"/>
@@ -10823,8 +10986,8 @@
         <w:t xml:space="preserve">. As of v0.3.8, 36 of 40 CLI scan subcommands stream end-to-end (40 TB on disk → 1–4 GB peak).</w:t>
       </w:r>
     </w:p>
-    <w:bookmarkEnd w:id="80"/>
-    <w:bookmarkStart w:id="81" w:name="six-mode-optimizer-fallback-stack"/>
+    <w:bookmarkEnd w:id="81"/>
+    <w:bookmarkStart w:id="82" w:name="six-mode-optimizer-fallback-stack"/>
     <w:p>
       <w:pPr>
         <w:pStyle w:val="Heading2"/>
@@ -11068,8 +11231,8 @@
         <w:t xml:space="preserve">returns the mode that converged together with its diagnostics, so the dispatcher escalates cleanly without losing reproducibility. Adapted from the ASReml-class charter (Section 13).</w:t>
       </w:r>
     </w:p>
-    <w:bookmarkEnd w:id="81"/>
-    <w:bookmarkStart w:id="82" w:name="native-dispatch-protocol"/>
+    <w:bookmarkEnd w:id="82"/>
+    <w:bookmarkStart w:id="83" w:name="native-dispatch-protocol"/>
     <w:p>
       <w:pPr>
         <w:pStyle w:val="Heading2"/>
@@ -11252,8 +11415,8 @@
         <w:t xml:space="preserve">invariant — when a divergence surfaces, correctness is debugged in the Python body first.</w:t>
       </w:r>
     </w:p>
-    <w:bookmarkEnd w:id="82"/>
-    <w:bookmarkStart w:id="83" w:name="observed-then-floored-tolerance-protocol"/>
+    <w:bookmarkEnd w:id="83"/>
+    <w:bookmarkStart w:id="84" w:name="observed-then-floored-tolerance-protocol"/>
     <w:p>
       <w:pPr>
         <w:pStyle w:val="Heading2"/>
@@ -11291,8 +11454,8 @@
         <w:t xml:space="preserve">. Spec §16 aspirational targets appear in the supplement but are never used as test gates.</w:t>
       </w:r>
     </w:p>
-    <w:bookmarkEnd w:id="83"/>
-    <w:bookmarkStart w:id="84" w:name="pre-flight-contract"/>
+    <w:bookmarkEnd w:id="84"/>
+    <w:bookmarkStart w:id="85" w:name="pre-flight-contract"/>
     <w:p>
       <w:pPr>
         <w:pStyle w:val="Heading2"/>
@@ -11366,8 +11529,8 @@
         <w:t xml:space="preserve">. On failure the script aborts before touching network or disk — no partial executions on insufficient resources. Mandatory across every external-tool harness, figure-rendering stage, and the top-level driver.</w:t>
       </w:r>
     </w:p>
-    <w:bookmarkEnd w:id="84"/>
-    <w:bookmarkStart w:id="85" w:name="f3-severity-policy"/>
+    <w:bookmarkEnd w:id="85"/>
+    <w:bookmarkStart w:id="86" w:name="f3-severity-policy"/>
     <w:p>
       <w:pPr>
         <w:pStyle w:val="Heading2"/>
@@ -11467,8 +11630,8 @@
         <w:t xml:space="preserve">as of 2026-05-21 with backward-compatible patches (V1 defaults preserved; corrected forms opt-in via a new parameter where applicable). Each closure ships its harness re-run with the upstream-tool agreement number persisted next to the original F3 row.</w:t>
       </w:r>
     </w:p>
-    <w:bookmarkEnd w:id="85"/>
-    <w:bookmarkStart w:id="86" w:name="gwastwas-integration-dispatcher"/>
+    <w:bookmarkEnd w:id="86"/>
+    <w:bookmarkStart w:id="87" w:name="gwastwas-integration-dispatcher"/>
     <w:p>
       <w:pPr>
         <w:pStyle w:val="Heading2"/>
@@ -12168,8 +12331,8 @@
         <w:t xml:space="preserve">per gene; multiple-testing correction (BH / Bonferroni / BY / Storey) is applied across the gene set.</w:t>
       </w:r>
     </w:p>
-    <w:bookmarkEnd w:id="86"/>
-    <w:bookmarkStart w:id="87" w:name="reproducibility-infrastructure"/>
+    <w:bookmarkEnd w:id="87"/>
+    <w:bookmarkStart w:id="88" w:name="reproducibility-infrastructure"/>
     <w:p>
       <w:pPr>
         <w:pStyle w:val="Heading2"/>
@@ -12225,9 +12388,9 @@
         <w:t xml:space="preserve">that records every numeric result, its source script, and the commit SHA. Pre-flight aborts on insufficient disk, RAM, GPU, or network before any download begins.</w:t>
       </w:r>
     </w:p>
-    <w:bookmarkEnd w:id="87"/>
     <w:bookmarkEnd w:id="88"/>
-    <w:bookmarkStart w:id="93" w:name="discussion-limitations-and-roadmap"/>
+    <w:bookmarkEnd w:id="89"/>
+    <w:bookmarkStart w:id="94" w:name="discussion-limitations-and-roadmap"/>
     <w:p>
       <w:pPr>
         <w:pStyle w:val="Heading1"/>
@@ -12236,7 +12399,7 @@
         <w:t xml:space="preserve">10. Discussion, limitations, and roadmap</w:t>
       </w:r>
     </w:p>
-    <w:bookmarkStart w:id="89" w:name="contributions"/>
+    <w:bookmarkStart w:id="90" w:name="contributions"/>
     <w:p>
       <w:pPr>
         <w:pStyle w:val="Heading2"/>
@@ -12281,8 +12444,8 @@
         <w:t xml:space="preserve">entry point with 14 combination methods — eight classical kernels (Fisher, Brown, Empirical Brown, harmonic-mean p, truncated product, min-p, Cauchy/ACAT, Stouffer) and six novel methods (R²-weighted Stouffer, LD-aware Brown via eigenMT, polyploid gene-action Fisher, multi-tissue ACAT + GWAS lead-SNP, conditional GWAS+TWAS via COJO, and hyprcoloc-PPFC-gated combination). To our knowledge no existing TWAS-integration tool combines these six axes.</w:t>
       </w:r>
     </w:p>
-    <w:bookmarkEnd w:id="89"/>
-    <w:bookmarkStart w:id="90" w:name="limitations"/>
+    <w:bookmarkEnd w:id="90"/>
+    <w:bookmarkStart w:id="91" w:name="limitations"/>
     <w:p>
       <w:pPr>
         <w:pStyle w:val="Heading2"/>
@@ -12627,8 +12790,8 @@
         <w:t xml:space="preserve">); UKB-scale n=500K LMM-from-scratch requires the sparse-GRM + PCG-REML path that the NA3 harness validates at smaller n (Fig. 6C is a scaffold); multi-ancestry meta-analysis (MR-MEGA, MANTRA) ships with internal-consistency tests, with head-to-head deferred to revision.</w:t>
       </w:r>
     </w:p>
-    <w:bookmarkEnd w:id="90"/>
-    <w:bookmarkStart w:id="91" w:name="roadmap"/>
+    <w:bookmarkEnd w:id="91"/>
+    <w:bookmarkStart w:id="92" w:name="roadmap"/>
     <w:p>
       <w:pPr>
         <w:pStyle w:val="Heading2"/>
@@ -12690,8 +12853,8 @@
         <w:t xml:space="preserve">remain authoritative: any reviewer-suggested change updates both the code and the regenerable-figure pipeline in the same commit.</w:t>
       </w:r>
     </w:p>
-    <w:bookmarkEnd w:id="91"/>
-    <w:bookmarkStart w:id="92" w:name="closing"/>
+    <w:bookmarkEnd w:id="92"/>
+    <w:bookmarkStart w:id="93" w:name="closing"/>
     <w:p>
       <w:pPr>
         <w:pStyle w:val="Heading2"/>
@@ -12732,9 +12895,9 @@
         <w:t xml:space="preserve">. We invite the community to extend the BaseModel protocol, contribute external-tool harnesses, and treat the manifest as the place new numerical claims are minted.</w:t>
       </w:r>
     </w:p>
-    <w:bookmarkEnd w:id="92"/>
     <w:bookmarkEnd w:id="93"/>
-    <w:bookmarkStart w:id="94" w:name="availability-1"/>
+    <w:bookmarkEnd w:id="94"/>
+    <w:bookmarkStart w:id="95" w:name="availability-1"/>
     <w:p>
       <w:pPr>
         <w:pStyle w:val="Heading1"/>
@@ -12968,7 +13131,7 @@
         <w:t xml:space="preserve"> </w:t>
       </w:r>
       <w:r>
-        <w:t xml:space="preserve">exercise the full capability surface; the</w:t>
+        <w:t xml:space="preserve">exercise the full capability surface, indexed by capability area in</w:t>
       </w:r>
       <w:r>
         <w:t xml:space="preserve"> </w:t>
@@ -12980,10 +13143,38 @@
         <w:t xml:space="preserve">examples/python/README.md</w:t>
       </w:r>
       <w:r>
-        <w:t xml:space="preserve"> </w:t>
-      </w:r>
-      <w:r>
-        <w:t xml:space="preserve">indexes them by capability area.</w:t>
+        <w:t xml:space="preserve">; a companion Haploview-style LD-triangle demonstration lives at</w:t>
+      </w:r>
+      <w:r>
+        <w:t xml:space="preserve"> </w:t>
+      </w:r>
+      <w:r>
+        <w:rPr>
+          <w:rStyle w:val="VerbatimChar"/>
+        </w:rPr>
+        <w:t xml:space="preserve">docs/haploview_demo/</w:t>
+      </w:r>
+      <w:r>
+        <w:t xml:space="preserve"> </w:t>
+      </w:r>
+      <w:r>
+        <w:t xml:space="preserve">(reproducible script + 300 dpi r² / |D’| PNGs + block table on the maize</w:t>
+      </w:r>
+      <w:r>
+        <w:t xml:space="preserve"> </w:t>
+      </w:r>
+      <w:r>
+        <w:rPr>
+          <w:i/>
+          <w:iCs/>
+        </w:rPr>
+        <w:t xml:space="preserve">tb1</w:t>
+      </w:r>
+      <w:r>
+        <w:t xml:space="preserve"> </w:t>
+      </w:r>
+      <w:r>
+        <w:t xml:space="preserve">locus).</w:t>
       </w:r>
     </w:p>
     <w:p>
@@ -13178,8 +13369,8 @@
         <w:t xml:space="preserve">Corresponding author: Sikiru Atanda, sikiruandfriends@gmail.com.</w:t>
       </w:r>
     </w:p>
-    <w:bookmarkEnd w:id="94"/>
-    <w:bookmarkStart w:id="113" w:name="X61aa7b4282f4b6a2e04d8ddc9937dfcca0b2b6d"/>
+    <w:bookmarkEnd w:id="95"/>
+    <w:bookmarkStart w:id="114" w:name="X61aa7b4282f4b6a2e04d8ddc9937dfcca0b2b6d"/>
     <w:p>
       <w:pPr>
         <w:pStyle w:val="Heading1"/>
@@ -13236,7 +13427,7 @@
         <w:t xml:space="preserve">/results/agreement.json and rolled up by paper/reproducibility/manifest.json (the manifest source backing F2 of the main figures). Per-harness summary cells follow the F3 severity vocabulary (memory/feedback_f3.md): a harness is passed_overall=true only when every check in its agreement.json clears its observed-then-floored threshold; a single failing check classified post-V1 / documented does NOT block the release and is recorded with its root-cause hypothesis.</w:t>
       </w:r>
     </w:p>
-    <w:bookmarkStart w:id="95" w:name="a.-headline-roll-up-f2-manifest"/>
+    <w:bookmarkStart w:id="96" w:name="a.-headline-roll-up-f2-manifest"/>
     <w:p>
       <w:pPr>
         <w:pStyle w:val="Heading3"/>
@@ -14094,8 +14285,8 @@
         </w:tc>
       </w:tr>
     </w:tbl>
-    <w:bookmarkEnd w:id="95"/>
-    <w:bookmarkStart w:id="107" w:name="b.-per-harness-full-check-list"/>
+    <w:bookmarkEnd w:id="96"/>
+    <w:bookmarkStart w:id="108" w:name="b.-per-harness-full-check-list"/>
     <w:p>
       <w:pPr>
         <w:pStyle w:val="Heading3"/>
@@ -14104,7 +14295,7 @@
         <w:t xml:space="preserve">B. Per-harness full check list</w:t>
       </w:r>
     </w:p>
-    <w:bookmarkStart w:id="96" w:name="Xb0ac3341b043ecea28af594d01c471859dd7998"/>
+    <w:bookmarkStart w:id="97" w:name="Xb0ac3341b043ecea28af594d01c471859dd7998"/>
     <w:p>
       <w:pPr>
         <w:pStyle w:val="Heading4"/>
@@ -14427,8 +14618,8 @@
         </w:tc>
       </w:tr>
     </w:tbl>
-    <w:bookmarkEnd w:id="96"/>
-    <w:bookmarkStart w:id="97" w:name="b.2-smr-heidi-validationexternalsmr"/>
+    <w:bookmarkEnd w:id="97"/>
+    <w:bookmarkStart w:id="98" w:name="b.2-smr-heidi-validationexternalsmr"/>
     <w:p>
       <w:pPr>
         <w:pStyle w:val="Heading4"/>
@@ -15038,8 +15229,8 @@
         <w:t xml:space="preserve">.</w:t>
       </w:r>
     </w:p>
-    <w:bookmarkEnd w:id="97"/>
-    <w:bookmarkStart w:id="98" w:name="b.3-r-coloc-validationexternalcoloc"/>
+    <w:bookmarkEnd w:id="98"/>
+    <w:bookmarkStart w:id="99" w:name="b.3-r-coloc-validationexternalcoloc"/>
     <w:p>
       <w:pPr>
         <w:pStyle w:val="Heading4"/>
@@ -15886,8 +16077,8 @@
         <w:t xml:space="preserve">to FP precision on the distinct-signal scenario. The companion null-scenario PP.H0 residual at 5.88e-3 is independent of the F3 #2 patch (rooted in log-ABF normalisation, not the H3 formula) and remains documented post-V1.</w:t>
       </w:r>
     </w:p>
-    <w:bookmarkEnd w:id="98"/>
-    <w:bookmarkStart w:id="99" w:name="X348aa2a90636c05b8e077a9e51d81eb104fe2bf"/>
+    <w:bookmarkEnd w:id="99"/>
+    <w:bookmarkStart w:id="100" w:name="X348aa2a90636c05b8e077a9e51d81eb104fe2bf"/>
     <w:p>
       <w:pPr>
         <w:pStyle w:val="Heading4"/>
@@ -16532,8 +16723,8 @@
         <w:t xml:space="preserve">TG now matches R hyprcoloc on cluster membership exactly and on regional_pp to floating-point precision; all four checks PASS.</w:t>
       </w:r>
     </w:p>
-    <w:bookmarkEnd w:id="99"/>
-    <w:bookmarkStart w:id="100" w:name="X97d6ae11ff3ed7b8cb146ba9a3292ff079624c9"/>
+    <w:bookmarkEnd w:id="100"/>
+    <w:bookmarkStart w:id="101" w:name="X97d6ae11ff3ed7b8cb146ba9a3292ff079624c9"/>
     <w:p>
       <w:pPr>
         <w:pStyle w:val="Heading4"/>
@@ -16955,8 +17146,8 @@
         <w:t xml:space="preserve">recovers parity. Severity F2 (post-V1 documented; HaplotypeGWAS is Phase 46).</w:t>
       </w:r>
     </w:p>
-    <w:bookmarkEnd w:id="100"/>
-    <w:bookmarkStart w:id="101" w:name="Xde121d6c5d611cf5099f15ab9814ba3872bb8b3"/>
+    <w:bookmarkEnd w:id="101"/>
+    <w:bookmarkStart w:id="102" w:name="Xde121d6c5d611cf5099f15ab9814ba3872bb8b3"/>
     <w:p>
       <w:pPr>
         <w:pStyle w:val="Heading4"/>
@@ -17357,8 +17548,8 @@
         </w:tc>
       </w:tr>
     </w:tbl>
-    <w:bookmarkEnd w:id="101"/>
-    <w:bookmarkStart w:id="102" w:name="Xf2d50d865758be6e09ce17975033478b2b10720"/>
+    <w:bookmarkEnd w:id="102"/>
+    <w:bookmarkStart w:id="103" w:name="Xf2d50d865758be6e09ce17975033478b2b10720"/>
     <w:p>
       <w:pPr>
         <w:pStyle w:val="Heading4"/>
@@ -17762,8 +17953,8 @@
         </w:tc>
       </w:tr>
     </w:tbl>
-    <w:bookmarkEnd w:id="102"/>
-    <w:bookmarkStart w:id="103" w:name="X627fef1fa53628e24b30e2f2b7400a72617db5d"/>
+    <w:bookmarkEnd w:id="103"/>
+    <w:bookmarkStart w:id="104" w:name="X627fef1fa53628e24b30e2f2b7400a72617db5d"/>
     <w:p>
       <w:pPr>
         <w:pStyle w:val="Heading4"/>
@@ -18001,8 +18192,8 @@
         </w:tc>
       </w:tr>
     </w:tbl>
-    <w:bookmarkEnd w:id="103"/>
-    <w:bookmarkStart w:id="104" w:name="Xb0ae963895cb18b454be139c51b546ebed68bdf"/>
+    <w:bookmarkEnd w:id="104"/>
+    <w:bookmarkStart w:id="105" w:name="Xb0ae963895cb18b454be139c51b546ebed68bdf"/>
     <w:p>
       <w:pPr>
         <w:pStyle w:val="Heading4"/>
@@ -18297,8 +18488,8 @@
         <w:t xml:space="preserve">(reference-tool calibration / fixture-design artefact / Fortran-binary read-back). Causal-SNP beta recovery is the load-bearing test and passes at observed-then-floored tolerance.</w:t>
       </w:r>
     </w:p>
-    <w:bookmarkEnd w:id="104"/>
-    <w:bookmarkStart w:id="105" w:name="Xb9f4996566c9114fa89632716eb34cfa258e05a"/>
+    <w:bookmarkEnd w:id="105"/>
+    <w:bookmarkStart w:id="106" w:name="Xb9f4996566c9114fa89632716eb34cfa258e05a"/>
     <w:p>
       <w:pPr>
         <w:pStyle w:val="Heading4"/>
@@ -18608,8 +18799,8 @@
         <w:t xml:space="preserve">R mean FDR 0.1548 +/- 0.0170; TG mean FDR 0.0000 +/- 0.0000 (TG is conservative-FDR — never overshoots). R mean power 0.9525 +/- 0.0199; TG mean power 0.8438 +/- 0.0238. TG wall-time 0.20 s; R wall-time 0.93 s.</w:t>
       </w:r>
     </w:p>
-    <w:bookmarkEnd w:id="105"/>
-    <w:bookmarkStart w:id="106" w:name="b.11-ocf-dml-validationspecialtyocf"/>
+    <w:bookmarkEnd w:id="106"/>
+    <w:bookmarkStart w:id="107" w:name="b.11-ocf-dml-validationspecialtyocf"/>
     <w:p>
       <w:pPr>
         <w:pStyle w:val="Heading4"/>
@@ -19266,9 +19457,9 @@
         <w:t xml:space="preserve">Coverage moves from 0.41 (well outside the [0.92, 0.98] target band) to 0.94 (inside band); bias drops 10×. All three previously-failing checks now PASS.</w:t>
       </w:r>
     </w:p>
-    <w:bookmarkEnd w:id="106"/>
     <w:bookmarkEnd w:id="107"/>
-    <w:bookmarkStart w:id="110" w:name="X0f4887fca63907b6d64904b95f0b444448b8dde"/>
+    <w:bookmarkEnd w:id="108"/>
+    <w:bookmarkStart w:id="111" w:name="X0f4887fca63907b6d64904b95f0b444448b8dde"/>
     <w:p>
       <w:pPr>
         <w:pStyle w:val="Heading3"/>
@@ -19330,7 +19521,7 @@
         <w:t xml:space="preserve">and back F7 two internal-only panels. They validate that two TG-specific models (Phase 28 GU; Phase 29 LRO) satisfy their internal-consistency invariants.</w:t>
       </w:r>
     </w:p>
-    <w:bookmarkStart w:id="108" w:name="Xdfa72b2868926aad6ae7135922f4f9a563a6bb8"/>
+    <w:bookmarkStart w:id="109" w:name="Xdfa72b2868926aad6ae7135922f4f9a563a6bb8"/>
     <w:p>
       <w:pPr>
         <w:pStyle w:val="Heading4"/>
@@ -19615,8 +19806,8 @@
         </w:tc>
       </w:tr>
     </w:tbl>
-    <w:bookmarkEnd w:id="108"/>
-    <w:bookmarkStart w:id="109" w:name="Xf5d53197852dea130bb551ab7aab7c7c488b1f2"/>
+    <w:bookmarkEnd w:id="109"/>
+    <w:bookmarkStart w:id="110" w:name="Xf5d53197852dea130bb551ab7aab7c7c488b1f2"/>
     <w:p>
       <w:pPr>
         <w:pStyle w:val="Heading4"/>
@@ -19947,9 +20138,9 @@
         </w:tc>
       </w:tr>
     </w:tbl>
-    <w:bookmarkEnd w:id="109"/>
     <w:bookmarkEnd w:id="110"/>
-    <w:bookmarkStart w:id="111" w:name="d.-reference-back-cross"/>
+    <w:bookmarkEnd w:id="111"/>
+    <w:bookmarkStart w:id="112" w:name="d.-reference-back-cross"/>
     <w:p>
       <w:pPr>
         <w:pStyle w:val="Heading3"/>
@@ -20005,8 +20196,8 @@
         <w:t xml:space="preserve">). These do not appear in the F2 manifest because their agreement is bit-exact at FP64 (max |D| &lt; 1e-10 across every metric) — they are the regression backstop, not a divergence ledger row.</w:t>
       </w:r>
     </w:p>
-    <w:bookmarkEnd w:id="111"/>
-    <w:bookmarkStart w:id="112" w:name="e.-provenance"/>
+    <w:bookmarkEnd w:id="112"/>
+    <w:bookmarkStart w:id="113" w:name="e.-provenance"/>
     <w:p>
       <w:pPr>
         <w:pStyle w:val="Heading3"/>
@@ -20089,9 +20280,9 @@
         <w:t xml:space="preserve">, which regenerates every JSON enumerated above and re-renders F1-F7 inline.</w:t>
       </w:r>
     </w:p>
-    <w:bookmarkEnd w:id="112"/>
     <w:bookmarkEnd w:id="113"/>
-    <w:bookmarkStart w:id="144" w:name="appendix-s3-validation-findings-ledger"/>
+    <w:bookmarkEnd w:id="114"/>
+    <w:bookmarkStart w:id="145" w:name="appendix-s3-validation-findings-ledger"/>
     <w:p>
       <w:pPr>
         <w:pStyle w:val="Heading1"/>
@@ -27423,7 +27614,7 @@
         </w:tc>
       </w:tr>
     </w:tbl>
-    <w:bookmarkStart w:id="128" w:name="X8a37a0aa95bd6ec6ccd41730012f841914c6c6a"/>
+    <w:bookmarkStart w:id="129" w:name="X8a37a0aa95bd6ec6ccd41730012f841914c6c6a"/>
     <w:p>
       <w:pPr>
         <w:pStyle w:val="Heading3"/>
@@ -28560,7 +28751,7 @@
         <w:t xml:space="preserve">adds fixture-builder + run-script fixes.</w:t>
       </w:r>
     </w:p>
-    <w:bookmarkStart w:id="114" w:name="X016f5ebed689db4d14589ece60802796b48f95c"/>
+    <w:bookmarkStart w:id="115" w:name="X016f5ebed689db4d14589ece60802796b48f95c"/>
     <w:p>
       <w:pPr>
         <w:pStyle w:val="Heading4"/>
@@ -29029,8 +29220,8 @@
         <w:t xml:space="preserve">: formula fix landed; V-update Tier B work pending user direction.</w:t>
       </w:r>
     </w:p>
-    <w:bookmarkEnd w:id="114"/>
-    <w:bookmarkStart w:id="115" w:name="Xb848e6e73d3863ed527966e37b72f5de31f4dcf"/>
+    <w:bookmarkEnd w:id="115"/>
+    <w:bookmarkStart w:id="116" w:name="Xb848e6e73d3863ed527966e37b72f5de31f4dcf"/>
     <w:p>
       <w:pPr>
         <w:pStyle w:val="Heading4"/>
@@ -29899,8 +30090,8 @@
         <w:t xml:space="preserve">). Tier B follow-on.</w:t>
       </w:r>
     </w:p>
-    <w:bookmarkEnd w:id="115"/>
-    <w:bookmarkStart w:id="116" w:name="Xd8f5ec509fb34406e9b4400e6f1787a1a6fc797"/>
+    <w:bookmarkEnd w:id="116"/>
+    <w:bookmarkStart w:id="117" w:name="Xd8f5ec509fb34406e9b4400e6f1787a1a6fc797"/>
     <w:p>
       <w:pPr>
         <w:pStyle w:val="Heading4"/>
@@ -30463,8 +30654,8 @@
         <w:t xml:space="preserve">needed for this fixture.</w:t>
       </w:r>
     </w:p>
-    <w:bookmarkEnd w:id="116"/>
-    <w:bookmarkStart w:id="117" w:name="Xa7c8361fa07b389b20949b8184c57c7e7007c42"/>
+    <w:bookmarkEnd w:id="117"/>
+    <w:bookmarkStart w:id="118" w:name="Xa7c8361fa07b389b20949b8184c57c7e7007c42"/>
     <w:p>
       <w:pPr>
         <w:pStyle w:val="Heading4"/>
@@ -31020,8 +31211,8 @@
         <w:t xml:space="preserve">strict ELBO monotonicity invariant.</w:t>
       </w:r>
     </w:p>
-    <w:bookmarkEnd w:id="117"/>
-    <w:bookmarkStart w:id="118" w:name="X1a2bc4670918cd94e5d0c39d95925c5aaf0fb00"/>
+    <w:bookmarkEnd w:id="118"/>
+    <w:bookmarkStart w:id="119" w:name="X1a2bc4670918cd94e5d0c39d95925c5aaf0fb00"/>
     <w:p>
       <w:pPr>
         <w:pStyle w:val="Heading4"/>
@@ -31758,8 +31949,8 @@
         <w:t xml:space="preserve">boundary case; high-confidence-PIP Jaccard provides the robust complement.</w:t>
       </w:r>
     </w:p>
-    <w:bookmarkEnd w:id="118"/>
-    <w:bookmarkStart w:id="119" w:name="X54a70d15e79f646d65216dbfa3043cf0daab4fd"/>
+    <w:bookmarkEnd w:id="119"/>
+    <w:bookmarkStart w:id="120" w:name="X54a70d15e79f646d65216dbfa3043cf0daab4fd"/>
     <w:p>
       <w:pPr>
         <w:pStyle w:val="Heading4"/>
@@ -32712,8 +32903,8 @@
         <w:t xml:space="preserve">all fixtures, well above the 0.993 multi-fixture floor).</w:t>
       </w:r>
     </w:p>
-    <w:bookmarkEnd w:id="119"/>
-    <w:bookmarkStart w:id="120" w:name="X4adc2c4859fb1a50fb4b465af0dfee950ce3854"/>
+    <w:bookmarkEnd w:id="120"/>
+    <w:bookmarkStart w:id="121" w:name="X4adc2c4859fb1a50fb4b465af0dfee950ce3854"/>
     <w:p>
       <w:pPr>
         <w:pStyle w:val="Heading4"/>
@@ -33826,8 +34017,8 @@
         <w:t xml:space="preserve">β_mean Pearson=0.99987 demonstrate full biology-facing equivalence.</w:t>
       </w:r>
     </w:p>
-    <w:bookmarkEnd w:id="120"/>
-    <w:bookmarkStart w:id="121" w:name="Xbdfcff41c0985225825bf5eb6f6a3a1b77f9457"/>
+    <w:bookmarkEnd w:id="121"/>
+    <w:bookmarkStart w:id="122" w:name="Xbdfcff41c0985225825bf5eb6f6a3a1b77f9457"/>
     <w:p>
       <w:pPr>
         <w:pStyle w:val="Heading4"/>
@@ -34919,8 +35110,8 @@
         <w:t xml:space="preserve">on (V update, input scaling, posterior formula). NA1 ships at this state.</w:t>
       </w:r>
     </w:p>
-    <w:bookmarkEnd w:id="121"/>
-    <w:bookmarkStart w:id="122" w:name="X71d9a06d01372bf1ab34e745386ec05693fdf06"/>
+    <w:bookmarkEnd w:id="122"/>
+    <w:bookmarkStart w:id="123" w:name="X71d9a06d01372bf1ab34e745386ec05693fdf06"/>
     <w:p>
       <w:pPr>
         <w:pStyle w:val="Heading4"/>
@@ -35305,8 +35496,8 @@
         <w:t xml:space="preserve">TorchGWAS pays a per-call overhead but scales better with p.</w:t>
       </w:r>
     </w:p>
-    <w:bookmarkEnd w:id="122"/>
-    <w:bookmarkStart w:id="123" w:name="X01a33d05bd8c1e777b3be01e9735a70abdc862a"/>
+    <w:bookmarkEnd w:id="123"/>
+    <w:bookmarkStart w:id="124" w:name="X01a33d05bd8c1e777b3be01e9735a70abdc862a"/>
     <w:p>
       <w:pPr>
         <w:pStyle w:val="Heading4"/>
@@ -36731,8 +36922,8 @@
         <w:t xml:space="preserve">non-UKB-dependent axes.</w:t>
       </w:r>
     </w:p>
-    <w:bookmarkEnd w:id="123"/>
-    <w:bookmarkStart w:id="124" w:name="Xc09cf4be3609f82775c8706f2f3fae256f0ae1e"/>
+    <w:bookmarkEnd w:id="124"/>
+    <w:bookmarkStart w:id="125" w:name="Xc09cf4be3609f82775c8706f2f3fae256f0ae1e"/>
     <w:p>
       <w:pPr>
         <w:pStyle w:val="Heading4"/>
@@ -38122,8 +38313,8 @@
         <w:t xml:space="preserve">reference harness still works post-NA1.</w:t>
       </w:r>
     </w:p>
-    <w:bookmarkEnd w:id="124"/>
-    <w:bookmarkStart w:id="125" w:name="X77f6906f36009e3f7cd8a3e83bd62cee014dbfa"/>
+    <w:bookmarkEnd w:id="125"/>
+    <w:bookmarkStart w:id="126" w:name="X77f6906f36009e3f7cd8a3e83bd62cee014dbfa"/>
     <w:p>
       <w:pPr>
         <w:pStyle w:val="Heading4"/>
@@ -39374,8 +39565,8 @@
         <w:t xml:space="preserve">PLINK 2.0 / VCF conventions directly without harness workarounds.</w:t>
       </w:r>
     </w:p>
-    <w:bookmarkEnd w:id="125"/>
-    <w:bookmarkStart w:id="126" w:name="X321fe1672a5984444001eb87287a132b242cd8c"/>
+    <w:bookmarkEnd w:id="126"/>
+    <w:bookmarkStart w:id="127" w:name="X321fe1672a5984444001eb87287a132b242cd8c"/>
     <w:p>
       <w:pPr>
         <w:pStyle w:val="Heading4"/>
@@ -40650,8 +40841,8 @@
         <w:t xml:space="preserve">- 5/5 Pillar B harnesses with locally-installable binaries: ALL GREEN</w:t>
       </w:r>
     </w:p>
-    <w:bookmarkEnd w:id="126"/>
-    <w:bookmarkStart w:id="127" w:name="X47390becde8fd8dd3ab5ee1b17c0e5664cc008b"/>
+    <w:bookmarkEnd w:id="127"/>
+    <w:bookmarkStart w:id="128" w:name="X47390becde8fd8dd3ab5ee1b17c0e5664cc008b"/>
     <w:p>
       <w:pPr>
         <w:pStyle w:val="Heading4"/>
@@ -40747,9 +40938,9 @@
         </w:pict>
       </w:r>
     </w:p>
-    <w:bookmarkEnd w:id="127"/>
     <w:bookmarkEnd w:id="128"/>
-    <w:bookmarkStart w:id="129" w:name="Xcb62631f916cc2bc4384d324e166f0bbbc8d599"/>
+    <w:bookmarkEnd w:id="129"/>
+    <w:bookmarkStart w:id="130" w:name="Xcb62631f916cc2bc4384d324e166f0bbbc8d599"/>
     <w:p>
       <w:pPr>
         <w:pStyle w:val="Heading3"/>
@@ -41654,8 +41845,8 @@
         <w:t xml:space="preserve">sub-component of MetaXcan).</w:t>
       </w:r>
     </w:p>
-    <w:bookmarkEnd w:id="129"/>
-    <w:bookmarkStart w:id="130" w:name="Xe93bd4f225e6007749c98df33f1e35235467ad1"/>
+    <w:bookmarkEnd w:id="130"/>
+    <w:bookmarkStart w:id="131" w:name="Xe93bd4f225e6007749c98df33f1e35235467ad1"/>
     <w:p>
       <w:pPr>
         <w:pStyle w:val="Heading3"/>
@@ -43135,8 +43326,8 @@
         </w:pict>
       </w:r>
     </w:p>
-    <w:bookmarkEnd w:id="130"/>
-    <w:bookmarkStart w:id="131" w:name="Xee3d39530d0ad6f38867c5fa19bf8b5d5cd67ad"/>
+    <w:bookmarkEnd w:id="131"/>
+    <w:bookmarkStart w:id="132" w:name="Xee3d39530d0ad6f38867c5fa19bf8b5d5cd67ad"/>
     <w:p>
       <w:pPr>
         <w:pStyle w:val="Heading3"/>
@@ -44157,8 +44348,8 @@
         </w:pict>
       </w:r>
     </w:p>
-    <w:bookmarkEnd w:id="131"/>
-    <w:bookmarkStart w:id="132" w:name="Xb6ae2414b844154d453d57cdbf489250be36d0c"/>
+    <w:bookmarkEnd w:id="132"/>
+    <w:bookmarkStart w:id="133" w:name="Xb6ae2414b844154d453d57cdbf489250be36d0c"/>
     <w:p>
       <w:pPr>
         <w:pStyle w:val="Heading3"/>
@@ -45201,8 +45392,8 @@
         </w:pict>
       </w:r>
     </w:p>
-    <w:bookmarkEnd w:id="132"/>
-    <w:bookmarkStart w:id="133" w:name="X70534190f4242c4678a5a87add171f55507ae7e"/>
+    <w:bookmarkEnd w:id="133"/>
+    <w:bookmarkStart w:id="134" w:name="X70534190f4242c4678a5a87add171f55507ae7e"/>
     <w:p>
       <w:pPr>
         <w:pStyle w:val="Heading3"/>
@@ -46351,8 +46542,8 @@
         </w:pict>
       </w:r>
     </w:p>
-    <w:bookmarkEnd w:id="133"/>
-    <w:bookmarkStart w:id="137" w:name="Xe9b685fb0079258bec119d151847b62b99bfa2a"/>
+    <w:bookmarkEnd w:id="134"/>
+    <w:bookmarkStart w:id="138" w:name="Xe9b685fb0079258bec119d151847b62b99bfa2a"/>
     <w:p>
       <w:pPr>
         <w:pStyle w:val="Heading3"/>
@@ -46447,7 +46638,7 @@
         <w:t xml:space="preserve">fixture (n=300, m=50, seed=42):</w:t>
       </w:r>
     </w:p>
-    <w:bookmarkStart w:id="134" w:name="X927703c676c6b0f2b5faf612adc248d96a601ba"/>
+    <w:bookmarkStart w:id="135" w:name="X927703c676c6b0f2b5faf612adc248d96a601ba"/>
     <w:p>
       <w:pPr>
         <w:pStyle w:val="Heading4"/>
@@ -46576,8 +46767,8 @@
         <w:t xml:space="preserve">for production validation sweeps (~30 min); re-tighten tolerance to 1e-1.</w:t>
       </w:r>
     </w:p>
-    <w:bookmarkEnd w:id="134"/>
-    <w:bookmarkStart w:id="135" w:name="X6db001d3f2fc882a8f9f3962e11f97849e6dfc8"/>
+    <w:bookmarkEnd w:id="135"/>
+    <w:bookmarkStart w:id="136" w:name="X6db001d3f2fc882a8f9f3962e11f97849e6dfc8"/>
     <w:p>
       <w:pPr>
         <w:pStyle w:val="Heading4"/>
@@ -46652,8 +46843,8 @@
         <w:t xml:space="preserve">rebuild X0.tsv on the centred-sex scale.</w:t>
       </w:r>
     </w:p>
-    <w:bookmarkEnd w:id="135"/>
-    <w:bookmarkStart w:id="136" w:name="Xbe2ab080363080bdd266fe16b96cf01ca55cf4e"/>
+    <w:bookmarkEnd w:id="136"/>
+    <w:bookmarkStart w:id="137" w:name="Xbe2ab080363080bdd266fe16b96cf01ca55cf4e"/>
     <w:p>
       <w:pPr>
         <w:pStyle w:val="Heading4"/>
@@ -46765,9 +46956,9 @@
         </w:pict>
       </w:r>
     </w:p>
-    <w:bookmarkEnd w:id="136"/>
     <w:bookmarkEnd w:id="137"/>
-    <w:bookmarkStart w:id="138" w:name="Xa487bc622438a89bdccb94d8a3b84c9bff6ffba"/>
+    <w:bookmarkEnd w:id="138"/>
+    <w:bookmarkStart w:id="139" w:name="Xa487bc622438a89bdccb94d8a3b84c9bff6ffba"/>
     <w:p>
       <w:pPr>
         <w:pStyle w:val="Heading3"/>
@@ -47821,8 +48012,8 @@
         </w:pict>
       </w:r>
     </w:p>
-    <w:bookmarkEnd w:id="138"/>
-    <w:bookmarkStart w:id="139" w:name="Xd307f3aadd8160a43e7945fd75ef59a3ef557e1"/>
+    <w:bookmarkEnd w:id="139"/>
+    <w:bookmarkStart w:id="140" w:name="Xd307f3aadd8160a43e7945fd75ef59a3ef557e1"/>
     <w:p>
       <w:pPr>
         <w:pStyle w:val="Heading3"/>
@@ -48891,8 +49082,8 @@
         </w:pict>
       </w:r>
     </w:p>
-    <w:bookmarkEnd w:id="139"/>
-    <w:bookmarkStart w:id="140" w:name="X6a29c97a7ea0e0b5b447ddfced13401108d98a2"/>
+    <w:bookmarkEnd w:id="140"/>
+    <w:bookmarkStart w:id="141" w:name="X6a29c97a7ea0e0b5b447ddfced13401108d98a2"/>
     <w:p>
       <w:pPr>
         <w:pStyle w:val="Heading3"/>
@@ -49887,8 +50078,8 @@
         </w:pict>
       </w:r>
     </w:p>
-    <w:bookmarkEnd w:id="140"/>
-    <w:bookmarkStart w:id="141" w:name="Xda609d21db131e768244d9bcbde6b15fb65e733"/>
+    <w:bookmarkEnd w:id="141"/>
+    <w:bookmarkStart w:id="142" w:name="Xda609d21db131e768244d9bcbde6b15fb65e733"/>
     <w:p>
       <w:pPr>
         <w:pStyle w:val="Heading3"/>
@@ -50933,8 +51124,8 @@
         </w:pict>
       </w:r>
     </w:p>
-    <w:bookmarkEnd w:id="141"/>
-    <w:bookmarkStart w:id="142" w:name="X36db0175b0861252af6127456a2557d62945974"/>
+    <w:bookmarkEnd w:id="142"/>
+    <w:bookmarkStart w:id="143" w:name="X36db0175b0861252af6127456a2557d62945974"/>
     <w:p>
       <w:pPr>
         <w:pStyle w:val="Heading3"/>
@@ -51822,8 +52013,8 @@
         </w:pict>
       </w:r>
     </w:p>
-    <w:bookmarkEnd w:id="142"/>
-    <w:bookmarkStart w:id="143" w:name="X67d60e5055fb36a17d4bcdc7ff96637f01e6725"/>
+    <w:bookmarkEnd w:id="143"/>
+    <w:bookmarkStart w:id="144" w:name="X67d60e5055fb36a17d4bcdc7ff96637f01e6725"/>
     <w:p>
       <w:pPr>
         <w:pStyle w:val="Heading3"/>
@@ -52966,8 +53157,8 @@
         <w:t xml:space="preserve">the floored harness tolerances.</w:t>
       </w:r>
     </w:p>
-    <w:bookmarkEnd w:id="143"/>
     <w:bookmarkEnd w:id="144"/>
+    <w:bookmarkEnd w:id="145"/>
     <w:sectPr>
       <w:footnotePr>
         <w:numRestart w:val="eachSect"/>

--- a/paper/submission/manuscript.docx
+++ b/paper/submission/manuscript.docx
@@ -110,7 +110,7 @@
         <w:t xml:space="preserve">EmpiricalBrownsMethod</w:t>
       </w:r>
       <w:r>
-        <w:t xml:space="preserve">, BLUPF90+, coxme), with every check passing at observed-then-floored tolerances after the four documented F3 statistical fixes landed on master. At p = 10⁶ variants the streaming scan loop reduces peak materialized memory 8.7-fold (924 MB vs 8.05 GB), with log-log scaling slopes 0.020 (streaming) versus 0.933 (materialized). Twenty-four pybind11 C++ kernels with device-aware dispatch deliver per-kernel speedups from 1.0× to 9,210× (median 93.5×). A SORT1/LDL multi-omics worked example reproduces Pearson z_eQTL–z_GWAS = −0.97 across 48 aligned variants.</w:t>
+        <w:t xml:space="preserve">, BLUPF90+, coxme), with every check passing at observed-then-floored tolerances after the four documented F3 statistical fixes landed on master. At p = 10⁶ variants the streaming scan loop reduces peak materialized memory 8.7-fold (924 MB vs 8.05 GB), with log-log scaling slopes 0.020 (streaming) versus 0.933 (materialized). Thirty-one pybind11 C++ kernels deliver per-kernel speedups of 1.0×–20,183×; a Cholesky cache in the SuSiE-RSS ELBO drops end-to-end fit_rss at p=2,000 from 5.8s to 0.53s. A SORT1/LDL multi-omics worked example reproduces Pearson z_eQTL–z_GWAS = −0.97 across 48 aligned variants.</w:t>
       </w:r>
     </w:p>
     <w:bookmarkEnd w:id="21"/>
@@ -489,7 +489,7 @@
         <w:t xml:space="preserve">j ∈ [1, k−1]</w:t>
       </w:r>
       <w:r>
-        <w:t xml:space="preserve">, diplo-additive, overdominant) is tested per variant. A device-aware dispatcher routes each kernel between pure-PyTorch, native C++, and a dedicated GPU path with bit-equal FP64 fallback. Twenty-five native C++ accelerators with realistic-size benchmarks deliver kernel speedups from 1.5× to 9210× while preserving the pure-Python reference body as the algorithmic spec.</w:t>
+        <w:t xml:space="preserve">, diplo-additive, overdominant) is tested per variant. A device-aware dispatcher routes each kernel between pure-PyTorch, native C++, and a dedicated GPU path with bit-equal FP64 fallback. Thirty-one native C++ accelerators with realistic-size benchmarks deliver kernel speedups from 1.0× to 20,183× while preserving the pure-Python reference body as the algorithmic spec.</w:t>
       </w:r>
     </w:p>
     <w:p>
@@ -794,7 +794,7 @@
         <w:t xml:space="preserve"> </w:t>
       </w:r>
       <w:r>
-        <w:t xml:space="preserve">on real polyploid panels. (iii) It documents head-to-head numerical equivalence to seventeen reference tools — covering every major statistical regime in contemporary GWAS — and persists the per-tool agreement metrics under version-pinned harnesses that the reproducibility script regenerates from scratch. (iv) Its streaming I/O surface and 25 native C++ kernels measurably reduce the materialised memory cost of an LMM scan by ~8.7× at</w:t>
+        <w:t xml:space="preserve">on real polyploid panels. (iii) It documents head-to-head numerical equivalence to seventeen reference tools — covering every major statistical regime in contemporary GWAS — and persists the per-tool agreement metrics under version-pinned harnesses that the reproducibility script regenerates from scratch. (iv) Its streaming I/O surface and 31 native C++ kernels measurably reduce the materialised memory cost of an LMM scan by ~8.7× at</w:t>
       </w:r>
       <w:r>
         <w:t xml:space="preserve"> </w:t>
@@ -1244,7 +1244,7 @@
           <w:b/>
           <w:bCs/>
         </w:rPr>
-        <w:t xml:space="preserve">25 pybind11 C++ extensions</w:t>
+        <w:t xml:space="preserve">31 pybind11 C++ extensions</w:t>
       </w:r>
       <w:r>
         <w:t xml:space="preserve"> </w:t>
@@ -7714,88 +7714,7 @@
         <w:pStyle w:val="FirstParagraph"/>
       </w:pPr>
       <w:r>
-        <w:t xml:space="preserve">The streaming contract is necessary but not sufficient: per-chunk work also has to be fast. TorchGWAS ships 25 pybind11 C++ extensions under</w:t>
-      </w:r>
-      <w:r>
-        <w:t xml:space="preserve"> </w:t>
-      </w:r>
-      <w:r>
-        <w:rPr>
-          <w:rStyle w:val="VerbatimChar"/>
-        </w:rPr>
-        <w:t xml:space="preserve">csrc/</w:t>
-      </w:r>
-      <w:r>
-        <w:t xml:space="preserve">, OpenMP-parallelized where it pays off (sequential branchy LD-block detection, PGS Gibbs samplers, HWE/imputation hot loops). The extensions are</w:t>
-      </w:r>
-      <w:r>
-        <w:t xml:space="preserve"> </w:t>
-      </w:r>
-      <w:r>
-        <w:rPr>
-          <w:rStyle w:val="VerbatimChar"/>
-        </w:rPr>
-        <w:t xml:space="preserve">optional=True</w:t>
-      </w:r>
-      <w:r>
-        <w:t xml:space="preserve"> </w:t>
-      </w:r>
-      <w:r>
-        <w:t xml:space="preserve">in</w:t>
-      </w:r>
-      <w:r>
-        <w:t xml:space="preserve"> </w:t>
-      </w:r>
-      <w:r>
-        <w:rPr>
-          <w:rStyle w:val="VerbatimChar"/>
-        </w:rPr>
-        <w:t xml:space="preserve">setup.py</w:t>
-      </w:r>
-      <w:r>
-        <w:t xml:space="preserve">, so</w:t>
-      </w:r>
-      <w:r>
-        <w:t xml:space="preserve"> </w:t>
-      </w:r>
-      <w:r>
-        <w:rPr>
-          <w:rStyle w:val="VerbatimChar"/>
-        </w:rPr>
-        <w:t xml:space="preserve">pip install</w:t>
-      </w:r>
-      <w:r>
-        <w:t xml:space="preserve"> </w:t>
-      </w:r>
-      <w:r>
-        <w:t xml:space="preserve">succeeds without a C++ toolchain; the device-aware dispatcher routes each call to native if available and healthy, GPU if a dedicated CUDA kernel exists, else the pure-PyTorch reference. The Python body is preserved verbatim as the algorithmic specification (the</w:t>
-      </w:r>
-      <w:r>
-        <w:t xml:space="preserve"> </w:t>
-      </w:r>
-      <w:r>
-        <w:t xml:space="preserve">“Python-as-spec, native-as-shortcut”</w:t>
-      </w:r>
-      <w:r>
-        <w:t xml:space="preserve"> </w:t>
-      </w:r>
-      <w:r>
-        <w:t xml:space="preserve">invariant), so the C++ shortcut can never silently diverge — disabling native via</w:t>
-      </w:r>
-      <w:r>
-        <w:t xml:space="preserve"> </w:t>
-      </w:r>
-      <w:r>
-        <w:rPr>
-          <w:rStyle w:val="VerbatimChar"/>
-        </w:rPr>
-        <w:t xml:space="preserve">TORCHGWAS_DISABLE_NATIVE=1</w:t>
-      </w:r>
-      <w:r>
-        <w:t xml:space="preserve"> </w:t>
-      </w:r>
-      <w:r>
-        <w:t xml:space="preserve">falls through. The realistic-size benchmark (24 measured kernels) spans</w:t>
+        <w:t xml:space="preserve">The streaming contract is necessary but not sufficient: per-chunk work also has to be fast. TorchGWAS ships</w:t>
       </w:r>
       <w:r>
         <w:t xml:space="preserve"> </w:t>
@@ -7805,10 +7724,95 @@
           <w:b/>
           <w:bCs/>
         </w:rPr>
-        <w:t xml:space="preserve">1.0×–9,210.7× speedup with a median of 93.5×</w:t>
-      </w:r>
-      <w:r>
-        <w:t xml:space="preserve">: huge wins on LD blocks (Gabriel 9,211×, PELT 3,834×, Big-LD 2,277×), strong wins on PGS samplers (LDpred2 Gibbs 352×, PRS-CS 150×) and preprocessing (KNN 645×, polyploid HWE-DR 109×), down to launch-bound on already-fast kernels.</w:t>
+        <w:t xml:space="preserve">31 pybind11 C++ extensions</w:t>
+      </w:r>
+      <w:r>
+        <w:t xml:space="preserve"> </w:t>
+      </w:r>
+      <w:r>
+        <w:t xml:space="preserve">under</w:t>
+      </w:r>
+      <w:r>
+        <w:t xml:space="preserve"> </w:t>
+      </w:r>
+      <w:r>
+        <w:rPr>
+          <w:rStyle w:val="VerbatimChar"/>
+        </w:rPr>
+        <w:t xml:space="preserve">csrc/</w:t>
+      </w:r>
+      <w:r>
+        <w:t xml:space="preserve">, OpenMP-parallelised where it pays off. The extensions are</w:t>
+      </w:r>
+      <w:r>
+        <w:t xml:space="preserve"> </w:t>
+      </w:r>
+      <w:r>
+        <w:rPr>
+          <w:rStyle w:val="VerbatimChar"/>
+        </w:rPr>
+        <w:t xml:space="preserve">optional=True</w:t>
+      </w:r>
+      <w:r>
+        <w:t xml:space="preserve"> </w:t>
+      </w:r>
+      <w:r>
+        <w:t xml:space="preserve">in</w:t>
+      </w:r>
+      <w:r>
+        <w:t xml:space="preserve"> </w:t>
+      </w:r>
+      <w:r>
+        <w:rPr>
+          <w:rStyle w:val="VerbatimChar"/>
+        </w:rPr>
+        <w:t xml:space="preserve">setup.py</w:t>
+      </w:r>
+      <w:r>
+        <w:t xml:space="preserve">, so</w:t>
+      </w:r>
+      <w:r>
+        <w:t xml:space="preserve"> </w:t>
+      </w:r>
+      <w:r>
+        <w:rPr>
+          <w:rStyle w:val="VerbatimChar"/>
+        </w:rPr>
+        <w:t xml:space="preserve">pip install</w:t>
+      </w:r>
+      <w:r>
+        <w:t xml:space="preserve"> </w:t>
+      </w:r>
+      <w:r>
+        <w:t xml:space="preserve">succeeds without a C++ toolchain; the device-aware dispatcher routes each call to native if available, GPU if a dedicated CUDA kernel exists, else the pure-PyTorch reference. The Python body is preserved verbatim as the algorithmic specification, so</w:t>
+      </w:r>
+      <w:r>
+        <w:t xml:space="preserve"> </w:t>
+      </w:r>
+      <w:r>
+        <w:rPr>
+          <w:rStyle w:val="VerbatimChar"/>
+        </w:rPr>
+        <w:t xml:space="preserve">TORCHGWAS_DISABLE_NATIVE=1</w:t>
+      </w:r>
+      <w:r>
+        <w:t xml:space="preserve"> </w:t>
+      </w:r>
+      <w:r>
+        <w:t xml:space="preserve">falls through cleanly. The realistic-size benchmark spans</w:t>
+      </w:r>
+      <w:r>
+        <w:t xml:space="preserve"> </w:t>
+      </w:r>
+      <w:r>
+        <w:rPr>
+          <w:b/>
+          <w:bCs/>
+        </w:rPr>
+        <w:t xml:space="preserve">1.0×–20,183× with a median of ~100×</w:t>
+      </w:r>
+      <w:r>
+        <w:t xml:space="preserve">: top kernels include PCHT compat-pair (20,183×), Gabriel LD blocks (9,211×), mediation σ_u/σ_v (3,982×), TWAS quantile-norm (2,164×), KNN imputation (645×), LDpred2 Gibbs (352×). A complementary Python-side change caches the Cholesky factor of R across SuSiE-RSS IBSS iterations so each ELBO solve becomes O(p²) substitution — at p=2,000 the end-to-end fit_rss drops from 5.8s to 0.53s (11×).</w:t>
       </w:r>
     </w:p>
     <w:bookmarkEnd w:id="73"/>
